--- a/документация/документация.docx
+++ b/документация/документация.docx
@@ -12,6 +12,14 @@
           <w:szCs w:val="28"/>
         </w:rPr>
       </w:pPr>
+      <w:r>
+        <w:rPr>
+          <w:rFonts w:ascii="Times New Roman" w:hAnsi="Times New Roman" w:cs="Times New Roman"/>
+          <w:sz w:val="28"/>
+          <w:szCs w:val="28"/>
+        </w:rPr>
+        <w:t xml:space="preserve">1. </w:t>
+      </w:r>
       <w:r>
         <w:rPr>
           <w:rFonts w:ascii="Times New Roman" w:hAnsi="Times New Roman" w:cs="Times New Roman"/>
@@ -4555,25 +4563,6 @@
     <w:p>
       <w:pPr>
         <w:spacing w:after="0" w:line="360" w:lineRule="auto"/>
-        <w:jc w:val="center"/>
-        <w:rPr>
-          <w:rFonts w:ascii="Times New Roman" w:hAnsi="Times New Roman" w:cs="Times New Roman"/>
-          <w:sz w:val="28"/>
-          <w:szCs w:val="28"/>
-        </w:rPr>
-      </w:pPr>
-      <w:r>
-        <w:rPr>
-          <w:rFonts w:ascii="Times New Roman" w:hAnsi="Times New Roman" w:cs="Times New Roman"/>
-          <w:sz w:val="28"/>
-          <w:szCs w:val="28"/>
-        </w:rPr>
-        <w:t>Проектирование архитектуры</w:t>
-      </w:r>
-    </w:p>
-    <w:p>
-      <w:pPr>
-        <w:spacing w:after="0" w:line="360" w:lineRule="auto"/>
         <w:ind w:firstLine="709"/>
         <w:jc w:val="both"/>
         <w:rPr>
@@ -4794,6 +4783,14 @@
           <w:szCs w:val="28"/>
         </w:rPr>
       </w:pPr>
+      <w:r>
+        <w:rPr>
+          <w:rFonts w:ascii="Times New Roman" w:hAnsi="Times New Roman" w:cs="Times New Roman"/>
+          <w:sz w:val="28"/>
+          <w:szCs w:val="28"/>
+        </w:rPr>
+        <w:t xml:space="preserve">2. </w:t>
+      </w:r>
       <w:r>
         <w:rPr>
           <w:rFonts w:ascii="Times New Roman" w:hAnsi="Times New Roman" w:cs="Times New Roman"/>
@@ -5434,8 +5431,10 @@
       <w:r>
         <w:rPr>
           <w:rFonts w:ascii="Times New Roman" w:hAnsi="Times New Roman" w:cs="Times New Roman"/>
-          <w:sz w:val="28"/>
-          <w:szCs w:val="28"/>
+          <w:noProof/>
+          <w:sz w:val="28"/>
+          <w:szCs w:val="28"/>
+          <w:lang w:eastAsia="ru-RU"/>
         </w:rPr>
         <w:drawing>
           <wp:anchor distT="0" distB="0" distL="114300" distR="114300" simplePos="0" relativeHeight="251670528" behindDoc="0" locked="0" layoutInCell="1" allowOverlap="1" wp14:anchorId="525417B5" wp14:editId="7F1E6200">
@@ -5622,29 +5621,7 @@
                                 <w:sz w:val="28"/>
                                 <w:szCs w:val="28"/>
                               </w:rPr>
-                              <w:t>Рисунок 6</w:t>
-                            </w:r>
-                            <w:r>
-                              <w:rPr>
-                                <w:rFonts w:ascii="Times New Roman" w:hAnsi="Times New Roman" w:cs="Times New Roman"/>
-                                <w:i w:val="0"/>
-                                <w:iCs w:val="0"/>
-                                <w:color w:val="auto"/>
-                                <w:sz w:val="28"/>
-                                <w:szCs w:val="28"/>
-                              </w:rPr>
-                              <w:t xml:space="preserve"> –</w:t>
-                            </w:r>
-                            <w:r>
-                              <w:rPr>
-                                <w:rFonts w:ascii="Times New Roman" w:hAnsi="Times New Roman" w:cs="Times New Roman"/>
-                                <w:i w:val="0"/>
-                                <w:iCs w:val="0"/>
-                                <w:color w:val="auto"/>
-                                <w:sz w:val="28"/>
-                                <w:szCs w:val="28"/>
-                              </w:rPr>
-                              <w:t xml:space="preserve"> главный экран</w:t>
+                              <w:t>Рисунок 6 – главный экран</w:t>
                             </w:r>
                           </w:p>
                         </w:txbxContent>
@@ -5729,8 +5706,10 @@
       <w:r>
         <w:rPr>
           <w:rFonts w:ascii="Times New Roman" w:hAnsi="Times New Roman" w:cs="Times New Roman"/>
-          <w:sz w:val="28"/>
-          <w:szCs w:val="28"/>
+          <w:noProof/>
+          <w:sz w:val="28"/>
+          <w:szCs w:val="28"/>
+          <w:lang w:eastAsia="ru-RU"/>
         </w:rPr>
         <w:drawing>
           <wp:anchor distT="0" distB="0" distL="114300" distR="114300" simplePos="0" relativeHeight="251673600" behindDoc="0" locked="0" layoutInCell="1" allowOverlap="1" wp14:anchorId="51878EDB" wp14:editId="58803FF9">
@@ -5917,29 +5896,7 @@
                                 <w:sz w:val="28"/>
                                 <w:szCs w:val="28"/>
                               </w:rPr>
-                              <w:t>Рисунок 7</w:t>
-                            </w:r>
-                            <w:r>
-                              <w:rPr>
-                                <w:rFonts w:ascii="Times New Roman" w:hAnsi="Times New Roman" w:cs="Times New Roman"/>
-                                <w:i w:val="0"/>
-                                <w:iCs w:val="0"/>
-                                <w:color w:val="auto"/>
-                                <w:sz w:val="28"/>
-                                <w:szCs w:val="28"/>
-                              </w:rPr>
-                              <w:t xml:space="preserve"> –</w:t>
-                            </w:r>
-                            <w:r>
-                              <w:rPr>
-                                <w:rFonts w:ascii="Times New Roman" w:hAnsi="Times New Roman" w:cs="Times New Roman"/>
-                                <w:i w:val="0"/>
-                                <w:iCs w:val="0"/>
-                                <w:color w:val="auto"/>
-                                <w:sz w:val="28"/>
-                                <w:szCs w:val="28"/>
-                              </w:rPr>
-                              <w:t xml:space="preserve"> экран с неисправностями</w:t>
+                              <w:t>Рисунок 7 – экран с неисправностями</w:t>
                             </w:r>
                           </w:p>
                         </w:txbxContent>
@@ -6024,8 +5981,10 @@
       <w:r>
         <w:rPr>
           <w:rFonts w:ascii="Times New Roman" w:hAnsi="Times New Roman" w:cs="Times New Roman"/>
-          <w:sz w:val="28"/>
-          <w:szCs w:val="28"/>
+          <w:noProof/>
+          <w:sz w:val="28"/>
+          <w:szCs w:val="28"/>
+          <w:lang w:eastAsia="ru-RU"/>
         </w:rPr>
         <w:drawing>
           <wp:anchor distT="0" distB="0" distL="114300" distR="114300" simplePos="0" relativeHeight="251676672" behindDoc="0" locked="0" layoutInCell="1" allowOverlap="1" wp14:anchorId="117D8455" wp14:editId="174A5898">
@@ -6192,29 +6151,7 @@
                                 <w:sz w:val="28"/>
                                 <w:szCs w:val="28"/>
                               </w:rPr>
-                              <w:t>Рисунок 8</w:t>
-                            </w:r>
-                            <w:r>
-                              <w:rPr>
-                                <w:rFonts w:ascii="Times New Roman" w:hAnsi="Times New Roman" w:cs="Times New Roman"/>
-                                <w:i w:val="0"/>
-                                <w:iCs w:val="0"/>
-                                <w:color w:val="auto"/>
-                                <w:sz w:val="28"/>
-                                <w:szCs w:val="28"/>
-                              </w:rPr>
-                              <w:t xml:space="preserve"> –</w:t>
-                            </w:r>
-                            <w:r>
-                              <w:rPr>
-                                <w:rFonts w:ascii="Times New Roman" w:hAnsi="Times New Roman" w:cs="Times New Roman"/>
-                                <w:i w:val="0"/>
-                                <w:iCs w:val="0"/>
-                                <w:color w:val="auto"/>
-                                <w:sz w:val="28"/>
-                                <w:szCs w:val="28"/>
-                              </w:rPr>
-                              <w:t xml:space="preserve"> загрузка данных</w:t>
+                              <w:t>Рисунок 8 – загрузка данных</w:t>
                             </w:r>
                           </w:p>
                         </w:txbxContent>
@@ -6299,8 +6236,10 @@
       <w:r>
         <w:rPr>
           <w:rFonts w:ascii="Times New Roman" w:hAnsi="Times New Roman" w:cs="Times New Roman"/>
-          <w:sz w:val="28"/>
-          <w:szCs w:val="28"/>
+          <w:noProof/>
+          <w:sz w:val="28"/>
+          <w:szCs w:val="28"/>
+          <w:lang w:eastAsia="ru-RU"/>
         </w:rPr>
         <w:drawing>
           <wp:anchor distT="0" distB="0" distL="114300" distR="114300" simplePos="0" relativeHeight="251679744" behindDoc="0" locked="0" layoutInCell="1" allowOverlap="1" wp14:anchorId="55C7C3CA" wp14:editId="6BAEEE80">
@@ -6449,29 +6388,7 @@
                                 <w:sz w:val="28"/>
                                 <w:szCs w:val="28"/>
                               </w:rPr>
-                              <w:t>Рисунок 9</w:t>
-                            </w:r>
-                            <w:r>
-                              <w:rPr>
-                                <w:rFonts w:ascii="Times New Roman" w:hAnsi="Times New Roman" w:cs="Times New Roman"/>
-                                <w:i w:val="0"/>
-                                <w:iCs w:val="0"/>
-                                <w:color w:val="auto"/>
-                                <w:sz w:val="28"/>
-                                <w:szCs w:val="28"/>
-                              </w:rPr>
-                              <w:t xml:space="preserve"> –</w:t>
-                            </w:r>
-                            <w:r>
-                              <w:rPr>
-                                <w:rFonts w:ascii="Times New Roman" w:hAnsi="Times New Roman" w:cs="Times New Roman"/>
-                                <w:i w:val="0"/>
-                                <w:iCs w:val="0"/>
-                                <w:color w:val="auto"/>
-                                <w:sz w:val="28"/>
-                                <w:szCs w:val="28"/>
-                              </w:rPr>
-                              <w:t xml:space="preserve"> пустой список</w:t>
+                              <w:t>Рисунок 9 – пустой список</w:t>
                             </w:r>
                           </w:p>
                         </w:txbxContent>
@@ -6556,8 +6473,10 @@
       <w:r>
         <w:rPr>
           <w:rFonts w:ascii="Times New Roman" w:hAnsi="Times New Roman" w:cs="Times New Roman"/>
-          <w:sz w:val="28"/>
-          <w:szCs w:val="28"/>
+          <w:noProof/>
+          <w:sz w:val="28"/>
+          <w:szCs w:val="28"/>
+          <w:lang w:eastAsia="ru-RU"/>
         </w:rPr>
         <w:drawing>
           <wp:anchor distT="0" distB="0" distL="114300" distR="114300" simplePos="0" relativeHeight="251682816" behindDoc="0" locked="0" layoutInCell="1" allowOverlap="1" wp14:anchorId="18682317" wp14:editId="6E16DE8D">
@@ -6714,29 +6633,7 @@
                                 <w:sz w:val="28"/>
                                 <w:szCs w:val="28"/>
                               </w:rPr>
-                              <w:t>Рисунок 10</w:t>
-                            </w:r>
-                            <w:r>
-                              <w:rPr>
-                                <w:rFonts w:ascii="Times New Roman" w:hAnsi="Times New Roman" w:cs="Times New Roman"/>
-                                <w:i w:val="0"/>
-                                <w:iCs w:val="0"/>
-                                <w:color w:val="auto"/>
-                                <w:sz w:val="28"/>
-                                <w:szCs w:val="28"/>
-                              </w:rPr>
-                              <w:t xml:space="preserve"> –</w:t>
-                            </w:r>
-                            <w:r>
-                              <w:rPr>
-                                <w:rFonts w:ascii="Times New Roman" w:hAnsi="Times New Roman" w:cs="Times New Roman"/>
-                                <w:i w:val="0"/>
-                                <w:iCs w:val="0"/>
-                                <w:color w:val="auto"/>
-                                <w:sz w:val="28"/>
-                                <w:szCs w:val="28"/>
-                              </w:rPr>
-                              <w:t xml:space="preserve"> экран ошибки сервера</w:t>
+                              <w:t>Рисунок 10 – экран ошибки сервера</w:t>
                             </w:r>
                           </w:p>
                         </w:txbxContent>
@@ -6821,8 +6718,10 @@
       <w:r>
         <w:rPr>
           <w:rFonts w:ascii="Times New Roman" w:hAnsi="Times New Roman" w:cs="Times New Roman"/>
-          <w:sz w:val="28"/>
-          <w:szCs w:val="28"/>
+          <w:noProof/>
+          <w:sz w:val="28"/>
+          <w:szCs w:val="28"/>
+          <w:lang w:eastAsia="ru-RU"/>
         </w:rPr>
         <w:drawing>
           <wp:anchor distT="0" distB="0" distL="114300" distR="114300" simplePos="0" relativeHeight="251685888" behindDoc="0" locked="0" layoutInCell="1" allowOverlap="1" wp14:anchorId="2254012D" wp14:editId="0BBDEF6C">
@@ -6969,29 +6868,7 @@
                                 <w:sz w:val="28"/>
                                 <w:szCs w:val="28"/>
                               </w:rPr>
-                              <w:t>Рисунок 11</w:t>
-                            </w:r>
-                            <w:r>
-                              <w:rPr>
-                                <w:rFonts w:ascii="Times New Roman" w:hAnsi="Times New Roman" w:cs="Times New Roman"/>
-                                <w:i w:val="0"/>
-                                <w:iCs w:val="0"/>
-                                <w:color w:val="auto"/>
-                                <w:sz w:val="28"/>
-                                <w:szCs w:val="28"/>
-                              </w:rPr>
-                              <w:t xml:space="preserve"> –</w:t>
-                            </w:r>
-                            <w:r>
-                              <w:rPr>
-                                <w:rFonts w:ascii="Times New Roman" w:hAnsi="Times New Roman" w:cs="Times New Roman"/>
-                                <w:i w:val="0"/>
-                                <w:iCs w:val="0"/>
-                                <w:color w:val="auto"/>
-                                <w:sz w:val="28"/>
-                                <w:szCs w:val="28"/>
-                              </w:rPr>
-                              <w:t xml:space="preserve"> при отсутствии интернета</w:t>
+                              <w:t>Рисунок 11 – при отсутствии интернета</w:t>
                             </w:r>
                           </w:p>
                         </w:txbxContent>
@@ -7076,8 +6953,10 @@
       <w:r>
         <w:rPr>
           <w:rFonts w:ascii="Times New Roman" w:hAnsi="Times New Roman" w:cs="Times New Roman"/>
-          <w:sz w:val="28"/>
-          <w:szCs w:val="28"/>
+          <w:noProof/>
+          <w:sz w:val="28"/>
+          <w:szCs w:val="28"/>
+          <w:lang w:eastAsia="ru-RU"/>
         </w:rPr>
         <w:drawing>
           <wp:anchor distT="0" distB="0" distL="114300" distR="114300" simplePos="0" relativeHeight="251688960" behindDoc="0" locked="0" layoutInCell="1" allowOverlap="1" wp14:anchorId="681AAC8E" wp14:editId="625ABBFE">
@@ -7262,29 +7141,7 @@
                                 <w:sz w:val="28"/>
                                 <w:szCs w:val="28"/>
                               </w:rPr>
-                              <w:t>Рисунок 12</w:t>
-                            </w:r>
-                            <w:r>
-                              <w:rPr>
-                                <w:rFonts w:ascii="Times New Roman" w:hAnsi="Times New Roman" w:cs="Times New Roman"/>
-                                <w:i w:val="0"/>
-                                <w:iCs w:val="0"/>
-                                <w:color w:val="auto"/>
-                                <w:sz w:val="28"/>
-                                <w:szCs w:val="28"/>
-                              </w:rPr>
-                              <w:t xml:space="preserve"> –</w:t>
-                            </w:r>
-                            <w:r>
-                              <w:rPr>
-                                <w:rFonts w:ascii="Times New Roman" w:hAnsi="Times New Roman" w:cs="Times New Roman"/>
-                                <w:i w:val="0"/>
-                                <w:iCs w:val="0"/>
-                                <w:color w:val="auto"/>
-                                <w:sz w:val="28"/>
-                                <w:szCs w:val="28"/>
-                              </w:rPr>
-                              <w:t xml:space="preserve"> экран смены осмотра</w:t>
+                              <w:t>Рисунок 12 – экран смены осмотра</w:t>
                             </w:r>
                           </w:p>
                         </w:txbxContent>
@@ -7369,8 +7226,10 @@
       <w:r>
         <w:rPr>
           <w:rFonts w:ascii="Times New Roman" w:hAnsi="Times New Roman" w:cs="Times New Roman"/>
-          <w:sz w:val="28"/>
-          <w:szCs w:val="28"/>
+          <w:noProof/>
+          <w:sz w:val="28"/>
+          <w:szCs w:val="28"/>
+          <w:lang w:eastAsia="ru-RU"/>
         </w:rPr>
         <w:drawing>
           <wp:anchor distT="0" distB="0" distL="114300" distR="114300" simplePos="0" relativeHeight="251692032" behindDoc="0" locked="0" layoutInCell="1" allowOverlap="1" wp14:anchorId="008A8CC2" wp14:editId="5E46AA58">
@@ -7519,29 +7378,7 @@
                                 <w:sz w:val="28"/>
                                 <w:szCs w:val="28"/>
                               </w:rPr>
-                              <w:t>Рисунок 13</w:t>
-                            </w:r>
-                            <w:r>
-                              <w:rPr>
-                                <w:rFonts w:ascii="Times New Roman" w:hAnsi="Times New Roman" w:cs="Times New Roman"/>
-                                <w:i w:val="0"/>
-                                <w:iCs w:val="0"/>
-                                <w:color w:val="auto"/>
-                                <w:sz w:val="28"/>
-                                <w:szCs w:val="28"/>
-                              </w:rPr>
-                              <w:t xml:space="preserve"> – </w:t>
-                            </w:r>
-                            <w:r>
-                              <w:rPr>
-                                <w:rFonts w:ascii="Times New Roman" w:hAnsi="Times New Roman" w:cs="Times New Roman"/>
-                                <w:i w:val="0"/>
-                                <w:iCs w:val="0"/>
-                                <w:color w:val="auto"/>
-                                <w:sz w:val="28"/>
-                                <w:szCs w:val="28"/>
-                              </w:rPr>
-                              <w:t>экран неисправности</w:t>
+                              <w:t>Рисунок 13 – экран неисправности</w:t>
                             </w:r>
                           </w:p>
                         </w:txbxContent>
@@ -7626,8 +7463,10 @@
       <w:r>
         <w:rPr>
           <w:rFonts w:ascii="Times New Roman" w:hAnsi="Times New Roman" w:cs="Times New Roman"/>
-          <w:sz w:val="28"/>
-          <w:szCs w:val="28"/>
+          <w:noProof/>
+          <w:sz w:val="28"/>
+          <w:szCs w:val="28"/>
+          <w:lang w:eastAsia="ru-RU"/>
         </w:rPr>
         <w:drawing>
           <wp:anchor distT="0" distB="0" distL="114300" distR="114300" simplePos="0" relativeHeight="251695104" behindDoc="0" locked="0" layoutInCell="1" allowOverlap="1" wp14:anchorId="1F89DD40" wp14:editId="06F99D78">
@@ -7744,8 +7583,10 @@
       <w:r>
         <w:rPr>
           <w:rFonts w:ascii="Times New Roman" w:hAnsi="Times New Roman" w:cs="Times New Roman"/>
-          <w:sz w:val="28"/>
-          <w:szCs w:val="28"/>
+          <w:noProof/>
+          <w:sz w:val="28"/>
+          <w:szCs w:val="28"/>
+          <w:lang w:eastAsia="ru-RU"/>
         </w:rPr>
         <w:lastRenderedPageBreak/>
         <w:drawing>
@@ -7875,29 +7716,7 @@
                                 <w:sz w:val="28"/>
                                 <w:szCs w:val="28"/>
                               </w:rPr>
-                              <w:t>Рисунок 14</w:t>
-                            </w:r>
-                            <w:r>
-                              <w:rPr>
-                                <w:rFonts w:ascii="Times New Roman" w:hAnsi="Times New Roman" w:cs="Times New Roman"/>
-                                <w:i w:val="0"/>
-                                <w:iCs w:val="0"/>
-                                <w:color w:val="auto"/>
-                                <w:sz w:val="28"/>
-                                <w:szCs w:val="28"/>
-                              </w:rPr>
-                              <w:t xml:space="preserve"> – </w:t>
-                            </w:r>
-                            <w:r>
-                              <w:rPr>
-                                <w:rFonts w:ascii="Times New Roman" w:hAnsi="Times New Roman" w:cs="Times New Roman"/>
-                                <w:i w:val="0"/>
-                                <w:iCs w:val="0"/>
-                                <w:color w:val="auto"/>
-                                <w:sz w:val="28"/>
-                                <w:szCs w:val="28"/>
-                              </w:rPr>
-                              <w:t>создание неисправности с ошибкой</w:t>
+                              <w:t>Рисунок 14 – создание неисправности с ошибкой</w:t>
                             </w:r>
                           </w:p>
                         </w:txbxContent>
@@ -8060,29 +7879,7 @@
                                 <w:sz w:val="28"/>
                                 <w:szCs w:val="28"/>
                               </w:rPr>
-                              <w:t>Рисунок 15</w:t>
-                            </w:r>
-                            <w:r>
-                              <w:rPr>
-                                <w:rFonts w:ascii="Times New Roman" w:hAnsi="Times New Roman" w:cs="Times New Roman"/>
-                                <w:i w:val="0"/>
-                                <w:iCs w:val="0"/>
-                                <w:color w:val="auto"/>
-                                <w:sz w:val="28"/>
-                                <w:szCs w:val="28"/>
-                              </w:rPr>
-                              <w:t xml:space="preserve"> – </w:t>
-                            </w:r>
-                            <w:r>
-                              <w:rPr>
-                                <w:rFonts w:ascii="Times New Roman" w:hAnsi="Times New Roman" w:cs="Times New Roman"/>
-                                <w:i w:val="0"/>
-                                <w:iCs w:val="0"/>
-                                <w:color w:val="auto"/>
-                                <w:sz w:val="28"/>
-                                <w:szCs w:val="28"/>
-                              </w:rPr>
-                              <w:t>запрос на доступ к камере</w:t>
+                              <w:t>Рисунок 15 – запрос на доступ к камере</w:t>
                             </w:r>
                           </w:p>
                         </w:txbxContent>
@@ -8167,8 +7964,10 @@
       <w:r>
         <w:rPr>
           <w:rFonts w:ascii="Times New Roman" w:hAnsi="Times New Roman" w:cs="Times New Roman"/>
-          <w:sz w:val="28"/>
-          <w:szCs w:val="28"/>
+          <w:noProof/>
+          <w:sz w:val="28"/>
+          <w:szCs w:val="28"/>
+          <w:lang w:eastAsia="ru-RU"/>
         </w:rPr>
         <w:drawing>
           <wp:anchor distT="0" distB="0" distL="114300" distR="114300" simplePos="0" relativeHeight="251701248" behindDoc="0" locked="0" layoutInCell="1" allowOverlap="1" wp14:anchorId="1CAA3441" wp14:editId="48A36A85">
@@ -8247,8 +8046,6 @@
           <w:szCs w:val="28"/>
         </w:rPr>
       </w:pPr>
-      <w:bookmarkStart w:id="0" w:name="_GoBack"/>
-      <w:bookmarkEnd w:id="0"/>
       <w:r>
         <w:rPr>
           <w:noProof/>
@@ -8313,29 +8110,7 @@
                                 <w:sz w:val="28"/>
                                 <w:szCs w:val="28"/>
                               </w:rPr>
-                              <w:t>Рисунок 16</w:t>
-                            </w:r>
-                            <w:r>
-                              <w:rPr>
-                                <w:rFonts w:ascii="Times New Roman" w:hAnsi="Times New Roman" w:cs="Times New Roman"/>
-                                <w:i w:val="0"/>
-                                <w:iCs w:val="0"/>
-                                <w:color w:val="auto"/>
-                                <w:sz w:val="28"/>
-                                <w:szCs w:val="28"/>
-                              </w:rPr>
-                              <w:t xml:space="preserve"> – </w:t>
-                            </w:r>
-                            <w:r>
-                              <w:rPr>
-                                <w:rFonts w:ascii="Times New Roman" w:hAnsi="Times New Roman" w:cs="Times New Roman"/>
-                                <w:i w:val="0"/>
-                                <w:iCs w:val="0"/>
-                                <w:color w:val="auto"/>
-                                <w:sz w:val="28"/>
-                                <w:szCs w:val="28"/>
-                              </w:rPr>
-                              <w:t xml:space="preserve">экран с напоминанием об </w:t>
+                              <w:t xml:space="preserve">Рисунок 16 – экран с напоминанием об </w:t>
                             </w:r>
                             <w:proofErr w:type="spellStart"/>
                             <w:r>
@@ -8468,8 +8243,10 @@
       <w:r>
         <w:rPr>
           <w:rFonts w:ascii="Times New Roman" w:hAnsi="Times New Roman" w:cs="Times New Roman"/>
-          <w:sz w:val="28"/>
-          <w:szCs w:val="28"/>
+          <w:noProof/>
+          <w:sz w:val="28"/>
+          <w:szCs w:val="28"/>
+          <w:lang w:eastAsia="ru-RU"/>
         </w:rPr>
         <w:drawing>
           <wp:anchor distT="0" distB="0" distL="114300" distR="114300" simplePos="0" relativeHeight="251704320" behindDoc="0" locked="0" layoutInCell="1" allowOverlap="1" wp14:anchorId="52716984" wp14:editId="63E9DB05">
@@ -8514,6 +8291,264 @@
                     <a:prstGeom prst="rect">
                       <a:avLst/>
                     </a:prstGeom>
+                  </pic:spPr>
+                </pic:pic>
+              </a:graphicData>
+            </a:graphic>
+            <wp14:sizeRelH relativeFrom="page">
+              <wp14:pctWidth>0</wp14:pctWidth>
+            </wp14:sizeRelH>
+            <wp14:sizeRelV relativeFrom="page">
+              <wp14:pctHeight>0</wp14:pctHeight>
+            </wp14:sizeRelV>
+          </wp:anchor>
+        </w:drawing>
+      </w:r>
+    </w:p>
+    <w:p>
+      <w:pPr>
+        <w:tabs>
+          <w:tab w:val="center" w:pos="4677"/>
+          <w:tab w:val="left" w:pos="8400"/>
+        </w:tabs>
+        <w:rPr>
+          <w:rFonts w:ascii="Times New Roman" w:hAnsi="Times New Roman" w:cs="Times New Roman"/>
+          <w:sz w:val="28"/>
+          <w:szCs w:val="28"/>
+        </w:rPr>
+      </w:pPr>
+      <w:bookmarkStart w:id="0" w:name="_GoBack"/>
+      <w:bookmarkEnd w:id="0"/>
+      <w:r>
+        <w:rPr>
+          <w:noProof/>
+          <w:lang w:eastAsia="ru-RU"/>
+        </w:rPr>
+        <w:lastRenderedPageBreak/>
+        <mc:AlternateContent>
+          <mc:Choice Requires="wps">
+            <w:drawing>
+              <wp:anchor distT="0" distB="0" distL="114300" distR="114300" simplePos="0" relativeHeight="251709440" behindDoc="0" locked="0" layoutInCell="1" allowOverlap="1" wp14:anchorId="090CCEF4" wp14:editId="4B6C0FB3">
+                <wp:simplePos x="0" y="0"/>
+                <wp:positionH relativeFrom="margin">
+                  <wp:align>center</wp:align>
+                </wp:positionH>
+                <wp:positionV relativeFrom="paragraph">
+                  <wp:posOffset>4042410</wp:posOffset>
+                </wp:positionV>
+                <wp:extent cx="3375660" cy="331470"/>
+                <wp:effectExtent l="0" t="0" r="0" b="0"/>
+                <wp:wrapTopAndBottom/>
+                <wp:docPr id="28" name="Надпись 28"/>
+                <wp:cNvGraphicFramePr/>
+                <a:graphic xmlns:a="http://schemas.openxmlformats.org/drawingml/2006/main">
+                  <a:graphicData uri="http://schemas.microsoft.com/office/word/2010/wordprocessingShape">
+                    <wps:wsp>
+                      <wps:cNvSpPr txBox="1"/>
+                      <wps:spPr>
+                        <a:xfrm>
+                          <a:off x="0" y="0"/>
+                          <a:ext cx="3375660" cy="331470"/>
+                        </a:xfrm>
+                        <a:prstGeom prst="rect">
+                          <a:avLst/>
+                        </a:prstGeom>
+                        <a:solidFill>
+                          <a:prstClr val="white"/>
+                        </a:solidFill>
+                        <a:ln>
+                          <a:noFill/>
+                        </a:ln>
+                      </wps:spPr>
+                      <wps:txbx>
+                        <w:txbxContent>
+                          <w:p>
+                            <w:pPr>
+                              <w:pStyle w:val="a5"/>
+                              <w:rPr>
+                                <w:rFonts w:ascii="Times New Roman" w:hAnsi="Times New Roman" w:cs="Times New Roman"/>
+                                <w:i w:val="0"/>
+                                <w:iCs w:val="0"/>
+                                <w:color w:val="auto"/>
+                                <w:sz w:val="28"/>
+                                <w:szCs w:val="28"/>
+                              </w:rPr>
+                            </w:pPr>
+                            <w:r>
+                              <w:rPr>
+                                <w:rFonts w:ascii="Times New Roman" w:hAnsi="Times New Roman" w:cs="Times New Roman"/>
+                                <w:i w:val="0"/>
+                                <w:iCs w:val="0"/>
+                                <w:color w:val="auto"/>
+                                <w:sz w:val="28"/>
+                                <w:szCs w:val="28"/>
+                              </w:rPr>
+                              <w:t>Рисунок 17</w:t>
+                            </w:r>
+                            <w:r>
+                              <w:rPr>
+                                <w:rFonts w:ascii="Times New Roman" w:hAnsi="Times New Roman" w:cs="Times New Roman"/>
+                                <w:i w:val="0"/>
+                                <w:iCs w:val="0"/>
+                                <w:color w:val="auto"/>
+                                <w:sz w:val="28"/>
+                                <w:szCs w:val="28"/>
+                              </w:rPr>
+                              <w:t xml:space="preserve"> – </w:t>
+                            </w:r>
+                            <w:r>
+                              <w:rPr>
+                                <w:rFonts w:ascii="Times New Roman" w:hAnsi="Times New Roman" w:cs="Times New Roman"/>
+                                <w:i w:val="0"/>
+                                <w:iCs w:val="0"/>
+                                <w:color w:val="auto"/>
+                                <w:sz w:val="28"/>
+                                <w:szCs w:val="28"/>
+                              </w:rPr>
+                              <w:t>интерактивный макет и карта</w:t>
+                            </w:r>
+                          </w:p>
+                        </w:txbxContent>
+                      </wps:txbx>
+                      <wps:bodyPr rot="0" spcFirstLastPara="0" vertOverflow="overflow" horzOverflow="overflow" vert="horz" wrap="square" lIns="0" tIns="0" rIns="0" bIns="0" numCol="1" spcCol="0" rtlCol="0" fromWordArt="0" anchor="t" anchorCtr="0" forceAA="0" compatLnSpc="1">
+                        <a:prstTxWarp prst="textNoShape">
+                          <a:avLst/>
+                        </a:prstTxWarp>
+                        <a:noAutofit/>
+                      </wps:bodyPr>
+                    </wps:wsp>
+                  </a:graphicData>
+                </a:graphic>
+                <wp14:sizeRelH relativeFrom="margin">
+                  <wp14:pctWidth>0</wp14:pctWidth>
+                </wp14:sizeRelH>
+                <wp14:sizeRelV relativeFrom="page">
+                  <wp14:pctHeight>0</wp14:pctHeight>
+                </wp14:sizeRelV>
+              </wp:anchor>
+            </w:drawing>
+          </mc:Choice>
+          <mc:Fallback>
+            <w:pict>
+              <v:shapetype w14:anchorId="090CCEF4" id="_x0000_t202" coordsize="21600,21600" o:spt="202" path="m,l,21600r21600,l21600,xe">
+                <v:stroke joinstyle="miter"/>
+                <v:path gradientshapeok="t" o:connecttype="rect"/>
+              </v:shapetype>
+              <v:shape id="Надпись 28" o:spid="_x0000_s1042" type="#_x0000_t202" style="position:absolute;margin-left:0;margin-top:318.3pt;width:265.8pt;height:26.1pt;z-index:251709440;visibility:visible;mso-wrap-style:square;mso-width-percent:0;mso-height-percent:0;mso-wrap-distance-left:9pt;mso-wrap-distance-top:0;mso-wrap-distance-right:9pt;mso-wrap-distance-bottom:0;mso-position-horizontal:center;mso-position-horizontal-relative:margin;mso-position-vertical:absolute;mso-position-vertical-relative:text;mso-width-percent:0;mso-height-percent:0;mso-width-relative:margin;mso-height-relative:page;v-text-anchor:top" o:gfxdata="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" stroked="f">
+                <v:textbox inset="0,0,0,0">
+                  <w:txbxContent>
+                    <w:p>
+                      <w:pPr>
+                        <w:pStyle w:val="a5"/>
+                        <w:rPr>
+                          <w:rFonts w:ascii="Times New Roman" w:hAnsi="Times New Roman" w:cs="Times New Roman"/>
+                          <w:i w:val="0"/>
+                          <w:iCs w:val="0"/>
+                          <w:color w:val="auto"/>
+                          <w:sz w:val="28"/>
+                          <w:szCs w:val="28"/>
+                        </w:rPr>
+                      </w:pPr>
+                      <w:r>
+                        <w:rPr>
+                          <w:rFonts w:ascii="Times New Roman" w:hAnsi="Times New Roman" w:cs="Times New Roman"/>
+                          <w:i w:val="0"/>
+                          <w:iCs w:val="0"/>
+                          <w:color w:val="auto"/>
+                          <w:sz w:val="28"/>
+                          <w:szCs w:val="28"/>
+                        </w:rPr>
+                        <w:t>Рисунок 17</w:t>
+                      </w:r>
+                      <w:r>
+                        <w:rPr>
+                          <w:rFonts w:ascii="Times New Roman" w:hAnsi="Times New Roman" w:cs="Times New Roman"/>
+                          <w:i w:val="0"/>
+                          <w:iCs w:val="0"/>
+                          <w:color w:val="auto"/>
+                          <w:sz w:val="28"/>
+                          <w:szCs w:val="28"/>
+                        </w:rPr>
+                        <w:t xml:space="preserve"> – </w:t>
+                      </w:r>
+                      <w:r>
+                        <w:rPr>
+                          <w:rFonts w:ascii="Times New Roman" w:hAnsi="Times New Roman" w:cs="Times New Roman"/>
+                          <w:i w:val="0"/>
+                          <w:iCs w:val="0"/>
+                          <w:color w:val="auto"/>
+                          <w:sz w:val="28"/>
+                          <w:szCs w:val="28"/>
+                        </w:rPr>
+                        <w:t>интерактивный макет и карта</w:t>
+                      </w:r>
+                    </w:p>
+                  </w:txbxContent>
+                </v:textbox>
+                <w10:wrap type="topAndBottom" anchorx="margin"/>
+              </v:shape>
+            </w:pict>
+          </mc:Fallback>
+        </mc:AlternateContent>
+      </w:r>
+      <w:r>
+        <w:rPr>
+          <w:rFonts w:ascii="Times New Roman" w:hAnsi="Times New Roman" w:cs="Times New Roman"/>
+          <w:noProof/>
+          <w:sz w:val="28"/>
+          <w:szCs w:val="28"/>
+          <w:lang w:eastAsia="ru-RU"/>
+        </w:rPr>
+        <w:drawing>
+          <wp:anchor distT="0" distB="0" distL="114300" distR="114300" simplePos="0" relativeHeight="251707392" behindDoc="0" locked="0" layoutInCell="1" allowOverlap="1">
+            <wp:simplePos x="0" y="0"/>
+            <wp:positionH relativeFrom="margin">
+              <wp:align>center</wp:align>
+            </wp:positionH>
+            <wp:positionV relativeFrom="paragraph">
+              <wp:posOffset>0</wp:posOffset>
+            </wp:positionV>
+            <wp:extent cx="3451860" cy="4011930"/>
+            <wp:effectExtent l="0" t="0" r="0" b="7620"/>
+            <wp:wrapTopAndBottom/>
+            <wp:docPr id="23" name="Рисунок 23"/>
+            <wp:cNvGraphicFramePr>
+              <a:graphicFrameLocks xmlns:a="http://schemas.openxmlformats.org/drawingml/2006/main" noChangeAspect="1"/>
+            </wp:cNvGraphicFramePr>
+            <a:graphic xmlns:a="http://schemas.openxmlformats.org/drawingml/2006/main">
+              <a:graphicData uri="http://schemas.openxmlformats.org/drawingml/2006/picture">
+                <pic:pic xmlns:pic="http://schemas.openxmlformats.org/drawingml/2006/picture">
+                  <pic:nvPicPr>
+                    <pic:cNvPr id="23" name="фигма.png"/>
+                    <pic:cNvPicPr/>
+                  </pic:nvPicPr>
+                  <pic:blipFill rotWithShape="1">
+                    <a:blip r:embed="rId23">
+                      <a:extLst>
+                        <a:ext uri="{28A0092B-C50C-407E-A947-70E740481C1C}">
+                          <a14:useLocalDpi xmlns:a14="http://schemas.microsoft.com/office/drawing/2010/main" val="0"/>
+                        </a:ext>
+                      </a:extLst>
+                    </a:blip>
+                    <a:srcRect r="41892"/>
+                    <a:stretch/>
+                  </pic:blipFill>
+                  <pic:spPr bwMode="auto">
+                    <a:xfrm>
+                      <a:off x="0" y="0"/>
+                      <a:ext cx="3451860" cy="4011930"/>
+                    </a:xfrm>
+                    <a:prstGeom prst="rect">
+                      <a:avLst/>
+                    </a:prstGeom>
+                    <a:ln>
+                      <a:noFill/>
+                    </a:ln>
+                    <a:extLst>
+                      <a:ext uri="{53640926-AAD7-44D8-BBD7-CCE9431645EC}">
+                        <a14:shadowObscured xmlns:a14="http://schemas.microsoft.com/office/drawing/2010/main"/>
+                      </a:ext>
+                    </a:extLst>
                   </pic:spPr>
                 </pic:pic>
               </a:graphicData>

--- a/документация/документация.docx
+++ b/документация/документация.docx
@@ -178,7 +178,6 @@
               </w:rPr>
               <w:t xml:space="preserve">Сущности, классы, </w:t>
             </w:r>
-            <w:proofErr w:type="spellStart"/>
             <w:r>
               <w:rPr>
                 <w:rFonts w:ascii="Times New Roman" w:hAnsi="Times New Roman" w:cs="Times New Roman"/>
@@ -188,32 +187,13 @@
               </w:rPr>
               <w:t>enum</w:t>
             </w:r>
-            <w:proofErr w:type="spellEnd"/>
-            <w:r>
-              <w:rPr>
-                <w:rFonts w:ascii="Times New Roman" w:hAnsi="Times New Roman" w:cs="Times New Roman"/>
-                <w:sz w:val="24"/>
-                <w:szCs w:val="24"/>
-              </w:rPr>
-              <w:t xml:space="preserve">, интерфейсы </w:t>
-            </w:r>
-            <w:proofErr w:type="spellStart"/>
-            <w:r>
-              <w:rPr>
-                <w:rFonts w:ascii="Times New Roman" w:hAnsi="Times New Roman" w:cs="Times New Roman"/>
-                <w:sz w:val="24"/>
-                <w:szCs w:val="24"/>
-              </w:rPr>
-              <w:t>репозиториев</w:t>
-            </w:r>
-            <w:proofErr w:type="spellEnd"/>
-            <w:r>
-              <w:rPr>
-                <w:rFonts w:ascii="Times New Roman" w:hAnsi="Times New Roman" w:cs="Times New Roman"/>
-                <w:sz w:val="24"/>
-                <w:szCs w:val="24"/>
-              </w:rPr>
-              <w:t xml:space="preserve">, </w:t>
+            <w:r>
+              <w:rPr>
+                <w:rFonts w:ascii="Times New Roman" w:hAnsi="Times New Roman" w:cs="Times New Roman"/>
+                <w:sz w:val="24"/>
+                <w:szCs w:val="24"/>
+              </w:rPr>
+              <w:t xml:space="preserve">, интерфейсы репозиториев, </w:t>
             </w:r>
             <w:r>
               <w:rPr>
@@ -271,25 +251,7 @@
                 <w:sz w:val="24"/>
                 <w:szCs w:val="24"/>
               </w:rPr>
-              <w:t xml:space="preserve">Только </w:t>
-            </w:r>
-            <w:proofErr w:type="spellStart"/>
-            <w:r>
-              <w:rPr>
-                <w:rFonts w:ascii="Times New Roman" w:hAnsi="Times New Roman" w:cs="Times New Roman"/>
-                <w:sz w:val="24"/>
-                <w:szCs w:val="24"/>
-              </w:rPr>
-              <w:t>котлин</w:t>
-            </w:r>
-            <w:proofErr w:type="spellEnd"/>
-            <w:r>
-              <w:rPr>
-                <w:rFonts w:ascii="Times New Roman" w:hAnsi="Times New Roman" w:cs="Times New Roman"/>
-                <w:sz w:val="24"/>
-                <w:szCs w:val="24"/>
-              </w:rPr>
-              <w:t xml:space="preserve"> (</w:t>
+              <w:t>Только котлин (</w:t>
             </w:r>
             <w:r>
               <w:rPr>
@@ -368,7 +330,6 @@
               </w:rPr>
               <w:t xml:space="preserve"> </w:t>
             </w:r>
-            <w:proofErr w:type="spellStart"/>
             <w:r>
               <w:rPr>
                 <w:rFonts w:ascii="Times New Roman" w:hAnsi="Times New Roman" w:cs="Times New Roman"/>
@@ -377,7 +338,6 @@
               </w:rPr>
               <w:t>репозиториев</w:t>
             </w:r>
-            <w:proofErr w:type="spellEnd"/>
             <w:r>
               <w:rPr>
                 <w:rFonts w:ascii="Times New Roman" w:hAnsi="Times New Roman" w:cs="Times New Roman"/>
@@ -385,29 +345,8 @@
                 <w:szCs w:val="24"/>
                 <w:lang w:val="en-US"/>
               </w:rPr>
-              <w:t xml:space="preserve">, API (Retrofit), Room, </w:t>
-            </w:r>
-            <w:proofErr w:type="spellStart"/>
-            <w:r>
-              <w:rPr>
-                <w:rFonts w:ascii="Times New Roman" w:hAnsi="Times New Roman" w:cs="Times New Roman"/>
-                <w:sz w:val="24"/>
-                <w:szCs w:val="24"/>
-                <w:lang w:val="en-US"/>
-              </w:rPr>
-              <w:t>DataStore</w:t>
-            </w:r>
-            <w:proofErr w:type="spellEnd"/>
-            <w:r>
-              <w:rPr>
-                <w:rFonts w:ascii="Times New Roman" w:hAnsi="Times New Roman" w:cs="Times New Roman"/>
-                <w:sz w:val="24"/>
-                <w:szCs w:val="24"/>
-                <w:lang w:val="en-US"/>
-              </w:rPr>
-              <w:t xml:space="preserve">, DTO, </w:t>
-            </w:r>
-            <w:proofErr w:type="spellStart"/>
+              <w:t xml:space="preserve">, API (Retrofit), Room, DataStore, DTO, </w:t>
+            </w:r>
             <w:r>
               <w:rPr>
                 <w:rFonts w:ascii="Times New Roman" w:hAnsi="Times New Roman" w:cs="Times New Roman"/>
@@ -416,7 +355,6 @@
               </w:rPr>
               <w:t>мапперы</w:t>
             </w:r>
-            <w:proofErr w:type="spellEnd"/>
           </w:p>
         </w:tc>
         <w:tc>
@@ -447,25 +385,7 @@
                 <w:sz w:val="24"/>
                 <w:szCs w:val="24"/>
               </w:rPr>
-              <w:t xml:space="preserve">, который реализует его интерфейсы; сетевые и </w:t>
-            </w:r>
-            <w:proofErr w:type="spellStart"/>
-            <w:r>
-              <w:rPr>
-                <w:rFonts w:ascii="Times New Roman" w:hAnsi="Times New Roman" w:cs="Times New Roman"/>
-                <w:sz w:val="24"/>
-                <w:szCs w:val="24"/>
-              </w:rPr>
-              <w:t>бд</w:t>
-            </w:r>
-            <w:proofErr w:type="spellEnd"/>
-            <w:r>
-              <w:rPr>
-                <w:rFonts w:ascii="Times New Roman" w:hAnsi="Times New Roman" w:cs="Times New Roman"/>
-                <w:sz w:val="24"/>
-                <w:szCs w:val="24"/>
-              </w:rPr>
-              <w:t xml:space="preserve"> библиотеки</w:t>
+              <w:t>, который реализует его интерфейсы; сетевые и бд библиотеки</w:t>
             </w:r>
           </w:p>
         </w:tc>
@@ -517,7 +437,6 @@
               </w:rPr>
               <w:t xml:space="preserve">Экраны, </w:t>
             </w:r>
-            <w:proofErr w:type="spellStart"/>
             <w:r>
               <w:rPr>
                 <w:rFonts w:ascii="Times New Roman" w:hAnsi="Times New Roman" w:cs="Times New Roman"/>
@@ -525,37 +444,7 @@
                 <w:szCs w:val="24"/>
                 <w:lang w:val="en-US"/>
               </w:rPr>
-              <w:t>ViewModel</w:t>
-            </w:r>
-            <w:proofErr w:type="spellEnd"/>
-            <w:r>
-              <w:rPr>
-                <w:rFonts w:ascii="Times New Roman" w:hAnsi="Times New Roman" w:cs="Times New Roman"/>
-                <w:sz w:val="24"/>
-                <w:szCs w:val="24"/>
-                <w:lang w:val="en-US"/>
-              </w:rPr>
-              <w:t xml:space="preserve">, </w:t>
-            </w:r>
-            <w:proofErr w:type="spellStart"/>
-            <w:r>
-              <w:rPr>
-                <w:rFonts w:ascii="Times New Roman" w:hAnsi="Times New Roman" w:cs="Times New Roman"/>
-                <w:sz w:val="24"/>
-                <w:szCs w:val="24"/>
-                <w:lang w:val="en-US"/>
-              </w:rPr>
-              <w:t>UiStatate</w:t>
-            </w:r>
-            <w:proofErr w:type="spellEnd"/>
-            <w:r>
-              <w:rPr>
-                <w:rFonts w:ascii="Times New Roman" w:hAnsi="Times New Roman" w:cs="Times New Roman"/>
-                <w:sz w:val="24"/>
-                <w:szCs w:val="24"/>
-                <w:lang w:val="en-US"/>
-              </w:rPr>
-              <w:t xml:space="preserve">, </w:t>
+              <w:t xml:space="preserve">ViewModel, UiStatate, </w:t>
             </w:r>
             <w:r>
               <w:rPr>
@@ -743,34 +632,14 @@
               </w:rPr>
               <w:t>domain (</w:t>
             </w:r>
-            <w:proofErr w:type="spellStart"/>
-            <w:r>
-              <w:rPr>
-                <w:rFonts w:ascii="Times New Roman" w:hAnsi="Times New Roman" w:cs="Times New Roman"/>
-                <w:sz w:val="24"/>
-                <w:szCs w:val="24"/>
-              </w:rPr>
-              <w:t>интерфесы</w:t>
-            </w:r>
-            <w:proofErr w:type="spellEnd"/>
-            <w:r>
-              <w:rPr>
-                <w:rFonts w:ascii="Times New Roman" w:hAnsi="Times New Roman" w:cs="Times New Roman"/>
-                <w:sz w:val="24"/>
-                <w:szCs w:val="24"/>
-              </w:rPr>
-              <w:t xml:space="preserve"> </w:t>
-            </w:r>
-            <w:proofErr w:type="spellStart"/>
-            <w:r>
-              <w:rPr>
-                <w:rFonts w:ascii="Times New Roman" w:hAnsi="Times New Roman" w:cs="Times New Roman"/>
-                <w:sz w:val="24"/>
-                <w:szCs w:val="24"/>
-              </w:rPr>
-              <w:t>поделючения</w:t>
-            </w:r>
-            <w:proofErr w:type="spellEnd"/>
+            <w:r>
+              <w:rPr>
+                <w:rFonts w:ascii="Times New Roman" w:hAnsi="Times New Roman" w:cs="Times New Roman"/>
+                <w:sz w:val="24"/>
+                <w:szCs w:val="24"/>
+              </w:rPr>
+              <w:t>интерфесы поделючения</w:t>
+            </w:r>
             <w:r>
               <w:rPr>
                 <w:rFonts w:ascii="Times New Roman" w:hAnsi="Times New Roman" w:cs="Times New Roman"/>
@@ -1139,18 +1008,8 @@
           <w:sz w:val="28"/>
           <w:szCs w:val="28"/>
         </w:rPr>
-        <w:t xml:space="preserve">2) Решение по </w:t>
-      </w:r>
-      <w:proofErr w:type="spellStart"/>
-      <w:r>
-        <w:rPr>
-          <w:rFonts w:ascii="Times New Roman" w:hAnsi="Times New Roman" w:cs="Times New Roman"/>
-          <w:sz w:val="28"/>
-          <w:szCs w:val="28"/>
-        </w:rPr>
-        <w:t>многомодульности</w:t>
-      </w:r>
-      <w:proofErr w:type="spellEnd"/>
+        <w:t>2) Решение по многомодульности</w:t>
+      </w:r>
     </w:p>
     <w:p>
       <w:pPr>
@@ -1169,61 +1028,7 @@
           <w:sz w:val="28"/>
           <w:szCs w:val="28"/>
         </w:rPr>
-        <w:t xml:space="preserve">Где сплошные стрелки - зависимость направлена к </w:t>
-      </w:r>
-      <w:proofErr w:type="spellStart"/>
-      <w:r>
-        <w:rPr>
-          <w:rFonts w:ascii="Times New Roman" w:hAnsi="Times New Roman" w:cs="Times New Roman"/>
-          <w:sz w:val="28"/>
-          <w:szCs w:val="28"/>
-        </w:rPr>
-        <w:t>domain</w:t>
-      </w:r>
-      <w:proofErr w:type="spellEnd"/>
-      <w:r>
-        <w:rPr>
-          <w:rFonts w:ascii="Times New Roman" w:hAnsi="Times New Roman" w:cs="Times New Roman"/>
-          <w:sz w:val="28"/>
-          <w:szCs w:val="28"/>
-        </w:rPr>
-        <w:t xml:space="preserve">. пунктирные - </w:t>
-      </w:r>
-      <w:proofErr w:type="spellStart"/>
-      <w:r>
-        <w:rPr>
-          <w:rFonts w:ascii="Times New Roman" w:hAnsi="Times New Roman" w:cs="Times New Roman"/>
-          <w:sz w:val="28"/>
-          <w:szCs w:val="28"/>
-        </w:rPr>
-        <w:t>app</w:t>
-      </w:r>
-      <w:proofErr w:type="spellEnd"/>
-      <w:r>
-        <w:rPr>
-          <w:rFonts w:ascii="Times New Roman" w:hAnsi="Times New Roman" w:cs="Times New Roman"/>
-          <w:sz w:val="28"/>
-          <w:szCs w:val="28"/>
-        </w:rPr>
-        <w:t xml:space="preserve"> собирает граф зависимостей (</w:t>
-      </w:r>
-      <w:proofErr w:type="spellStart"/>
-      <w:r>
-        <w:rPr>
-          <w:rFonts w:ascii="Times New Roman" w:hAnsi="Times New Roman" w:cs="Times New Roman"/>
-          <w:sz w:val="28"/>
-          <w:szCs w:val="28"/>
-        </w:rPr>
-        <w:t>hilt</w:t>
-      </w:r>
-      <w:proofErr w:type="spellEnd"/>
-      <w:r>
-        <w:rPr>
-          <w:rFonts w:ascii="Times New Roman" w:hAnsi="Times New Roman" w:cs="Times New Roman"/>
-          <w:sz w:val="28"/>
-          <w:szCs w:val="28"/>
-        </w:rPr>
-        <w:t>).</w:t>
+        <w:t>Где сплошные стрелки - зависимость направлена к domain. пунктирные - app собирает граф зависимостей (hilt).</w:t>
       </w:r>
     </w:p>
     <w:p>
@@ -1242,7 +1047,6 @@
           <w:szCs w:val="28"/>
         </w:rPr>
       </w:pPr>
-      <w:proofErr w:type="spellStart"/>
       <w:r>
         <w:rPr>
           <w:rFonts w:ascii="Times New Roman" w:hAnsi="Times New Roman" w:cs="Times New Roman"/>
@@ -1250,106 +1054,7 @@
           <w:szCs w:val="28"/>
         </w:rPr>
         <w:lastRenderedPageBreak/>
-        <w:t>data</w:t>
-      </w:r>
-      <w:proofErr w:type="spellEnd"/>
-      <w:r>
-        <w:rPr>
-          <w:rFonts w:ascii="Times New Roman" w:hAnsi="Times New Roman" w:cs="Times New Roman"/>
-          <w:sz w:val="28"/>
-          <w:szCs w:val="28"/>
-        </w:rPr>
-        <w:t xml:space="preserve">, </w:t>
-      </w:r>
-      <w:proofErr w:type="spellStart"/>
-      <w:r>
-        <w:rPr>
-          <w:rFonts w:ascii="Times New Roman" w:hAnsi="Times New Roman" w:cs="Times New Roman"/>
-          <w:sz w:val="28"/>
-          <w:szCs w:val="28"/>
-        </w:rPr>
-        <w:t>platform</w:t>
-      </w:r>
-      <w:proofErr w:type="spellEnd"/>
-      <w:r>
-        <w:rPr>
-          <w:rFonts w:ascii="Times New Roman" w:hAnsi="Times New Roman" w:cs="Times New Roman"/>
-          <w:sz w:val="28"/>
-          <w:szCs w:val="28"/>
-        </w:rPr>
-        <w:t xml:space="preserve"> и </w:t>
-      </w:r>
-      <w:proofErr w:type="spellStart"/>
-      <w:r>
-        <w:rPr>
-          <w:rFonts w:ascii="Times New Roman" w:hAnsi="Times New Roman" w:cs="Times New Roman"/>
-          <w:sz w:val="28"/>
-          <w:szCs w:val="28"/>
-        </w:rPr>
-        <w:t>presentation</w:t>
-      </w:r>
-      <w:proofErr w:type="spellEnd"/>
-      <w:r>
-        <w:rPr>
-          <w:rFonts w:ascii="Times New Roman" w:hAnsi="Times New Roman" w:cs="Times New Roman"/>
-          <w:sz w:val="28"/>
-          <w:szCs w:val="28"/>
-        </w:rPr>
-        <w:t xml:space="preserve"> зависят только от </w:t>
-      </w:r>
-      <w:proofErr w:type="spellStart"/>
-      <w:r>
-        <w:rPr>
-          <w:rFonts w:ascii="Times New Roman" w:hAnsi="Times New Roman" w:cs="Times New Roman"/>
-          <w:sz w:val="28"/>
-          <w:szCs w:val="28"/>
-        </w:rPr>
-        <w:t>domain</w:t>
-      </w:r>
-      <w:proofErr w:type="spellEnd"/>
-      <w:r>
-        <w:rPr>
-          <w:rFonts w:ascii="Times New Roman" w:hAnsi="Times New Roman" w:cs="Times New Roman"/>
-          <w:sz w:val="28"/>
-          <w:szCs w:val="28"/>
-        </w:rPr>
-        <w:t>, поэтому не могут вызвать друг друга. Ошибку «</w:t>
-      </w:r>
-      <w:proofErr w:type="spellStart"/>
-      <w:r>
-        <w:rPr>
-          <w:rFonts w:ascii="Times New Roman" w:hAnsi="Times New Roman" w:cs="Times New Roman"/>
-          <w:sz w:val="28"/>
-          <w:szCs w:val="28"/>
-        </w:rPr>
-        <w:t>ViewModel</w:t>
-      </w:r>
-      <w:proofErr w:type="spellEnd"/>
-      <w:r>
-        <w:rPr>
-          <w:rFonts w:ascii="Times New Roman" w:hAnsi="Times New Roman" w:cs="Times New Roman"/>
-          <w:sz w:val="28"/>
-          <w:szCs w:val="28"/>
-        </w:rPr>
-        <w:t xml:space="preserve"> ходит в </w:t>
-      </w:r>
-      <w:proofErr w:type="spellStart"/>
-      <w:r>
-        <w:rPr>
-          <w:rFonts w:ascii="Times New Roman" w:hAnsi="Times New Roman" w:cs="Times New Roman"/>
-          <w:sz w:val="28"/>
-          <w:szCs w:val="28"/>
-        </w:rPr>
-        <w:t>Room</w:t>
-      </w:r>
-      <w:proofErr w:type="spellEnd"/>
-      <w:r>
-        <w:rPr>
-          <w:rFonts w:ascii="Times New Roman" w:hAnsi="Times New Roman" w:cs="Times New Roman"/>
-          <w:sz w:val="28"/>
-          <w:szCs w:val="28"/>
-        </w:rPr>
-        <w:t xml:space="preserve"> напрямую» компил</w:t>
+        <w:t>data, platform и presentation зависят только от domain, поэтому не могут вызвать друг друга. Ошибку «ViewModel ходит в Room напрямую» компил</w:t>
       </w:r>
       <w:r>
         <w:rPr>
@@ -1385,23 +1090,13 @@
           <w:szCs w:val="28"/>
         </w:rPr>
       </w:pPr>
-      <w:proofErr w:type="spellStart"/>
-      <w:r>
-        <w:rPr>
-          <w:rFonts w:ascii="Times New Roman" w:hAnsi="Times New Roman" w:cs="Times New Roman"/>
-          <w:sz w:val="28"/>
-          <w:szCs w:val="28"/>
-        </w:rPr>
-        <w:t>app</w:t>
-      </w:r>
-      <w:proofErr w:type="spellEnd"/>
-      <w:r>
-        <w:rPr>
-          <w:rFonts w:ascii="Times New Roman" w:hAnsi="Times New Roman" w:cs="Times New Roman"/>
-          <w:sz w:val="28"/>
-          <w:szCs w:val="28"/>
-        </w:rPr>
-        <w:t xml:space="preserve"> единстве</w:t>
+      <w:r>
+        <w:rPr>
+          <w:rFonts w:ascii="Times New Roman" w:hAnsi="Times New Roman" w:cs="Times New Roman"/>
+          <w:sz w:val="28"/>
+          <w:szCs w:val="28"/>
+        </w:rPr>
+        <w:t>app единстве</w:t>
       </w:r>
       <w:r>
         <w:rPr>
@@ -1417,61 +1112,7 @@
           <w:sz w:val="28"/>
           <w:szCs w:val="28"/>
         </w:rPr>
-        <w:t xml:space="preserve"> </w:t>
-      </w:r>
-      <w:proofErr w:type="spellStart"/>
-      <w:r>
-        <w:rPr>
-          <w:rFonts w:ascii="Times New Roman" w:hAnsi="Times New Roman" w:cs="Times New Roman"/>
-          <w:sz w:val="28"/>
-          <w:szCs w:val="28"/>
-        </w:rPr>
-        <w:t>Hilt</w:t>
-      </w:r>
-      <w:proofErr w:type="spellEnd"/>
-      <w:r>
-        <w:rPr>
-          <w:rFonts w:ascii="Times New Roman" w:hAnsi="Times New Roman" w:cs="Times New Roman"/>
-          <w:sz w:val="28"/>
-          <w:szCs w:val="28"/>
-        </w:rPr>
-        <w:t>-модули с @</w:t>
-      </w:r>
-      <w:proofErr w:type="spellStart"/>
-      <w:r>
-        <w:rPr>
-          <w:rFonts w:ascii="Times New Roman" w:hAnsi="Times New Roman" w:cs="Times New Roman"/>
-          <w:sz w:val="28"/>
-          <w:szCs w:val="28"/>
-        </w:rPr>
-        <w:t>Binds</w:t>
-      </w:r>
-      <w:proofErr w:type="spellEnd"/>
-      <w:r>
-        <w:rPr>
-          <w:rFonts w:ascii="Times New Roman" w:hAnsi="Times New Roman" w:cs="Times New Roman"/>
-          <w:sz w:val="28"/>
-          <w:szCs w:val="28"/>
-        </w:rPr>
-        <w:t xml:space="preserve">, </w:t>
-      </w:r>
-      <w:proofErr w:type="spellStart"/>
-      <w:r>
-        <w:rPr>
-          <w:rFonts w:ascii="Times New Roman" w:hAnsi="Times New Roman" w:cs="Times New Roman"/>
-          <w:sz w:val="28"/>
-          <w:szCs w:val="28"/>
-        </w:rPr>
-        <w:t>MainActivity</w:t>
-      </w:r>
-      <w:proofErr w:type="spellEnd"/>
-      <w:r>
-        <w:rPr>
-          <w:rFonts w:ascii="Times New Roman" w:hAnsi="Times New Roman" w:cs="Times New Roman"/>
-          <w:sz w:val="28"/>
-          <w:szCs w:val="28"/>
-        </w:rPr>
-        <w:t xml:space="preserve"> и н</w:t>
+        <w:t xml:space="preserve"> Hilt-модули с @Binds, MainActivity и н</w:t>
       </w:r>
       <w:r>
         <w:rPr>
@@ -1506,23 +1147,13 @@
           <w:szCs w:val="28"/>
         </w:rPr>
       </w:pPr>
-      <w:proofErr w:type="spellStart"/>
-      <w:r>
-        <w:rPr>
-          <w:rFonts w:ascii="Times New Roman" w:hAnsi="Times New Roman" w:cs="Times New Roman"/>
-          <w:sz w:val="28"/>
-          <w:szCs w:val="28"/>
-        </w:rPr>
-        <w:t>platform</w:t>
-      </w:r>
-      <w:proofErr w:type="spellEnd"/>
-      <w:r>
-        <w:rPr>
-          <w:rFonts w:ascii="Times New Roman" w:hAnsi="Times New Roman" w:cs="Times New Roman"/>
-          <w:sz w:val="28"/>
-          <w:szCs w:val="28"/>
-        </w:rPr>
-        <w:t xml:space="preserve"> вынесен от</w:t>
+      <w:r>
+        <w:rPr>
+          <w:rFonts w:ascii="Times New Roman" w:hAnsi="Times New Roman" w:cs="Times New Roman"/>
+          <w:sz w:val="28"/>
+          <w:szCs w:val="28"/>
+        </w:rPr>
+        <w:t>platform вынесен от</w:t>
       </w:r>
       <w:r>
         <w:rPr>
@@ -1546,18 +1177,8 @@
           <w:sz w:val="28"/>
           <w:szCs w:val="28"/>
         </w:rPr>
-        <w:t xml:space="preserve">ли заменяемы и не засоряли </w:t>
-      </w:r>
-      <w:proofErr w:type="spellStart"/>
-      <w:r>
-        <w:rPr>
-          <w:rFonts w:ascii="Times New Roman" w:hAnsi="Times New Roman" w:cs="Times New Roman"/>
-          <w:sz w:val="28"/>
-          <w:szCs w:val="28"/>
-        </w:rPr>
-        <w:t>data</w:t>
-      </w:r>
-      <w:proofErr w:type="spellEnd"/>
+        <w:t>ли заменяемы и не засоряли data</w:t>
+      </w:r>
       <w:r>
         <w:rPr>
           <w:rFonts w:ascii="Times New Roman" w:hAnsi="Times New Roman" w:cs="Times New Roman"/>
@@ -1589,115 +1210,7 @@
           <w:sz w:val="28"/>
           <w:szCs w:val="28"/>
         </w:rPr>
-        <w:t xml:space="preserve">Отдельные </w:t>
-      </w:r>
-      <w:proofErr w:type="spellStart"/>
-      <w:r>
-        <w:rPr>
-          <w:rFonts w:ascii="Times New Roman" w:hAnsi="Times New Roman" w:cs="Times New Roman"/>
-          <w:sz w:val="28"/>
-          <w:szCs w:val="28"/>
-        </w:rPr>
-        <w:t>feature</w:t>
-      </w:r>
-      <w:proofErr w:type="spellEnd"/>
-      <w:r>
-        <w:rPr>
-          <w:rFonts w:ascii="Times New Roman" w:hAnsi="Times New Roman" w:cs="Times New Roman"/>
-          <w:sz w:val="28"/>
-          <w:szCs w:val="28"/>
-        </w:rPr>
-        <w:t xml:space="preserve">-модули (по одному на экран) не нужны: для проекта такого размера это лишняя настройка. Экраны остаются пакетами внутри </w:t>
-      </w:r>
-      <w:proofErr w:type="spellStart"/>
-      <w:r>
-        <w:rPr>
-          <w:rFonts w:ascii="Times New Roman" w:hAnsi="Times New Roman" w:cs="Times New Roman"/>
-          <w:sz w:val="28"/>
-          <w:szCs w:val="28"/>
-        </w:rPr>
-        <w:t>presentation</w:t>
-      </w:r>
-      <w:proofErr w:type="spellEnd"/>
-      <w:r>
-        <w:rPr>
-          <w:rFonts w:ascii="Times New Roman" w:hAnsi="Times New Roman" w:cs="Times New Roman"/>
-          <w:sz w:val="28"/>
-          <w:szCs w:val="28"/>
-        </w:rPr>
-        <w:t xml:space="preserve"> (</w:t>
-      </w:r>
-      <w:proofErr w:type="spellStart"/>
-      <w:r>
-        <w:rPr>
-          <w:rFonts w:ascii="Times New Roman" w:hAnsi="Times New Roman" w:cs="Times New Roman"/>
-          <w:sz w:val="28"/>
-          <w:szCs w:val="28"/>
-        </w:rPr>
-        <w:t>auth</w:t>
-      </w:r>
-      <w:proofErr w:type="spellEnd"/>
-      <w:r>
-        <w:rPr>
-          <w:rFonts w:ascii="Times New Roman" w:hAnsi="Times New Roman" w:cs="Times New Roman"/>
-          <w:sz w:val="28"/>
-          <w:szCs w:val="28"/>
-        </w:rPr>
-        <w:t xml:space="preserve">, </w:t>
-      </w:r>
-      <w:proofErr w:type="spellStart"/>
-      <w:r>
-        <w:rPr>
-          <w:rFonts w:ascii="Times New Roman" w:hAnsi="Times New Roman" w:cs="Times New Roman"/>
-          <w:sz w:val="28"/>
-          <w:szCs w:val="28"/>
-        </w:rPr>
-        <w:t>defects</w:t>
-      </w:r>
-      <w:proofErr w:type="spellEnd"/>
-      <w:r>
-        <w:rPr>
-          <w:rFonts w:ascii="Times New Roman" w:hAnsi="Times New Roman" w:cs="Times New Roman"/>
-          <w:sz w:val="28"/>
-          <w:szCs w:val="28"/>
-        </w:rPr>
-        <w:t xml:space="preserve">, </w:t>
-      </w:r>
-      <w:proofErr w:type="spellStart"/>
-      <w:r>
-        <w:rPr>
-          <w:rFonts w:ascii="Times New Roman" w:hAnsi="Times New Roman" w:cs="Times New Roman"/>
-          <w:sz w:val="28"/>
-          <w:szCs w:val="28"/>
-        </w:rPr>
-        <w:t>create</w:t>
-      </w:r>
-      <w:proofErr w:type="spellEnd"/>
-      <w:r>
-        <w:rPr>
-          <w:rFonts w:ascii="Times New Roman" w:hAnsi="Times New Roman" w:cs="Times New Roman"/>
-          <w:sz w:val="28"/>
-          <w:szCs w:val="28"/>
-        </w:rPr>
-        <w:t xml:space="preserve">, </w:t>
-      </w:r>
-      <w:proofErr w:type="spellStart"/>
-      <w:r>
-        <w:rPr>
-          <w:rFonts w:ascii="Times New Roman" w:hAnsi="Times New Roman" w:cs="Times New Roman"/>
-          <w:sz w:val="28"/>
-          <w:szCs w:val="28"/>
-        </w:rPr>
-        <w:t>shift</w:t>
-      </w:r>
-      <w:proofErr w:type="spellEnd"/>
-      <w:r>
-        <w:rPr>
-          <w:rFonts w:ascii="Times New Roman" w:hAnsi="Times New Roman" w:cs="Times New Roman"/>
-          <w:sz w:val="28"/>
-          <w:szCs w:val="28"/>
-        </w:rPr>
-        <w:t>), и при росте проекта их можно вынести без переписывания.</w:t>
+        <w:t>Отдельные feature-модули (по одному на экран) не нужны: для проекта такого размера это лишняя настройка. Экраны остаются пакетами внутри presentation (auth, defects, create, shift), и при росте проекта их можно вынести без переписывания.</w:t>
       </w:r>
     </w:p>
     <w:p>
@@ -1738,16 +1251,7 @@
           <w:sz w:val="28"/>
           <w:szCs w:val="28"/>
         </w:rPr>
-        <w:t xml:space="preserve">) Интерфейсы </w:t>
-      </w:r>
-      <w:proofErr w:type="spellStart"/>
-      <w:r>
-        <w:rPr>
-          <w:rFonts w:ascii="Times New Roman" w:hAnsi="Times New Roman" w:cs="Times New Roman"/>
-          <w:sz w:val="28"/>
-          <w:szCs w:val="28"/>
-        </w:rPr>
-        <w:t>репози</w:t>
+        <w:t>) Интерфейсы репози</w:t>
       </w:r>
       <w:r>
         <w:rPr>
@@ -1757,7 +1261,6 @@
         </w:rPr>
         <w:t>ториев</w:t>
       </w:r>
-      <w:proofErr w:type="spellEnd"/>
     </w:p>
     <w:tbl>
       <w:tblPr>
@@ -1831,7 +1334,6 @@
                 <w:szCs w:val="24"/>
               </w:rPr>
             </w:pPr>
-            <w:proofErr w:type="spellStart"/>
             <w:r>
               <w:rPr>
                 <w:rFonts w:ascii="Times New Roman" w:hAnsi="Times New Roman" w:cs="Times New Roman"/>
@@ -1840,7 +1342,6 @@
               </w:rPr>
               <w:t>DefectReader</w:t>
             </w:r>
-            <w:proofErr w:type="spellEnd"/>
           </w:p>
         </w:tc>
         <w:tc>
@@ -1862,61 +1363,7 @@
                 <w:sz w:val="24"/>
                 <w:szCs w:val="24"/>
               </w:rPr>
-              <w:t xml:space="preserve">читать неисправности из локального </w:t>
-            </w:r>
-            <w:proofErr w:type="spellStart"/>
-            <w:r>
-              <w:rPr>
-                <w:rFonts w:ascii="Times New Roman" w:hAnsi="Times New Roman" w:cs="Times New Roman"/>
-                <w:sz w:val="24"/>
-                <w:szCs w:val="24"/>
-              </w:rPr>
-              <w:t>кеша</w:t>
-            </w:r>
-            <w:proofErr w:type="spellEnd"/>
-            <w:r>
-              <w:rPr>
-                <w:rFonts w:ascii="Times New Roman" w:hAnsi="Times New Roman" w:cs="Times New Roman"/>
-                <w:sz w:val="24"/>
-                <w:szCs w:val="24"/>
-              </w:rPr>
-              <w:t xml:space="preserve"> (</w:t>
-            </w:r>
-            <w:proofErr w:type="spellStart"/>
-            <w:r>
-              <w:rPr>
-                <w:rFonts w:ascii="Times New Roman" w:hAnsi="Times New Roman" w:cs="Times New Roman"/>
-                <w:sz w:val="24"/>
-                <w:szCs w:val="24"/>
-              </w:rPr>
-              <w:t>Flow</w:t>
-            </w:r>
-            <w:proofErr w:type="spellEnd"/>
-            <w:r>
-              <w:rPr>
-                <w:rFonts w:ascii="Times New Roman" w:hAnsi="Times New Roman" w:cs="Times New Roman"/>
-                <w:sz w:val="24"/>
-                <w:szCs w:val="24"/>
-              </w:rPr>
-              <w:t xml:space="preserve"> для списка, одна запись по </w:t>
-            </w:r>
-            <w:proofErr w:type="spellStart"/>
-            <w:r>
-              <w:rPr>
-                <w:rFonts w:ascii="Times New Roman" w:hAnsi="Times New Roman" w:cs="Times New Roman"/>
-                <w:sz w:val="24"/>
-                <w:szCs w:val="24"/>
-              </w:rPr>
-              <w:t>id</w:t>
-            </w:r>
-            <w:proofErr w:type="spellEnd"/>
-            <w:r>
-              <w:rPr>
-                <w:rFonts w:ascii="Times New Roman" w:hAnsi="Times New Roman" w:cs="Times New Roman"/>
-                <w:sz w:val="24"/>
-                <w:szCs w:val="24"/>
-              </w:rPr>
-              <w:t>)</w:t>
+              <w:t>читать неисправности из локального кеша (Flow для списка, одна запись по id)</w:t>
             </w:r>
           </w:p>
         </w:tc>
@@ -1935,7 +1382,6 @@
                 <w:szCs w:val="24"/>
               </w:rPr>
             </w:pPr>
-            <w:proofErr w:type="spellStart"/>
             <w:r>
               <w:rPr>
                 <w:rFonts w:ascii="Times New Roman" w:hAnsi="Times New Roman" w:cs="Times New Roman"/>
@@ -1944,7 +1390,6 @@
               </w:rPr>
               <w:t>DefectWriter</w:t>
             </w:r>
-            <w:proofErr w:type="spellEnd"/>
           </w:p>
         </w:tc>
         <w:tc>
@@ -1985,7 +1430,6 @@
                 <w:szCs w:val="24"/>
               </w:rPr>
             </w:pPr>
-            <w:proofErr w:type="spellStart"/>
             <w:r>
               <w:rPr>
                 <w:rFonts w:ascii="Times New Roman" w:hAnsi="Times New Roman" w:cs="Times New Roman"/>
@@ -1994,7 +1438,6 @@
               </w:rPr>
               <w:t>DefectSyncSource</w:t>
             </w:r>
-            <w:proofErr w:type="spellEnd"/>
           </w:p>
         </w:tc>
         <w:tc>
@@ -2035,7 +1478,6 @@
                 <w:szCs w:val="24"/>
               </w:rPr>
             </w:pPr>
-            <w:proofErr w:type="spellStart"/>
             <w:r>
               <w:rPr>
                 <w:rFonts w:ascii="Times New Roman" w:hAnsi="Times New Roman" w:cs="Times New Roman"/>
@@ -2044,7 +1486,6 @@
               </w:rPr>
               <w:t>AuthRepository</w:t>
             </w:r>
-            <w:proofErr w:type="spellEnd"/>
           </w:p>
         </w:tc>
         <w:tc>
@@ -2085,7 +1526,6 @@
                 <w:szCs w:val="24"/>
               </w:rPr>
             </w:pPr>
-            <w:proofErr w:type="spellStart"/>
             <w:r>
               <w:rPr>
                 <w:rFonts w:ascii="Times New Roman" w:hAnsi="Times New Roman" w:cs="Times New Roman"/>
@@ -2094,7 +1534,6 @@
               </w:rPr>
               <w:t>ReferenceRepository</w:t>
             </w:r>
-            <w:proofErr w:type="spellEnd"/>
           </w:p>
         </w:tc>
         <w:tc>
@@ -2270,7 +1709,6 @@
                 <w:lang w:val="en-US"/>
               </w:rPr>
             </w:pPr>
-            <w:proofErr w:type="spellStart"/>
             <w:r>
               <w:rPr>
                 <w:rFonts w:ascii="Times New Roman" w:hAnsi="Times New Roman" w:cs="Times New Roman"/>
@@ -2278,9 +1716,16 @@
                 <w:szCs w:val="24"/>
                 <w:lang w:val="en-US"/>
               </w:rPr>
-              <w:t>CreateDefectUseCase</w:t>
-            </w:r>
-            <w:proofErr w:type="spellEnd"/>
+              <w:t xml:space="preserve">CreateDefectUseCase </w:t>
+            </w:r>
+            <w:r>
+              <w:rPr>
+                <w:rFonts w:ascii="Times New Roman" w:hAnsi="Times New Roman" w:cs="Times New Roman"/>
+                <w:sz w:val="24"/>
+                <w:szCs w:val="24"/>
+              </w:rPr>
+              <w:t>только</w:t>
+            </w:r>
             <w:r>
               <w:rPr>
                 <w:rFonts w:ascii="Times New Roman" w:hAnsi="Times New Roman" w:cs="Times New Roman"/>
@@ -2296,6 +1741,40 @@
                 <w:sz w:val="24"/>
                 <w:szCs w:val="24"/>
               </w:rPr>
+              <w:t>создаёт</w:t>
+            </w:r>
+            <w:r>
+              <w:rPr>
+                <w:rFonts w:ascii="Times New Roman" w:hAnsi="Times New Roman" w:cs="Times New Roman"/>
+                <w:sz w:val="24"/>
+                <w:szCs w:val="24"/>
+                <w:lang w:val="en-US"/>
+              </w:rPr>
+              <w:t xml:space="preserve"> </w:t>
+            </w:r>
+            <w:r>
+              <w:rPr>
+                <w:rFonts w:ascii="Times New Roman" w:hAnsi="Times New Roman" w:cs="Times New Roman"/>
+                <w:sz w:val="24"/>
+                <w:szCs w:val="24"/>
+              </w:rPr>
+              <w:t>запись</w:t>
+            </w:r>
+            <w:r>
+              <w:rPr>
+                <w:rFonts w:ascii="Times New Roman" w:hAnsi="Times New Roman" w:cs="Times New Roman"/>
+                <w:sz w:val="24"/>
+                <w:szCs w:val="24"/>
+                <w:lang w:val="en-US"/>
+              </w:rPr>
+              <w:t xml:space="preserve">; ValidatePicketUseCase </w:t>
+            </w:r>
+            <w:r>
+              <w:rPr>
+                <w:rFonts w:ascii="Times New Roman" w:hAnsi="Times New Roman" w:cs="Times New Roman"/>
+                <w:sz w:val="24"/>
+                <w:szCs w:val="24"/>
+              </w:rPr>
               <w:t>только</w:t>
             </w:r>
             <w:r>
@@ -2313,7 +1792,7 @@
                 <w:sz w:val="24"/>
                 <w:szCs w:val="24"/>
               </w:rPr>
-              <w:t>создаёт</w:t>
+              <w:t>проверяет</w:t>
             </w:r>
             <w:r>
               <w:rPr>
@@ -2330,7 +1809,7 @@
                 <w:sz w:val="24"/>
                 <w:szCs w:val="24"/>
               </w:rPr>
-              <w:t>запись</w:t>
+              <w:t>пикет</w:t>
             </w:r>
             <w:r>
               <w:rPr>
@@ -2339,9 +1818,16 @@
                 <w:szCs w:val="24"/>
                 <w:lang w:val="en-US"/>
               </w:rPr>
-              <w:t xml:space="preserve">; </w:t>
-            </w:r>
-            <w:proofErr w:type="spellStart"/>
+              <w:t xml:space="preserve">; DefectMapper </w:t>
+            </w:r>
+            <w:r>
+              <w:rPr>
+                <w:rFonts w:ascii="Times New Roman" w:hAnsi="Times New Roman" w:cs="Times New Roman"/>
+                <w:sz w:val="24"/>
+                <w:szCs w:val="24"/>
+              </w:rPr>
+              <w:t>только</w:t>
+            </w:r>
             <w:r>
               <w:rPr>
                 <w:rFonts w:ascii="Times New Roman" w:hAnsi="Times New Roman" w:cs="Times New Roman"/>
@@ -2349,9 +1835,16 @@
                 <w:szCs w:val="24"/>
                 <w:lang w:val="en-US"/>
               </w:rPr>
-              <w:t>ValidatePicketUseCase</w:t>
-            </w:r>
-            <w:proofErr w:type="spellEnd"/>
+              <w:t xml:space="preserve"> </w:t>
+            </w:r>
+            <w:r>
+              <w:rPr>
+                <w:rFonts w:ascii="Times New Roman" w:hAnsi="Times New Roman" w:cs="Times New Roman"/>
+                <w:sz w:val="24"/>
+                <w:szCs w:val="24"/>
+              </w:rPr>
+              <w:t>конвертирует</w:t>
+            </w:r>
             <w:r>
               <w:rPr>
                 <w:rFonts w:ascii="Times New Roman" w:hAnsi="Times New Roman" w:cs="Times New Roman"/>
@@ -2359,6 +1852,40 @@
                 <w:szCs w:val="24"/>
                 <w:lang w:val="en-US"/>
               </w:rPr>
+              <w:t xml:space="preserve"> DTO - Entity - </w:t>
+            </w:r>
+            <w:r>
+              <w:rPr>
+                <w:rFonts w:ascii="Times New Roman" w:hAnsi="Times New Roman" w:cs="Times New Roman"/>
+                <w:sz w:val="24"/>
+                <w:szCs w:val="24"/>
+              </w:rPr>
+              <w:t>модель</w:t>
+            </w:r>
+            <w:r>
+              <w:rPr>
+                <w:rFonts w:ascii="Times New Roman" w:hAnsi="Times New Roman" w:cs="Times New Roman"/>
+                <w:sz w:val="24"/>
+                <w:szCs w:val="24"/>
+                <w:lang w:val="en-US"/>
+              </w:rPr>
+              <w:t xml:space="preserve">; ErrorMessageMapper </w:t>
+            </w:r>
+            <w:r>
+              <w:rPr>
+                <w:rFonts w:ascii="Times New Roman" w:hAnsi="Times New Roman" w:cs="Times New Roman"/>
+                <w:sz w:val="24"/>
+                <w:szCs w:val="24"/>
+              </w:rPr>
+              <w:t>только</w:t>
+            </w:r>
+            <w:r>
+              <w:rPr>
+                <w:rFonts w:ascii="Times New Roman" w:hAnsi="Times New Roman" w:cs="Times New Roman"/>
+                <w:sz w:val="24"/>
+                <w:szCs w:val="24"/>
+                <w:lang w:val="en-US"/>
+              </w:rPr>
               <w:t xml:space="preserve"> </w:t>
             </w:r>
             <w:r>
@@ -2367,7 +1894,7 @@
                 <w:sz w:val="24"/>
                 <w:szCs w:val="24"/>
               </w:rPr>
-              <w:t>только</w:t>
+              <w:t>превращает</w:t>
             </w:r>
             <w:r>
               <w:rPr>
@@ -2376,186 +1903,7 @@
                 <w:szCs w:val="24"/>
                 <w:lang w:val="en-US"/>
               </w:rPr>
-              <w:t xml:space="preserve"> </w:t>
-            </w:r>
-            <w:r>
-              <w:rPr>
-                <w:rFonts w:ascii="Times New Roman" w:hAnsi="Times New Roman" w:cs="Times New Roman"/>
-                <w:sz w:val="24"/>
-                <w:szCs w:val="24"/>
-              </w:rPr>
-              <w:t>проверяет</w:t>
-            </w:r>
-            <w:r>
-              <w:rPr>
-                <w:rFonts w:ascii="Times New Roman" w:hAnsi="Times New Roman" w:cs="Times New Roman"/>
-                <w:sz w:val="24"/>
-                <w:szCs w:val="24"/>
-                <w:lang w:val="en-US"/>
-              </w:rPr>
-              <w:t xml:space="preserve"> </w:t>
-            </w:r>
-            <w:r>
-              <w:rPr>
-                <w:rFonts w:ascii="Times New Roman" w:hAnsi="Times New Roman" w:cs="Times New Roman"/>
-                <w:sz w:val="24"/>
-                <w:szCs w:val="24"/>
-              </w:rPr>
-              <w:t>пикет</w:t>
-            </w:r>
-            <w:r>
-              <w:rPr>
-                <w:rFonts w:ascii="Times New Roman" w:hAnsi="Times New Roman" w:cs="Times New Roman"/>
-                <w:sz w:val="24"/>
-                <w:szCs w:val="24"/>
-                <w:lang w:val="en-US"/>
-              </w:rPr>
-              <w:t xml:space="preserve">; </w:t>
-            </w:r>
-            <w:proofErr w:type="spellStart"/>
-            <w:r>
-              <w:rPr>
-                <w:rFonts w:ascii="Times New Roman" w:hAnsi="Times New Roman" w:cs="Times New Roman"/>
-                <w:sz w:val="24"/>
-                <w:szCs w:val="24"/>
-                <w:lang w:val="en-US"/>
-              </w:rPr>
-              <w:t>DefectMapper</w:t>
-            </w:r>
-            <w:proofErr w:type="spellEnd"/>
-            <w:r>
-              <w:rPr>
-                <w:rFonts w:ascii="Times New Roman" w:hAnsi="Times New Roman" w:cs="Times New Roman"/>
-                <w:sz w:val="24"/>
-                <w:szCs w:val="24"/>
-                <w:lang w:val="en-US"/>
-              </w:rPr>
-              <w:t xml:space="preserve"> </w:t>
-            </w:r>
-            <w:r>
-              <w:rPr>
-                <w:rFonts w:ascii="Times New Roman" w:hAnsi="Times New Roman" w:cs="Times New Roman"/>
-                <w:sz w:val="24"/>
-                <w:szCs w:val="24"/>
-              </w:rPr>
-              <w:t>только</w:t>
-            </w:r>
-            <w:r>
-              <w:rPr>
-                <w:rFonts w:ascii="Times New Roman" w:hAnsi="Times New Roman" w:cs="Times New Roman"/>
-                <w:sz w:val="24"/>
-                <w:szCs w:val="24"/>
-                <w:lang w:val="en-US"/>
-              </w:rPr>
-              <w:t xml:space="preserve"> </w:t>
-            </w:r>
-            <w:r>
-              <w:rPr>
-                <w:rFonts w:ascii="Times New Roman" w:hAnsi="Times New Roman" w:cs="Times New Roman"/>
-                <w:sz w:val="24"/>
-                <w:szCs w:val="24"/>
-              </w:rPr>
-              <w:t>конвертирует</w:t>
-            </w:r>
-            <w:r>
-              <w:rPr>
-                <w:rFonts w:ascii="Times New Roman" w:hAnsi="Times New Roman" w:cs="Times New Roman"/>
-                <w:sz w:val="24"/>
-                <w:szCs w:val="24"/>
-                <w:lang w:val="en-US"/>
-              </w:rPr>
-              <w:t xml:space="preserve"> DTO - Entity - </w:t>
-            </w:r>
-            <w:r>
-              <w:rPr>
-                <w:rFonts w:ascii="Times New Roman" w:hAnsi="Times New Roman" w:cs="Times New Roman"/>
-                <w:sz w:val="24"/>
-                <w:szCs w:val="24"/>
-              </w:rPr>
-              <w:t>модель</w:t>
-            </w:r>
-            <w:r>
-              <w:rPr>
-                <w:rFonts w:ascii="Times New Roman" w:hAnsi="Times New Roman" w:cs="Times New Roman"/>
-                <w:sz w:val="24"/>
-                <w:szCs w:val="24"/>
-                <w:lang w:val="en-US"/>
-              </w:rPr>
-              <w:t xml:space="preserve">; </w:t>
-            </w:r>
-            <w:proofErr w:type="spellStart"/>
-            <w:r>
-              <w:rPr>
-                <w:rFonts w:ascii="Times New Roman" w:hAnsi="Times New Roman" w:cs="Times New Roman"/>
-                <w:sz w:val="24"/>
-                <w:szCs w:val="24"/>
-                <w:lang w:val="en-US"/>
-              </w:rPr>
-              <w:t>ErrorMessageMapper</w:t>
-            </w:r>
-            <w:proofErr w:type="spellEnd"/>
-            <w:r>
-              <w:rPr>
-                <w:rFonts w:ascii="Times New Roman" w:hAnsi="Times New Roman" w:cs="Times New Roman"/>
-                <w:sz w:val="24"/>
-                <w:szCs w:val="24"/>
-                <w:lang w:val="en-US"/>
-              </w:rPr>
-              <w:t xml:space="preserve"> </w:t>
-            </w:r>
-            <w:r>
-              <w:rPr>
-                <w:rFonts w:ascii="Times New Roman" w:hAnsi="Times New Roman" w:cs="Times New Roman"/>
-                <w:sz w:val="24"/>
-                <w:szCs w:val="24"/>
-              </w:rPr>
-              <w:t>только</w:t>
-            </w:r>
-            <w:r>
-              <w:rPr>
-                <w:rFonts w:ascii="Times New Roman" w:hAnsi="Times New Roman" w:cs="Times New Roman"/>
-                <w:sz w:val="24"/>
-                <w:szCs w:val="24"/>
-                <w:lang w:val="en-US"/>
-              </w:rPr>
-              <w:t xml:space="preserve"> </w:t>
-            </w:r>
-            <w:r>
-              <w:rPr>
-                <w:rFonts w:ascii="Times New Roman" w:hAnsi="Times New Roman" w:cs="Times New Roman"/>
-                <w:sz w:val="24"/>
-                <w:szCs w:val="24"/>
-              </w:rPr>
-              <w:t>превращает</w:t>
-            </w:r>
-            <w:r>
-              <w:rPr>
-                <w:rFonts w:ascii="Times New Roman" w:hAnsi="Times New Roman" w:cs="Times New Roman"/>
-                <w:sz w:val="24"/>
-                <w:szCs w:val="24"/>
-                <w:lang w:val="en-US"/>
-              </w:rPr>
-              <w:t xml:space="preserve"> </w:t>
-            </w:r>
-            <w:proofErr w:type="spellStart"/>
-            <w:r>
-              <w:rPr>
-                <w:rFonts w:ascii="Times New Roman" w:hAnsi="Times New Roman" w:cs="Times New Roman"/>
-                <w:sz w:val="24"/>
-                <w:szCs w:val="24"/>
-                <w:lang w:val="en-US"/>
-              </w:rPr>
-              <w:t>AppError</w:t>
-            </w:r>
-            <w:proofErr w:type="spellEnd"/>
-            <w:r>
-              <w:rPr>
-                <w:rFonts w:ascii="Times New Roman" w:hAnsi="Times New Roman" w:cs="Times New Roman"/>
-                <w:sz w:val="24"/>
-                <w:szCs w:val="24"/>
-                <w:lang w:val="en-US"/>
-              </w:rPr>
-              <w:t xml:space="preserve"> </w:t>
+              <w:t xml:space="preserve"> AppError </w:t>
             </w:r>
             <w:r>
               <w:rPr>
@@ -2610,61 +1958,7 @@
                 <w:sz w:val="24"/>
                 <w:szCs w:val="24"/>
               </w:rPr>
-              <w:t xml:space="preserve">У каждого класса одна причина для изменения. Если поменялся формат пикета, правится только </w:t>
-            </w:r>
-            <w:proofErr w:type="spellStart"/>
-            <w:r>
-              <w:rPr>
-                <w:rFonts w:ascii="Times New Roman" w:hAnsi="Times New Roman" w:cs="Times New Roman"/>
-                <w:sz w:val="24"/>
-                <w:szCs w:val="24"/>
-              </w:rPr>
-              <w:t>Picket</w:t>
-            </w:r>
-            <w:proofErr w:type="spellEnd"/>
-            <w:r>
-              <w:rPr>
-                <w:rFonts w:ascii="Times New Roman" w:hAnsi="Times New Roman" w:cs="Times New Roman"/>
-                <w:sz w:val="24"/>
-                <w:szCs w:val="24"/>
-              </w:rPr>
-              <w:t xml:space="preserve"> и </w:t>
-            </w:r>
-            <w:proofErr w:type="spellStart"/>
-            <w:r>
-              <w:rPr>
-                <w:rFonts w:ascii="Times New Roman" w:hAnsi="Times New Roman" w:cs="Times New Roman"/>
-                <w:sz w:val="24"/>
-                <w:szCs w:val="24"/>
-              </w:rPr>
-              <w:t>ValidatePicketUseCase</w:t>
-            </w:r>
-            <w:proofErr w:type="spellEnd"/>
-            <w:r>
-              <w:rPr>
-                <w:rFonts w:ascii="Times New Roman" w:hAnsi="Times New Roman" w:cs="Times New Roman"/>
-                <w:sz w:val="24"/>
-                <w:szCs w:val="24"/>
-              </w:rPr>
-              <w:t xml:space="preserve">. </w:t>
-            </w:r>
-            <w:proofErr w:type="spellStart"/>
-            <w:r>
-              <w:rPr>
-                <w:rFonts w:ascii="Times New Roman" w:hAnsi="Times New Roman" w:cs="Times New Roman"/>
-                <w:sz w:val="24"/>
-                <w:szCs w:val="24"/>
-              </w:rPr>
-              <w:t>ViewModel</w:t>
-            </w:r>
-            <w:proofErr w:type="spellEnd"/>
-            <w:r>
-              <w:rPr>
-                <w:rFonts w:ascii="Times New Roman" w:hAnsi="Times New Roman" w:cs="Times New Roman"/>
-                <w:sz w:val="24"/>
-                <w:szCs w:val="24"/>
-              </w:rPr>
-              <w:t xml:space="preserve"> не ходит в сеть и БД</w:t>
+              <w:t>У каждого класса одна причина для изменения. Если поменялся формат пикета, правится только Picket и ValidatePicketUseCase. ViewModel не ходит в сеть и БД</w:t>
             </w:r>
           </w:p>
         </w:tc>
@@ -2720,115 +2014,14 @@
                 <w:szCs w:val="24"/>
               </w:rPr>
             </w:pPr>
-            <w:proofErr w:type="spellStart"/>
-            <w:r>
-              <w:rPr>
-                <w:rFonts w:ascii="Times New Roman" w:hAnsi="Times New Roman" w:cs="Times New Roman"/>
-                <w:sz w:val="24"/>
-                <w:szCs w:val="24"/>
-              </w:rPr>
-              <w:t>DefectSpecification</w:t>
-            </w:r>
-            <w:proofErr w:type="spellEnd"/>
-            <w:r>
-              <w:rPr>
-                <w:rFonts w:ascii="Times New Roman" w:hAnsi="Times New Roman" w:cs="Times New Roman"/>
-                <w:sz w:val="24"/>
-                <w:szCs w:val="24"/>
-              </w:rPr>
-              <w:t xml:space="preserve"> (интерфейс </w:t>
-            </w:r>
-            <w:proofErr w:type="spellStart"/>
-            <w:r>
-              <w:rPr>
-                <w:rFonts w:ascii="Times New Roman" w:hAnsi="Times New Roman" w:cs="Times New Roman"/>
-                <w:sz w:val="24"/>
-                <w:szCs w:val="24"/>
-              </w:rPr>
-              <w:t>matches</w:t>
-            </w:r>
-            <w:proofErr w:type="spellEnd"/>
-            <w:r>
-              <w:rPr>
-                <w:rFonts w:ascii="Times New Roman" w:hAnsi="Times New Roman" w:cs="Times New Roman"/>
-                <w:sz w:val="24"/>
-                <w:szCs w:val="24"/>
-              </w:rPr>
-              <w:t>(</w:t>
-            </w:r>
-            <w:proofErr w:type="spellStart"/>
-            <w:r>
-              <w:rPr>
-                <w:rFonts w:ascii="Times New Roman" w:hAnsi="Times New Roman" w:cs="Times New Roman"/>
-                <w:sz w:val="24"/>
-                <w:szCs w:val="24"/>
-              </w:rPr>
-              <w:t>defect</w:t>
-            </w:r>
-            <w:proofErr w:type="spellEnd"/>
-            <w:r>
-              <w:rPr>
-                <w:rFonts w:ascii="Times New Roman" w:hAnsi="Times New Roman" w:cs="Times New Roman"/>
-                <w:sz w:val="24"/>
-                <w:szCs w:val="24"/>
-              </w:rPr>
-              <w:t xml:space="preserve">)) с реализациями </w:t>
-            </w:r>
-            <w:proofErr w:type="spellStart"/>
-            <w:r>
-              <w:rPr>
-                <w:rFonts w:ascii="Times New Roman" w:hAnsi="Times New Roman" w:cs="Times New Roman"/>
-                <w:sz w:val="24"/>
-                <w:szCs w:val="24"/>
-              </w:rPr>
-              <w:t>BySection</w:t>
-            </w:r>
-            <w:proofErr w:type="spellEnd"/>
-            <w:r>
-              <w:rPr>
-                <w:rFonts w:ascii="Times New Roman" w:hAnsi="Times New Roman" w:cs="Times New Roman"/>
-                <w:sz w:val="24"/>
-                <w:szCs w:val="24"/>
-              </w:rPr>
-              <w:t xml:space="preserve">, </w:t>
-            </w:r>
-            <w:proofErr w:type="spellStart"/>
-            <w:r>
-              <w:rPr>
-                <w:rFonts w:ascii="Times New Roman" w:hAnsi="Times New Roman" w:cs="Times New Roman"/>
-                <w:sz w:val="24"/>
-                <w:szCs w:val="24"/>
-              </w:rPr>
-              <w:t>ByStatus</w:t>
-            </w:r>
-            <w:proofErr w:type="spellEnd"/>
-            <w:r>
-              <w:rPr>
-                <w:rFonts w:ascii="Times New Roman" w:hAnsi="Times New Roman" w:cs="Times New Roman"/>
-                <w:sz w:val="24"/>
-                <w:szCs w:val="24"/>
-              </w:rPr>
-              <w:t xml:space="preserve">, </w:t>
-            </w:r>
-            <w:proofErr w:type="spellStart"/>
-            <w:r>
-              <w:rPr>
-                <w:rFonts w:ascii="Times New Roman" w:hAnsi="Times New Roman" w:cs="Times New Roman"/>
-                <w:sz w:val="24"/>
-                <w:szCs w:val="24"/>
-              </w:rPr>
-              <w:t>ByPicketRange</w:t>
-            </w:r>
-            <w:proofErr w:type="spellEnd"/>
-            <w:r>
-              <w:rPr>
-                <w:rFonts w:ascii="Times New Roman" w:hAnsi="Times New Roman" w:cs="Times New Roman"/>
-                <w:sz w:val="24"/>
-                <w:szCs w:val="24"/>
-              </w:rPr>
-              <w:t xml:space="preserve">; </w:t>
-            </w:r>
-            <w:proofErr w:type="spellStart"/>
+            <w:r>
+              <w:rPr>
+                <w:rFonts w:ascii="Times New Roman" w:hAnsi="Times New Roman" w:cs="Times New Roman"/>
+                <w:sz w:val="24"/>
+                <w:szCs w:val="24"/>
+              </w:rPr>
+              <w:t xml:space="preserve">DefectSpecification (интерфейс matches(defect)) с реализациями BySection, ByStatus, ByPicketRange; </w:t>
+            </w:r>
             <w:r>
               <w:rPr>
                 <w:rFonts w:ascii="Times New Roman" w:hAnsi="Times New Roman" w:cs="Times New Roman"/>
@@ -2836,27 +2029,8 @@
                 <w:szCs w:val="24"/>
               </w:rPr>
               <w:lastRenderedPageBreak/>
-              <w:t>DefectFilter</w:t>
-            </w:r>
-            <w:proofErr w:type="spellEnd"/>
-            <w:r>
-              <w:rPr>
-                <w:rFonts w:ascii="Times New Roman" w:hAnsi="Times New Roman" w:cs="Times New Roman"/>
-                <w:sz w:val="24"/>
-                <w:szCs w:val="24"/>
-              </w:rPr>
-              <w:t xml:space="preserve"> это список таких условий. Сортировка через </w:t>
-            </w:r>
-            <w:proofErr w:type="spellStart"/>
-            <w:r>
-              <w:rPr>
-                <w:rFonts w:ascii="Times New Roman" w:hAnsi="Times New Roman" w:cs="Times New Roman"/>
-                <w:sz w:val="24"/>
-                <w:szCs w:val="24"/>
-              </w:rPr>
-              <w:t>Comparator</w:t>
-            </w:r>
-            <w:proofErr w:type="spellEnd"/>
+              <w:t>DefectFilter это список таких условий. Сортировка через Comparator</w:t>
+            </w:r>
           </w:p>
         </w:tc>
         <w:tc>
@@ -2888,7 +2062,6 @@
               <w:lastRenderedPageBreak/>
               <w:t xml:space="preserve">Чтобы добавить новый фильтр (например, по степени опасности), пишешь новый класс. </w:t>
             </w:r>
-            <w:proofErr w:type="spellStart"/>
             <w:r>
               <w:rPr>
                 <w:rFonts w:ascii="Times New Roman" w:hAnsi="Times New Roman" w:cs="Times New Roman"/>
@@ -2896,16 +2069,7 @@
                 <w:szCs w:val="24"/>
               </w:rPr>
               <w:lastRenderedPageBreak/>
-              <w:t>ObserveDefectsUseCase</w:t>
-            </w:r>
-            <w:proofErr w:type="spellEnd"/>
-            <w:r>
-              <w:rPr>
-                <w:rFonts w:ascii="Times New Roman" w:hAnsi="Times New Roman" w:cs="Times New Roman"/>
-                <w:sz w:val="24"/>
-                <w:szCs w:val="24"/>
-              </w:rPr>
-              <w:t xml:space="preserve"> и существующие фильтры не меняются</w:t>
+              <w:t>ObserveDefectsUseCase и существующие фильтры не меняются</w:t>
             </w:r>
           </w:p>
         </w:tc>
@@ -2962,70 +2126,14 @@
                 <w:szCs w:val="24"/>
               </w:rPr>
             </w:pPr>
-            <w:proofErr w:type="spellStart"/>
-            <w:r>
-              <w:rPr>
-                <w:rFonts w:ascii="Times New Roman" w:hAnsi="Times New Roman" w:cs="Times New Roman"/>
-                <w:sz w:val="24"/>
-                <w:szCs w:val="24"/>
-              </w:rPr>
-              <w:t>DefectRepositoryImpl</w:t>
-            </w:r>
-            <w:proofErr w:type="spellEnd"/>
-            <w:r>
-              <w:rPr>
-                <w:rFonts w:ascii="Times New Roman" w:hAnsi="Times New Roman" w:cs="Times New Roman"/>
-                <w:sz w:val="24"/>
-                <w:szCs w:val="24"/>
-              </w:rPr>
-              <w:t xml:space="preserve"> и </w:t>
-            </w:r>
-            <w:proofErr w:type="spellStart"/>
-            <w:r>
-              <w:rPr>
-                <w:rFonts w:ascii="Times New Roman" w:hAnsi="Times New Roman" w:cs="Times New Roman"/>
-                <w:sz w:val="24"/>
-                <w:szCs w:val="24"/>
-              </w:rPr>
-              <w:t>FakeDefectRepository</w:t>
-            </w:r>
-            <w:proofErr w:type="spellEnd"/>
-            <w:r>
-              <w:rPr>
-                <w:rFonts w:ascii="Times New Roman" w:hAnsi="Times New Roman" w:cs="Times New Roman"/>
-                <w:sz w:val="24"/>
-                <w:szCs w:val="24"/>
-              </w:rPr>
-              <w:t xml:space="preserve"> реализуют один контракт; то же для </w:t>
-            </w:r>
-            <w:proofErr w:type="spellStart"/>
-            <w:r>
-              <w:rPr>
-                <w:rFonts w:ascii="Times New Roman" w:hAnsi="Times New Roman" w:cs="Times New Roman"/>
-                <w:sz w:val="24"/>
-                <w:szCs w:val="24"/>
-              </w:rPr>
-              <w:t>CameraXPhotoCapture</w:t>
-            </w:r>
-            <w:proofErr w:type="spellEnd"/>
-            <w:r>
-              <w:rPr>
-                <w:rFonts w:ascii="Times New Roman" w:hAnsi="Times New Roman" w:cs="Times New Roman"/>
-                <w:sz w:val="24"/>
-                <w:szCs w:val="24"/>
-              </w:rPr>
-              <w:t xml:space="preserve"> и </w:t>
-            </w:r>
-            <w:proofErr w:type="spellStart"/>
-            <w:r>
-              <w:rPr>
-                <w:rFonts w:ascii="Times New Roman" w:hAnsi="Times New Roman" w:cs="Times New Roman"/>
-                <w:sz w:val="24"/>
-                <w:szCs w:val="24"/>
-              </w:rPr>
-              <w:t>FakePhotoCapture</w:t>
-            </w:r>
-            <w:proofErr w:type="spellEnd"/>
+            <w:r>
+              <w:rPr>
+                <w:rFonts w:ascii="Times New Roman" w:hAnsi="Times New Roman" w:cs="Times New Roman"/>
+                <w:sz w:val="24"/>
+                <w:szCs w:val="24"/>
+              </w:rPr>
+              <w:t>DefectRepositoryImpl и FakeDefectRepository реализуют один контракт; то же для CameraXPhotoCapture и FakePhotoCapture</w:t>
+            </w:r>
           </w:p>
         </w:tc>
         <w:tc>
@@ -3054,90 +2162,8 @@
                 <w:sz w:val="24"/>
                 <w:szCs w:val="24"/>
               </w:rPr>
-              <w:t xml:space="preserve">В </w:t>
-            </w:r>
-            <w:proofErr w:type="spellStart"/>
-            <w:r>
-              <w:rPr>
-                <w:rFonts w:ascii="Times New Roman" w:hAnsi="Times New Roman" w:cs="Times New Roman"/>
-                <w:sz w:val="24"/>
-                <w:szCs w:val="24"/>
-              </w:rPr>
-              <w:t>unit</w:t>
-            </w:r>
-            <w:proofErr w:type="spellEnd"/>
-            <w:r>
-              <w:rPr>
-                <w:rFonts w:ascii="Times New Roman" w:hAnsi="Times New Roman" w:cs="Times New Roman"/>
-                <w:sz w:val="24"/>
-                <w:szCs w:val="24"/>
-              </w:rPr>
-              <w:t xml:space="preserve">-тесте </w:t>
-            </w:r>
-            <w:proofErr w:type="spellStart"/>
-            <w:r>
-              <w:rPr>
-                <w:rFonts w:ascii="Times New Roman" w:hAnsi="Times New Roman" w:cs="Times New Roman"/>
-                <w:sz w:val="24"/>
-                <w:szCs w:val="24"/>
-              </w:rPr>
-              <w:t>ViewModel</w:t>
-            </w:r>
-            <w:proofErr w:type="spellEnd"/>
-            <w:r>
-              <w:rPr>
-                <w:rFonts w:ascii="Times New Roman" w:hAnsi="Times New Roman" w:cs="Times New Roman"/>
-                <w:sz w:val="24"/>
-                <w:szCs w:val="24"/>
-              </w:rPr>
-              <w:t xml:space="preserve"> подставляется </w:t>
-            </w:r>
-            <w:proofErr w:type="spellStart"/>
-            <w:r>
-              <w:rPr>
-                <w:rFonts w:ascii="Times New Roman" w:hAnsi="Times New Roman" w:cs="Times New Roman"/>
-                <w:sz w:val="24"/>
-                <w:szCs w:val="24"/>
-              </w:rPr>
-              <w:t>Fake</w:t>
-            </w:r>
-            <w:proofErr w:type="spellEnd"/>
-            <w:r>
-              <w:rPr>
-                <w:rFonts w:ascii="Times New Roman" w:hAnsi="Times New Roman" w:cs="Times New Roman"/>
-                <w:sz w:val="24"/>
-                <w:szCs w:val="24"/>
-              </w:rPr>
-              <w:t xml:space="preserve">, и она работает без правок. </w:t>
-            </w:r>
-            <w:proofErr w:type="spellStart"/>
-            <w:r>
-              <w:rPr>
-                <w:rFonts w:ascii="Times New Roman" w:hAnsi="Times New Roman" w:cs="Times New Roman"/>
-                <w:sz w:val="24"/>
-                <w:szCs w:val="24"/>
-              </w:rPr>
-              <w:t>Fake</w:t>
-            </w:r>
-            <w:proofErr w:type="spellEnd"/>
-            <w:r>
-              <w:rPr>
-                <w:rFonts w:ascii="Times New Roman" w:hAnsi="Times New Roman" w:cs="Times New Roman"/>
-                <w:sz w:val="24"/>
-                <w:szCs w:val="24"/>
-              </w:rPr>
-              <w:t xml:space="preserve"> не бросает исключений там, где контракт возвращает </w:t>
-            </w:r>
-            <w:proofErr w:type="spellStart"/>
-            <w:r>
-              <w:rPr>
-                <w:rFonts w:ascii="Times New Roman" w:hAnsi="Times New Roman" w:cs="Times New Roman"/>
-                <w:sz w:val="24"/>
-                <w:szCs w:val="24"/>
-              </w:rPr>
-              <w:t>AppResult.Error</w:t>
-            </w:r>
-            <w:proofErr w:type="spellEnd"/>
+              <w:t>В unit-тесте ViewModel подставляется Fake, и она работает без правок. Fake не бросает исключений там, где контракт возвращает AppResult.Error</w:t>
+            </w:r>
           </w:p>
         </w:tc>
       </w:tr>
@@ -3198,151 +2224,7 @@
                 <w:sz w:val="24"/>
                 <w:szCs w:val="24"/>
               </w:rPr>
-              <w:t xml:space="preserve">Вместо одного «толстого» </w:t>
-            </w:r>
-            <w:proofErr w:type="spellStart"/>
-            <w:r>
-              <w:rPr>
-                <w:rFonts w:ascii="Times New Roman" w:hAnsi="Times New Roman" w:cs="Times New Roman"/>
-                <w:sz w:val="24"/>
-                <w:szCs w:val="24"/>
-              </w:rPr>
-              <w:t>репозитория</w:t>
-            </w:r>
-            <w:proofErr w:type="spellEnd"/>
-            <w:r>
-              <w:rPr>
-                <w:rFonts w:ascii="Times New Roman" w:hAnsi="Times New Roman" w:cs="Times New Roman"/>
-                <w:sz w:val="24"/>
-                <w:szCs w:val="24"/>
-              </w:rPr>
-              <w:t xml:space="preserve">: </w:t>
-            </w:r>
-            <w:proofErr w:type="spellStart"/>
-            <w:r>
-              <w:rPr>
-                <w:rFonts w:ascii="Times New Roman" w:hAnsi="Times New Roman" w:cs="Times New Roman"/>
-                <w:sz w:val="24"/>
-                <w:szCs w:val="24"/>
-              </w:rPr>
-              <w:t>DefectReader</w:t>
-            </w:r>
-            <w:proofErr w:type="spellEnd"/>
-            <w:r>
-              <w:rPr>
-                <w:rFonts w:ascii="Times New Roman" w:hAnsi="Times New Roman" w:cs="Times New Roman"/>
-                <w:sz w:val="24"/>
-                <w:szCs w:val="24"/>
-              </w:rPr>
-              <w:t xml:space="preserve">, </w:t>
-            </w:r>
-            <w:proofErr w:type="spellStart"/>
-            <w:r>
-              <w:rPr>
-                <w:rFonts w:ascii="Times New Roman" w:hAnsi="Times New Roman" w:cs="Times New Roman"/>
-                <w:sz w:val="24"/>
-                <w:szCs w:val="24"/>
-              </w:rPr>
-              <w:t>DefectWriter</w:t>
-            </w:r>
-            <w:proofErr w:type="spellEnd"/>
-            <w:r>
-              <w:rPr>
-                <w:rFonts w:ascii="Times New Roman" w:hAnsi="Times New Roman" w:cs="Times New Roman"/>
-                <w:sz w:val="24"/>
-                <w:szCs w:val="24"/>
-              </w:rPr>
-              <w:t xml:space="preserve">, </w:t>
-            </w:r>
-            <w:proofErr w:type="spellStart"/>
-            <w:r>
-              <w:rPr>
-                <w:rFonts w:ascii="Times New Roman" w:hAnsi="Times New Roman" w:cs="Times New Roman"/>
-                <w:sz w:val="24"/>
-                <w:szCs w:val="24"/>
-              </w:rPr>
-              <w:t>DefectSyncSource</w:t>
-            </w:r>
-            <w:proofErr w:type="spellEnd"/>
-            <w:r>
-              <w:rPr>
-                <w:rFonts w:ascii="Times New Roman" w:hAnsi="Times New Roman" w:cs="Times New Roman"/>
-                <w:sz w:val="24"/>
-                <w:szCs w:val="24"/>
-              </w:rPr>
-              <w:t>; аппаратные интерфейсы тоже раздельные (</w:t>
-            </w:r>
-            <w:proofErr w:type="spellStart"/>
-            <w:r>
-              <w:rPr>
-                <w:rFonts w:ascii="Times New Roman" w:hAnsi="Times New Roman" w:cs="Times New Roman"/>
-                <w:sz w:val="24"/>
-                <w:szCs w:val="24"/>
-              </w:rPr>
-              <w:t>PhotoCapture</w:t>
-            </w:r>
-            <w:proofErr w:type="spellEnd"/>
-            <w:r>
-              <w:rPr>
-                <w:rFonts w:ascii="Times New Roman" w:hAnsi="Times New Roman" w:cs="Times New Roman"/>
-                <w:sz w:val="24"/>
-                <w:szCs w:val="24"/>
-              </w:rPr>
-              <w:t xml:space="preserve">, </w:t>
-            </w:r>
-            <w:proofErr w:type="spellStart"/>
-            <w:r>
-              <w:rPr>
-                <w:rFonts w:ascii="Times New Roman" w:hAnsi="Times New Roman" w:cs="Times New Roman"/>
-                <w:sz w:val="24"/>
-                <w:szCs w:val="24"/>
-              </w:rPr>
-              <w:t>FlashlightController</w:t>
-            </w:r>
-            <w:proofErr w:type="spellEnd"/>
-            <w:r>
-              <w:rPr>
-                <w:rFonts w:ascii="Times New Roman" w:hAnsi="Times New Roman" w:cs="Times New Roman"/>
-                <w:sz w:val="24"/>
-                <w:szCs w:val="24"/>
-              </w:rPr>
-              <w:t xml:space="preserve">, </w:t>
-            </w:r>
-            <w:proofErr w:type="spellStart"/>
-            <w:r>
-              <w:rPr>
-                <w:rFonts w:ascii="Times New Roman" w:hAnsi="Times New Roman" w:cs="Times New Roman"/>
-                <w:sz w:val="24"/>
-                <w:szCs w:val="24"/>
-              </w:rPr>
-              <w:t>HapticFeedback</w:t>
-            </w:r>
-            <w:proofErr w:type="spellEnd"/>
-            <w:r>
-              <w:rPr>
-                <w:rFonts w:ascii="Times New Roman" w:hAnsi="Times New Roman" w:cs="Times New Roman"/>
-                <w:sz w:val="24"/>
-                <w:szCs w:val="24"/>
-              </w:rPr>
-              <w:t xml:space="preserve">, </w:t>
-            </w:r>
-            <w:proofErr w:type="spellStart"/>
-            <w:r>
-              <w:rPr>
-                <w:rFonts w:ascii="Times New Roman" w:hAnsi="Times New Roman" w:cs="Times New Roman"/>
-                <w:sz w:val="24"/>
-                <w:szCs w:val="24"/>
-              </w:rPr>
-              <w:t>BiometricAuthenticator</w:t>
-            </w:r>
-            <w:proofErr w:type="spellEnd"/>
-            <w:r>
-              <w:rPr>
-                <w:rFonts w:ascii="Times New Roman" w:hAnsi="Times New Roman" w:cs="Times New Roman"/>
-                <w:sz w:val="24"/>
-                <w:szCs w:val="24"/>
-              </w:rPr>
-              <w:t>)</w:t>
+              <w:t>Вместо одного «толстого» репозитория: DefectReader, DefectWriter, DefectSyncSource; аппаратные интерфейсы тоже раздельные (PhotoCapture, FlashlightController, HapticFeedback, BiometricAuthenticator)</w:t>
             </w:r>
           </w:p>
         </w:tc>
@@ -3366,23 +2248,13 @@
                 <w:szCs w:val="24"/>
               </w:rPr>
             </w:pPr>
-            <w:proofErr w:type="spellStart"/>
-            <w:r>
-              <w:rPr>
-                <w:rFonts w:ascii="Times New Roman" w:hAnsi="Times New Roman" w:cs="Times New Roman"/>
-                <w:sz w:val="24"/>
-                <w:szCs w:val="24"/>
-              </w:rPr>
-              <w:t>ObserveDefectsUseCase</w:t>
-            </w:r>
-            <w:proofErr w:type="spellEnd"/>
-            <w:r>
-              <w:rPr>
-                <w:rFonts w:ascii="Times New Roman" w:hAnsi="Times New Roman" w:cs="Times New Roman"/>
-                <w:sz w:val="24"/>
-                <w:szCs w:val="24"/>
-              </w:rPr>
-              <w:t xml:space="preserve"> видит только чтение и не знает про запись и синхронизацию. Тесту синхронизации не нужны методы чтения</w:t>
+            <w:r>
+              <w:rPr>
+                <w:rFonts w:ascii="Times New Roman" w:hAnsi="Times New Roman" w:cs="Times New Roman"/>
+                <w:sz w:val="24"/>
+                <w:szCs w:val="24"/>
+              </w:rPr>
+              <w:t>ObserveDefectsUseCase видит только чтение и не знает про запись и синхронизацию. Тесту синхронизации не нужны методы чтения</w:t>
             </w:r>
           </w:p>
         </w:tc>
@@ -3438,167 +2310,13 @@
                 <w:szCs w:val="24"/>
               </w:rPr>
             </w:pPr>
-            <w:proofErr w:type="spellStart"/>
-            <w:r>
-              <w:rPr>
-                <w:rFonts w:ascii="Times New Roman" w:hAnsi="Times New Roman" w:cs="Times New Roman"/>
-                <w:sz w:val="24"/>
-                <w:szCs w:val="24"/>
-              </w:rPr>
-              <w:t>Use</w:t>
-            </w:r>
-            <w:proofErr w:type="spellEnd"/>
-            <w:r>
-              <w:rPr>
-                <w:rFonts w:ascii="Times New Roman" w:hAnsi="Times New Roman" w:cs="Times New Roman"/>
-                <w:sz w:val="24"/>
-                <w:szCs w:val="24"/>
-              </w:rPr>
-              <w:t xml:space="preserve"> </w:t>
-            </w:r>
-            <w:proofErr w:type="spellStart"/>
-            <w:r>
-              <w:rPr>
-                <w:rFonts w:ascii="Times New Roman" w:hAnsi="Times New Roman" w:cs="Times New Roman"/>
-                <w:sz w:val="24"/>
-                <w:szCs w:val="24"/>
-              </w:rPr>
-              <w:t>cases</w:t>
-            </w:r>
-            <w:proofErr w:type="spellEnd"/>
-            <w:r>
-              <w:rPr>
-                <w:rFonts w:ascii="Times New Roman" w:hAnsi="Times New Roman" w:cs="Times New Roman"/>
-                <w:sz w:val="24"/>
-                <w:szCs w:val="24"/>
-              </w:rPr>
-              <w:t xml:space="preserve"> и </w:t>
-            </w:r>
-            <w:proofErr w:type="spellStart"/>
-            <w:r>
-              <w:rPr>
-                <w:rFonts w:ascii="Times New Roman" w:hAnsi="Times New Roman" w:cs="Times New Roman"/>
-                <w:sz w:val="24"/>
-                <w:szCs w:val="24"/>
-              </w:rPr>
-              <w:t>ViewModel</w:t>
-            </w:r>
-            <w:proofErr w:type="spellEnd"/>
-            <w:r>
-              <w:rPr>
-                <w:rFonts w:ascii="Times New Roman" w:hAnsi="Times New Roman" w:cs="Times New Roman"/>
-                <w:sz w:val="24"/>
-                <w:szCs w:val="24"/>
-              </w:rPr>
-              <w:t xml:space="preserve"> зависят от интерфейсов в </w:t>
-            </w:r>
-            <w:proofErr w:type="spellStart"/>
-            <w:r>
-              <w:rPr>
-                <w:rFonts w:ascii="Times New Roman" w:hAnsi="Times New Roman" w:cs="Times New Roman"/>
-                <w:sz w:val="24"/>
-                <w:szCs w:val="24"/>
-              </w:rPr>
-              <w:t>domain</w:t>
-            </w:r>
-            <w:proofErr w:type="spellEnd"/>
-            <w:r>
-              <w:rPr>
-                <w:rFonts w:ascii="Times New Roman" w:hAnsi="Times New Roman" w:cs="Times New Roman"/>
-                <w:sz w:val="24"/>
-                <w:szCs w:val="24"/>
-              </w:rPr>
-              <w:t xml:space="preserve">; реализации подставляет </w:t>
-            </w:r>
-            <w:proofErr w:type="spellStart"/>
-            <w:r>
-              <w:rPr>
-                <w:rFonts w:ascii="Times New Roman" w:hAnsi="Times New Roman" w:cs="Times New Roman"/>
-                <w:sz w:val="24"/>
-                <w:szCs w:val="24"/>
-              </w:rPr>
-              <w:t>Hilt</w:t>
-            </w:r>
-            <w:proofErr w:type="spellEnd"/>
-            <w:r>
-              <w:rPr>
-                <w:rFonts w:ascii="Times New Roman" w:hAnsi="Times New Roman" w:cs="Times New Roman"/>
-                <w:sz w:val="24"/>
-                <w:szCs w:val="24"/>
-              </w:rPr>
-              <w:t xml:space="preserve"> через @</w:t>
-            </w:r>
-            <w:proofErr w:type="spellStart"/>
-            <w:r>
-              <w:rPr>
-                <w:rFonts w:ascii="Times New Roman" w:hAnsi="Times New Roman" w:cs="Times New Roman"/>
-                <w:sz w:val="24"/>
-                <w:szCs w:val="24"/>
-              </w:rPr>
-              <w:t>Binds</w:t>
-            </w:r>
-            <w:proofErr w:type="spellEnd"/>
-            <w:r>
-              <w:rPr>
-                <w:rFonts w:ascii="Times New Roman" w:hAnsi="Times New Roman" w:cs="Times New Roman"/>
-                <w:sz w:val="24"/>
-                <w:szCs w:val="24"/>
-              </w:rPr>
-              <w:t xml:space="preserve"> в </w:t>
-            </w:r>
-            <w:proofErr w:type="spellStart"/>
-            <w:r>
-              <w:rPr>
-                <w:rFonts w:ascii="Times New Roman" w:hAnsi="Times New Roman" w:cs="Times New Roman"/>
-                <w:sz w:val="24"/>
-                <w:szCs w:val="24"/>
-              </w:rPr>
-              <w:t>RepositoryModule</w:t>
-            </w:r>
-            <w:proofErr w:type="spellEnd"/>
-            <w:r>
-              <w:rPr>
-                <w:rFonts w:ascii="Times New Roman" w:hAnsi="Times New Roman" w:cs="Times New Roman"/>
-                <w:sz w:val="24"/>
-                <w:szCs w:val="24"/>
-              </w:rPr>
-              <w:t xml:space="preserve"> и </w:t>
-            </w:r>
-            <w:proofErr w:type="spellStart"/>
-            <w:r>
-              <w:rPr>
-                <w:rFonts w:ascii="Times New Roman" w:hAnsi="Times New Roman" w:cs="Times New Roman"/>
-                <w:sz w:val="24"/>
-                <w:szCs w:val="24"/>
-              </w:rPr>
-              <w:t>PlatformModule</w:t>
-            </w:r>
-            <w:proofErr w:type="spellEnd"/>
-            <w:r>
-              <w:rPr>
-                <w:rFonts w:ascii="Times New Roman" w:hAnsi="Times New Roman" w:cs="Times New Roman"/>
-                <w:sz w:val="24"/>
-                <w:szCs w:val="24"/>
-              </w:rPr>
-              <w:t xml:space="preserve"> (в </w:t>
-            </w:r>
-            <w:proofErr w:type="spellStart"/>
-            <w:r>
-              <w:rPr>
-                <w:rFonts w:ascii="Times New Roman" w:hAnsi="Times New Roman" w:cs="Times New Roman"/>
-                <w:sz w:val="24"/>
-                <w:szCs w:val="24"/>
-              </w:rPr>
-              <w:t>app</w:t>
-            </w:r>
-            <w:proofErr w:type="spellEnd"/>
-            <w:r>
-              <w:rPr>
-                <w:rFonts w:ascii="Times New Roman" w:hAnsi="Times New Roman" w:cs="Times New Roman"/>
-                <w:sz w:val="24"/>
-                <w:szCs w:val="24"/>
-              </w:rPr>
-              <w:t>)</w:t>
+            <w:r>
+              <w:rPr>
+                <w:rFonts w:ascii="Times New Roman" w:hAnsi="Times New Roman" w:cs="Times New Roman"/>
+                <w:sz w:val="24"/>
+                <w:szCs w:val="24"/>
+              </w:rPr>
+              <w:t>Use cases и ViewModel зависят от интерфейсов в domain; реализации подставляет Hilt через @Binds в RepositoryModule и PlatformModule (в app)</w:t>
             </w:r>
           </w:p>
         </w:tc>
@@ -3628,115 +2346,7 @@
                 <w:sz w:val="24"/>
                 <w:szCs w:val="24"/>
               </w:rPr>
-              <w:t xml:space="preserve">В </w:t>
-            </w:r>
-            <w:proofErr w:type="spellStart"/>
-            <w:r>
-              <w:rPr>
-                <w:rFonts w:ascii="Times New Roman" w:hAnsi="Times New Roman" w:cs="Times New Roman"/>
-                <w:sz w:val="24"/>
-                <w:szCs w:val="24"/>
-              </w:rPr>
-              <w:t>domain</w:t>
-            </w:r>
-            <w:proofErr w:type="spellEnd"/>
-            <w:r>
-              <w:rPr>
-                <w:rFonts w:ascii="Times New Roman" w:hAnsi="Times New Roman" w:cs="Times New Roman"/>
-                <w:sz w:val="24"/>
-                <w:szCs w:val="24"/>
-              </w:rPr>
-              <w:t xml:space="preserve"> нет ни одного импорта </w:t>
-            </w:r>
-            <w:proofErr w:type="spellStart"/>
-            <w:r>
-              <w:rPr>
-                <w:rFonts w:ascii="Times New Roman" w:hAnsi="Times New Roman" w:cs="Times New Roman"/>
-                <w:sz w:val="24"/>
-                <w:szCs w:val="24"/>
-              </w:rPr>
-              <w:t>Room</w:t>
-            </w:r>
-            <w:proofErr w:type="spellEnd"/>
-            <w:r>
-              <w:rPr>
-                <w:rFonts w:ascii="Times New Roman" w:hAnsi="Times New Roman" w:cs="Times New Roman"/>
-                <w:sz w:val="24"/>
-                <w:szCs w:val="24"/>
-              </w:rPr>
-              <w:t xml:space="preserve">, </w:t>
-            </w:r>
-            <w:proofErr w:type="spellStart"/>
-            <w:r>
-              <w:rPr>
-                <w:rFonts w:ascii="Times New Roman" w:hAnsi="Times New Roman" w:cs="Times New Roman"/>
-                <w:sz w:val="24"/>
-                <w:szCs w:val="24"/>
-              </w:rPr>
-              <w:t>Retrofit</w:t>
-            </w:r>
-            <w:proofErr w:type="spellEnd"/>
-            <w:r>
-              <w:rPr>
-                <w:rFonts w:ascii="Times New Roman" w:hAnsi="Times New Roman" w:cs="Times New Roman"/>
-                <w:sz w:val="24"/>
-                <w:szCs w:val="24"/>
-              </w:rPr>
-              <w:t xml:space="preserve"> или </w:t>
-            </w:r>
-            <w:proofErr w:type="spellStart"/>
-            <w:r>
-              <w:rPr>
-                <w:rFonts w:ascii="Times New Roman" w:hAnsi="Times New Roman" w:cs="Times New Roman"/>
-                <w:sz w:val="24"/>
-                <w:szCs w:val="24"/>
-              </w:rPr>
-              <w:t>Android</w:t>
-            </w:r>
-            <w:proofErr w:type="spellEnd"/>
-            <w:r>
-              <w:rPr>
-                <w:rFonts w:ascii="Times New Roman" w:hAnsi="Times New Roman" w:cs="Times New Roman"/>
-                <w:sz w:val="24"/>
-                <w:szCs w:val="24"/>
-              </w:rPr>
-              <w:t xml:space="preserve">. </w:t>
-            </w:r>
-            <w:proofErr w:type="spellStart"/>
-            <w:r>
-              <w:rPr>
-                <w:rFonts w:ascii="Times New Roman" w:hAnsi="Times New Roman" w:cs="Times New Roman"/>
-                <w:sz w:val="24"/>
-                <w:szCs w:val="24"/>
-              </w:rPr>
-              <w:t>Gradle</w:t>
-            </w:r>
-            <w:proofErr w:type="spellEnd"/>
-            <w:r>
-              <w:rPr>
-                <w:rFonts w:ascii="Times New Roman" w:hAnsi="Times New Roman" w:cs="Times New Roman"/>
-                <w:sz w:val="24"/>
-                <w:szCs w:val="24"/>
-              </w:rPr>
-              <w:t xml:space="preserve"> не даст его добавить: модуль чистый </w:t>
-            </w:r>
-            <w:proofErr w:type="spellStart"/>
-            <w:r>
-              <w:rPr>
-                <w:rFonts w:ascii="Times New Roman" w:hAnsi="Times New Roman" w:cs="Times New Roman"/>
-                <w:sz w:val="24"/>
-                <w:szCs w:val="24"/>
-              </w:rPr>
-              <w:t>kotlin</w:t>
-            </w:r>
-            <w:proofErr w:type="spellEnd"/>
-            <w:r>
-              <w:rPr>
-                <w:rFonts w:ascii="Times New Roman" w:hAnsi="Times New Roman" w:cs="Times New Roman"/>
-                <w:sz w:val="24"/>
-                <w:szCs w:val="24"/>
-              </w:rPr>
-              <w:t>("</w:t>
+              <w:t>В domain нет ни одного импорта Room, Retrofit или Android. Gradle не даст его добавить: модуль чистый kotlin("</w:t>
             </w:r>
           </w:p>
         </w:tc>
@@ -3790,7 +2400,6 @@
         </w:rPr>
         <w:t xml:space="preserve">Список </w:t>
       </w:r>
-      <w:proofErr w:type="spellStart"/>
       <w:r>
         <w:rPr>
           <w:rFonts w:ascii="Times New Roman" w:hAnsi="Times New Roman" w:cs="Times New Roman"/>
@@ -3800,7 +2409,6 @@
         </w:rPr>
         <w:t>UseCase</w:t>
       </w:r>
-      <w:proofErr w:type="spellEnd"/>
     </w:p>
     <w:tbl>
       <w:tblPr>
@@ -3898,7 +2506,6 @@
                 <w:lang w:val="en-US"/>
               </w:rPr>
             </w:pPr>
-            <w:proofErr w:type="spellStart"/>
             <w:r>
               <w:rPr>
                 <w:rFonts w:ascii="Times New Roman" w:hAnsi="Times New Roman" w:cs="Times New Roman"/>
@@ -3908,7 +2515,6 @@
               </w:rPr>
               <w:t>LoginUseCase</w:t>
             </w:r>
-            <w:proofErr w:type="spellEnd"/>
           </w:p>
         </w:tc>
         <w:tc>
@@ -3937,18 +2543,8 @@
                 <w:sz w:val="24"/>
                 <w:szCs w:val="24"/>
               </w:rPr>
-              <w:t xml:space="preserve">Вход, сохранение </w:t>
-            </w:r>
-            <w:proofErr w:type="spellStart"/>
-            <w:r>
-              <w:rPr>
-                <w:rFonts w:ascii="Times New Roman" w:hAnsi="Times New Roman" w:cs="Times New Roman"/>
-                <w:sz w:val="24"/>
-                <w:szCs w:val="24"/>
-              </w:rPr>
-              <w:t>токена</w:t>
-            </w:r>
-            <w:proofErr w:type="spellEnd"/>
+              <w:t>Вход, сохранение токена</w:t>
+            </w:r>
           </w:p>
         </w:tc>
       </w:tr>
@@ -3974,7 +2570,6 @@
                 <w:lang w:val="en-US"/>
               </w:rPr>
             </w:pPr>
-            <w:proofErr w:type="spellStart"/>
             <w:r>
               <w:rPr>
                 <w:rFonts w:ascii="Times New Roman" w:hAnsi="Times New Roman" w:cs="Times New Roman"/>
@@ -3982,17 +2577,7 @@
                 <w:szCs w:val="24"/>
                 <w:lang w:val="en-US"/>
               </w:rPr>
-              <w:t>ObserveDefectsUseCase</w:t>
-            </w:r>
-            <w:proofErr w:type="spellEnd"/>
-            <w:r>
-              <w:rPr>
-                <w:rFonts w:ascii="Times New Roman" w:hAnsi="Times New Roman" w:cs="Times New Roman"/>
-                <w:sz w:val="24"/>
-                <w:szCs w:val="24"/>
-                <w:lang w:val="en-US"/>
-              </w:rPr>
-              <w:t>(filter)</w:t>
+              <w:t>ObserveDefectsUseCase(filter)</w:t>
             </w:r>
           </w:p>
         </w:tc>
@@ -4049,7 +2634,6 @@
                 <w:lang w:val="en-US"/>
               </w:rPr>
             </w:pPr>
-            <w:proofErr w:type="spellStart"/>
             <w:r>
               <w:rPr>
                 <w:rFonts w:ascii="Times New Roman" w:hAnsi="Times New Roman" w:cs="Times New Roman"/>
@@ -4059,7 +2643,6 @@
               </w:rPr>
               <w:t>RefreshDefectUseCase</w:t>
             </w:r>
-            <w:proofErr w:type="spellEnd"/>
           </w:p>
         </w:tc>
         <w:tc>
@@ -4088,18 +2671,8 @@
                 <w:sz w:val="24"/>
                 <w:szCs w:val="24"/>
               </w:rPr>
-              <w:t xml:space="preserve">Загрузка сервера в </w:t>
-            </w:r>
-            <w:proofErr w:type="spellStart"/>
-            <w:r>
-              <w:rPr>
-                <w:rFonts w:ascii="Times New Roman" w:hAnsi="Times New Roman" w:cs="Times New Roman"/>
-                <w:sz w:val="24"/>
-                <w:szCs w:val="24"/>
-              </w:rPr>
-              <w:t>кеш</w:t>
-            </w:r>
-            <w:proofErr w:type="spellEnd"/>
+              <w:t>Загрузка сервера в кеш</w:t>
+            </w:r>
           </w:p>
         </w:tc>
       </w:tr>
@@ -4125,7 +2698,6 @@
                 <w:lang w:val="en-US"/>
               </w:rPr>
             </w:pPr>
-            <w:proofErr w:type="spellStart"/>
             <w:r>
               <w:rPr>
                 <w:rFonts w:ascii="Times New Roman" w:hAnsi="Times New Roman" w:cs="Times New Roman"/>
@@ -4133,17 +2705,7 @@
                 <w:szCs w:val="24"/>
                 <w:lang w:val="en-US"/>
               </w:rPr>
-              <w:t>GetDefectUseCase</w:t>
-            </w:r>
-            <w:proofErr w:type="spellEnd"/>
-            <w:r>
-              <w:rPr>
-                <w:rFonts w:ascii="Times New Roman" w:hAnsi="Times New Roman" w:cs="Times New Roman"/>
-                <w:sz w:val="24"/>
-                <w:szCs w:val="24"/>
-                <w:lang w:val="en-US"/>
-              </w:rPr>
-              <w:t>(id)</w:t>
+              <w:t>GetDefectUseCase(id)</w:t>
             </w:r>
           </w:p>
         </w:tc>
@@ -4200,7 +2762,6 @@
                 <w:lang w:val="en-US"/>
               </w:rPr>
             </w:pPr>
-            <w:proofErr w:type="spellStart"/>
             <w:r>
               <w:rPr>
                 <w:rFonts w:ascii="Times New Roman" w:hAnsi="Times New Roman" w:cs="Times New Roman"/>
@@ -4208,17 +2769,7 @@
                 <w:szCs w:val="24"/>
                 <w:lang w:val="en-US"/>
               </w:rPr>
-              <w:t>CreateDefectUseCase</w:t>
-            </w:r>
-            <w:proofErr w:type="spellEnd"/>
-            <w:r>
-              <w:rPr>
-                <w:rFonts w:ascii="Times New Roman" w:hAnsi="Times New Roman" w:cs="Times New Roman"/>
-                <w:sz w:val="24"/>
-                <w:szCs w:val="24"/>
-                <w:lang w:val="en-US"/>
-              </w:rPr>
-              <w:t>(draft)</w:t>
+              <w:t>CreateDefectUseCase(draft)</w:t>
             </w:r>
           </w:p>
         </w:tc>
@@ -4242,23 +2793,13 @@
                 <w:szCs w:val="24"/>
               </w:rPr>
             </w:pPr>
-            <w:proofErr w:type="spellStart"/>
-            <w:r>
-              <w:rPr>
-                <w:rFonts w:ascii="Times New Roman" w:hAnsi="Times New Roman" w:cs="Times New Roman"/>
-                <w:sz w:val="24"/>
-                <w:szCs w:val="24"/>
-              </w:rPr>
-              <w:t>Валидация</w:t>
-            </w:r>
-            <w:proofErr w:type="spellEnd"/>
-            <w:r>
-              <w:rPr>
-                <w:rFonts w:ascii="Times New Roman" w:hAnsi="Times New Roman" w:cs="Times New Roman"/>
-                <w:sz w:val="24"/>
-                <w:szCs w:val="24"/>
-              </w:rPr>
-              <w:t>, сохранение со статусом Ожидание</w:t>
+            <w:r>
+              <w:rPr>
+                <w:rFonts w:ascii="Times New Roman" w:hAnsi="Times New Roman" w:cs="Times New Roman"/>
+                <w:sz w:val="24"/>
+                <w:szCs w:val="24"/>
+              </w:rPr>
+              <w:t>Валидация, сохранение со статусом Ожидание</w:t>
             </w:r>
           </w:p>
         </w:tc>
@@ -4285,7 +2826,6 @@
                 <w:lang w:val="en-US"/>
               </w:rPr>
             </w:pPr>
-            <w:proofErr w:type="spellStart"/>
             <w:r>
               <w:rPr>
                 <w:rFonts w:ascii="Times New Roman" w:hAnsi="Times New Roman" w:cs="Times New Roman"/>
@@ -4295,7 +2835,6 @@
               </w:rPr>
               <w:t>UpdateDefectStatusUseCase</w:t>
             </w:r>
-            <w:proofErr w:type="spellEnd"/>
           </w:p>
         </w:tc>
         <w:tc>
@@ -4351,7 +2890,6 @@
                 <w:lang w:val="en-US"/>
               </w:rPr>
             </w:pPr>
-            <w:proofErr w:type="spellStart"/>
             <w:r>
               <w:rPr>
                 <w:rFonts w:ascii="Times New Roman" w:hAnsi="Times New Roman" w:cs="Times New Roman"/>
@@ -4361,7 +2899,6 @@
               </w:rPr>
               <w:t>ValidatePicketUseCase</w:t>
             </w:r>
-            <w:proofErr w:type="spellEnd"/>
           </w:p>
         </w:tc>
         <w:tc>
@@ -4417,7 +2954,6 @@
                 <w:lang w:val="en-US"/>
               </w:rPr>
             </w:pPr>
-            <w:proofErr w:type="spellStart"/>
             <w:r>
               <w:rPr>
                 <w:rFonts w:ascii="Times New Roman" w:hAnsi="Times New Roman" w:cs="Times New Roman"/>
@@ -4427,7 +2963,6 @@
               </w:rPr>
               <w:t>SyncPendingDefectsUseCase</w:t>
             </w:r>
-            <w:proofErr w:type="spellEnd"/>
           </w:p>
         </w:tc>
         <w:tc>
@@ -4483,7 +3018,6 @@
                 <w:lang w:val="en-US"/>
               </w:rPr>
             </w:pPr>
-            <w:proofErr w:type="spellStart"/>
             <w:r>
               <w:rPr>
                 <w:rFonts w:ascii="Times New Roman" w:hAnsi="Times New Roman" w:cs="Times New Roman"/>
@@ -4493,7 +3027,6 @@
               </w:rPr>
               <w:t>AttachPhotoUseCase</w:t>
             </w:r>
-            <w:proofErr w:type="spellEnd"/>
           </w:p>
         </w:tc>
         <w:tc>
@@ -8110,31 +6643,7 @@
                                 <w:sz w:val="28"/>
                                 <w:szCs w:val="28"/>
                               </w:rPr>
-                              <w:t xml:space="preserve">Рисунок 16 – экран с напоминанием об </w:t>
-                            </w:r>
-                            <w:proofErr w:type="spellStart"/>
-                            <w:r>
-                              <w:rPr>
-                                <w:rFonts w:ascii="Times New Roman" w:hAnsi="Times New Roman" w:cs="Times New Roman"/>
-                                <w:i w:val="0"/>
-                                <w:iCs w:val="0"/>
-                                <w:color w:val="auto"/>
-                                <w:sz w:val="28"/>
-                                <w:szCs w:val="28"/>
-                              </w:rPr>
-                              <w:t>аппартоном</w:t>
-                            </w:r>
-                            <w:proofErr w:type="spellEnd"/>
-                            <w:r>
-                              <w:rPr>
-                                <w:rFonts w:ascii="Times New Roman" w:hAnsi="Times New Roman" w:cs="Times New Roman"/>
-                                <w:i w:val="0"/>
-                                <w:iCs w:val="0"/>
-                                <w:color w:val="auto"/>
-                                <w:sz w:val="28"/>
-                                <w:szCs w:val="28"/>
-                              </w:rPr>
-                              <w:t xml:space="preserve"> разрешении</w:t>
+                              <w:t>Рисунок 16 – экран с напоминанием об аппартоном разрешении</w:t>
                             </w:r>
                           </w:p>
                         </w:txbxContent>
@@ -8317,8 +6826,6 @@
           <w:szCs w:val="28"/>
         </w:rPr>
       </w:pPr>
-      <w:bookmarkStart w:id="0" w:name="_GoBack"/>
-      <w:bookmarkEnd w:id="0"/>
       <w:r>
         <w:rPr>
           <w:noProof/>
@@ -8383,29 +6890,7 @@
                                 <w:sz w:val="28"/>
                                 <w:szCs w:val="28"/>
                               </w:rPr>
-                              <w:t>Рисунок 17</w:t>
-                            </w:r>
-                            <w:r>
-                              <w:rPr>
-                                <w:rFonts w:ascii="Times New Roman" w:hAnsi="Times New Roman" w:cs="Times New Roman"/>
-                                <w:i w:val="0"/>
-                                <w:iCs w:val="0"/>
-                                <w:color w:val="auto"/>
-                                <w:sz w:val="28"/>
-                                <w:szCs w:val="28"/>
-                              </w:rPr>
-                              <w:t xml:space="preserve"> – </w:t>
-                            </w:r>
-                            <w:r>
-                              <w:rPr>
-                                <w:rFonts w:ascii="Times New Roman" w:hAnsi="Times New Roman" w:cs="Times New Roman"/>
-                                <w:i w:val="0"/>
-                                <w:iCs w:val="0"/>
-                                <w:color w:val="auto"/>
-                                <w:sz w:val="28"/>
-                                <w:szCs w:val="28"/>
-                              </w:rPr>
-                              <w:t>интерактивный макет и карта</w:t>
+                              <w:t>Рисунок 17 – интерактивный макет и карта</w:t>
                             </w:r>
                           </w:p>
                         </w:txbxContent>
@@ -8562,6 +7047,316 @@
           </wp:anchor>
         </w:drawing>
       </w:r>
+    </w:p>
+    <w:p>
+      <w:pPr>
+        <w:rPr>
+          <w:rFonts w:ascii="Times New Roman" w:hAnsi="Times New Roman" w:cs="Times New Roman"/>
+          <w:sz w:val="28"/>
+          <w:szCs w:val="28"/>
+        </w:rPr>
+      </w:pPr>
+    </w:p>
+    <w:p>
+      <w:pPr>
+        <w:spacing w:after="0" w:line="360" w:lineRule="auto"/>
+        <w:jc w:val="center"/>
+        <w:rPr>
+          <w:rFonts w:ascii="Times New Roman" w:hAnsi="Times New Roman" w:cs="Times New Roman"/>
+          <w:sz w:val="28"/>
+          <w:szCs w:val="28"/>
+        </w:rPr>
+      </w:pPr>
+      <w:r>
+        <w:rPr>
+          <w:rFonts w:ascii="Times New Roman" w:hAnsi="Times New Roman" w:cs="Times New Roman"/>
+          <w:sz w:val="28"/>
+          <w:szCs w:val="28"/>
+          <w:lang w:val="en-US"/>
+        </w:rPr>
+        <w:t>3</w:t>
+      </w:r>
+      <w:r>
+        <w:rPr>
+          <w:rFonts w:ascii="Times New Roman" w:hAnsi="Times New Roman" w:cs="Times New Roman"/>
+          <w:sz w:val="28"/>
+          <w:szCs w:val="28"/>
+        </w:rPr>
+        <w:t>.</w:t>
+      </w:r>
+      <w:r>
+        <w:rPr>
+          <w:rFonts w:ascii="Times New Roman" w:hAnsi="Times New Roman" w:cs="Times New Roman"/>
+          <w:sz w:val="28"/>
+          <w:szCs w:val="28"/>
+          <w:lang w:val="en-US"/>
+        </w:rPr>
+        <w:t xml:space="preserve"> ER</w:t>
+      </w:r>
+      <w:r>
+        <w:rPr>
+          <w:rFonts w:ascii="Times New Roman" w:hAnsi="Times New Roman" w:cs="Times New Roman"/>
+          <w:sz w:val="28"/>
+          <w:szCs w:val="28"/>
+        </w:rPr>
+        <w:t>-диаграмма</w:t>
+      </w:r>
+    </w:p>
+    <w:p>
+      <w:pPr>
+        <w:rPr>
+          <w:rFonts w:ascii="Times New Roman" w:hAnsi="Times New Roman" w:cs="Times New Roman"/>
+          <w:sz w:val="28"/>
+          <w:szCs w:val="28"/>
+        </w:rPr>
+      </w:pPr>
+    </w:p>
+    <w:p>
+      <w:pPr>
+        <w:rPr>
+          <w:rFonts w:ascii="Times New Roman" w:hAnsi="Times New Roman" w:cs="Times New Roman"/>
+          <w:sz w:val="28"/>
+          <w:szCs w:val="28"/>
+        </w:rPr>
+      </w:pPr>
+    </w:p>
+    <w:p>
+      <w:pPr>
+        <w:tabs>
+          <w:tab w:val="left" w:pos="3180"/>
+        </w:tabs>
+        <w:rPr>
+          <w:rFonts w:ascii="Times New Roman" w:hAnsi="Times New Roman" w:cs="Times New Roman"/>
+          <w:sz w:val="28"/>
+          <w:szCs w:val="28"/>
+        </w:rPr>
+      </w:pPr>
+      <w:r>
+        <w:rPr>
+          <w:noProof/>
+          <w:lang w:eastAsia="ru-RU"/>
+        </w:rPr>
+        <w:lastRenderedPageBreak/>
+        <mc:AlternateContent>
+          <mc:Choice Requires="wps">
+            <w:drawing>
+              <wp:anchor distT="0" distB="0" distL="114300" distR="114300" simplePos="0" relativeHeight="251711488" behindDoc="0" locked="0" layoutInCell="1" allowOverlap="1" wp14:anchorId="3B3C85C8" wp14:editId="1BE52CDD">
+                <wp:simplePos x="0" y="0"/>
+                <wp:positionH relativeFrom="margin">
+                  <wp:align>center</wp:align>
+                </wp:positionH>
+                <wp:positionV relativeFrom="paragraph">
+                  <wp:posOffset>5612130</wp:posOffset>
+                </wp:positionV>
+                <wp:extent cx="2141220" cy="331470"/>
+                <wp:effectExtent l="0" t="0" r="0" b="0"/>
+                <wp:wrapTopAndBottom/>
+                <wp:docPr id="36" name="Надпись 36"/>
+                <wp:cNvGraphicFramePr/>
+                <a:graphic xmlns:a="http://schemas.openxmlformats.org/drawingml/2006/main">
+                  <a:graphicData uri="http://schemas.microsoft.com/office/word/2010/wordprocessingShape">
+                    <wps:wsp>
+                      <wps:cNvSpPr txBox="1"/>
+                      <wps:spPr>
+                        <a:xfrm>
+                          <a:off x="0" y="0"/>
+                          <a:ext cx="2141220" cy="331470"/>
+                        </a:xfrm>
+                        <a:prstGeom prst="rect">
+                          <a:avLst/>
+                        </a:prstGeom>
+                        <a:solidFill>
+                          <a:prstClr val="white"/>
+                        </a:solidFill>
+                        <a:ln>
+                          <a:noFill/>
+                        </a:ln>
+                      </wps:spPr>
+                      <wps:txbx>
+                        <w:txbxContent>
+                          <w:p>
+                            <w:pPr>
+                              <w:pStyle w:val="a5"/>
+                              <w:rPr>
+                                <w:rFonts w:ascii="Times New Roman" w:hAnsi="Times New Roman" w:cs="Times New Roman"/>
+                                <w:i w:val="0"/>
+                                <w:iCs w:val="0"/>
+                                <w:color w:val="auto"/>
+                                <w:sz w:val="28"/>
+                                <w:szCs w:val="28"/>
+                              </w:rPr>
+                            </w:pPr>
+                            <w:r>
+                              <w:rPr>
+                                <w:rFonts w:ascii="Times New Roman" w:hAnsi="Times New Roman" w:cs="Times New Roman"/>
+                                <w:i w:val="0"/>
+                                <w:iCs w:val="0"/>
+                                <w:color w:val="auto"/>
+                                <w:sz w:val="28"/>
+                                <w:szCs w:val="28"/>
+                              </w:rPr>
+                              <w:t xml:space="preserve">Рисунок 18 – </w:t>
+                            </w:r>
+                            <w:r>
+                              <w:rPr>
+                                <w:rFonts w:ascii="Times New Roman" w:hAnsi="Times New Roman" w:cs="Times New Roman"/>
+                                <w:i w:val="0"/>
+                                <w:iCs w:val="0"/>
+                                <w:color w:val="auto"/>
+                                <w:sz w:val="28"/>
+                                <w:szCs w:val="28"/>
+                                <w:lang w:val="en-US"/>
+                              </w:rPr>
+                              <w:t>er-</w:t>
+                            </w:r>
+                            <w:r>
+                              <w:rPr>
+                                <w:rFonts w:ascii="Times New Roman" w:hAnsi="Times New Roman" w:cs="Times New Roman"/>
+                                <w:i w:val="0"/>
+                                <w:iCs w:val="0"/>
+                                <w:color w:val="auto"/>
+                                <w:sz w:val="28"/>
+                                <w:szCs w:val="28"/>
+                              </w:rPr>
+                              <w:t>диаграмма</w:t>
+                            </w:r>
+                          </w:p>
+                        </w:txbxContent>
+                      </wps:txbx>
+                      <wps:bodyPr rot="0" spcFirstLastPara="0" vertOverflow="overflow" horzOverflow="overflow" vert="horz" wrap="square" lIns="0" tIns="0" rIns="0" bIns="0" numCol="1" spcCol="0" rtlCol="0" fromWordArt="0" anchor="t" anchorCtr="0" forceAA="0" compatLnSpc="1">
+                        <a:prstTxWarp prst="textNoShape">
+                          <a:avLst/>
+                        </a:prstTxWarp>
+                        <a:noAutofit/>
+                      </wps:bodyPr>
+                    </wps:wsp>
+                  </a:graphicData>
+                </a:graphic>
+                <wp14:sizeRelH relativeFrom="margin">
+                  <wp14:pctWidth>0</wp14:pctWidth>
+                </wp14:sizeRelH>
+                <wp14:sizeRelV relativeFrom="page">
+                  <wp14:pctHeight>0</wp14:pctHeight>
+                </wp14:sizeRelV>
+              </wp:anchor>
+            </w:drawing>
+          </mc:Choice>
+          <mc:Fallback>
+            <w:pict>
+              <v:shapetype w14:anchorId="3B3C85C8" id="_x0000_t202" coordsize="21600,21600" o:spt="202" path="m,l,21600r21600,l21600,xe">
+                <v:stroke joinstyle="miter"/>
+                <v:path gradientshapeok="t" o:connecttype="rect"/>
+              </v:shapetype>
+              <v:shape id="Надпись 36" o:spid="_x0000_s1043" type="#_x0000_t202" style="position:absolute;margin-left:0;margin-top:441.9pt;width:168.6pt;height:26.1pt;z-index:251711488;visibility:visible;mso-wrap-style:square;mso-width-percent:0;mso-height-percent:0;mso-wrap-distance-left:9pt;mso-wrap-distance-top:0;mso-wrap-distance-right:9pt;mso-wrap-distance-bottom:0;mso-position-horizontal:center;mso-position-horizontal-relative:margin;mso-position-vertical:absolute;mso-position-vertical-relative:text;mso-width-percent:0;mso-height-percent:0;mso-width-relative:margin;mso-height-relative:page;v-text-anchor:top" o:gfxdata="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" stroked="f">
+                <v:textbox inset="0,0,0,0">
+                  <w:txbxContent>
+                    <w:p>
+                      <w:pPr>
+                        <w:pStyle w:val="a5"/>
+                        <w:rPr>
+                          <w:rFonts w:ascii="Times New Roman" w:hAnsi="Times New Roman" w:cs="Times New Roman"/>
+                          <w:i w:val="0"/>
+                          <w:iCs w:val="0"/>
+                          <w:color w:val="auto"/>
+                          <w:sz w:val="28"/>
+                          <w:szCs w:val="28"/>
+                        </w:rPr>
+                      </w:pPr>
+                      <w:r>
+                        <w:rPr>
+                          <w:rFonts w:ascii="Times New Roman" w:hAnsi="Times New Roman" w:cs="Times New Roman"/>
+                          <w:i w:val="0"/>
+                          <w:iCs w:val="0"/>
+                          <w:color w:val="auto"/>
+                          <w:sz w:val="28"/>
+                          <w:szCs w:val="28"/>
+                        </w:rPr>
+                        <w:t xml:space="preserve">Рисунок 18 – </w:t>
+                      </w:r>
+                      <w:r>
+                        <w:rPr>
+                          <w:rFonts w:ascii="Times New Roman" w:hAnsi="Times New Roman" w:cs="Times New Roman"/>
+                          <w:i w:val="0"/>
+                          <w:iCs w:val="0"/>
+                          <w:color w:val="auto"/>
+                          <w:sz w:val="28"/>
+                          <w:szCs w:val="28"/>
+                          <w:lang w:val="en-US"/>
+                        </w:rPr>
+                        <w:t>er-</w:t>
+                      </w:r>
+                      <w:r>
+                        <w:rPr>
+                          <w:rFonts w:ascii="Times New Roman" w:hAnsi="Times New Roman" w:cs="Times New Roman"/>
+                          <w:i w:val="0"/>
+                          <w:iCs w:val="0"/>
+                          <w:color w:val="auto"/>
+                          <w:sz w:val="28"/>
+                          <w:szCs w:val="28"/>
+                        </w:rPr>
+                        <w:t>диаграмма</w:t>
+                      </w:r>
+                    </w:p>
+                  </w:txbxContent>
+                </v:textbox>
+                <w10:wrap type="topAndBottom" anchorx="margin"/>
+              </v:shape>
+            </w:pict>
+          </mc:Fallback>
+        </mc:AlternateContent>
+      </w:r>
+      <w:r>
+        <w:rPr>
+          <w:rFonts w:ascii="Times New Roman" w:hAnsi="Times New Roman" w:cs="Times New Roman"/>
+          <w:sz w:val="28"/>
+          <w:szCs w:val="28"/>
+        </w:rPr>
+        <w:tab/>
+      </w:r>
+      <w:bookmarkStart w:id="0" w:name="_GoBack"/>
+      <w:r>
+        <w:rPr>
+          <w:rFonts w:ascii="Times New Roman" w:hAnsi="Times New Roman" w:cs="Times New Roman"/>
+          <w:sz w:val="28"/>
+          <w:szCs w:val="28"/>
+        </w:rPr>
+        <w:drawing>
+          <wp:inline distT="0" distB="0" distL="0" distR="0" wp14:anchorId="08A8F719" wp14:editId="3CF5FF15">
+            <wp:extent cx="5940425" cy="5321935"/>
+            <wp:effectExtent l="0" t="0" r="3175" b="0"/>
+            <wp:docPr id="31" name="Рисунок 31"/>
+            <wp:cNvGraphicFramePr>
+              <a:graphicFrameLocks xmlns:a="http://schemas.openxmlformats.org/drawingml/2006/main" noChangeAspect="1"/>
+            </wp:cNvGraphicFramePr>
+            <a:graphic xmlns:a="http://schemas.openxmlformats.org/drawingml/2006/main">
+              <a:graphicData uri="http://schemas.openxmlformats.org/drawingml/2006/picture">
+                <pic:pic xmlns:pic="http://schemas.openxmlformats.org/drawingml/2006/picture">
+                  <pic:nvPicPr>
+                    <pic:cNvPr id="1" name=""/>
+                    <pic:cNvPicPr/>
+                  </pic:nvPicPr>
+                  <pic:blipFill>
+                    <a:blip r:embed="rId24"/>
+                    <a:stretch>
+                      <a:fillRect/>
+                    </a:stretch>
+                  </pic:blipFill>
+                  <pic:spPr>
+                    <a:xfrm>
+                      <a:off x="0" y="0"/>
+                      <a:ext cx="5940425" cy="5321935"/>
+                    </a:xfrm>
+                    <a:prstGeom prst="rect">
+                      <a:avLst/>
+                    </a:prstGeom>
+                  </pic:spPr>
+                </pic:pic>
+              </a:graphicData>
+            </a:graphic>
+          </wp:inline>
+        </w:drawing>
+      </w:r>
+      <w:bookmarkEnd w:id="0"/>
     </w:p>
     <w:sectPr>
       <w:pgSz w:w="11906" w:h="16838"/>

--- a/документация/документация.docx
+++ b/документация/документация.docx
@@ -3193,11 +3193,7 @@
           </mc:Choice>
           <mc:Fallback>
             <w:pict>
-              <v:shapetype w14:anchorId="29BBB0E6" id="_x0000_t202" coordsize="21600,21600" o:spt="202" path="m,l,21600r21600,l21600,xe">
-                <v:stroke joinstyle="miter"/>
-                <v:path gradientshapeok="t" o:connecttype="rect"/>
-              </v:shapetype>
-              <v:shape id="Надпись 4" o:spid="_x0000_s1027" type="#_x0000_t202" style="position:absolute;left:0;text-align:left;margin-left:125.4pt;margin-top:417.3pt;width:201.6pt;height:26.1pt;z-index:251663360;visibility:visible;mso-wrap-style:square;mso-width-percent:0;mso-height-percent:0;mso-wrap-distance-left:9pt;mso-wrap-distance-top:0;mso-wrap-distance-right:9pt;mso-wrap-distance-bottom:0;mso-position-horizontal:absolute;mso-position-horizontal-relative:margin;mso-position-vertical:absolute;mso-position-vertical-relative:text;mso-width-percent:0;mso-height-percent:0;mso-width-relative:margin;mso-height-relative:page;v-text-anchor:top" o:gfxdata="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" stroked="f">
+              <v:shape w14:anchorId="29BBB0E6" id="Надпись 4" o:spid="_x0000_s1027" type="#_x0000_t202" style="position:absolute;left:0;text-align:left;margin-left:125.4pt;margin-top:417.3pt;width:201.6pt;height:26.1pt;z-index:251663360;visibility:visible;mso-wrap-style:square;mso-width-percent:0;mso-height-percent:0;mso-wrap-distance-left:9pt;mso-wrap-distance-top:0;mso-wrap-distance-right:9pt;mso-wrap-distance-bottom:0;mso-position-horizontal:absolute;mso-position-horizontal-relative:margin;mso-position-vertical:absolute;mso-position-vertical-relative:text;mso-width-percent:0;mso-height-percent:0;mso-width-relative:margin;mso-height-relative:page;v-text-anchor:top" o:gfxdata="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" stroked="f">
                 <v:textbox inset="0,0,0,0">
                   <w:txbxContent>
                     <w:p>
@@ -3494,29 +3490,7 @@
                           <w:sz w:val="28"/>
                           <w:szCs w:val="28"/>
                         </w:rPr>
-                        <w:t>Рисунок 4</w:t>
-                      </w:r>
-                      <w:r>
-                        <w:rPr>
-                          <w:rFonts w:ascii="Times New Roman" w:hAnsi="Times New Roman" w:cs="Times New Roman"/>
-                          <w:i w:val="0"/>
-                          <w:iCs w:val="0"/>
-                          <w:color w:val="auto"/>
-                          <w:sz w:val="28"/>
-                          <w:szCs w:val="28"/>
-                        </w:rPr>
-                        <w:t xml:space="preserve"> –</w:t>
-                      </w:r>
-                      <w:r>
-                        <w:rPr>
-                          <w:rFonts w:ascii="Times New Roman" w:hAnsi="Times New Roman" w:cs="Times New Roman"/>
-                          <w:i w:val="0"/>
-                          <w:iCs w:val="0"/>
-                          <w:color w:val="auto"/>
-                          <w:sz w:val="28"/>
-                          <w:szCs w:val="28"/>
-                        </w:rPr>
-                        <w:t xml:space="preserve"> базовые компоненты</w:t>
+                        <w:t>Рисунок 4 – базовые компоненты</w:t>
                       </w:r>
                     </w:p>
                   </w:txbxContent>
@@ -3922,11 +3896,7 @@
           </mc:Choice>
           <mc:Fallback>
             <w:pict>
-              <v:shapetype w14:anchorId="0BE43205" id="_x0000_t202" coordsize="21600,21600" o:spt="202" path="m,l,21600r21600,l21600,xe">
-                <v:stroke joinstyle="miter"/>
-                <v:path gradientshapeok="t" o:connecttype="rect"/>
-              </v:shapetype>
-              <v:shape id="Надпись 10" o:spid="_x0000_s1030" type="#_x0000_t202" style="position:absolute;left:0;text-align:left;margin-left:232.25pt;margin-top:579.45pt;width:148.8pt;height:26.1pt;z-index:251672576;visibility:visible;mso-wrap-style:square;mso-width-percent:0;mso-height-percent:0;mso-wrap-distance-left:9pt;mso-wrap-distance-top:0;mso-wrap-distance-right:9pt;mso-wrap-distance-bottom:0;mso-position-horizontal:absolute;mso-position-horizontal-relative:page;mso-position-vertical:absolute;mso-position-vertical-relative:text;mso-width-percent:0;mso-height-percent:0;mso-width-relative:margin;mso-height-relative:page;v-text-anchor:top" o:gfxdata="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" stroked="f">
+              <v:shape w14:anchorId="0BE43205" id="Надпись 10" o:spid="_x0000_s1030" type="#_x0000_t202" style="position:absolute;left:0;text-align:left;margin-left:232.25pt;margin-top:579.45pt;width:148.8pt;height:26.1pt;z-index:251672576;visibility:visible;mso-wrap-style:square;mso-width-percent:0;mso-height-percent:0;mso-wrap-distance-left:9pt;mso-wrap-distance-top:0;mso-wrap-distance-right:9pt;mso-wrap-distance-bottom:0;mso-position-horizontal:absolute;mso-position-horizontal-relative:page;mso-position-vertical:absolute;mso-position-vertical-relative:text;mso-width-percent:0;mso-height-percent:0;mso-width-relative:margin;mso-height-relative:page;v-text-anchor:top" o:gfxdata="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" stroked="f">
                 <v:textbox inset="0,0,0,0">
                   <w:txbxContent>
                     <w:p>
@@ -4203,29 +4173,7 @@
                           <w:sz w:val="28"/>
                           <w:szCs w:val="28"/>
                         </w:rPr>
-                        <w:t>Рисунок 6</w:t>
-                      </w:r>
-                      <w:r>
-                        <w:rPr>
-                          <w:rFonts w:ascii="Times New Roman" w:hAnsi="Times New Roman" w:cs="Times New Roman"/>
-                          <w:i w:val="0"/>
-                          <w:iCs w:val="0"/>
-                          <w:color w:val="auto"/>
-                          <w:sz w:val="28"/>
-                          <w:szCs w:val="28"/>
-                        </w:rPr>
-                        <w:t xml:space="preserve"> –</w:t>
-                      </w:r>
-                      <w:r>
-                        <w:rPr>
-                          <w:rFonts w:ascii="Times New Roman" w:hAnsi="Times New Roman" w:cs="Times New Roman"/>
-                          <w:i w:val="0"/>
-                          <w:iCs w:val="0"/>
-                          <w:color w:val="auto"/>
-                          <w:sz w:val="28"/>
-                          <w:szCs w:val="28"/>
-                        </w:rPr>
-                        <w:t xml:space="preserve"> главный экран</w:t>
+                        <w:t>Рисунок 6 – главный экран</w:t>
                       </w:r>
                     </w:p>
                   </w:txbxContent>
@@ -4478,29 +4426,7 @@
                           <w:sz w:val="28"/>
                           <w:szCs w:val="28"/>
                         </w:rPr>
-                        <w:t>Рисунок 7</w:t>
-                      </w:r>
-                      <w:r>
-                        <w:rPr>
-                          <w:rFonts w:ascii="Times New Roman" w:hAnsi="Times New Roman" w:cs="Times New Roman"/>
-                          <w:i w:val="0"/>
-                          <w:iCs w:val="0"/>
-                          <w:color w:val="auto"/>
-                          <w:sz w:val="28"/>
-                          <w:szCs w:val="28"/>
-                        </w:rPr>
-                        <w:t xml:space="preserve"> –</w:t>
-                      </w:r>
-                      <w:r>
-                        <w:rPr>
-                          <w:rFonts w:ascii="Times New Roman" w:hAnsi="Times New Roman" w:cs="Times New Roman"/>
-                          <w:i w:val="0"/>
-                          <w:iCs w:val="0"/>
-                          <w:color w:val="auto"/>
-                          <w:sz w:val="28"/>
-                          <w:szCs w:val="28"/>
-                        </w:rPr>
-                        <w:t xml:space="preserve"> экран с неисправностями</w:t>
+                        <w:t>Рисунок 7 – экран с неисправностями</w:t>
                       </w:r>
                     </w:p>
                   </w:txbxContent>
@@ -4733,29 +4659,7 @@
                           <w:sz w:val="28"/>
                           <w:szCs w:val="28"/>
                         </w:rPr>
-                        <w:t>Рисунок 8</w:t>
-                      </w:r>
-                      <w:r>
-                        <w:rPr>
-                          <w:rFonts w:ascii="Times New Roman" w:hAnsi="Times New Roman" w:cs="Times New Roman"/>
-                          <w:i w:val="0"/>
-                          <w:iCs w:val="0"/>
-                          <w:color w:val="auto"/>
-                          <w:sz w:val="28"/>
-                          <w:szCs w:val="28"/>
-                        </w:rPr>
-                        <w:t xml:space="preserve"> –</w:t>
-                      </w:r>
-                      <w:r>
-                        <w:rPr>
-                          <w:rFonts w:ascii="Times New Roman" w:hAnsi="Times New Roman" w:cs="Times New Roman"/>
-                          <w:i w:val="0"/>
-                          <w:iCs w:val="0"/>
-                          <w:color w:val="auto"/>
-                          <w:sz w:val="28"/>
-                          <w:szCs w:val="28"/>
-                        </w:rPr>
-                        <w:t xml:space="preserve"> загрузка данных</w:t>
+                        <w:t>Рисунок 8 – загрузка данных</w:t>
                       </w:r>
                     </w:p>
                   </w:txbxContent>
@@ -4970,29 +4874,7 @@
                           <w:sz w:val="28"/>
                           <w:szCs w:val="28"/>
                         </w:rPr>
-                        <w:t>Рисунок 9</w:t>
-                      </w:r>
-                      <w:r>
-                        <w:rPr>
-                          <w:rFonts w:ascii="Times New Roman" w:hAnsi="Times New Roman" w:cs="Times New Roman"/>
-                          <w:i w:val="0"/>
-                          <w:iCs w:val="0"/>
-                          <w:color w:val="auto"/>
-                          <w:sz w:val="28"/>
-                          <w:szCs w:val="28"/>
-                        </w:rPr>
-                        <w:t xml:space="preserve"> –</w:t>
-                      </w:r>
-                      <w:r>
-                        <w:rPr>
-                          <w:rFonts w:ascii="Times New Roman" w:hAnsi="Times New Roman" w:cs="Times New Roman"/>
-                          <w:i w:val="0"/>
-                          <w:iCs w:val="0"/>
-                          <w:color w:val="auto"/>
-                          <w:sz w:val="28"/>
-                          <w:szCs w:val="28"/>
-                        </w:rPr>
-                        <w:t xml:space="preserve"> пустой список</w:t>
+                        <w:t>Рисунок 9 – пустой список</w:t>
                       </w:r>
                     </w:p>
                   </w:txbxContent>
@@ -5215,29 +5097,7 @@
                           <w:sz w:val="28"/>
                           <w:szCs w:val="28"/>
                         </w:rPr>
-                        <w:t>Рисунок 10</w:t>
-                      </w:r>
-                      <w:r>
-                        <w:rPr>
-                          <w:rFonts w:ascii="Times New Roman" w:hAnsi="Times New Roman" w:cs="Times New Roman"/>
-                          <w:i w:val="0"/>
-                          <w:iCs w:val="0"/>
-                          <w:color w:val="auto"/>
-                          <w:sz w:val="28"/>
-                          <w:szCs w:val="28"/>
-                        </w:rPr>
-                        <w:t xml:space="preserve"> –</w:t>
-                      </w:r>
-                      <w:r>
-                        <w:rPr>
-                          <w:rFonts w:ascii="Times New Roman" w:hAnsi="Times New Roman" w:cs="Times New Roman"/>
-                          <w:i w:val="0"/>
-                          <w:iCs w:val="0"/>
-                          <w:color w:val="auto"/>
-                          <w:sz w:val="28"/>
-                          <w:szCs w:val="28"/>
-                        </w:rPr>
-                        <w:t xml:space="preserve"> экран ошибки сервера</w:t>
+                        <w:t>Рисунок 10 – экран ошибки сервера</w:t>
                       </w:r>
                     </w:p>
                   </w:txbxContent>
@@ -5450,29 +5310,7 @@
                           <w:sz w:val="28"/>
                           <w:szCs w:val="28"/>
                         </w:rPr>
-                        <w:t>Рисунок 11</w:t>
-                      </w:r>
-                      <w:r>
-                        <w:rPr>
-                          <w:rFonts w:ascii="Times New Roman" w:hAnsi="Times New Roman" w:cs="Times New Roman"/>
-                          <w:i w:val="0"/>
-                          <w:iCs w:val="0"/>
-                          <w:color w:val="auto"/>
-                          <w:sz w:val="28"/>
-                          <w:szCs w:val="28"/>
-                        </w:rPr>
-                        <w:t xml:space="preserve"> –</w:t>
-                      </w:r>
-                      <w:r>
-                        <w:rPr>
-                          <w:rFonts w:ascii="Times New Roman" w:hAnsi="Times New Roman" w:cs="Times New Roman"/>
-                          <w:i w:val="0"/>
-                          <w:iCs w:val="0"/>
-                          <w:color w:val="auto"/>
-                          <w:sz w:val="28"/>
-                          <w:szCs w:val="28"/>
-                        </w:rPr>
-                        <w:t xml:space="preserve"> при отсутствии интернета</w:t>
+                        <w:t>Рисунок 11 – при отсутствии интернета</w:t>
                       </w:r>
                     </w:p>
                   </w:txbxContent>
@@ -5723,29 +5561,7 @@
                           <w:sz w:val="28"/>
                           <w:szCs w:val="28"/>
                         </w:rPr>
-                        <w:t>Рисунок 12</w:t>
-                      </w:r>
-                      <w:r>
-                        <w:rPr>
-                          <w:rFonts w:ascii="Times New Roman" w:hAnsi="Times New Roman" w:cs="Times New Roman"/>
-                          <w:i w:val="0"/>
-                          <w:iCs w:val="0"/>
-                          <w:color w:val="auto"/>
-                          <w:sz w:val="28"/>
-                          <w:szCs w:val="28"/>
-                        </w:rPr>
-                        <w:t xml:space="preserve"> –</w:t>
-                      </w:r>
-                      <w:r>
-                        <w:rPr>
-                          <w:rFonts w:ascii="Times New Roman" w:hAnsi="Times New Roman" w:cs="Times New Roman"/>
-                          <w:i w:val="0"/>
-                          <w:iCs w:val="0"/>
-                          <w:color w:val="auto"/>
-                          <w:sz w:val="28"/>
-                          <w:szCs w:val="28"/>
-                        </w:rPr>
-                        <w:t xml:space="preserve"> экран смены осмотра</w:t>
+                        <w:t>Рисунок 12 – экран смены осмотра</w:t>
                       </w:r>
                     </w:p>
                   </w:txbxContent>
@@ -5960,29 +5776,7 @@
                           <w:sz w:val="28"/>
                           <w:szCs w:val="28"/>
                         </w:rPr>
-                        <w:t>Рисунок 13</w:t>
-                      </w:r>
-                      <w:r>
-                        <w:rPr>
-                          <w:rFonts w:ascii="Times New Roman" w:hAnsi="Times New Roman" w:cs="Times New Roman"/>
-                          <w:i w:val="0"/>
-                          <w:iCs w:val="0"/>
-                          <w:color w:val="auto"/>
-                          <w:sz w:val="28"/>
-                          <w:szCs w:val="28"/>
-                        </w:rPr>
-                        <w:t xml:space="preserve"> – </w:t>
-                      </w:r>
-                      <w:r>
-                        <w:rPr>
-                          <w:rFonts w:ascii="Times New Roman" w:hAnsi="Times New Roman" w:cs="Times New Roman"/>
-                          <w:i w:val="0"/>
-                          <w:iCs w:val="0"/>
-                          <w:color w:val="auto"/>
-                          <w:sz w:val="28"/>
-                          <w:szCs w:val="28"/>
-                        </w:rPr>
-                        <w:t>экран неисправности</w:t>
+                        <w:t>Рисунок 13 – экран неисправности</w:t>
                       </w:r>
                     </w:p>
                   </w:txbxContent>
@@ -6298,29 +6092,7 @@
                           <w:sz w:val="28"/>
                           <w:szCs w:val="28"/>
                         </w:rPr>
-                        <w:t>Рисунок 14</w:t>
-                      </w:r>
-                      <w:r>
-                        <w:rPr>
-                          <w:rFonts w:ascii="Times New Roman" w:hAnsi="Times New Roman" w:cs="Times New Roman"/>
-                          <w:i w:val="0"/>
-                          <w:iCs w:val="0"/>
-                          <w:color w:val="auto"/>
-                          <w:sz w:val="28"/>
-                          <w:szCs w:val="28"/>
-                        </w:rPr>
-                        <w:t xml:space="preserve"> – </w:t>
-                      </w:r>
-                      <w:r>
-                        <w:rPr>
-                          <w:rFonts w:ascii="Times New Roman" w:hAnsi="Times New Roman" w:cs="Times New Roman"/>
-                          <w:i w:val="0"/>
-                          <w:iCs w:val="0"/>
-                          <w:color w:val="auto"/>
-                          <w:sz w:val="28"/>
-                          <w:szCs w:val="28"/>
-                        </w:rPr>
-                        <w:t>создание неисправности с ошибкой</w:t>
+                        <w:t>Рисунок 14 – создание неисправности с ошибкой</w:t>
                       </w:r>
                     </w:p>
                   </w:txbxContent>
@@ -6461,29 +6233,7 @@
                           <w:sz w:val="28"/>
                           <w:szCs w:val="28"/>
                         </w:rPr>
-                        <w:t>Рисунок 15</w:t>
-                      </w:r>
-                      <w:r>
-                        <w:rPr>
-                          <w:rFonts w:ascii="Times New Roman" w:hAnsi="Times New Roman" w:cs="Times New Roman"/>
-                          <w:i w:val="0"/>
-                          <w:iCs w:val="0"/>
-                          <w:color w:val="auto"/>
-                          <w:sz w:val="28"/>
-                          <w:szCs w:val="28"/>
-                        </w:rPr>
-                        <w:t xml:space="preserve"> – </w:t>
-                      </w:r>
-                      <w:r>
-                        <w:rPr>
-                          <w:rFonts w:ascii="Times New Roman" w:hAnsi="Times New Roman" w:cs="Times New Roman"/>
-                          <w:i w:val="0"/>
-                          <w:iCs w:val="0"/>
-                          <w:color w:val="auto"/>
-                          <w:sz w:val="28"/>
-                          <w:szCs w:val="28"/>
-                        </w:rPr>
-                        <w:t>запрос на доступ к камере</w:t>
+                        <w:t>Рисунок 15 – запрос на доступ к камере</w:t>
                       </w:r>
                     </w:p>
                   </w:txbxContent>
@@ -6692,53 +6442,7 @@
                           <w:sz w:val="28"/>
                           <w:szCs w:val="28"/>
                         </w:rPr>
-                        <w:t>Рисунок 16</w:t>
-                      </w:r>
-                      <w:r>
-                        <w:rPr>
-                          <w:rFonts w:ascii="Times New Roman" w:hAnsi="Times New Roman" w:cs="Times New Roman"/>
-                          <w:i w:val="0"/>
-                          <w:iCs w:val="0"/>
-                          <w:color w:val="auto"/>
-                          <w:sz w:val="28"/>
-                          <w:szCs w:val="28"/>
-                        </w:rPr>
-                        <w:t xml:space="preserve"> – </w:t>
-                      </w:r>
-                      <w:r>
-                        <w:rPr>
-                          <w:rFonts w:ascii="Times New Roman" w:hAnsi="Times New Roman" w:cs="Times New Roman"/>
-                          <w:i w:val="0"/>
-                          <w:iCs w:val="0"/>
-                          <w:color w:val="auto"/>
-                          <w:sz w:val="28"/>
-                          <w:szCs w:val="28"/>
-                        </w:rPr>
-                        <w:t xml:space="preserve">экран с напоминанием об </w:t>
-                      </w:r>
-                      <w:proofErr w:type="spellStart"/>
-                      <w:r>
-                        <w:rPr>
-                          <w:rFonts w:ascii="Times New Roman" w:hAnsi="Times New Roman" w:cs="Times New Roman"/>
-                          <w:i w:val="0"/>
-                          <w:iCs w:val="0"/>
-                          <w:color w:val="auto"/>
-                          <w:sz w:val="28"/>
-                          <w:szCs w:val="28"/>
-                        </w:rPr>
-                        <w:t>аппартоном</w:t>
-                      </w:r>
-                      <w:proofErr w:type="spellEnd"/>
-                      <w:r>
-                        <w:rPr>
-                          <w:rFonts w:ascii="Times New Roman" w:hAnsi="Times New Roman" w:cs="Times New Roman"/>
-                          <w:i w:val="0"/>
-                          <w:iCs w:val="0"/>
-                          <w:color w:val="auto"/>
-                          <w:sz w:val="28"/>
-                          <w:szCs w:val="28"/>
-                        </w:rPr>
-                        <w:t xml:space="preserve"> разрешении</w:t>
+                        <w:t>Рисунок 16 – экран с напоминанием об аппартоном разрешении</w:t>
                       </w:r>
                     </w:p>
                   </w:txbxContent>
@@ -6915,11 +6619,7 @@
           </mc:Choice>
           <mc:Fallback>
             <w:pict>
-              <v:shapetype w14:anchorId="090CCEF4" id="_x0000_t202" coordsize="21600,21600" o:spt="202" path="m,l,21600r21600,l21600,xe">
-                <v:stroke joinstyle="miter"/>
-                <v:path gradientshapeok="t" o:connecttype="rect"/>
-              </v:shapetype>
-              <v:shape id="Надпись 28" o:spid="_x0000_s1042" type="#_x0000_t202" style="position:absolute;margin-left:0;margin-top:318.3pt;width:265.8pt;height:26.1pt;z-index:251709440;visibility:visible;mso-wrap-style:square;mso-width-percent:0;mso-height-percent:0;mso-wrap-distance-left:9pt;mso-wrap-distance-top:0;mso-wrap-distance-right:9pt;mso-wrap-distance-bottom:0;mso-position-horizontal:center;mso-position-horizontal-relative:margin;mso-position-vertical:absolute;mso-position-vertical-relative:text;mso-width-percent:0;mso-height-percent:0;mso-width-relative:margin;mso-height-relative:page;v-text-anchor:top" o:gfxdata="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" stroked="f">
+              <v:shape w14:anchorId="090CCEF4" id="Надпись 28" o:spid="_x0000_s1042" type="#_x0000_t202" style="position:absolute;margin-left:0;margin-top:318.3pt;width:265.8pt;height:26.1pt;z-index:251709440;visibility:visible;mso-wrap-style:square;mso-width-percent:0;mso-height-percent:0;mso-wrap-distance-left:9pt;mso-wrap-distance-top:0;mso-wrap-distance-right:9pt;mso-wrap-distance-bottom:0;mso-position-horizontal:center;mso-position-horizontal-relative:margin;mso-position-vertical:absolute;mso-position-vertical-relative:text;mso-width-percent:0;mso-height-percent:0;mso-width-relative:margin;mso-height-relative:page;v-text-anchor:top" o:gfxdata="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" stroked="f">
                 <v:textbox inset="0,0,0,0">
                   <w:txbxContent>
                     <w:p>
@@ -6943,29 +6643,7 @@
                           <w:sz w:val="28"/>
                           <w:szCs w:val="28"/>
                         </w:rPr>
-                        <w:t>Рисунок 17</w:t>
-                      </w:r>
-                      <w:r>
-                        <w:rPr>
-                          <w:rFonts w:ascii="Times New Roman" w:hAnsi="Times New Roman" w:cs="Times New Roman"/>
-                          <w:i w:val="0"/>
-                          <w:iCs w:val="0"/>
-                          <w:color w:val="auto"/>
-                          <w:sz w:val="28"/>
-                          <w:szCs w:val="28"/>
-                        </w:rPr>
-                        <w:t xml:space="preserve"> – </w:t>
-                      </w:r>
-                      <w:r>
-                        <w:rPr>
-                          <w:rFonts w:ascii="Times New Roman" w:hAnsi="Times New Roman" w:cs="Times New Roman"/>
-                          <w:i w:val="0"/>
-                          <w:iCs w:val="0"/>
-                          <w:color w:val="auto"/>
-                          <w:sz w:val="28"/>
-                          <w:szCs w:val="28"/>
-                        </w:rPr>
-                        <w:t>интерактивный макет и карта</w:t>
+                        <w:t>Рисунок 17 – интерактивный макет и карта</w:t>
                       </w:r>
                     </w:p>
                   </w:txbxContent>
@@ -7072,7 +6750,6 @@
           <w:rFonts w:ascii="Times New Roman" w:hAnsi="Times New Roman" w:cs="Times New Roman"/>
           <w:sz w:val="28"/>
           <w:szCs w:val="28"/>
-          <w:lang w:val="en-US"/>
         </w:rPr>
         <w:t>3</w:t>
       </w:r>
@@ -7089,9 +6766,17 @@
           <w:rFonts w:ascii="Times New Roman" w:hAnsi="Times New Roman" w:cs="Times New Roman"/>
           <w:sz w:val="28"/>
           <w:szCs w:val="28"/>
-          <w:lang w:val="en-US"/>
-        </w:rPr>
-        <w:t xml:space="preserve"> ER</w:t>
+        </w:rPr>
+        <w:t xml:space="preserve"> </w:t>
+      </w:r>
+      <w:r>
+        <w:rPr>
+          <w:rFonts w:ascii="Times New Roman" w:hAnsi="Times New Roman" w:cs="Times New Roman"/>
+          <w:sz w:val="28"/>
+          <w:szCs w:val="28"/>
+          <w:lang w:val="en-US"/>
+        </w:rPr>
+        <w:t>ER</w:t>
       </w:r>
       <w:r>
         <w:rPr>
@@ -7140,13 +6825,13 @@
         <mc:AlternateContent>
           <mc:Choice Requires="wps">
             <w:drawing>
-              <wp:anchor distT="0" distB="0" distL="114300" distR="114300" simplePos="0" relativeHeight="251711488" behindDoc="0" locked="0" layoutInCell="1" allowOverlap="1" wp14:anchorId="3B3C85C8" wp14:editId="1BE52CDD">
+              <wp:anchor distT="0" distB="0" distL="114300" distR="114300" simplePos="0" relativeHeight="251711488" behindDoc="0" locked="0" layoutInCell="1" allowOverlap="1" wp14:anchorId="3CACB269" wp14:editId="48454707">
                 <wp:simplePos x="0" y="0"/>
                 <wp:positionH relativeFrom="margin">
                   <wp:align>center</wp:align>
                 </wp:positionH>
                 <wp:positionV relativeFrom="paragraph">
-                  <wp:posOffset>5612130</wp:posOffset>
+                  <wp:posOffset>5280660</wp:posOffset>
                 </wp:positionV>
                 <wp:extent cx="2141220" cy="331470"/>
                 <wp:effectExtent l="0" t="0" r="0" b="0"/>
@@ -7243,11 +6928,7 @@
           </mc:Choice>
           <mc:Fallback>
             <w:pict>
-              <v:shapetype w14:anchorId="3B3C85C8" id="_x0000_t202" coordsize="21600,21600" o:spt="202" path="m,l,21600r21600,l21600,xe">
-                <v:stroke joinstyle="miter"/>
-                <v:path gradientshapeok="t" o:connecttype="rect"/>
-              </v:shapetype>
-              <v:shape id="Надпись 36" o:spid="_x0000_s1043" type="#_x0000_t202" style="position:absolute;margin-left:0;margin-top:441.9pt;width:168.6pt;height:26.1pt;z-index:251711488;visibility:visible;mso-wrap-style:square;mso-width-percent:0;mso-height-percent:0;mso-wrap-distance-left:9pt;mso-wrap-distance-top:0;mso-wrap-distance-right:9pt;mso-wrap-distance-bottom:0;mso-position-horizontal:center;mso-position-horizontal-relative:margin;mso-position-vertical:absolute;mso-position-vertical-relative:text;mso-width-percent:0;mso-height-percent:0;mso-width-relative:margin;mso-height-relative:page;v-text-anchor:top" o:gfxdata="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" stroked="f">
+              <v:shape w14:anchorId="3CACB269" id="Надпись 36" o:spid="_x0000_s1043" type="#_x0000_t202" style="position:absolute;margin-left:0;margin-top:415.8pt;width:168.6pt;height:26.1pt;z-index:251711488;visibility:visible;mso-wrap-style:square;mso-width-percent:0;mso-height-percent:0;mso-wrap-distance-left:9pt;mso-wrap-distance-top:0;mso-wrap-distance-right:9pt;mso-wrap-distance-bottom:0;mso-position-horizontal:center;mso-position-horizontal-relative:margin;mso-position-vertical:absolute;mso-position-vertical-relative:text;mso-width-percent:0;mso-height-percent:0;mso-width-relative:margin;mso-height-relative:page;v-text-anchor:top" o:gfxdata="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" stroked="f">
                 <v:textbox inset="0,0,0,0">
                   <w:txbxContent>
                     <w:p>
@@ -7308,22 +6989,23 @@
       <w:r>
         <w:rPr>
           <w:rFonts w:ascii="Times New Roman" w:hAnsi="Times New Roman" w:cs="Times New Roman"/>
-          <w:sz w:val="28"/>
-          <w:szCs w:val="28"/>
-        </w:rPr>
-        <w:tab/>
-      </w:r>
-      <w:bookmarkStart w:id="0" w:name="_GoBack"/>
-      <w:r>
-        <w:rPr>
-          <w:rFonts w:ascii="Times New Roman" w:hAnsi="Times New Roman" w:cs="Times New Roman"/>
-          <w:sz w:val="28"/>
-          <w:szCs w:val="28"/>
+          <w:noProof/>
+          <w:sz w:val="28"/>
+          <w:szCs w:val="28"/>
+          <w:lang w:eastAsia="ru-RU"/>
         </w:rPr>
         <w:drawing>
-          <wp:inline distT="0" distB="0" distL="0" distR="0" wp14:anchorId="08A8F719" wp14:editId="3CF5FF15">
+          <wp:anchor distT="0" distB="0" distL="114300" distR="114300" simplePos="0" relativeHeight="251712512" behindDoc="0" locked="0" layoutInCell="1" allowOverlap="1" wp14:anchorId="2CB333A6" wp14:editId="71D135D4">
+            <wp:simplePos x="0" y="0"/>
+            <wp:positionH relativeFrom="margin">
+              <wp:align>left</wp:align>
+            </wp:positionH>
+            <wp:positionV relativeFrom="paragraph">
+              <wp:posOffset>0</wp:posOffset>
+            </wp:positionV>
             <wp:extent cx="5940425" cy="5321935"/>
             <wp:effectExtent l="0" t="0" r="3175" b="0"/>
+            <wp:wrapTopAndBottom/>
             <wp:docPr id="31" name="Рисунок 31"/>
             <wp:cNvGraphicFramePr>
               <a:graphicFrameLocks xmlns:a="http://schemas.openxmlformats.org/drawingml/2006/main" noChangeAspect="1"/>
@@ -7336,7 +7018,13 @@
                     <pic:cNvPicPr/>
                   </pic:nvPicPr>
                   <pic:blipFill>
-                    <a:blip r:embed="rId24"/>
+                    <a:blip r:embed="rId24">
+                      <a:extLst>
+                        <a:ext uri="{28A0092B-C50C-407E-A947-70E740481C1C}">
+                          <a14:useLocalDpi xmlns:a14="http://schemas.microsoft.com/office/drawing/2010/main" val="0"/>
+                        </a:ext>
+                      </a:extLst>
+                    </a:blip>
                     <a:stretch>
                       <a:fillRect/>
                     </a:stretch>
@@ -7353,10 +7041,8550 @@
                 </pic:pic>
               </a:graphicData>
             </a:graphic>
-          </wp:inline>
+            <wp14:sizeRelH relativeFrom="page">
+              <wp14:pctWidth>0</wp14:pctWidth>
+            </wp14:sizeRelH>
+            <wp14:sizeRelV relativeFrom="page">
+              <wp14:pctHeight>0</wp14:pctHeight>
+            </wp14:sizeRelV>
+          </wp:anchor>
         </w:drawing>
       </w:r>
+      <w:r>
+        <w:rPr>
+          <w:rFonts w:ascii="Times New Roman" w:hAnsi="Times New Roman" w:cs="Times New Roman"/>
+          <w:sz w:val="28"/>
+          <w:szCs w:val="28"/>
+        </w:rPr>
+        <w:tab/>
+      </w:r>
+    </w:p>
+    <w:p>
+      <w:pPr>
+        <w:spacing w:after="0" w:line="360" w:lineRule="auto"/>
+        <w:jc w:val="center"/>
+        <w:rPr>
+          <w:rFonts w:ascii="Times New Roman" w:hAnsi="Times New Roman" w:cs="Times New Roman"/>
+          <w:sz w:val="28"/>
+          <w:szCs w:val="28"/>
+        </w:rPr>
+      </w:pPr>
+      <w:r>
+        <w:rPr>
+          <w:rFonts w:ascii="Times New Roman" w:hAnsi="Times New Roman" w:cs="Times New Roman"/>
+          <w:sz w:val="28"/>
+          <w:szCs w:val="28"/>
+        </w:rPr>
+        <w:t>4.</w:t>
+      </w:r>
+      <w:r>
+        <w:rPr>
+          <w:rFonts w:ascii="Times New Roman" w:hAnsi="Times New Roman" w:cs="Times New Roman"/>
+          <w:sz w:val="28"/>
+          <w:szCs w:val="28"/>
+          <w:lang w:val="en-US"/>
+        </w:rPr>
+        <w:t xml:space="preserve"> </w:t>
+      </w:r>
+      <w:r>
+        <w:rPr>
+          <w:rFonts w:ascii="Times New Roman" w:hAnsi="Times New Roman" w:cs="Times New Roman"/>
+          <w:sz w:val="28"/>
+          <w:szCs w:val="28"/>
+        </w:rPr>
+        <w:t>Проектирование серверной части.</w:t>
+      </w:r>
+    </w:p>
+    <w:p>
+      <w:pPr>
+        <w:spacing w:after="0" w:line="360" w:lineRule="auto"/>
+        <w:ind w:firstLine="709"/>
+        <w:jc w:val="both"/>
+        <w:rPr>
+          <w:rFonts w:ascii="Times New Roman" w:hAnsi="Times New Roman" w:cs="Times New Roman"/>
+          <w:sz w:val="28"/>
+          <w:szCs w:val="28"/>
+        </w:rPr>
+      </w:pPr>
+      <w:r>
+        <w:rPr>
+          <w:rFonts w:ascii="Times New Roman" w:hAnsi="Times New Roman" w:cs="Times New Roman"/>
+          <w:sz w:val="28"/>
+          <w:szCs w:val="28"/>
+          <w:lang w:val="en-US"/>
+        </w:rPr>
+        <w:t>1</w:t>
+      </w:r>
+      <w:r>
+        <w:rPr>
+          <w:rFonts w:ascii="Times New Roman" w:hAnsi="Times New Roman" w:cs="Times New Roman"/>
+          <w:sz w:val="28"/>
+          <w:szCs w:val="28"/>
+        </w:rPr>
+        <w:t xml:space="preserve">. </w:t>
+      </w:r>
+      <w:r>
+        <w:rPr>
+          <w:rFonts w:ascii="Times New Roman" w:hAnsi="Times New Roman" w:cs="Times New Roman"/>
+          <w:sz w:val="28"/>
+          <w:szCs w:val="28"/>
+        </w:rPr>
+        <w:t xml:space="preserve">Спецификация </w:t>
+      </w:r>
+      <w:r>
+        <w:rPr>
+          <w:rFonts w:ascii="Times New Roman" w:hAnsi="Times New Roman" w:cs="Times New Roman"/>
+          <w:sz w:val="28"/>
+          <w:szCs w:val="28"/>
+          <w:lang w:val="en-US"/>
+        </w:rPr>
+        <w:t>API</w:t>
+      </w:r>
+      <w:r>
+        <w:rPr>
+          <w:rFonts w:ascii="Times New Roman" w:hAnsi="Times New Roman" w:cs="Times New Roman"/>
+          <w:sz w:val="28"/>
+          <w:szCs w:val="28"/>
+        </w:rPr>
+        <w:t>:</w:t>
+      </w:r>
+    </w:p>
+    <w:p>
+      <w:pPr>
+        <w:pStyle w:val="a3"/>
+        <w:numPr>
+          <w:ilvl w:val="0"/>
+          <w:numId w:val="2"/>
+        </w:numPr>
+        <w:spacing w:after="60" w:line="300" w:lineRule="auto"/>
+        <w:contextualSpacing w:val="0"/>
+      </w:pPr>
+      <w:r>
+        <w:rPr>
+          <w:rFonts w:ascii="Times New Roman" w:eastAsia="Times New Roman" w:hAnsi="Times New Roman" w:cs="Times New Roman"/>
+          <w:sz w:val="26"/>
+          <w:szCs w:val="26"/>
+        </w:rPr>
+        <w:t>Базовый адрес: https://api.metro-inspect.example.com/api/v1</w:t>
+      </w:r>
+    </w:p>
+    <w:p>
+      <w:pPr>
+        <w:pStyle w:val="a3"/>
+        <w:numPr>
+          <w:ilvl w:val="0"/>
+          <w:numId w:val="2"/>
+        </w:numPr>
+        <w:spacing w:after="60" w:line="300" w:lineRule="auto"/>
+        <w:contextualSpacing w:val="0"/>
+        <w:rPr>
+          <w:lang w:val="en-US"/>
+        </w:rPr>
+      </w:pPr>
+      <w:r>
+        <w:rPr>
+          <w:rFonts w:ascii="Times New Roman" w:eastAsia="Times New Roman" w:hAnsi="Times New Roman" w:cs="Times New Roman"/>
+          <w:sz w:val="26"/>
+          <w:szCs w:val="26"/>
+        </w:rPr>
+        <w:t>Формат</w:t>
+      </w:r>
+      <w:r>
+        <w:rPr>
+          <w:rFonts w:ascii="Times New Roman" w:eastAsia="Times New Roman" w:hAnsi="Times New Roman" w:cs="Times New Roman"/>
+          <w:sz w:val="26"/>
+          <w:szCs w:val="26"/>
+          <w:lang w:val="en-US"/>
+        </w:rPr>
+        <w:t xml:space="preserve">: JSON </w:t>
+      </w:r>
+      <w:r>
+        <w:rPr>
+          <w:rFonts w:ascii="Times New Roman" w:eastAsia="Times New Roman" w:hAnsi="Times New Roman" w:cs="Times New Roman"/>
+          <w:sz w:val="26"/>
+          <w:szCs w:val="26"/>
+        </w:rPr>
+        <w:t>в</w:t>
+      </w:r>
+      <w:r>
+        <w:rPr>
+          <w:rFonts w:ascii="Times New Roman" w:eastAsia="Times New Roman" w:hAnsi="Times New Roman" w:cs="Times New Roman"/>
+          <w:sz w:val="26"/>
+          <w:szCs w:val="26"/>
+          <w:lang w:val="en-US"/>
+        </w:rPr>
+        <w:t xml:space="preserve"> UTF-8, Content-Type: application/json; </w:t>
+      </w:r>
+      <w:r>
+        <w:rPr>
+          <w:rFonts w:ascii="Times New Roman" w:eastAsia="Times New Roman" w:hAnsi="Times New Roman" w:cs="Times New Roman"/>
+          <w:sz w:val="26"/>
+          <w:szCs w:val="26"/>
+        </w:rPr>
+        <w:t>фото</w:t>
+      </w:r>
+      <w:r>
+        <w:rPr>
+          <w:rFonts w:ascii="Times New Roman" w:eastAsia="Times New Roman" w:hAnsi="Times New Roman" w:cs="Times New Roman"/>
+          <w:sz w:val="26"/>
+          <w:szCs w:val="26"/>
+          <w:lang w:val="en-US"/>
+        </w:rPr>
+        <w:t xml:space="preserve"> — multipart/form-data.</w:t>
+      </w:r>
+    </w:p>
+    <w:p>
+      <w:pPr>
+        <w:pStyle w:val="a3"/>
+        <w:numPr>
+          <w:ilvl w:val="0"/>
+          <w:numId w:val="2"/>
+        </w:numPr>
+        <w:spacing w:after="60" w:line="300" w:lineRule="auto"/>
+        <w:contextualSpacing w:val="0"/>
+      </w:pPr>
+      <w:r>
+        <w:rPr>
+          <w:rFonts w:ascii="Times New Roman" w:eastAsia="Times New Roman" w:hAnsi="Times New Roman" w:cs="Times New Roman"/>
+          <w:sz w:val="26"/>
+          <w:szCs w:val="26"/>
+        </w:rPr>
+        <w:t>Идентификаторы — UUID; дата и время — ISO 8601 в UTC (2026-10-25T01:14:00Z); пикет — целое число метров.</w:t>
+      </w:r>
+    </w:p>
+    <w:p>
+      <w:pPr>
+        <w:pStyle w:val="a3"/>
+        <w:numPr>
+          <w:ilvl w:val="0"/>
+          <w:numId w:val="2"/>
+        </w:numPr>
+        <w:spacing w:after="60" w:line="300" w:lineRule="auto"/>
+        <w:contextualSpacing w:val="0"/>
+      </w:pPr>
+      <w:r>
+        <w:rPr>
+          <w:rFonts w:ascii="Times New Roman" w:eastAsia="Times New Roman" w:hAnsi="Times New Roman" w:cs="Times New Roman"/>
+          <w:sz w:val="26"/>
+          <w:szCs w:val="26"/>
+        </w:rPr>
+        <w:t>Каждый ответ содержит заголовок X-Request-Id; он же возвращается в поле error.requestId.</w:t>
+      </w:r>
+    </w:p>
+    <w:p>
+      <w:pPr>
+        <w:pStyle w:val="a3"/>
+        <w:numPr>
+          <w:ilvl w:val="0"/>
+          <w:numId w:val="2"/>
+        </w:numPr>
+        <w:spacing w:after="60" w:line="300" w:lineRule="auto"/>
+        <w:contextualSpacing w:val="0"/>
+      </w:pPr>
+      <w:r>
+        <w:rPr>
+          <w:rFonts w:ascii="Times New Roman" w:eastAsia="Times New Roman" w:hAnsi="Times New Roman" w:cs="Times New Roman"/>
+          <w:sz w:val="26"/>
+          <w:szCs w:val="26"/>
+        </w:rPr>
+        <w:t>Идемпотентность: повторная отправка создания неисправности, осмотра смены или записи истории с тем же кодом (id) не создаёт дубликат.</w:t>
+      </w:r>
+    </w:p>
+    <w:p>
+      <w:pPr>
+        <w:spacing w:after="0" w:line="360" w:lineRule="auto"/>
+        <w:ind w:firstLine="709"/>
+        <w:jc w:val="both"/>
+        <w:rPr>
+          <w:rFonts w:ascii="Times New Roman" w:hAnsi="Times New Roman" w:cs="Times New Roman"/>
+          <w:sz w:val="28"/>
+          <w:szCs w:val="28"/>
+        </w:rPr>
+      </w:pPr>
+    </w:p>
+    <w:p>
+      <w:pPr>
+        <w:spacing w:after="0" w:line="360" w:lineRule="auto"/>
+        <w:jc w:val="both"/>
+        <w:rPr>
+          <w:rFonts w:ascii="Times New Roman" w:hAnsi="Times New Roman" w:cs="Times New Roman"/>
+          <w:sz w:val="28"/>
+          <w:szCs w:val="28"/>
+        </w:rPr>
+      </w:pPr>
+      <w:r>
+        <w:rPr>
+          <w:rFonts w:ascii="Times New Roman" w:hAnsi="Times New Roman" w:cs="Times New Roman"/>
+          <w:sz w:val="28"/>
+          <w:szCs w:val="28"/>
+        </w:rPr>
+        <w:lastRenderedPageBreak/>
+        <w:t>Список эндпоинтов</w:t>
+      </w:r>
+    </w:p>
+    <w:tbl>
+      <w:tblPr>
+        <w:tblW w:w="9355" w:type="dxa"/>
+        <w:tblBorders>
+          <w:top w:val="single" w:sz="4" w:space="0" w:color="auto"/>
+          <w:left w:val="single" w:sz="4" w:space="0" w:color="auto"/>
+          <w:bottom w:val="single" w:sz="4" w:space="0" w:color="auto"/>
+          <w:right w:val="single" w:sz="4" w:space="0" w:color="auto"/>
+          <w:insideH w:val="single" w:sz="4" w:space="0" w:color="auto"/>
+          <w:insideV w:val="single" w:sz="4" w:space="0" w:color="auto"/>
+        </w:tblBorders>
+        <w:tblCellMar>
+          <w:left w:w="10" w:type="dxa"/>
+          <w:right w:w="10" w:type="dxa"/>
+        </w:tblCellMar>
+        <w:tblLook w:val="0000" w:firstRow="0" w:lastRow="0" w:firstColumn="0" w:lastColumn="0" w:noHBand="0" w:noVBand="0"/>
+      </w:tblPr>
+      <w:tblGrid>
+        <w:gridCol w:w="987"/>
+        <w:gridCol w:w="3169"/>
+        <w:gridCol w:w="3260"/>
+        <w:gridCol w:w="1939"/>
+      </w:tblGrid>
+      <w:tr>
+        <w:tblPrEx>
+          <w:tblCellMar>
+            <w:top w:w="0" w:type="dxa"/>
+            <w:bottom w:w="0" w:type="dxa"/>
+          </w:tblCellMar>
+        </w:tblPrEx>
+        <w:trPr>
+          <w:tblHeader/>
+        </w:trPr>
+        <w:tc>
+          <w:tcPr>
+            <w:tcW w:w="900" w:type="dxa"/>
+            <w:tcBorders>
+              <w:top w:val="single" w:sz="4" w:space="0" w:color="808080"/>
+              <w:left w:val="single" w:sz="4" w:space="0" w:color="808080"/>
+              <w:bottom w:val="single" w:sz="4" w:space="0" w:color="808080"/>
+              <w:right w:val="single" w:sz="4" w:space="0" w:color="808080"/>
+            </w:tcBorders>
+            <w:shd w:val="clear" w:color="auto" w:fill="auto"/>
+            <w:tcMar>
+              <w:top w:w="60" w:type="dxa"/>
+              <w:left w:w="100" w:type="dxa"/>
+              <w:bottom w:w="60" w:type="dxa"/>
+              <w:right w:w="100" w:type="dxa"/>
+            </w:tcMar>
+          </w:tcPr>
+          <w:p>
+            <w:pPr>
+              <w:spacing w:after="0" w:line="240" w:lineRule="auto"/>
+              <w:jc w:val="center"/>
+              <w:rPr>
+                <w:rFonts w:ascii="Times New Roman" w:hAnsi="Times New Roman" w:cs="Times New Roman"/>
+                <w:sz w:val="24"/>
+                <w:szCs w:val="24"/>
+              </w:rPr>
+            </w:pPr>
+            <w:r>
+              <w:rPr>
+                <w:rFonts w:ascii="Times New Roman" w:hAnsi="Times New Roman" w:cs="Times New Roman"/>
+                <w:sz w:val="24"/>
+                <w:szCs w:val="24"/>
+              </w:rPr>
+              <w:t>Метод</w:t>
+            </w:r>
+          </w:p>
+        </w:tc>
+        <w:tc>
+          <w:tcPr>
+            <w:tcW w:w="3200" w:type="dxa"/>
+            <w:tcBorders>
+              <w:top w:val="single" w:sz="4" w:space="0" w:color="808080"/>
+              <w:left w:val="single" w:sz="4" w:space="0" w:color="808080"/>
+              <w:bottom w:val="single" w:sz="4" w:space="0" w:color="808080"/>
+              <w:right w:val="single" w:sz="4" w:space="0" w:color="808080"/>
+            </w:tcBorders>
+            <w:shd w:val="clear" w:color="auto" w:fill="auto"/>
+            <w:tcMar>
+              <w:top w:w="60" w:type="dxa"/>
+              <w:left w:w="100" w:type="dxa"/>
+              <w:bottom w:w="60" w:type="dxa"/>
+              <w:right w:w="100" w:type="dxa"/>
+            </w:tcMar>
+          </w:tcPr>
+          <w:p>
+            <w:pPr>
+              <w:spacing w:after="0" w:line="240" w:lineRule="auto"/>
+              <w:jc w:val="center"/>
+              <w:rPr>
+                <w:rFonts w:ascii="Times New Roman" w:hAnsi="Times New Roman" w:cs="Times New Roman"/>
+                <w:sz w:val="24"/>
+                <w:szCs w:val="24"/>
+              </w:rPr>
+            </w:pPr>
+            <w:r>
+              <w:rPr>
+                <w:rFonts w:ascii="Times New Roman" w:hAnsi="Times New Roman" w:cs="Times New Roman"/>
+                <w:sz w:val="24"/>
+                <w:szCs w:val="24"/>
+              </w:rPr>
+              <w:t>Путь</w:t>
+            </w:r>
+          </w:p>
+        </w:tc>
+        <w:tc>
+          <w:tcPr>
+            <w:tcW w:w="3300" w:type="dxa"/>
+            <w:tcBorders>
+              <w:top w:val="single" w:sz="4" w:space="0" w:color="808080"/>
+              <w:left w:val="single" w:sz="4" w:space="0" w:color="808080"/>
+              <w:bottom w:val="single" w:sz="4" w:space="0" w:color="808080"/>
+              <w:right w:val="single" w:sz="4" w:space="0" w:color="808080"/>
+            </w:tcBorders>
+            <w:shd w:val="clear" w:color="auto" w:fill="auto"/>
+            <w:tcMar>
+              <w:top w:w="60" w:type="dxa"/>
+              <w:left w:w="100" w:type="dxa"/>
+              <w:bottom w:w="60" w:type="dxa"/>
+              <w:right w:w="100" w:type="dxa"/>
+            </w:tcMar>
+          </w:tcPr>
+          <w:p>
+            <w:pPr>
+              <w:spacing w:after="0" w:line="240" w:lineRule="auto"/>
+              <w:jc w:val="center"/>
+              <w:rPr>
+                <w:rFonts w:ascii="Times New Roman" w:hAnsi="Times New Roman" w:cs="Times New Roman"/>
+                <w:sz w:val="24"/>
+                <w:szCs w:val="24"/>
+              </w:rPr>
+            </w:pPr>
+            <w:r>
+              <w:rPr>
+                <w:rFonts w:ascii="Times New Roman" w:hAnsi="Times New Roman" w:cs="Times New Roman"/>
+                <w:sz w:val="24"/>
+                <w:szCs w:val="24"/>
+              </w:rPr>
+              <w:t>Назначение</w:t>
+            </w:r>
+          </w:p>
+        </w:tc>
+        <w:tc>
+          <w:tcPr>
+            <w:tcW w:w="1955" w:type="dxa"/>
+            <w:tcBorders>
+              <w:top w:val="single" w:sz="4" w:space="0" w:color="808080"/>
+              <w:left w:val="single" w:sz="4" w:space="0" w:color="808080"/>
+              <w:bottom w:val="single" w:sz="4" w:space="0" w:color="808080"/>
+              <w:right w:val="single" w:sz="4" w:space="0" w:color="808080"/>
+            </w:tcBorders>
+            <w:shd w:val="clear" w:color="auto" w:fill="auto"/>
+            <w:tcMar>
+              <w:top w:w="60" w:type="dxa"/>
+              <w:left w:w="100" w:type="dxa"/>
+              <w:bottom w:w="60" w:type="dxa"/>
+              <w:right w:w="100" w:type="dxa"/>
+            </w:tcMar>
+          </w:tcPr>
+          <w:p>
+            <w:pPr>
+              <w:spacing w:after="0" w:line="240" w:lineRule="auto"/>
+              <w:jc w:val="center"/>
+              <w:rPr>
+                <w:rFonts w:ascii="Times New Roman" w:hAnsi="Times New Roman" w:cs="Times New Roman"/>
+                <w:sz w:val="24"/>
+                <w:szCs w:val="24"/>
+              </w:rPr>
+            </w:pPr>
+            <w:r>
+              <w:rPr>
+                <w:rFonts w:ascii="Times New Roman" w:hAnsi="Times New Roman" w:cs="Times New Roman"/>
+                <w:sz w:val="24"/>
+                <w:szCs w:val="24"/>
+              </w:rPr>
+              <w:t>Роли</w:t>
+            </w:r>
+          </w:p>
+        </w:tc>
+      </w:tr>
+      <w:tr>
+        <w:tblPrEx>
+          <w:tblCellMar>
+            <w:top w:w="0" w:type="dxa"/>
+            <w:bottom w:w="0" w:type="dxa"/>
+          </w:tblCellMar>
+        </w:tblPrEx>
+        <w:tc>
+          <w:tcPr>
+            <w:tcW w:w="900" w:type="dxa"/>
+            <w:tcBorders>
+              <w:top w:val="single" w:sz="4" w:space="0" w:color="808080"/>
+              <w:left w:val="single" w:sz="4" w:space="0" w:color="808080"/>
+              <w:bottom w:val="single" w:sz="4" w:space="0" w:color="808080"/>
+              <w:right w:val="single" w:sz="4" w:space="0" w:color="808080"/>
+            </w:tcBorders>
+            <w:tcMar>
+              <w:top w:w="60" w:type="dxa"/>
+              <w:left w:w="100" w:type="dxa"/>
+              <w:bottom w:w="60" w:type="dxa"/>
+              <w:right w:w="100" w:type="dxa"/>
+            </w:tcMar>
+          </w:tcPr>
+          <w:p>
+            <w:pPr>
+              <w:spacing w:after="0" w:line="240" w:lineRule="auto"/>
+              <w:rPr>
+                <w:rFonts w:ascii="Times New Roman" w:hAnsi="Times New Roman" w:cs="Times New Roman"/>
+                <w:sz w:val="24"/>
+                <w:szCs w:val="24"/>
+              </w:rPr>
+            </w:pPr>
+            <w:r>
+              <w:rPr>
+                <w:rFonts w:ascii="Times New Roman" w:hAnsi="Times New Roman" w:cs="Times New Roman"/>
+                <w:sz w:val="24"/>
+                <w:szCs w:val="24"/>
+              </w:rPr>
+              <w:t>POST</w:t>
+            </w:r>
+          </w:p>
+        </w:tc>
+        <w:tc>
+          <w:tcPr>
+            <w:tcW w:w="3200" w:type="dxa"/>
+            <w:tcBorders>
+              <w:top w:val="single" w:sz="4" w:space="0" w:color="808080"/>
+              <w:left w:val="single" w:sz="4" w:space="0" w:color="808080"/>
+              <w:bottom w:val="single" w:sz="4" w:space="0" w:color="808080"/>
+              <w:right w:val="single" w:sz="4" w:space="0" w:color="808080"/>
+            </w:tcBorders>
+            <w:tcMar>
+              <w:top w:w="60" w:type="dxa"/>
+              <w:left w:w="100" w:type="dxa"/>
+              <w:bottom w:w="60" w:type="dxa"/>
+              <w:right w:w="100" w:type="dxa"/>
+            </w:tcMar>
+          </w:tcPr>
+          <w:p>
+            <w:pPr>
+              <w:spacing w:after="0" w:line="240" w:lineRule="auto"/>
+              <w:rPr>
+                <w:rFonts w:ascii="Times New Roman" w:hAnsi="Times New Roman" w:cs="Times New Roman"/>
+                <w:sz w:val="24"/>
+                <w:szCs w:val="24"/>
+              </w:rPr>
+            </w:pPr>
+            <w:r>
+              <w:rPr>
+                <w:rFonts w:ascii="Times New Roman" w:hAnsi="Times New Roman" w:cs="Times New Roman"/>
+                <w:sz w:val="24"/>
+                <w:szCs w:val="24"/>
+              </w:rPr>
+              <w:t>/auth/login</w:t>
+            </w:r>
+          </w:p>
+        </w:tc>
+        <w:tc>
+          <w:tcPr>
+            <w:tcW w:w="3300" w:type="dxa"/>
+            <w:tcBorders>
+              <w:top w:val="single" w:sz="4" w:space="0" w:color="808080"/>
+              <w:left w:val="single" w:sz="4" w:space="0" w:color="808080"/>
+              <w:bottom w:val="single" w:sz="4" w:space="0" w:color="808080"/>
+              <w:right w:val="single" w:sz="4" w:space="0" w:color="808080"/>
+            </w:tcBorders>
+            <w:tcMar>
+              <w:top w:w="60" w:type="dxa"/>
+              <w:left w:w="100" w:type="dxa"/>
+              <w:bottom w:w="60" w:type="dxa"/>
+              <w:right w:w="100" w:type="dxa"/>
+            </w:tcMar>
+          </w:tcPr>
+          <w:p>
+            <w:pPr>
+              <w:spacing w:after="0" w:line="240" w:lineRule="auto"/>
+              <w:rPr>
+                <w:rFonts w:ascii="Times New Roman" w:hAnsi="Times New Roman" w:cs="Times New Roman"/>
+                <w:sz w:val="24"/>
+                <w:szCs w:val="24"/>
+              </w:rPr>
+            </w:pPr>
+            <w:r>
+              <w:rPr>
+                <w:rFonts w:ascii="Times New Roman" w:hAnsi="Times New Roman" w:cs="Times New Roman"/>
+                <w:sz w:val="24"/>
+                <w:szCs w:val="24"/>
+              </w:rPr>
+              <w:t>Вход, получение токенов</w:t>
+            </w:r>
+          </w:p>
+        </w:tc>
+        <w:tc>
+          <w:tcPr>
+            <w:tcW w:w="1955" w:type="dxa"/>
+            <w:tcBorders>
+              <w:top w:val="single" w:sz="4" w:space="0" w:color="808080"/>
+              <w:left w:val="single" w:sz="4" w:space="0" w:color="808080"/>
+              <w:bottom w:val="single" w:sz="4" w:space="0" w:color="808080"/>
+              <w:right w:val="single" w:sz="4" w:space="0" w:color="808080"/>
+            </w:tcBorders>
+            <w:tcMar>
+              <w:top w:w="60" w:type="dxa"/>
+              <w:left w:w="100" w:type="dxa"/>
+              <w:bottom w:w="60" w:type="dxa"/>
+              <w:right w:w="100" w:type="dxa"/>
+            </w:tcMar>
+          </w:tcPr>
+          <w:p>
+            <w:pPr>
+              <w:spacing w:after="0" w:line="240" w:lineRule="auto"/>
+              <w:rPr>
+                <w:rFonts w:ascii="Times New Roman" w:hAnsi="Times New Roman" w:cs="Times New Roman"/>
+                <w:sz w:val="24"/>
+                <w:szCs w:val="24"/>
+              </w:rPr>
+            </w:pPr>
+            <w:r>
+              <w:rPr>
+                <w:rFonts w:ascii="Times New Roman" w:hAnsi="Times New Roman" w:cs="Times New Roman"/>
+                <w:sz w:val="24"/>
+                <w:szCs w:val="24"/>
+              </w:rPr>
+              <w:t>все</w:t>
+            </w:r>
+          </w:p>
+        </w:tc>
+      </w:tr>
+      <w:tr>
+        <w:tblPrEx>
+          <w:tblCellMar>
+            <w:top w:w="0" w:type="dxa"/>
+            <w:bottom w:w="0" w:type="dxa"/>
+          </w:tblCellMar>
+        </w:tblPrEx>
+        <w:tc>
+          <w:tcPr>
+            <w:tcW w:w="900" w:type="dxa"/>
+            <w:tcBorders>
+              <w:top w:val="single" w:sz="4" w:space="0" w:color="808080"/>
+              <w:left w:val="single" w:sz="4" w:space="0" w:color="808080"/>
+              <w:bottom w:val="single" w:sz="4" w:space="0" w:color="808080"/>
+              <w:right w:val="single" w:sz="4" w:space="0" w:color="808080"/>
+            </w:tcBorders>
+            <w:tcMar>
+              <w:top w:w="60" w:type="dxa"/>
+              <w:left w:w="100" w:type="dxa"/>
+              <w:bottom w:w="60" w:type="dxa"/>
+              <w:right w:w="100" w:type="dxa"/>
+            </w:tcMar>
+          </w:tcPr>
+          <w:p>
+            <w:pPr>
+              <w:spacing w:after="0" w:line="240" w:lineRule="auto"/>
+              <w:rPr>
+                <w:rFonts w:ascii="Times New Roman" w:hAnsi="Times New Roman" w:cs="Times New Roman"/>
+                <w:sz w:val="24"/>
+                <w:szCs w:val="24"/>
+              </w:rPr>
+            </w:pPr>
+            <w:r>
+              <w:rPr>
+                <w:rFonts w:ascii="Times New Roman" w:hAnsi="Times New Roman" w:cs="Times New Roman"/>
+                <w:sz w:val="24"/>
+                <w:szCs w:val="24"/>
+              </w:rPr>
+              <w:t>POST</w:t>
+            </w:r>
+          </w:p>
+        </w:tc>
+        <w:tc>
+          <w:tcPr>
+            <w:tcW w:w="3200" w:type="dxa"/>
+            <w:tcBorders>
+              <w:top w:val="single" w:sz="4" w:space="0" w:color="808080"/>
+              <w:left w:val="single" w:sz="4" w:space="0" w:color="808080"/>
+              <w:bottom w:val="single" w:sz="4" w:space="0" w:color="808080"/>
+              <w:right w:val="single" w:sz="4" w:space="0" w:color="808080"/>
+            </w:tcBorders>
+            <w:tcMar>
+              <w:top w:w="60" w:type="dxa"/>
+              <w:left w:w="100" w:type="dxa"/>
+              <w:bottom w:w="60" w:type="dxa"/>
+              <w:right w:w="100" w:type="dxa"/>
+            </w:tcMar>
+          </w:tcPr>
+          <w:p>
+            <w:pPr>
+              <w:spacing w:after="0" w:line="240" w:lineRule="auto"/>
+              <w:rPr>
+                <w:rFonts w:ascii="Times New Roman" w:hAnsi="Times New Roman" w:cs="Times New Roman"/>
+                <w:sz w:val="24"/>
+                <w:szCs w:val="24"/>
+              </w:rPr>
+            </w:pPr>
+            <w:r>
+              <w:rPr>
+                <w:rFonts w:ascii="Times New Roman" w:hAnsi="Times New Roman" w:cs="Times New Roman"/>
+                <w:sz w:val="24"/>
+                <w:szCs w:val="24"/>
+              </w:rPr>
+              <w:t>/auth/refresh</w:t>
+            </w:r>
+          </w:p>
+        </w:tc>
+        <w:tc>
+          <w:tcPr>
+            <w:tcW w:w="3300" w:type="dxa"/>
+            <w:tcBorders>
+              <w:top w:val="single" w:sz="4" w:space="0" w:color="808080"/>
+              <w:left w:val="single" w:sz="4" w:space="0" w:color="808080"/>
+              <w:bottom w:val="single" w:sz="4" w:space="0" w:color="808080"/>
+              <w:right w:val="single" w:sz="4" w:space="0" w:color="808080"/>
+            </w:tcBorders>
+            <w:tcMar>
+              <w:top w:w="60" w:type="dxa"/>
+              <w:left w:w="100" w:type="dxa"/>
+              <w:bottom w:w="60" w:type="dxa"/>
+              <w:right w:w="100" w:type="dxa"/>
+            </w:tcMar>
+          </w:tcPr>
+          <w:p>
+            <w:pPr>
+              <w:spacing w:after="0" w:line="240" w:lineRule="auto"/>
+              <w:rPr>
+                <w:rFonts w:ascii="Times New Roman" w:hAnsi="Times New Roman" w:cs="Times New Roman"/>
+                <w:sz w:val="24"/>
+                <w:szCs w:val="24"/>
+              </w:rPr>
+            </w:pPr>
+            <w:r>
+              <w:rPr>
+                <w:rFonts w:ascii="Times New Roman" w:hAnsi="Times New Roman" w:cs="Times New Roman"/>
+                <w:sz w:val="24"/>
+                <w:szCs w:val="24"/>
+              </w:rPr>
+              <w:t>Обновление токенов</w:t>
+            </w:r>
+          </w:p>
+        </w:tc>
+        <w:tc>
+          <w:tcPr>
+            <w:tcW w:w="1955" w:type="dxa"/>
+            <w:tcBorders>
+              <w:top w:val="single" w:sz="4" w:space="0" w:color="808080"/>
+              <w:left w:val="single" w:sz="4" w:space="0" w:color="808080"/>
+              <w:bottom w:val="single" w:sz="4" w:space="0" w:color="808080"/>
+              <w:right w:val="single" w:sz="4" w:space="0" w:color="808080"/>
+            </w:tcBorders>
+            <w:tcMar>
+              <w:top w:w="60" w:type="dxa"/>
+              <w:left w:w="100" w:type="dxa"/>
+              <w:bottom w:w="60" w:type="dxa"/>
+              <w:right w:w="100" w:type="dxa"/>
+            </w:tcMar>
+          </w:tcPr>
+          <w:p>
+            <w:pPr>
+              <w:spacing w:after="0" w:line="240" w:lineRule="auto"/>
+              <w:rPr>
+                <w:rFonts w:ascii="Times New Roman" w:hAnsi="Times New Roman" w:cs="Times New Roman"/>
+                <w:sz w:val="24"/>
+                <w:szCs w:val="24"/>
+              </w:rPr>
+            </w:pPr>
+            <w:r>
+              <w:rPr>
+                <w:rFonts w:ascii="Times New Roman" w:hAnsi="Times New Roman" w:cs="Times New Roman"/>
+                <w:sz w:val="24"/>
+                <w:szCs w:val="24"/>
+              </w:rPr>
+              <w:t>все</w:t>
+            </w:r>
+          </w:p>
+        </w:tc>
+      </w:tr>
+      <w:tr>
+        <w:tblPrEx>
+          <w:tblCellMar>
+            <w:top w:w="0" w:type="dxa"/>
+            <w:bottom w:w="0" w:type="dxa"/>
+          </w:tblCellMar>
+        </w:tblPrEx>
+        <w:tc>
+          <w:tcPr>
+            <w:tcW w:w="900" w:type="dxa"/>
+            <w:tcBorders>
+              <w:top w:val="single" w:sz="4" w:space="0" w:color="808080"/>
+              <w:left w:val="single" w:sz="4" w:space="0" w:color="808080"/>
+              <w:bottom w:val="single" w:sz="4" w:space="0" w:color="808080"/>
+              <w:right w:val="single" w:sz="4" w:space="0" w:color="808080"/>
+            </w:tcBorders>
+            <w:tcMar>
+              <w:top w:w="60" w:type="dxa"/>
+              <w:left w:w="100" w:type="dxa"/>
+              <w:bottom w:w="60" w:type="dxa"/>
+              <w:right w:w="100" w:type="dxa"/>
+            </w:tcMar>
+          </w:tcPr>
+          <w:p>
+            <w:pPr>
+              <w:spacing w:after="0" w:line="240" w:lineRule="auto"/>
+              <w:rPr>
+                <w:rFonts w:ascii="Times New Roman" w:hAnsi="Times New Roman" w:cs="Times New Roman"/>
+                <w:sz w:val="24"/>
+                <w:szCs w:val="24"/>
+              </w:rPr>
+            </w:pPr>
+            <w:r>
+              <w:rPr>
+                <w:rFonts w:ascii="Times New Roman" w:hAnsi="Times New Roman" w:cs="Times New Roman"/>
+                <w:sz w:val="24"/>
+                <w:szCs w:val="24"/>
+              </w:rPr>
+              <w:t>POST</w:t>
+            </w:r>
+          </w:p>
+        </w:tc>
+        <w:tc>
+          <w:tcPr>
+            <w:tcW w:w="3200" w:type="dxa"/>
+            <w:tcBorders>
+              <w:top w:val="single" w:sz="4" w:space="0" w:color="808080"/>
+              <w:left w:val="single" w:sz="4" w:space="0" w:color="808080"/>
+              <w:bottom w:val="single" w:sz="4" w:space="0" w:color="808080"/>
+              <w:right w:val="single" w:sz="4" w:space="0" w:color="808080"/>
+            </w:tcBorders>
+            <w:tcMar>
+              <w:top w:w="60" w:type="dxa"/>
+              <w:left w:w="100" w:type="dxa"/>
+              <w:bottom w:w="60" w:type="dxa"/>
+              <w:right w:w="100" w:type="dxa"/>
+            </w:tcMar>
+          </w:tcPr>
+          <w:p>
+            <w:pPr>
+              <w:spacing w:after="0" w:line="240" w:lineRule="auto"/>
+              <w:rPr>
+                <w:rFonts w:ascii="Times New Roman" w:hAnsi="Times New Roman" w:cs="Times New Roman"/>
+                <w:sz w:val="24"/>
+                <w:szCs w:val="24"/>
+              </w:rPr>
+            </w:pPr>
+            <w:r>
+              <w:rPr>
+                <w:rFonts w:ascii="Times New Roman" w:hAnsi="Times New Roman" w:cs="Times New Roman"/>
+                <w:sz w:val="24"/>
+                <w:szCs w:val="24"/>
+              </w:rPr>
+              <w:t>/auth/logout</w:t>
+            </w:r>
+          </w:p>
+        </w:tc>
+        <w:tc>
+          <w:tcPr>
+            <w:tcW w:w="3300" w:type="dxa"/>
+            <w:tcBorders>
+              <w:top w:val="single" w:sz="4" w:space="0" w:color="808080"/>
+              <w:left w:val="single" w:sz="4" w:space="0" w:color="808080"/>
+              <w:bottom w:val="single" w:sz="4" w:space="0" w:color="808080"/>
+              <w:right w:val="single" w:sz="4" w:space="0" w:color="808080"/>
+            </w:tcBorders>
+            <w:tcMar>
+              <w:top w:w="60" w:type="dxa"/>
+              <w:left w:w="100" w:type="dxa"/>
+              <w:bottom w:w="60" w:type="dxa"/>
+              <w:right w:w="100" w:type="dxa"/>
+            </w:tcMar>
+          </w:tcPr>
+          <w:p>
+            <w:pPr>
+              <w:spacing w:after="0" w:line="240" w:lineRule="auto"/>
+              <w:rPr>
+                <w:rFonts w:ascii="Times New Roman" w:hAnsi="Times New Roman" w:cs="Times New Roman"/>
+                <w:sz w:val="24"/>
+                <w:szCs w:val="24"/>
+              </w:rPr>
+            </w:pPr>
+            <w:r>
+              <w:rPr>
+                <w:rFonts w:ascii="Times New Roman" w:hAnsi="Times New Roman" w:cs="Times New Roman"/>
+                <w:sz w:val="24"/>
+                <w:szCs w:val="24"/>
+              </w:rPr>
+              <w:t>Выход</w:t>
+            </w:r>
+          </w:p>
+        </w:tc>
+        <w:tc>
+          <w:tcPr>
+            <w:tcW w:w="1955" w:type="dxa"/>
+            <w:tcBorders>
+              <w:top w:val="single" w:sz="4" w:space="0" w:color="808080"/>
+              <w:left w:val="single" w:sz="4" w:space="0" w:color="808080"/>
+              <w:bottom w:val="single" w:sz="4" w:space="0" w:color="808080"/>
+              <w:right w:val="single" w:sz="4" w:space="0" w:color="808080"/>
+            </w:tcBorders>
+            <w:tcMar>
+              <w:top w:w="60" w:type="dxa"/>
+              <w:left w:w="100" w:type="dxa"/>
+              <w:bottom w:w="60" w:type="dxa"/>
+              <w:right w:w="100" w:type="dxa"/>
+            </w:tcMar>
+          </w:tcPr>
+          <w:p>
+            <w:pPr>
+              <w:spacing w:after="0" w:line="240" w:lineRule="auto"/>
+              <w:rPr>
+                <w:rFonts w:ascii="Times New Roman" w:hAnsi="Times New Roman" w:cs="Times New Roman"/>
+                <w:sz w:val="24"/>
+                <w:szCs w:val="24"/>
+              </w:rPr>
+            </w:pPr>
+            <w:r>
+              <w:rPr>
+                <w:rFonts w:ascii="Times New Roman" w:hAnsi="Times New Roman" w:cs="Times New Roman"/>
+                <w:sz w:val="24"/>
+                <w:szCs w:val="24"/>
+              </w:rPr>
+              <w:t>все</w:t>
+            </w:r>
+          </w:p>
+        </w:tc>
+      </w:tr>
+      <w:tr>
+        <w:tblPrEx>
+          <w:tblCellMar>
+            <w:top w:w="0" w:type="dxa"/>
+            <w:bottom w:w="0" w:type="dxa"/>
+          </w:tblCellMar>
+        </w:tblPrEx>
+        <w:tc>
+          <w:tcPr>
+            <w:tcW w:w="900" w:type="dxa"/>
+            <w:tcBorders>
+              <w:top w:val="single" w:sz="4" w:space="0" w:color="808080"/>
+              <w:left w:val="single" w:sz="4" w:space="0" w:color="808080"/>
+              <w:bottom w:val="single" w:sz="4" w:space="0" w:color="808080"/>
+              <w:right w:val="single" w:sz="4" w:space="0" w:color="808080"/>
+            </w:tcBorders>
+            <w:tcMar>
+              <w:top w:w="60" w:type="dxa"/>
+              <w:left w:w="100" w:type="dxa"/>
+              <w:bottom w:w="60" w:type="dxa"/>
+              <w:right w:w="100" w:type="dxa"/>
+            </w:tcMar>
+          </w:tcPr>
+          <w:p>
+            <w:pPr>
+              <w:spacing w:after="0" w:line="240" w:lineRule="auto"/>
+              <w:rPr>
+                <w:rFonts w:ascii="Times New Roman" w:hAnsi="Times New Roman" w:cs="Times New Roman"/>
+                <w:sz w:val="24"/>
+                <w:szCs w:val="24"/>
+              </w:rPr>
+            </w:pPr>
+            <w:r>
+              <w:rPr>
+                <w:rFonts w:ascii="Times New Roman" w:hAnsi="Times New Roman" w:cs="Times New Roman"/>
+                <w:sz w:val="24"/>
+                <w:szCs w:val="24"/>
+              </w:rPr>
+              <w:t>GET</w:t>
+            </w:r>
+          </w:p>
+        </w:tc>
+        <w:tc>
+          <w:tcPr>
+            <w:tcW w:w="3200" w:type="dxa"/>
+            <w:tcBorders>
+              <w:top w:val="single" w:sz="4" w:space="0" w:color="808080"/>
+              <w:left w:val="single" w:sz="4" w:space="0" w:color="808080"/>
+              <w:bottom w:val="single" w:sz="4" w:space="0" w:color="808080"/>
+              <w:right w:val="single" w:sz="4" w:space="0" w:color="808080"/>
+            </w:tcBorders>
+            <w:tcMar>
+              <w:top w:w="60" w:type="dxa"/>
+              <w:left w:w="100" w:type="dxa"/>
+              <w:bottom w:w="60" w:type="dxa"/>
+              <w:right w:w="100" w:type="dxa"/>
+            </w:tcMar>
+          </w:tcPr>
+          <w:p>
+            <w:pPr>
+              <w:spacing w:after="0" w:line="240" w:lineRule="auto"/>
+              <w:rPr>
+                <w:rFonts w:ascii="Times New Roman" w:hAnsi="Times New Roman" w:cs="Times New Roman"/>
+                <w:sz w:val="24"/>
+                <w:szCs w:val="24"/>
+              </w:rPr>
+            </w:pPr>
+            <w:r>
+              <w:rPr>
+                <w:rFonts w:ascii="Times New Roman" w:hAnsi="Times New Roman" w:cs="Times New Roman"/>
+                <w:sz w:val="24"/>
+                <w:szCs w:val="24"/>
+              </w:rPr>
+              <w:t>/defects</w:t>
+            </w:r>
+          </w:p>
+        </w:tc>
+        <w:tc>
+          <w:tcPr>
+            <w:tcW w:w="3300" w:type="dxa"/>
+            <w:tcBorders>
+              <w:top w:val="single" w:sz="4" w:space="0" w:color="808080"/>
+              <w:left w:val="single" w:sz="4" w:space="0" w:color="808080"/>
+              <w:bottom w:val="single" w:sz="4" w:space="0" w:color="808080"/>
+              <w:right w:val="single" w:sz="4" w:space="0" w:color="808080"/>
+            </w:tcBorders>
+            <w:tcMar>
+              <w:top w:w="60" w:type="dxa"/>
+              <w:left w:w="100" w:type="dxa"/>
+              <w:bottom w:w="60" w:type="dxa"/>
+              <w:right w:w="100" w:type="dxa"/>
+            </w:tcMar>
+          </w:tcPr>
+          <w:p>
+            <w:pPr>
+              <w:spacing w:after="0" w:line="240" w:lineRule="auto"/>
+              <w:rPr>
+                <w:rFonts w:ascii="Times New Roman" w:hAnsi="Times New Roman" w:cs="Times New Roman"/>
+                <w:sz w:val="24"/>
+                <w:szCs w:val="24"/>
+              </w:rPr>
+            </w:pPr>
+            <w:r>
+              <w:rPr>
+                <w:rFonts w:ascii="Times New Roman" w:hAnsi="Times New Roman" w:cs="Times New Roman"/>
+                <w:sz w:val="24"/>
+                <w:szCs w:val="24"/>
+              </w:rPr>
+              <w:t>Список с фильтрами и пагинацией</w:t>
+            </w:r>
+          </w:p>
+        </w:tc>
+        <w:tc>
+          <w:tcPr>
+            <w:tcW w:w="1955" w:type="dxa"/>
+            <w:tcBorders>
+              <w:top w:val="single" w:sz="4" w:space="0" w:color="808080"/>
+              <w:left w:val="single" w:sz="4" w:space="0" w:color="808080"/>
+              <w:bottom w:val="single" w:sz="4" w:space="0" w:color="808080"/>
+              <w:right w:val="single" w:sz="4" w:space="0" w:color="808080"/>
+            </w:tcBorders>
+            <w:tcMar>
+              <w:top w:w="60" w:type="dxa"/>
+              <w:left w:w="100" w:type="dxa"/>
+              <w:bottom w:w="60" w:type="dxa"/>
+              <w:right w:w="100" w:type="dxa"/>
+            </w:tcMar>
+          </w:tcPr>
+          <w:p>
+            <w:pPr>
+              <w:spacing w:after="0" w:line="240" w:lineRule="auto"/>
+              <w:rPr>
+                <w:rFonts w:ascii="Times New Roman" w:hAnsi="Times New Roman" w:cs="Times New Roman"/>
+                <w:sz w:val="24"/>
+                <w:szCs w:val="24"/>
+              </w:rPr>
+            </w:pPr>
+            <w:r>
+              <w:rPr>
+                <w:rFonts w:ascii="Times New Roman" w:hAnsi="Times New Roman" w:cs="Times New Roman"/>
+                <w:sz w:val="24"/>
+                <w:szCs w:val="24"/>
+              </w:rPr>
+              <w:t>все</w:t>
+            </w:r>
+          </w:p>
+        </w:tc>
+      </w:tr>
+      <w:tr>
+        <w:tblPrEx>
+          <w:tblCellMar>
+            <w:top w:w="0" w:type="dxa"/>
+            <w:bottom w:w="0" w:type="dxa"/>
+          </w:tblCellMar>
+        </w:tblPrEx>
+        <w:tc>
+          <w:tcPr>
+            <w:tcW w:w="900" w:type="dxa"/>
+            <w:tcBorders>
+              <w:top w:val="single" w:sz="4" w:space="0" w:color="808080"/>
+              <w:left w:val="single" w:sz="4" w:space="0" w:color="808080"/>
+              <w:bottom w:val="single" w:sz="4" w:space="0" w:color="808080"/>
+              <w:right w:val="single" w:sz="4" w:space="0" w:color="808080"/>
+            </w:tcBorders>
+            <w:tcMar>
+              <w:top w:w="60" w:type="dxa"/>
+              <w:left w:w="100" w:type="dxa"/>
+              <w:bottom w:w="60" w:type="dxa"/>
+              <w:right w:w="100" w:type="dxa"/>
+            </w:tcMar>
+          </w:tcPr>
+          <w:p>
+            <w:pPr>
+              <w:spacing w:after="0" w:line="240" w:lineRule="auto"/>
+              <w:rPr>
+                <w:rFonts w:ascii="Times New Roman" w:hAnsi="Times New Roman" w:cs="Times New Roman"/>
+                <w:sz w:val="24"/>
+                <w:szCs w:val="24"/>
+              </w:rPr>
+            </w:pPr>
+            <w:r>
+              <w:rPr>
+                <w:rFonts w:ascii="Times New Roman" w:hAnsi="Times New Roman" w:cs="Times New Roman"/>
+                <w:sz w:val="24"/>
+                <w:szCs w:val="24"/>
+              </w:rPr>
+              <w:t>POST</w:t>
+            </w:r>
+          </w:p>
+        </w:tc>
+        <w:tc>
+          <w:tcPr>
+            <w:tcW w:w="3200" w:type="dxa"/>
+            <w:tcBorders>
+              <w:top w:val="single" w:sz="4" w:space="0" w:color="808080"/>
+              <w:left w:val="single" w:sz="4" w:space="0" w:color="808080"/>
+              <w:bottom w:val="single" w:sz="4" w:space="0" w:color="808080"/>
+              <w:right w:val="single" w:sz="4" w:space="0" w:color="808080"/>
+            </w:tcBorders>
+            <w:tcMar>
+              <w:top w:w="60" w:type="dxa"/>
+              <w:left w:w="100" w:type="dxa"/>
+              <w:bottom w:w="60" w:type="dxa"/>
+              <w:right w:w="100" w:type="dxa"/>
+            </w:tcMar>
+          </w:tcPr>
+          <w:p>
+            <w:pPr>
+              <w:spacing w:after="0" w:line="240" w:lineRule="auto"/>
+              <w:rPr>
+                <w:rFonts w:ascii="Times New Roman" w:hAnsi="Times New Roman" w:cs="Times New Roman"/>
+                <w:sz w:val="24"/>
+                <w:szCs w:val="24"/>
+              </w:rPr>
+            </w:pPr>
+            <w:r>
+              <w:rPr>
+                <w:rFonts w:ascii="Times New Roman" w:hAnsi="Times New Roman" w:cs="Times New Roman"/>
+                <w:sz w:val="24"/>
+                <w:szCs w:val="24"/>
+              </w:rPr>
+              <w:t>/defects</w:t>
+            </w:r>
+          </w:p>
+        </w:tc>
+        <w:tc>
+          <w:tcPr>
+            <w:tcW w:w="3300" w:type="dxa"/>
+            <w:tcBorders>
+              <w:top w:val="single" w:sz="4" w:space="0" w:color="808080"/>
+              <w:left w:val="single" w:sz="4" w:space="0" w:color="808080"/>
+              <w:bottom w:val="single" w:sz="4" w:space="0" w:color="808080"/>
+              <w:right w:val="single" w:sz="4" w:space="0" w:color="808080"/>
+            </w:tcBorders>
+            <w:tcMar>
+              <w:top w:w="60" w:type="dxa"/>
+              <w:left w:w="100" w:type="dxa"/>
+              <w:bottom w:w="60" w:type="dxa"/>
+              <w:right w:w="100" w:type="dxa"/>
+            </w:tcMar>
+          </w:tcPr>
+          <w:p>
+            <w:pPr>
+              <w:spacing w:after="0" w:line="240" w:lineRule="auto"/>
+              <w:rPr>
+                <w:rFonts w:ascii="Times New Roman" w:hAnsi="Times New Roman" w:cs="Times New Roman"/>
+                <w:sz w:val="24"/>
+                <w:szCs w:val="24"/>
+              </w:rPr>
+            </w:pPr>
+            <w:r>
+              <w:rPr>
+                <w:rFonts w:ascii="Times New Roman" w:hAnsi="Times New Roman" w:cs="Times New Roman"/>
+                <w:sz w:val="24"/>
+                <w:szCs w:val="24"/>
+              </w:rPr>
+              <w:t>Создание неисправности</w:t>
+            </w:r>
+          </w:p>
+        </w:tc>
+        <w:tc>
+          <w:tcPr>
+            <w:tcW w:w="1955" w:type="dxa"/>
+            <w:tcBorders>
+              <w:top w:val="single" w:sz="4" w:space="0" w:color="808080"/>
+              <w:left w:val="single" w:sz="4" w:space="0" w:color="808080"/>
+              <w:bottom w:val="single" w:sz="4" w:space="0" w:color="808080"/>
+              <w:right w:val="single" w:sz="4" w:space="0" w:color="808080"/>
+            </w:tcBorders>
+            <w:tcMar>
+              <w:top w:w="60" w:type="dxa"/>
+              <w:left w:w="100" w:type="dxa"/>
+              <w:bottom w:w="60" w:type="dxa"/>
+              <w:right w:w="100" w:type="dxa"/>
+            </w:tcMar>
+          </w:tcPr>
+          <w:p>
+            <w:pPr>
+              <w:spacing w:after="0" w:line="240" w:lineRule="auto"/>
+              <w:rPr>
+                <w:rFonts w:ascii="Times New Roman" w:hAnsi="Times New Roman" w:cs="Times New Roman"/>
+                <w:sz w:val="24"/>
+                <w:szCs w:val="24"/>
+              </w:rPr>
+            </w:pPr>
+            <w:r>
+              <w:rPr>
+                <w:rFonts w:ascii="Times New Roman" w:hAnsi="Times New Roman" w:cs="Times New Roman"/>
+                <w:sz w:val="24"/>
+                <w:szCs w:val="24"/>
+              </w:rPr>
+              <w:t>монтёр, бригадир</w:t>
+            </w:r>
+          </w:p>
+        </w:tc>
+      </w:tr>
+      <w:tr>
+        <w:tblPrEx>
+          <w:tblCellMar>
+            <w:top w:w="0" w:type="dxa"/>
+            <w:bottom w:w="0" w:type="dxa"/>
+          </w:tblCellMar>
+        </w:tblPrEx>
+        <w:tc>
+          <w:tcPr>
+            <w:tcW w:w="900" w:type="dxa"/>
+            <w:tcBorders>
+              <w:top w:val="single" w:sz="4" w:space="0" w:color="808080"/>
+              <w:left w:val="single" w:sz="4" w:space="0" w:color="808080"/>
+              <w:bottom w:val="single" w:sz="4" w:space="0" w:color="808080"/>
+              <w:right w:val="single" w:sz="4" w:space="0" w:color="808080"/>
+            </w:tcBorders>
+            <w:tcMar>
+              <w:top w:w="60" w:type="dxa"/>
+              <w:left w:w="100" w:type="dxa"/>
+              <w:bottom w:w="60" w:type="dxa"/>
+              <w:right w:w="100" w:type="dxa"/>
+            </w:tcMar>
+          </w:tcPr>
+          <w:p>
+            <w:pPr>
+              <w:spacing w:after="0" w:line="240" w:lineRule="auto"/>
+              <w:rPr>
+                <w:rFonts w:ascii="Times New Roman" w:hAnsi="Times New Roman" w:cs="Times New Roman"/>
+                <w:sz w:val="24"/>
+                <w:szCs w:val="24"/>
+              </w:rPr>
+            </w:pPr>
+            <w:r>
+              <w:rPr>
+                <w:rFonts w:ascii="Times New Roman" w:hAnsi="Times New Roman" w:cs="Times New Roman"/>
+                <w:sz w:val="24"/>
+                <w:szCs w:val="24"/>
+              </w:rPr>
+              <w:t>GET</w:t>
+            </w:r>
+          </w:p>
+        </w:tc>
+        <w:tc>
+          <w:tcPr>
+            <w:tcW w:w="3200" w:type="dxa"/>
+            <w:tcBorders>
+              <w:top w:val="single" w:sz="4" w:space="0" w:color="808080"/>
+              <w:left w:val="single" w:sz="4" w:space="0" w:color="808080"/>
+              <w:bottom w:val="single" w:sz="4" w:space="0" w:color="808080"/>
+              <w:right w:val="single" w:sz="4" w:space="0" w:color="808080"/>
+            </w:tcBorders>
+            <w:tcMar>
+              <w:top w:w="60" w:type="dxa"/>
+              <w:left w:w="100" w:type="dxa"/>
+              <w:bottom w:w="60" w:type="dxa"/>
+              <w:right w:w="100" w:type="dxa"/>
+            </w:tcMar>
+          </w:tcPr>
+          <w:p>
+            <w:pPr>
+              <w:spacing w:after="0" w:line="240" w:lineRule="auto"/>
+              <w:rPr>
+                <w:rFonts w:ascii="Times New Roman" w:hAnsi="Times New Roman" w:cs="Times New Roman"/>
+                <w:sz w:val="24"/>
+                <w:szCs w:val="24"/>
+              </w:rPr>
+            </w:pPr>
+            <w:r>
+              <w:rPr>
+                <w:rFonts w:ascii="Times New Roman" w:hAnsi="Times New Roman" w:cs="Times New Roman"/>
+                <w:sz w:val="24"/>
+                <w:szCs w:val="24"/>
+              </w:rPr>
+              <w:t>/defects/{id}</w:t>
+            </w:r>
+          </w:p>
+        </w:tc>
+        <w:tc>
+          <w:tcPr>
+            <w:tcW w:w="3300" w:type="dxa"/>
+            <w:tcBorders>
+              <w:top w:val="single" w:sz="4" w:space="0" w:color="808080"/>
+              <w:left w:val="single" w:sz="4" w:space="0" w:color="808080"/>
+              <w:bottom w:val="single" w:sz="4" w:space="0" w:color="808080"/>
+              <w:right w:val="single" w:sz="4" w:space="0" w:color="808080"/>
+            </w:tcBorders>
+            <w:tcMar>
+              <w:top w:w="60" w:type="dxa"/>
+              <w:left w:w="100" w:type="dxa"/>
+              <w:bottom w:w="60" w:type="dxa"/>
+              <w:right w:w="100" w:type="dxa"/>
+            </w:tcMar>
+          </w:tcPr>
+          <w:p>
+            <w:pPr>
+              <w:spacing w:after="0" w:line="240" w:lineRule="auto"/>
+              <w:rPr>
+                <w:rFonts w:ascii="Times New Roman" w:hAnsi="Times New Roman" w:cs="Times New Roman"/>
+                <w:sz w:val="24"/>
+                <w:szCs w:val="24"/>
+              </w:rPr>
+            </w:pPr>
+            <w:r>
+              <w:rPr>
+                <w:rFonts w:ascii="Times New Roman" w:hAnsi="Times New Roman" w:cs="Times New Roman"/>
+                <w:sz w:val="24"/>
+                <w:szCs w:val="24"/>
+              </w:rPr>
+              <w:t>Карточка с историей статусов</w:t>
+            </w:r>
+          </w:p>
+        </w:tc>
+        <w:tc>
+          <w:tcPr>
+            <w:tcW w:w="1955" w:type="dxa"/>
+            <w:tcBorders>
+              <w:top w:val="single" w:sz="4" w:space="0" w:color="808080"/>
+              <w:left w:val="single" w:sz="4" w:space="0" w:color="808080"/>
+              <w:bottom w:val="single" w:sz="4" w:space="0" w:color="808080"/>
+              <w:right w:val="single" w:sz="4" w:space="0" w:color="808080"/>
+            </w:tcBorders>
+            <w:tcMar>
+              <w:top w:w="60" w:type="dxa"/>
+              <w:left w:w="100" w:type="dxa"/>
+              <w:bottom w:w="60" w:type="dxa"/>
+              <w:right w:w="100" w:type="dxa"/>
+            </w:tcMar>
+          </w:tcPr>
+          <w:p>
+            <w:pPr>
+              <w:spacing w:after="0" w:line="240" w:lineRule="auto"/>
+              <w:rPr>
+                <w:rFonts w:ascii="Times New Roman" w:hAnsi="Times New Roman" w:cs="Times New Roman"/>
+                <w:sz w:val="24"/>
+                <w:szCs w:val="24"/>
+              </w:rPr>
+            </w:pPr>
+            <w:r>
+              <w:rPr>
+                <w:rFonts w:ascii="Times New Roman" w:hAnsi="Times New Roman" w:cs="Times New Roman"/>
+                <w:sz w:val="24"/>
+                <w:szCs w:val="24"/>
+              </w:rPr>
+              <w:t>все</w:t>
+            </w:r>
+          </w:p>
+        </w:tc>
+      </w:tr>
+      <w:tr>
+        <w:tblPrEx>
+          <w:tblCellMar>
+            <w:top w:w="0" w:type="dxa"/>
+            <w:bottom w:w="0" w:type="dxa"/>
+          </w:tblCellMar>
+        </w:tblPrEx>
+        <w:tc>
+          <w:tcPr>
+            <w:tcW w:w="900" w:type="dxa"/>
+            <w:tcBorders>
+              <w:top w:val="single" w:sz="4" w:space="0" w:color="808080"/>
+              <w:left w:val="single" w:sz="4" w:space="0" w:color="808080"/>
+              <w:bottom w:val="single" w:sz="4" w:space="0" w:color="808080"/>
+              <w:right w:val="single" w:sz="4" w:space="0" w:color="808080"/>
+            </w:tcBorders>
+            <w:tcMar>
+              <w:top w:w="60" w:type="dxa"/>
+              <w:left w:w="100" w:type="dxa"/>
+              <w:bottom w:w="60" w:type="dxa"/>
+              <w:right w:w="100" w:type="dxa"/>
+            </w:tcMar>
+          </w:tcPr>
+          <w:p>
+            <w:pPr>
+              <w:spacing w:after="0" w:line="240" w:lineRule="auto"/>
+              <w:rPr>
+                <w:rFonts w:ascii="Times New Roman" w:hAnsi="Times New Roman" w:cs="Times New Roman"/>
+                <w:sz w:val="24"/>
+                <w:szCs w:val="24"/>
+              </w:rPr>
+            </w:pPr>
+            <w:r>
+              <w:rPr>
+                <w:rFonts w:ascii="Times New Roman" w:hAnsi="Times New Roman" w:cs="Times New Roman"/>
+                <w:sz w:val="24"/>
+                <w:szCs w:val="24"/>
+              </w:rPr>
+              <w:t>PATCH</w:t>
+            </w:r>
+          </w:p>
+        </w:tc>
+        <w:tc>
+          <w:tcPr>
+            <w:tcW w:w="3200" w:type="dxa"/>
+            <w:tcBorders>
+              <w:top w:val="single" w:sz="4" w:space="0" w:color="808080"/>
+              <w:left w:val="single" w:sz="4" w:space="0" w:color="808080"/>
+              <w:bottom w:val="single" w:sz="4" w:space="0" w:color="808080"/>
+              <w:right w:val="single" w:sz="4" w:space="0" w:color="808080"/>
+            </w:tcBorders>
+            <w:tcMar>
+              <w:top w:w="60" w:type="dxa"/>
+              <w:left w:w="100" w:type="dxa"/>
+              <w:bottom w:w="60" w:type="dxa"/>
+              <w:right w:w="100" w:type="dxa"/>
+            </w:tcMar>
+          </w:tcPr>
+          <w:p>
+            <w:pPr>
+              <w:spacing w:after="0" w:line="240" w:lineRule="auto"/>
+              <w:rPr>
+                <w:rFonts w:ascii="Times New Roman" w:hAnsi="Times New Roman" w:cs="Times New Roman"/>
+                <w:sz w:val="24"/>
+                <w:szCs w:val="24"/>
+              </w:rPr>
+            </w:pPr>
+            <w:r>
+              <w:rPr>
+                <w:rFonts w:ascii="Times New Roman" w:hAnsi="Times New Roman" w:cs="Times New Roman"/>
+                <w:sz w:val="24"/>
+                <w:szCs w:val="24"/>
+              </w:rPr>
+              <w:t>/defects/{id}</w:t>
+            </w:r>
+          </w:p>
+        </w:tc>
+        <w:tc>
+          <w:tcPr>
+            <w:tcW w:w="3300" w:type="dxa"/>
+            <w:tcBorders>
+              <w:top w:val="single" w:sz="4" w:space="0" w:color="808080"/>
+              <w:left w:val="single" w:sz="4" w:space="0" w:color="808080"/>
+              <w:bottom w:val="single" w:sz="4" w:space="0" w:color="808080"/>
+              <w:right w:val="single" w:sz="4" w:space="0" w:color="808080"/>
+            </w:tcBorders>
+            <w:tcMar>
+              <w:top w:w="60" w:type="dxa"/>
+              <w:left w:w="100" w:type="dxa"/>
+              <w:bottom w:w="60" w:type="dxa"/>
+              <w:right w:w="100" w:type="dxa"/>
+            </w:tcMar>
+          </w:tcPr>
+          <w:p>
+            <w:pPr>
+              <w:spacing w:after="0" w:line="240" w:lineRule="auto"/>
+              <w:rPr>
+                <w:rFonts w:ascii="Times New Roman" w:hAnsi="Times New Roman" w:cs="Times New Roman"/>
+                <w:sz w:val="24"/>
+                <w:szCs w:val="24"/>
+              </w:rPr>
+            </w:pPr>
+            <w:r>
+              <w:rPr>
+                <w:rFonts w:ascii="Times New Roman" w:hAnsi="Times New Roman" w:cs="Times New Roman"/>
+                <w:sz w:val="24"/>
+                <w:szCs w:val="24"/>
+              </w:rPr>
+              <w:t>Изменение полей</w:t>
+            </w:r>
+          </w:p>
+        </w:tc>
+        <w:tc>
+          <w:tcPr>
+            <w:tcW w:w="1955" w:type="dxa"/>
+            <w:tcBorders>
+              <w:top w:val="single" w:sz="4" w:space="0" w:color="808080"/>
+              <w:left w:val="single" w:sz="4" w:space="0" w:color="808080"/>
+              <w:bottom w:val="single" w:sz="4" w:space="0" w:color="808080"/>
+              <w:right w:val="single" w:sz="4" w:space="0" w:color="808080"/>
+            </w:tcBorders>
+            <w:tcMar>
+              <w:top w:w="60" w:type="dxa"/>
+              <w:left w:w="100" w:type="dxa"/>
+              <w:bottom w:w="60" w:type="dxa"/>
+              <w:right w:w="100" w:type="dxa"/>
+            </w:tcMar>
+          </w:tcPr>
+          <w:p>
+            <w:pPr>
+              <w:spacing w:after="0" w:line="240" w:lineRule="auto"/>
+              <w:rPr>
+                <w:rFonts w:ascii="Times New Roman" w:hAnsi="Times New Roman" w:cs="Times New Roman"/>
+                <w:sz w:val="24"/>
+                <w:szCs w:val="24"/>
+              </w:rPr>
+            </w:pPr>
+            <w:r>
+              <w:rPr>
+                <w:rFonts w:ascii="Times New Roman" w:hAnsi="Times New Roman" w:cs="Times New Roman"/>
+                <w:sz w:val="24"/>
+                <w:szCs w:val="24"/>
+              </w:rPr>
+              <w:t>автор, бригадир, диспетчер</w:t>
+            </w:r>
+          </w:p>
+        </w:tc>
+      </w:tr>
+      <w:tr>
+        <w:tblPrEx>
+          <w:tblCellMar>
+            <w:top w:w="0" w:type="dxa"/>
+            <w:bottom w:w="0" w:type="dxa"/>
+          </w:tblCellMar>
+        </w:tblPrEx>
+        <w:tc>
+          <w:tcPr>
+            <w:tcW w:w="900" w:type="dxa"/>
+            <w:tcBorders>
+              <w:top w:val="single" w:sz="4" w:space="0" w:color="808080"/>
+              <w:left w:val="single" w:sz="4" w:space="0" w:color="808080"/>
+              <w:bottom w:val="single" w:sz="4" w:space="0" w:color="808080"/>
+              <w:right w:val="single" w:sz="4" w:space="0" w:color="808080"/>
+            </w:tcBorders>
+            <w:tcMar>
+              <w:top w:w="60" w:type="dxa"/>
+              <w:left w:w="100" w:type="dxa"/>
+              <w:bottom w:w="60" w:type="dxa"/>
+              <w:right w:w="100" w:type="dxa"/>
+            </w:tcMar>
+          </w:tcPr>
+          <w:p>
+            <w:pPr>
+              <w:spacing w:after="0" w:line="240" w:lineRule="auto"/>
+              <w:rPr>
+                <w:rFonts w:ascii="Times New Roman" w:hAnsi="Times New Roman" w:cs="Times New Roman"/>
+                <w:sz w:val="24"/>
+                <w:szCs w:val="24"/>
+              </w:rPr>
+            </w:pPr>
+            <w:r>
+              <w:rPr>
+                <w:rFonts w:ascii="Times New Roman" w:hAnsi="Times New Roman" w:cs="Times New Roman"/>
+                <w:sz w:val="24"/>
+                <w:szCs w:val="24"/>
+              </w:rPr>
+              <w:t>POST</w:t>
+            </w:r>
+          </w:p>
+        </w:tc>
+        <w:tc>
+          <w:tcPr>
+            <w:tcW w:w="3200" w:type="dxa"/>
+            <w:tcBorders>
+              <w:top w:val="single" w:sz="4" w:space="0" w:color="808080"/>
+              <w:left w:val="single" w:sz="4" w:space="0" w:color="808080"/>
+              <w:bottom w:val="single" w:sz="4" w:space="0" w:color="808080"/>
+              <w:right w:val="single" w:sz="4" w:space="0" w:color="808080"/>
+            </w:tcBorders>
+            <w:tcMar>
+              <w:top w:w="60" w:type="dxa"/>
+              <w:left w:w="100" w:type="dxa"/>
+              <w:bottom w:w="60" w:type="dxa"/>
+              <w:right w:w="100" w:type="dxa"/>
+            </w:tcMar>
+          </w:tcPr>
+          <w:p>
+            <w:pPr>
+              <w:spacing w:after="0" w:line="240" w:lineRule="auto"/>
+              <w:rPr>
+                <w:rFonts w:ascii="Times New Roman" w:hAnsi="Times New Roman" w:cs="Times New Roman"/>
+                <w:sz w:val="24"/>
+                <w:szCs w:val="24"/>
+              </w:rPr>
+            </w:pPr>
+            <w:r>
+              <w:rPr>
+                <w:rFonts w:ascii="Times New Roman" w:hAnsi="Times New Roman" w:cs="Times New Roman"/>
+                <w:sz w:val="24"/>
+                <w:szCs w:val="24"/>
+              </w:rPr>
+              <w:t>/defects/{id}/status</w:t>
+            </w:r>
+          </w:p>
+        </w:tc>
+        <w:tc>
+          <w:tcPr>
+            <w:tcW w:w="3300" w:type="dxa"/>
+            <w:tcBorders>
+              <w:top w:val="single" w:sz="4" w:space="0" w:color="808080"/>
+              <w:left w:val="single" w:sz="4" w:space="0" w:color="808080"/>
+              <w:bottom w:val="single" w:sz="4" w:space="0" w:color="808080"/>
+              <w:right w:val="single" w:sz="4" w:space="0" w:color="808080"/>
+            </w:tcBorders>
+            <w:tcMar>
+              <w:top w:w="60" w:type="dxa"/>
+              <w:left w:w="100" w:type="dxa"/>
+              <w:bottom w:w="60" w:type="dxa"/>
+              <w:right w:w="100" w:type="dxa"/>
+            </w:tcMar>
+          </w:tcPr>
+          <w:p>
+            <w:pPr>
+              <w:spacing w:after="0" w:line="240" w:lineRule="auto"/>
+              <w:rPr>
+                <w:rFonts w:ascii="Times New Roman" w:hAnsi="Times New Roman" w:cs="Times New Roman"/>
+                <w:sz w:val="24"/>
+                <w:szCs w:val="24"/>
+              </w:rPr>
+            </w:pPr>
+            <w:r>
+              <w:rPr>
+                <w:rFonts w:ascii="Times New Roman" w:hAnsi="Times New Roman" w:cs="Times New Roman"/>
+                <w:sz w:val="24"/>
+                <w:szCs w:val="24"/>
+              </w:rPr>
+              <w:t>Смена статуса</w:t>
+            </w:r>
+          </w:p>
+        </w:tc>
+        <w:tc>
+          <w:tcPr>
+            <w:tcW w:w="1955" w:type="dxa"/>
+            <w:tcBorders>
+              <w:top w:val="single" w:sz="4" w:space="0" w:color="808080"/>
+              <w:left w:val="single" w:sz="4" w:space="0" w:color="808080"/>
+              <w:bottom w:val="single" w:sz="4" w:space="0" w:color="808080"/>
+              <w:right w:val="single" w:sz="4" w:space="0" w:color="808080"/>
+            </w:tcBorders>
+            <w:tcMar>
+              <w:top w:w="60" w:type="dxa"/>
+              <w:left w:w="100" w:type="dxa"/>
+              <w:bottom w:w="60" w:type="dxa"/>
+              <w:right w:w="100" w:type="dxa"/>
+            </w:tcMar>
+          </w:tcPr>
+          <w:p>
+            <w:pPr>
+              <w:spacing w:after="0" w:line="240" w:lineRule="auto"/>
+              <w:rPr>
+                <w:rFonts w:ascii="Times New Roman" w:hAnsi="Times New Roman" w:cs="Times New Roman"/>
+                <w:sz w:val="24"/>
+                <w:szCs w:val="24"/>
+              </w:rPr>
+            </w:pPr>
+            <w:r>
+              <w:rPr>
+                <w:rFonts w:ascii="Times New Roman" w:hAnsi="Times New Roman" w:cs="Times New Roman"/>
+                <w:sz w:val="24"/>
+                <w:szCs w:val="24"/>
+              </w:rPr>
+              <w:t>все (VERIFIED — бригадир, диспетчер)</w:t>
+            </w:r>
+          </w:p>
+        </w:tc>
+      </w:tr>
+      <w:tr>
+        <w:tblPrEx>
+          <w:tblCellMar>
+            <w:top w:w="0" w:type="dxa"/>
+            <w:bottom w:w="0" w:type="dxa"/>
+          </w:tblCellMar>
+        </w:tblPrEx>
+        <w:tc>
+          <w:tcPr>
+            <w:tcW w:w="900" w:type="dxa"/>
+            <w:tcBorders>
+              <w:top w:val="single" w:sz="4" w:space="0" w:color="808080"/>
+              <w:left w:val="single" w:sz="4" w:space="0" w:color="808080"/>
+              <w:bottom w:val="single" w:sz="4" w:space="0" w:color="808080"/>
+              <w:right w:val="single" w:sz="4" w:space="0" w:color="808080"/>
+            </w:tcBorders>
+            <w:tcMar>
+              <w:top w:w="60" w:type="dxa"/>
+              <w:left w:w="100" w:type="dxa"/>
+              <w:bottom w:w="60" w:type="dxa"/>
+              <w:right w:w="100" w:type="dxa"/>
+            </w:tcMar>
+          </w:tcPr>
+          <w:p>
+            <w:pPr>
+              <w:spacing w:after="0" w:line="240" w:lineRule="auto"/>
+              <w:rPr>
+                <w:rFonts w:ascii="Times New Roman" w:hAnsi="Times New Roman" w:cs="Times New Roman"/>
+                <w:sz w:val="24"/>
+                <w:szCs w:val="24"/>
+              </w:rPr>
+            </w:pPr>
+            <w:r>
+              <w:rPr>
+                <w:rFonts w:ascii="Times New Roman" w:hAnsi="Times New Roman" w:cs="Times New Roman"/>
+                <w:sz w:val="24"/>
+                <w:szCs w:val="24"/>
+              </w:rPr>
+              <w:t>POST</w:t>
+            </w:r>
+          </w:p>
+        </w:tc>
+        <w:tc>
+          <w:tcPr>
+            <w:tcW w:w="3200" w:type="dxa"/>
+            <w:tcBorders>
+              <w:top w:val="single" w:sz="4" w:space="0" w:color="808080"/>
+              <w:left w:val="single" w:sz="4" w:space="0" w:color="808080"/>
+              <w:bottom w:val="single" w:sz="4" w:space="0" w:color="808080"/>
+              <w:right w:val="single" w:sz="4" w:space="0" w:color="808080"/>
+            </w:tcBorders>
+            <w:tcMar>
+              <w:top w:w="60" w:type="dxa"/>
+              <w:left w:w="100" w:type="dxa"/>
+              <w:bottom w:w="60" w:type="dxa"/>
+              <w:right w:w="100" w:type="dxa"/>
+            </w:tcMar>
+          </w:tcPr>
+          <w:p>
+            <w:pPr>
+              <w:spacing w:after="0" w:line="240" w:lineRule="auto"/>
+              <w:rPr>
+                <w:rFonts w:ascii="Times New Roman" w:hAnsi="Times New Roman" w:cs="Times New Roman"/>
+                <w:sz w:val="24"/>
+                <w:szCs w:val="24"/>
+              </w:rPr>
+            </w:pPr>
+            <w:r>
+              <w:rPr>
+                <w:rFonts w:ascii="Times New Roman" w:hAnsi="Times New Roman" w:cs="Times New Roman"/>
+                <w:sz w:val="24"/>
+                <w:szCs w:val="24"/>
+              </w:rPr>
+              <w:t>/defects/{id}/photo</w:t>
+            </w:r>
+          </w:p>
+        </w:tc>
+        <w:tc>
+          <w:tcPr>
+            <w:tcW w:w="3300" w:type="dxa"/>
+            <w:tcBorders>
+              <w:top w:val="single" w:sz="4" w:space="0" w:color="808080"/>
+              <w:left w:val="single" w:sz="4" w:space="0" w:color="808080"/>
+              <w:bottom w:val="single" w:sz="4" w:space="0" w:color="808080"/>
+              <w:right w:val="single" w:sz="4" w:space="0" w:color="808080"/>
+            </w:tcBorders>
+            <w:tcMar>
+              <w:top w:w="60" w:type="dxa"/>
+              <w:left w:w="100" w:type="dxa"/>
+              <w:bottom w:w="60" w:type="dxa"/>
+              <w:right w:w="100" w:type="dxa"/>
+            </w:tcMar>
+          </w:tcPr>
+          <w:p>
+            <w:pPr>
+              <w:spacing w:after="0" w:line="240" w:lineRule="auto"/>
+              <w:rPr>
+                <w:rFonts w:ascii="Times New Roman" w:hAnsi="Times New Roman" w:cs="Times New Roman"/>
+                <w:sz w:val="24"/>
+                <w:szCs w:val="24"/>
+              </w:rPr>
+            </w:pPr>
+            <w:r>
+              <w:rPr>
+                <w:rFonts w:ascii="Times New Roman" w:hAnsi="Times New Roman" w:cs="Times New Roman"/>
+                <w:sz w:val="24"/>
+                <w:szCs w:val="24"/>
+              </w:rPr>
+              <w:t>Загрузка фото</w:t>
+            </w:r>
+          </w:p>
+        </w:tc>
+        <w:tc>
+          <w:tcPr>
+            <w:tcW w:w="1955" w:type="dxa"/>
+            <w:tcBorders>
+              <w:top w:val="single" w:sz="4" w:space="0" w:color="808080"/>
+              <w:left w:val="single" w:sz="4" w:space="0" w:color="808080"/>
+              <w:bottom w:val="single" w:sz="4" w:space="0" w:color="808080"/>
+              <w:right w:val="single" w:sz="4" w:space="0" w:color="808080"/>
+            </w:tcBorders>
+            <w:tcMar>
+              <w:top w:w="60" w:type="dxa"/>
+              <w:left w:w="100" w:type="dxa"/>
+              <w:bottom w:w="60" w:type="dxa"/>
+              <w:right w:w="100" w:type="dxa"/>
+            </w:tcMar>
+          </w:tcPr>
+          <w:p>
+            <w:pPr>
+              <w:spacing w:after="0" w:line="240" w:lineRule="auto"/>
+              <w:rPr>
+                <w:rFonts w:ascii="Times New Roman" w:hAnsi="Times New Roman" w:cs="Times New Roman"/>
+                <w:sz w:val="24"/>
+                <w:szCs w:val="24"/>
+              </w:rPr>
+            </w:pPr>
+            <w:r>
+              <w:rPr>
+                <w:rFonts w:ascii="Times New Roman" w:hAnsi="Times New Roman" w:cs="Times New Roman"/>
+                <w:sz w:val="24"/>
+                <w:szCs w:val="24"/>
+              </w:rPr>
+              <w:t>монтёр, бригадир</w:t>
+            </w:r>
+          </w:p>
+        </w:tc>
+      </w:tr>
+      <w:tr>
+        <w:tblPrEx>
+          <w:tblCellMar>
+            <w:top w:w="0" w:type="dxa"/>
+            <w:bottom w:w="0" w:type="dxa"/>
+          </w:tblCellMar>
+        </w:tblPrEx>
+        <w:tc>
+          <w:tcPr>
+            <w:tcW w:w="900" w:type="dxa"/>
+            <w:tcBorders>
+              <w:top w:val="single" w:sz="4" w:space="0" w:color="808080"/>
+              <w:left w:val="single" w:sz="4" w:space="0" w:color="808080"/>
+              <w:bottom w:val="single" w:sz="4" w:space="0" w:color="808080"/>
+              <w:right w:val="single" w:sz="4" w:space="0" w:color="808080"/>
+            </w:tcBorders>
+            <w:tcMar>
+              <w:top w:w="60" w:type="dxa"/>
+              <w:left w:w="100" w:type="dxa"/>
+              <w:bottom w:w="60" w:type="dxa"/>
+              <w:right w:w="100" w:type="dxa"/>
+            </w:tcMar>
+          </w:tcPr>
+          <w:p>
+            <w:pPr>
+              <w:spacing w:after="0" w:line="240" w:lineRule="auto"/>
+              <w:rPr>
+                <w:rFonts w:ascii="Times New Roman" w:hAnsi="Times New Roman" w:cs="Times New Roman"/>
+                <w:sz w:val="24"/>
+                <w:szCs w:val="24"/>
+              </w:rPr>
+            </w:pPr>
+            <w:r>
+              <w:rPr>
+                <w:rFonts w:ascii="Times New Roman" w:hAnsi="Times New Roman" w:cs="Times New Roman"/>
+                <w:sz w:val="24"/>
+                <w:szCs w:val="24"/>
+              </w:rPr>
+              <w:t>GET</w:t>
+            </w:r>
+          </w:p>
+        </w:tc>
+        <w:tc>
+          <w:tcPr>
+            <w:tcW w:w="3200" w:type="dxa"/>
+            <w:tcBorders>
+              <w:top w:val="single" w:sz="4" w:space="0" w:color="808080"/>
+              <w:left w:val="single" w:sz="4" w:space="0" w:color="808080"/>
+              <w:bottom w:val="single" w:sz="4" w:space="0" w:color="808080"/>
+              <w:right w:val="single" w:sz="4" w:space="0" w:color="808080"/>
+            </w:tcBorders>
+            <w:tcMar>
+              <w:top w:w="60" w:type="dxa"/>
+              <w:left w:w="100" w:type="dxa"/>
+              <w:bottom w:w="60" w:type="dxa"/>
+              <w:right w:w="100" w:type="dxa"/>
+            </w:tcMar>
+          </w:tcPr>
+          <w:p>
+            <w:pPr>
+              <w:spacing w:after="0" w:line="240" w:lineRule="auto"/>
+              <w:rPr>
+                <w:rFonts w:ascii="Times New Roman" w:hAnsi="Times New Roman" w:cs="Times New Roman"/>
+                <w:sz w:val="24"/>
+                <w:szCs w:val="24"/>
+              </w:rPr>
+            </w:pPr>
+            <w:r>
+              <w:rPr>
+                <w:rFonts w:ascii="Times New Roman" w:hAnsi="Times New Roman" w:cs="Times New Roman"/>
+                <w:sz w:val="24"/>
+                <w:szCs w:val="24"/>
+              </w:rPr>
+              <w:t>/sections</w:t>
+            </w:r>
+          </w:p>
+        </w:tc>
+        <w:tc>
+          <w:tcPr>
+            <w:tcW w:w="3300" w:type="dxa"/>
+            <w:tcBorders>
+              <w:top w:val="single" w:sz="4" w:space="0" w:color="808080"/>
+              <w:left w:val="single" w:sz="4" w:space="0" w:color="808080"/>
+              <w:bottom w:val="single" w:sz="4" w:space="0" w:color="808080"/>
+              <w:right w:val="single" w:sz="4" w:space="0" w:color="808080"/>
+            </w:tcBorders>
+            <w:tcMar>
+              <w:top w:w="60" w:type="dxa"/>
+              <w:left w:w="100" w:type="dxa"/>
+              <w:bottom w:w="60" w:type="dxa"/>
+              <w:right w:w="100" w:type="dxa"/>
+            </w:tcMar>
+          </w:tcPr>
+          <w:p>
+            <w:pPr>
+              <w:spacing w:after="0" w:line="240" w:lineRule="auto"/>
+              <w:rPr>
+                <w:rFonts w:ascii="Times New Roman" w:hAnsi="Times New Roman" w:cs="Times New Roman"/>
+                <w:sz w:val="24"/>
+                <w:szCs w:val="24"/>
+              </w:rPr>
+            </w:pPr>
+            <w:r>
+              <w:rPr>
+                <w:rFonts w:ascii="Times New Roman" w:hAnsi="Times New Roman" w:cs="Times New Roman"/>
+                <w:sz w:val="24"/>
+                <w:szCs w:val="24"/>
+              </w:rPr>
+              <w:t>Участки и их пути</w:t>
+            </w:r>
+          </w:p>
+        </w:tc>
+        <w:tc>
+          <w:tcPr>
+            <w:tcW w:w="1955" w:type="dxa"/>
+            <w:tcBorders>
+              <w:top w:val="single" w:sz="4" w:space="0" w:color="808080"/>
+              <w:left w:val="single" w:sz="4" w:space="0" w:color="808080"/>
+              <w:bottom w:val="single" w:sz="4" w:space="0" w:color="808080"/>
+              <w:right w:val="single" w:sz="4" w:space="0" w:color="808080"/>
+            </w:tcBorders>
+            <w:tcMar>
+              <w:top w:w="60" w:type="dxa"/>
+              <w:left w:w="100" w:type="dxa"/>
+              <w:bottom w:w="60" w:type="dxa"/>
+              <w:right w:w="100" w:type="dxa"/>
+            </w:tcMar>
+          </w:tcPr>
+          <w:p>
+            <w:pPr>
+              <w:spacing w:after="0" w:line="240" w:lineRule="auto"/>
+              <w:rPr>
+                <w:rFonts w:ascii="Times New Roman" w:hAnsi="Times New Roman" w:cs="Times New Roman"/>
+                <w:sz w:val="24"/>
+                <w:szCs w:val="24"/>
+              </w:rPr>
+            </w:pPr>
+            <w:r>
+              <w:rPr>
+                <w:rFonts w:ascii="Times New Roman" w:hAnsi="Times New Roman" w:cs="Times New Roman"/>
+                <w:sz w:val="24"/>
+                <w:szCs w:val="24"/>
+              </w:rPr>
+              <w:t>все</w:t>
+            </w:r>
+          </w:p>
+        </w:tc>
+      </w:tr>
+      <w:tr>
+        <w:tblPrEx>
+          <w:tblCellMar>
+            <w:top w:w="0" w:type="dxa"/>
+            <w:bottom w:w="0" w:type="dxa"/>
+          </w:tblCellMar>
+        </w:tblPrEx>
+        <w:tc>
+          <w:tcPr>
+            <w:tcW w:w="900" w:type="dxa"/>
+            <w:tcBorders>
+              <w:top w:val="single" w:sz="4" w:space="0" w:color="808080"/>
+              <w:left w:val="single" w:sz="4" w:space="0" w:color="808080"/>
+              <w:bottom w:val="single" w:sz="4" w:space="0" w:color="808080"/>
+              <w:right w:val="single" w:sz="4" w:space="0" w:color="808080"/>
+            </w:tcBorders>
+            <w:tcMar>
+              <w:top w:w="60" w:type="dxa"/>
+              <w:left w:w="100" w:type="dxa"/>
+              <w:bottom w:w="60" w:type="dxa"/>
+              <w:right w:w="100" w:type="dxa"/>
+            </w:tcMar>
+          </w:tcPr>
+          <w:p>
+            <w:pPr>
+              <w:spacing w:after="0" w:line="240" w:lineRule="auto"/>
+              <w:rPr>
+                <w:rFonts w:ascii="Times New Roman" w:hAnsi="Times New Roman" w:cs="Times New Roman"/>
+                <w:sz w:val="24"/>
+                <w:szCs w:val="24"/>
+              </w:rPr>
+            </w:pPr>
+            <w:r>
+              <w:rPr>
+                <w:rFonts w:ascii="Times New Roman" w:hAnsi="Times New Roman" w:cs="Times New Roman"/>
+                <w:sz w:val="24"/>
+                <w:szCs w:val="24"/>
+              </w:rPr>
+              <w:t>GET</w:t>
+            </w:r>
+          </w:p>
+        </w:tc>
+        <w:tc>
+          <w:tcPr>
+            <w:tcW w:w="3200" w:type="dxa"/>
+            <w:tcBorders>
+              <w:top w:val="single" w:sz="4" w:space="0" w:color="808080"/>
+              <w:left w:val="single" w:sz="4" w:space="0" w:color="808080"/>
+              <w:bottom w:val="single" w:sz="4" w:space="0" w:color="808080"/>
+              <w:right w:val="single" w:sz="4" w:space="0" w:color="808080"/>
+            </w:tcBorders>
+            <w:tcMar>
+              <w:top w:w="60" w:type="dxa"/>
+              <w:left w:w="100" w:type="dxa"/>
+              <w:bottom w:w="60" w:type="dxa"/>
+              <w:right w:w="100" w:type="dxa"/>
+            </w:tcMar>
+          </w:tcPr>
+          <w:p>
+            <w:pPr>
+              <w:spacing w:after="0" w:line="240" w:lineRule="auto"/>
+              <w:rPr>
+                <w:rFonts w:ascii="Times New Roman" w:hAnsi="Times New Roman" w:cs="Times New Roman"/>
+                <w:sz w:val="24"/>
+                <w:szCs w:val="24"/>
+              </w:rPr>
+            </w:pPr>
+            <w:r>
+              <w:rPr>
+                <w:rFonts w:ascii="Times New Roman" w:hAnsi="Times New Roman" w:cs="Times New Roman"/>
+                <w:sz w:val="24"/>
+                <w:szCs w:val="24"/>
+              </w:rPr>
+              <w:t>/defect-categories</w:t>
+            </w:r>
+          </w:p>
+        </w:tc>
+        <w:tc>
+          <w:tcPr>
+            <w:tcW w:w="3300" w:type="dxa"/>
+            <w:tcBorders>
+              <w:top w:val="single" w:sz="4" w:space="0" w:color="808080"/>
+              <w:left w:val="single" w:sz="4" w:space="0" w:color="808080"/>
+              <w:bottom w:val="single" w:sz="4" w:space="0" w:color="808080"/>
+              <w:right w:val="single" w:sz="4" w:space="0" w:color="808080"/>
+            </w:tcBorders>
+            <w:tcMar>
+              <w:top w:w="60" w:type="dxa"/>
+              <w:left w:w="100" w:type="dxa"/>
+              <w:bottom w:w="60" w:type="dxa"/>
+              <w:right w:w="100" w:type="dxa"/>
+            </w:tcMar>
+          </w:tcPr>
+          <w:p>
+            <w:pPr>
+              <w:spacing w:after="0" w:line="240" w:lineRule="auto"/>
+              <w:rPr>
+                <w:rFonts w:ascii="Times New Roman" w:hAnsi="Times New Roman" w:cs="Times New Roman"/>
+                <w:sz w:val="24"/>
+                <w:szCs w:val="24"/>
+              </w:rPr>
+            </w:pPr>
+            <w:r>
+              <w:rPr>
+                <w:rFonts w:ascii="Times New Roman" w:hAnsi="Times New Roman" w:cs="Times New Roman"/>
+                <w:sz w:val="24"/>
+                <w:szCs w:val="24"/>
+              </w:rPr>
+              <w:t>Категории объекта</w:t>
+            </w:r>
+          </w:p>
+        </w:tc>
+        <w:tc>
+          <w:tcPr>
+            <w:tcW w:w="1955" w:type="dxa"/>
+            <w:tcBorders>
+              <w:top w:val="single" w:sz="4" w:space="0" w:color="808080"/>
+              <w:left w:val="single" w:sz="4" w:space="0" w:color="808080"/>
+              <w:bottom w:val="single" w:sz="4" w:space="0" w:color="808080"/>
+              <w:right w:val="single" w:sz="4" w:space="0" w:color="808080"/>
+            </w:tcBorders>
+            <w:tcMar>
+              <w:top w:w="60" w:type="dxa"/>
+              <w:left w:w="100" w:type="dxa"/>
+              <w:bottom w:w="60" w:type="dxa"/>
+              <w:right w:w="100" w:type="dxa"/>
+            </w:tcMar>
+          </w:tcPr>
+          <w:p>
+            <w:pPr>
+              <w:spacing w:after="0" w:line="240" w:lineRule="auto"/>
+              <w:rPr>
+                <w:rFonts w:ascii="Times New Roman" w:hAnsi="Times New Roman" w:cs="Times New Roman"/>
+                <w:sz w:val="24"/>
+                <w:szCs w:val="24"/>
+              </w:rPr>
+            </w:pPr>
+            <w:r>
+              <w:rPr>
+                <w:rFonts w:ascii="Times New Roman" w:hAnsi="Times New Roman" w:cs="Times New Roman"/>
+                <w:sz w:val="24"/>
+                <w:szCs w:val="24"/>
+              </w:rPr>
+              <w:t>все</w:t>
+            </w:r>
+          </w:p>
+        </w:tc>
+      </w:tr>
+      <w:tr>
+        <w:tblPrEx>
+          <w:tblCellMar>
+            <w:top w:w="0" w:type="dxa"/>
+            <w:bottom w:w="0" w:type="dxa"/>
+          </w:tblCellMar>
+        </w:tblPrEx>
+        <w:tc>
+          <w:tcPr>
+            <w:tcW w:w="900" w:type="dxa"/>
+            <w:tcBorders>
+              <w:top w:val="single" w:sz="4" w:space="0" w:color="808080"/>
+              <w:left w:val="single" w:sz="4" w:space="0" w:color="808080"/>
+              <w:bottom w:val="single" w:sz="4" w:space="0" w:color="808080"/>
+              <w:right w:val="single" w:sz="4" w:space="0" w:color="808080"/>
+            </w:tcBorders>
+            <w:tcMar>
+              <w:top w:w="60" w:type="dxa"/>
+              <w:left w:w="100" w:type="dxa"/>
+              <w:bottom w:w="60" w:type="dxa"/>
+              <w:right w:w="100" w:type="dxa"/>
+            </w:tcMar>
+          </w:tcPr>
+          <w:p>
+            <w:pPr>
+              <w:spacing w:after="0" w:line="240" w:lineRule="auto"/>
+              <w:rPr>
+                <w:rFonts w:ascii="Times New Roman" w:hAnsi="Times New Roman" w:cs="Times New Roman"/>
+                <w:sz w:val="24"/>
+                <w:szCs w:val="24"/>
+              </w:rPr>
+            </w:pPr>
+            <w:r>
+              <w:rPr>
+                <w:rFonts w:ascii="Times New Roman" w:hAnsi="Times New Roman" w:cs="Times New Roman"/>
+                <w:sz w:val="24"/>
+                <w:szCs w:val="24"/>
+              </w:rPr>
+              <w:t>GET</w:t>
+            </w:r>
+          </w:p>
+        </w:tc>
+        <w:tc>
+          <w:tcPr>
+            <w:tcW w:w="3200" w:type="dxa"/>
+            <w:tcBorders>
+              <w:top w:val="single" w:sz="4" w:space="0" w:color="808080"/>
+              <w:left w:val="single" w:sz="4" w:space="0" w:color="808080"/>
+              <w:bottom w:val="single" w:sz="4" w:space="0" w:color="808080"/>
+              <w:right w:val="single" w:sz="4" w:space="0" w:color="808080"/>
+            </w:tcBorders>
+            <w:tcMar>
+              <w:top w:w="60" w:type="dxa"/>
+              <w:left w:w="100" w:type="dxa"/>
+              <w:bottom w:w="60" w:type="dxa"/>
+              <w:right w:w="100" w:type="dxa"/>
+            </w:tcMar>
+          </w:tcPr>
+          <w:p>
+            <w:pPr>
+              <w:spacing w:after="0" w:line="240" w:lineRule="auto"/>
+              <w:rPr>
+                <w:rFonts w:ascii="Times New Roman" w:hAnsi="Times New Roman" w:cs="Times New Roman"/>
+                <w:sz w:val="24"/>
+                <w:szCs w:val="24"/>
+              </w:rPr>
+            </w:pPr>
+            <w:r>
+              <w:rPr>
+                <w:rFonts w:ascii="Times New Roman" w:hAnsi="Times New Roman" w:cs="Times New Roman"/>
+                <w:sz w:val="24"/>
+                <w:szCs w:val="24"/>
+              </w:rPr>
+              <w:t>/defect-types</w:t>
+            </w:r>
+          </w:p>
+        </w:tc>
+        <w:tc>
+          <w:tcPr>
+            <w:tcW w:w="3300" w:type="dxa"/>
+            <w:tcBorders>
+              <w:top w:val="single" w:sz="4" w:space="0" w:color="808080"/>
+              <w:left w:val="single" w:sz="4" w:space="0" w:color="808080"/>
+              <w:bottom w:val="single" w:sz="4" w:space="0" w:color="808080"/>
+              <w:right w:val="single" w:sz="4" w:space="0" w:color="808080"/>
+            </w:tcBorders>
+            <w:tcMar>
+              <w:top w:w="60" w:type="dxa"/>
+              <w:left w:w="100" w:type="dxa"/>
+              <w:bottom w:w="60" w:type="dxa"/>
+              <w:right w:w="100" w:type="dxa"/>
+            </w:tcMar>
+          </w:tcPr>
+          <w:p>
+            <w:pPr>
+              <w:spacing w:after="0" w:line="240" w:lineRule="auto"/>
+              <w:rPr>
+                <w:rFonts w:ascii="Times New Roman" w:hAnsi="Times New Roman" w:cs="Times New Roman"/>
+                <w:sz w:val="24"/>
+                <w:szCs w:val="24"/>
+              </w:rPr>
+            </w:pPr>
+            <w:r>
+              <w:rPr>
+                <w:rFonts w:ascii="Times New Roman" w:hAnsi="Times New Roman" w:cs="Times New Roman"/>
+                <w:sz w:val="24"/>
+                <w:szCs w:val="24"/>
+              </w:rPr>
+              <w:t>Типы неисправностей</w:t>
+            </w:r>
+          </w:p>
+        </w:tc>
+        <w:tc>
+          <w:tcPr>
+            <w:tcW w:w="1955" w:type="dxa"/>
+            <w:tcBorders>
+              <w:top w:val="single" w:sz="4" w:space="0" w:color="808080"/>
+              <w:left w:val="single" w:sz="4" w:space="0" w:color="808080"/>
+              <w:bottom w:val="single" w:sz="4" w:space="0" w:color="808080"/>
+              <w:right w:val="single" w:sz="4" w:space="0" w:color="808080"/>
+            </w:tcBorders>
+            <w:tcMar>
+              <w:top w:w="60" w:type="dxa"/>
+              <w:left w:w="100" w:type="dxa"/>
+              <w:bottom w:w="60" w:type="dxa"/>
+              <w:right w:w="100" w:type="dxa"/>
+            </w:tcMar>
+          </w:tcPr>
+          <w:p>
+            <w:pPr>
+              <w:spacing w:after="0" w:line="240" w:lineRule="auto"/>
+              <w:rPr>
+                <w:rFonts w:ascii="Times New Roman" w:hAnsi="Times New Roman" w:cs="Times New Roman"/>
+                <w:sz w:val="24"/>
+                <w:szCs w:val="24"/>
+              </w:rPr>
+            </w:pPr>
+            <w:r>
+              <w:rPr>
+                <w:rFonts w:ascii="Times New Roman" w:hAnsi="Times New Roman" w:cs="Times New Roman"/>
+                <w:sz w:val="24"/>
+                <w:szCs w:val="24"/>
+              </w:rPr>
+              <w:t>все</w:t>
+            </w:r>
+          </w:p>
+        </w:tc>
+      </w:tr>
+      <w:tr>
+        <w:tblPrEx>
+          <w:tblCellMar>
+            <w:top w:w="0" w:type="dxa"/>
+            <w:bottom w:w="0" w:type="dxa"/>
+          </w:tblCellMar>
+        </w:tblPrEx>
+        <w:tc>
+          <w:tcPr>
+            <w:tcW w:w="900" w:type="dxa"/>
+            <w:tcBorders>
+              <w:top w:val="single" w:sz="4" w:space="0" w:color="808080"/>
+              <w:left w:val="single" w:sz="4" w:space="0" w:color="808080"/>
+              <w:bottom w:val="single" w:sz="4" w:space="0" w:color="808080"/>
+              <w:right w:val="single" w:sz="4" w:space="0" w:color="808080"/>
+            </w:tcBorders>
+            <w:tcMar>
+              <w:top w:w="60" w:type="dxa"/>
+              <w:left w:w="100" w:type="dxa"/>
+              <w:bottom w:w="60" w:type="dxa"/>
+              <w:right w:w="100" w:type="dxa"/>
+            </w:tcMar>
+          </w:tcPr>
+          <w:p>
+            <w:pPr>
+              <w:spacing w:after="0" w:line="240" w:lineRule="auto"/>
+              <w:rPr>
+                <w:rFonts w:ascii="Times New Roman" w:hAnsi="Times New Roman" w:cs="Times New Roman"/>
+                <w:sz w:val="24"/>
+                <w:szCs w:val="24"/>
+              </w:rPr>
+            </w:pPr>
+            <w:r>
+              <w:rPr>
+                <w:rFonts w:ascii="Times New Roman" w:hAnsi="Times New Roman" w:cs="Times New Roman"/>
+                <w:sz w:val="24"/>
+                <w:szCs w:val="24"/>
+              </w:rPr>
+              <w:t>POST</w:t>
+            </w:r>
+          </w:p>
+        </w:tc>
+        <w:tc>
+          <w:tcPr>
+            <w:tcW w:w="3200" w:type="dxa"/>
+            <w:tcBorders>
+              <w:top w:val="single" w:sz="4" w:space="0" w:color="808080"/>
+              <w:left w:val="single" w:sz="4" w:space="0" w:color="808080"/>
+              <w:bottom w:val="single" w:sz="4" w:space="0" w:color="808080"/>
+              <w:right w:val="single" w:sz="4" w:space="0" w:color="808080"/>
+            </w:tcBorders>
+            <w:tcMar>
+              <w:top w:w="60" w:type="dxa"/>
+              <w:left w:w="100" w:type="dxa"/>
+              <w:bottom w:w="60" w:type="dxa"/>
+              <w:right w:w="100" w:type="dxa"/>
+            </w:tcMar>
+          </w:tcPr>
+          <w:p>
+            <w:pPr>
+              <w:spacing w:after="0" w:line="240" w:lineRule="auto"/>
+              <w:rPr>
+                <w:rFonts w:ascii="Times New Roman" w:hAnsi="Times New Roman" w:cs="Times New Roman"/>
+                <w:sz w:val="24"/>
+                <w:szCs w:val="24"/>
+              </w:rPr>
+            </w:pPr>
+            <w:r>
+              <w:rPr>
+                <w:rFonts w:ascii="Times New Roman" w:hAnsi="Times New Roman" w:cs="Times New Roman"/>
+                <w:sz w:val="24"/>
+                <w:szCs w:val="24"/>
+              </w:rPr>
+              <w:t>/shifts</w:t>
+            </w:r>
+          </w:p>
+        </w:tc>
+        <w:tc>
+          <w:tcPr>
+            <w:tcW w:w="3300" w:type="dxa"/>
+            <w:tcBorders>
+              <w:top w:val="single" w:sz="4" w:space="0" w:color="808080"/>
+              <w:left w:val="single" w:sz="4" w:space="0" w:color="808080"/>
+              <w:bottom w:val="single" w:sz="4" w:space="0" w:color="808080"/>
+              <w:right w:val="single" w:sz="4" w:space="0" w:color="808080"/>
+            </w:tcBorders>
+            <w:tcMar>
+              <w:top w:w="60" w:type="dxa"/>
+              <w:left w:w="100" w:type="dxa"/>
+              <w:bottom w:w="60" w:type="dxa"/>
+              <w:right w:w="100" w:type="dxa"/>
+            </w:tcMar>
+          </w:tcPr>
+          <w:p>
+            <w:pPr>
+              <w:spacing w:after="0" w:line="240" w:lineRule="auto"/>
+              <w:rPr>
+                <w:rFonts w:ascii="Times New Roman" w:hAnsi="Times New Roman" w:cs="Times New Roman"/>
+                <w:sz w:val="24"/>
+                <w:szCs w:val="24"/>
+              </w:rPr>
+            </w:pPr>
+            <w:r>
+              <w:rPr>
+                <w:rFonts w:ascii="Times New Roman" w:hAnsi="Times New Roman" w:cs="Times New Roman"/>
+                <w:sz w:val="24"/>
+                <w:szCs w:val="24"/>
+              </w:rPr>
+              <w:t>Создать осмотр смены</w:t>
+            </w:r>
+          </w:p>
+        </w:tc>
+        <w:tc>
+          <w:tcPr>
+            <w:tcW w:w="1955" w:type="dxa"/>
+            <w:tcBorders>
+              <w:top w:val="single" w:sz="4" w:space="0" w:color="808080"/>
+              <w:left w:val="single" w:sz="4" w:space="0" w:color="808080"/>
+              <w:bottom w:val="single" w:sz="4" w:space="0" w:color="808080"/>
+              <w:right w:val="single" w:sz="4" w:space="0" w:color="808080"/>
+            </w:tcBorders>
+            <w:tcMar>
+              <w:top w:w="60" w:type="dxa"/>
+              <w:left w:w="100" w:type="dxa"/>
+              <w:bottom w:w="60" w:type="dxa"/>
+              <w:right w:w="100" w:type="dxa"/>
+            </w:tcMar>
+          </w:tcPr>
+          <w:p>
+            <w:pPr>
+              <w:spacing w:after="0" w:line="240" w:lineRule="auto"/>
+              <w:rPr>
+                <w:rFonts w:ascii="Times New Roman" w:hAnsi="Times New Roman" w:cs="Times New Roman"/>
+                <w:sz w:val="24"/>
+                <w:szCs w:val="24"/>
+              </w:rPr>
+            </w:pPr>
+            <w:r>
+              <w:rPr>
+                <w:rFonts w:ascii="Times New Roman" w:hAnsi="Times New Roman" w:cs="Times New Roman"/>
+                <w:sz w:val="24"/>
+                <w:szCs w:val="24"/>
+              </w:rPr>
+              <w:t>бригадир</w:t>
+            </w:r>
+          </w:p>
+        </w:tc>
+      </w:tr>
+      <w:tr>
+        <w:tblPrEx>
+          <w:tblCellMar>
+            <w:top w:w="0" w:type="dxa"/>
+            <w:bottom w:w="0" w:type="dxa"/>
+          </w:tblCellMar>
+        </w:tblPrEx>
+        <w:tc>
+          <w:tcPr>
+            <w:tcW w:w="900" w:type="dxa"/>
+            <w:tcBorders>
+              <w:top w:val="single" w:sz="4" w:space="0" w:color="808080"/>
+              <w:left w:val="single" w:sz="4" w:space="0" w:color="808080"/>
+              <w:bottom w:val="single" w:sz="4" w:space="0" w:color="808080"/>
+              <w:right w:val="single" w:sz="4" w:space="0" w:color="808080"/>
+            </w:tcBorders>
+            <w:tcMar>
+              <w:top w:w="60" w:type="dxa"/>
+              <w:left w:w="100" w:type="dxa"/>
+              <w:bottom w:w="60" w:type="dxa"/>
+              <w:right w:w="100" w:type="dxa"/>
+            </w:tcMar>
+          </w:tcPr>
+          <w:p>
+            <w:pPr>
+              <w:spacing w:after="0" w:line="240" w:lineRule="auto"/>
+              <w:rPr>
+                <w:rFonts w:ascii="Times New Roman" w:hAnsi="Times New Roman" w:cs="Times New Roman"/>
+                <w:sz w:val="24"/>
+                <w:szCs w:val="24"/>
+              </w:rPr>
+            </w:pPr>
+            <w:r>
+              <w:rPr>
+                <w:rFonts w:ascii="Times New Roman" w:hAnsi="Times New Roman" w:cs="Times New Roman"/>
+                <w:sz w:val="24"/>
+                <w:szCs w:val="24"/>
+              </w:rPr>
+              <w:t>GET</w:t>
+            </w:r>
+          </w:p>
+        </w:tc>
+        <w:tc>
+          <w:tcPr>
+            <w:tcW w:w="3200" w:type="dxa"/>
+            <w:tcBorders>
+              <w:top w:val="single" w:sz="4" w:space="0" w:color="808080"/>
+              <w:left w:val="single" w:sz="4" w:space="0" w:color="808080"/>
+              <w:bottom w:val="single" w:sz="4" w:space="0" w:color="808080"/>
+              <w:right w:val="single" w:sz="4" w:space="0" w:color="808080"/>
+            </w:tcBorders>
+            <w:tcMar>
+              <w:top w:w="60" w:type="dxa"/>
+              <w:left w:w="100" w:type="dxa"/>
+              <w:bottom w:w="60" w:type="dxa"/>
+              <w:right w:w="100" w:type="dxa"/>
+            </w:tcMar>
+          </w:tcPr>
+          <w:p>
+            <w:pPr>
+              <w:spacing w:after="0" w:line="240" w:lineRule="auto"/>
+              <w:rPr>
+                <w:rFonts w:ascii="Times New Roman" w:hAnsi="Times New Roman" w:cs="Times New Roman"/>
+                <w:sz w:val="24"/>
+                <w:szCs w:val="24"/>
+              </w:rPr>
+            </w:pPr>
+            <w:r>
+              <w:rPr>
+                <w:rFonts w:ascii="Times New Roman" w:hAnsi="Times New Roman" w:cs="Times New Roman"/>
+                <w:sz w:val="24"/>
+                <w:szCs w:val="24"/>
+              </w:rPr>
+              <w:t>/shifts/{id}</w:t>
+            </w:r>
+          </w:p>
+        </w:tc>
+        <w:tc>
+          <w:tcPr>
+            <w:tcW w:w="3300" w:type="dxa"/>
+            <w:tcBorders>
+              <w:top w:val="single" w:sz="4" w:space="0" w:color="808080"/>
+              <w:left w:val="single" w:sz="4" w:space="0" w:color="808080"/>
+              <w:bottom w:val="single" w:sz="4" w:space="0" w:color="808080"/>
+              <w:right w:val="single" w:sz="4" w:space="0" w:color="808080"/>
+            </w:tcBorders>
+            <w:tcMar>
+              <w:top w:w="60" w:type="dxa"/>
+              <w:left w:w="100" w:type="dxa"/>
+              <w:bottom w:w="60" w:type="dxa"/>
+              <w:right w:w="100" w:type="dxa"/>
+            </w:tcMar>
+          </w:tcPr>
+          <w:p>
+            <w:pPr>
+              <w:spacing w:after="0" w:line="240" w:lineRule="auto"/>
+              <w:rPr>
+                <w:rFonts w:ascii="Times New Roman" w:hAnsi="Times New Roman" w:cs="Times New Roman"/>
+                <w:sz w:val="24"/>
+                <w:szCs w:val="24"/>
+              </w:rPr>
+            </w:pPr>
+            <w:r>
+              <w:rPr>
+                <w:rFonts w:ascii="Times New Roman" w:hAnsi="Times New Roman" w:cs="Times New Roman"/>
+                <w:sz w:val="24"/>
+                <w:szCs w:val="24"/>
+              </w:rPr>
+              <w:t>Осмотр смены со сводкой</w:t>
+            </w:r>
+          </w:p>
+        </w:tc>
+        <w:tc>
+          <w:tcPr>
+            <w:tcW w:w="1955" w:type="dxa"/>
+            <w:tcBorders>
+              <w:top w:val="single" w:sz="4" w:space="0" w:color="808080"/>
+              <w:left w:val="single" w:sz="4" w:space="0" w:color="808080"/>
+              <w:bottom w:val="single" w:sz="4" w:space="0" w:color="808080"/>
+              <w:right w:val="single" w:sz="4" w:space="0" w:color="808080"/>
+            </w:tcBorders>
+            <w:tcMar>
+              <w:top w:w="60" w:type="dxa"/>
+              <w:left w:w="100" w:type="dxa"/>
+              <w:bottom w:w="60" w:type="dxa"/>
+              <w:right w:w="100" w:type="dxa"/>
+            </w:tcMar>
+          </w:tcPr>
+          <w:p>
+            <w:pPr>
+              <w:spacing w:after="0" w:line="240" w:lineRule="auto"/>
+              <w:rPr>
+                <w:rFonts w:ascii="Times New Roman" w:hAnsi="Times New Roman" w:cs="Times New Roman"/>
+                <w:sz w:val="24"/>
+                <w:szCs w:val="24"/>
+              </w:rPr>
+            </w:pPr>
+            <w:r>
+              <w:rPr>
+                <w:rFonts w:ascii="Times New Roman" w:hAnsi="Times New Roman" w:cs="Times New Roman"/>
+                <w:sz w:val="24"/>
+                <w:szCs w:val="24"/>
+              </w:rPr>
+              <w:t>все</w:t>
+            </w:r>
+          </w:p>
+        </w:tc>
+      </w:tr>
+    </w:tbl>
+    <w:p>
+      <w:pPr>
+        <w:spacing w:after="0" w:line="360" w:lineRule="auto"/>
+        <w:ind w:firstLine="709"/>
+        <w:jc w:val="both"/>
+        <w:rPr>
+          <w:rFonts w:ascii="Times New Roman" w:hAnsi="Times New Roman" w:cs="Times New Roman"/>
+          <w:sz w:val="28"/>
+          <w:szCs w:val="28"/>
+        </w:rPr>
+      </w:pPr>
+    </w:p>
+    <w:p>
+      <w:pPr>
+        <w:tabs>
+          <w:tab w:val="left" w:pos="3180"/>
+        </w:tabs>
+        <w:rPr>
+          <w:rFonts w:ascii="Times New Roman" w:hAnsi="Times New Roman" w:cs="Times New Roman"/>
+          <w:sz w:val="28"/>
+          <w:szCs w:val="28"/>
+        </w:rPr>
+      </w:pPr>
+      <w:r>
+        <w:rPr>
+          <w:rFonts w:ascii="Times New Roman" w:hAnsi="Times New Roman" w:cs="Times New Roman"/>
+          <w:sz w:val="28"/>
+          <w:szCs w:val="28"/>
+        </w:rPr>
+        <w:t>Примеры запросов и ответов:</w:t>
+      </w:r>
+    </w:p>
+    <w:p>
+      <w:pPr>
+        <w:spacing w:after="0" w:line="360" w:lineRule="auto"/>
+        <w:jc w:val="both"/>
+        <w:rPr>
+          <w:rFonts w:ascii="Times New Roman" w:hAnsi="Times New Roman" w:cs="Times New Roman"/>
+          <w:sz w:val="28"/>
+          <w:szCs w:val="28"/>
+        </w:rPr>
+      </w:pPr>
+      <w:r>
+        <w:rPr>
+          <w:rFonts w:ascii="Times New Roman" w:hAnsi="Times New Roman" w:cs="Times New Roman"/>
+          <w:sz w:val="28"/>
+          <w:szCs w:val="28"/>
+        </w:rPr>
+        <w:t>1) POST /auth/login — вход</w:t>
+      </w:r>
+    </w:p>
+    <w:p>
+      <w:pPr>
+        <w:shd w:val="clear" w:color="auto" w:fill="F2F2F2"/>
+        <w:rPr>
+          <w:lang w:val="en-US"/>
+        </w:rPr>
+      </w:pPr>
+      <w:r>
+        <w:rPr>
+          <w:rFonts w:ascii="Courier New" w:eastAsia="Courier New" w:hAnsi="Courier New" w:cs="Courier New"/>
+          <w:sz w:val="18"/>
+          <w:szCs w:val="18"/>
+          <w:lang w:val="en-US"/>
+        </w:rPr>
+        <w:t>POST /api/v1/auth/login</w:t>
+      </w:r>
+    </w:p>
+    <w:p>
+      <w:pPr>
+        <w:shd w:val="clear" w:color="auto" w:fill="F2F2F2"/>
+        <w:rPr>
+          <w:lang w:val="en-US"/>
+        </w:rPr>
+      </w:pPr>
+      <w:r>
+        <w:rPr>
+          <w:rFonts w:ascii="Courier New" w:eastAsia="Courier New" w:hAnsi="Courier New" w:cs="Courier New"/>
+          <w:sz w:val="18"/>
+          <w:szCs w:val="18"/>
+          <w:lang w:val="en-US"/>
+        </w:rPr>
+        <w:t>Content-Type: application/json</w:t>
+      </w:r>
+    </w:p>
+    <w:p>
+      <w:pPr>
+        <w:shd w:val="clear" w:color="auto" w:fill="F2F2F2"/>
+        <w:rPr>
+          <w:lang w:val="en-US"/>
+        </w:rPr>
+      </w:pPr>
+      <w:r>
+        <w:rPr>
+          <w:rFonts w:ascii="Courier New" w:eastAsia="Courier New" w:hAnsi="Courier New" w:cs="Courier New"/>
+          <w:sz w:val="18"/>
+          <w:szCs w:val="18"/>
+          <w:lang w:val="en-US"/>
+        </w:rPr>
+        <w:t xml:space="preserve"> </w:t>
+      </w:r>
+    </w:p>
+    <w:p>
+      <w:pPr>
+        <w:shd w:val="clear" w:color="auto" w:fill="F2F2F2"/>
+        <w:rPr>
+          <w:lang w:val="en-US"/>
+        </w:rPr>
+      </w:pPr>
+      <w:r>
+        <w:rPr>
+          <w:rFonts w:ascii="Courier New" w:eastAsia="Courier New" w:hAnsi="Courier New" w:cs="Courier New"/>
+          <w:sz w:val="18"/>
+          <w:szCs w:val="18"/>
+          <w:lang w:val="en-US"/>
+        </w:rPr>
+        <w:t>{ "login": "ivanov", "password": "S3cret!pass" }</w:t>
+      </w:r>
+    </w:p>
+    <w:p>
+      <w:pPr>
+        <w:spacing w:after="120" w:line="300" w:lineRule="auto"/>
+        <w:rPr>
+          <w:lang w:val="en-US"/>
+        </w:rPr>
+      </w:pPr>
+      <w:r>
+        <w:rPr>
+          <w:rFonts w:ascii="Times New Roman" w:eastAsia="Times New Roman" w:hAnsi="Times New Roman" w:cs="Times New Roman"/>
+          <w:sz w:val="26"/>
+          <w:szCs w:val="26"/>
+        </w:rPr>
+        <w:t>Ответ</w:t>
+      </w:r>
+      <w:r>
+        <w:rPr>
+          <w:rFonts w:ascii="Times New Roman" w:eastAsia="Times New Roman" w:hAnsi="Times New Roman" w:cs="Times New Roman"/>
+          <w:sz w:val="26"/>
+          <w:szCs w:val="26"/>
+          <w:lang w:val="en-US"/>
+        </w:rPr>
+        <w:t xml:space="preserve"> 200 OK:</w:t>
+      </w:r>
+    </w:p>
+    <w:p>
+      <w:pPr>
+        <w:shd w:val="clear" w:color="auto" w:fill="F2F2F2"/>
+        <w:rPr>
+          <w:lang w:val="en-US"/>
+        </w:rPr>
+      </w:pPr>
+      <w:r>
+        <w:rPr>
+          <w:rFonts w:ascii="Courier New" w:eastAsia="Courier New" w:hAnsi="Courier New" w:cs="Courier New"/>
+          <w:sz w:val="18"/>
+          <w:szCs w:val="18"/>
+          <w:lang w:val="en-US"/>
+        </w:rPr>
+        <w:t>{</w:t>
+      </w:r>
+    </w:p>
+    <w:p>
+      <w:pPr>
+        <w:shd w:val="clear" w:color="auto" w:fill="F2F2F2"/>
+        <w:rPr>
+          <w:lang w:val="en-US"/>
+        </w:rPr>
+      </w:pPr>
+      <w:r>
+        <w:rPr>
+          <w:rFonts w:ascii="Courier New" w:eastAsia="Courier New" w:hAnsi="Courier New" w:cs="Courier New"/>
+          <w:sz w:val="18"/>
+          <w:szCs w:val="18"/>
+          <w:lang w:val="en-US"/>
+        </w:rPr>
+        <w:t xml:space="preserve">  "accessToken": "eyJhbGciOiJIUzI1NiIsInR5cCI6IkpXVCJ9...",</w:t>
+      </w:r>
+    </w:p>
+    <w:p>
+      <w:pPr>
+        <w:shd w:val="clear" w:color="auto" w:fill="F2F2F2"/>
+        <w:rPr>
+          <w:lang w:val="en-US"/>
+        </w:rPr>
+      </w:pPr>
+      <w:r>
+        <w:rPr>
+          <w:rFonts w:ascii="Courier New" w:eastAsia="Courier New" w:hAnsi="Courier New" w:cs="Courier New"/>
+          <w:sz w:val="18"/>
+          <w:szCs w:val="18"/>
+          <w:lang w:val="en-US"/>
+        </w:rPr>
+        <w:t xml:space="preserve">  "refreshToken": "9f2c6e0a-7d1b-4c58-a3e4-1b2f5c7d8e90",</w:t>
+      </w:r>
+    </w:p>
+    <w:p>
+      <w:pPr>
+        <w:shd w:val="clear" w:color="auto" w:fill="F2F2F2"/>
+        <w:rPr>
+          <w:lang w:val="en-US"/>
+        </w:rPr>
+      </w:pPr>
+      <w:r>
+        <w:rPr>
+          <w:rFonts w:ascii="Courier New" w:eastAsia="Courier New" w:hAnsi="Courier New" w:cs="Courier New"/>
+          <w:sz w:val="18"/>
+          <w:szCs w:val="18"/>
+          <w:lang w:val="en-US"/>
+        </w:rPr>
+        <w:t xml:space="preserve">  "tokenType": "Bearer",</w:t>
+      </w:r>
+    </w:p>
+    <w:p>
+      <w:pPr>
+        <w:shd w:val="clear" w:color="auto" w:fill="F2F2F2"/>
+        <w:rPr>
+          <w:lang w:val="en-US"/>
+        </w:rPr>
+      </w:pPr>
+      <w:r>
+        <w:rPr>
+          <w:rFonts w:ascii="Courier New" w:eastAsia="Courier New" w:hAnsi="Courier New" w:cs="Courier New"/>
+          <w:sz w:val="18"/>
+          <w:szCs w:val="18"/>
+          <w:lang w:val="en-US"/>
+        </w:rPr>
+        <w:t xml:space="preserve">  "expiresIn": 900,</w:t>
+      </w:r>
+    </w:p>
+    <w:p>
+      <w:pPr>
+        <w:shd w:val="clear" w:color="auto" w:fill="F2F2F2"/>
+        <w:rPr>
+          <w:lang w:val="en-US"/>
+        </w:rPr>
+      </w:pPr>
+      <w:r>
+        <w:rPr>
+          <w:rFonts w:ascii="Courier New" w:eastAsia="Courier New" w:hAnsi="Courier New" w:cs="Courier New"/>
+          <w:sz w:val="18"/>
+          <w:szCs w:val="18"/>
+          <w:lang w:val="en-US"/>
+        </w:rPr>
+        <w:t xml:space="preserve">  "user": { "id": "3f1c2a9e-5b7d-4e21-9a10-7c6d5e4f3a21",</w:t>
+      </w:r>
+    </w:p>
+    <w:p>
+      <w:pPr>
+        <w:shd w:val="clear" w:color="auto" w:fill="F2F2F2"/>
+        <w:rPr>
+          <w:lang w:val="en-US"/>
+        </w:rPr>
+      </w:pPr>
+      <w:r>
+        <w:rPr>
+          <w:rFonts w:ascii="Courier New" w:eastAsia="Courier New" w:hAnsi="Courier New" w:cs="Courier New"/>
+          <w:sz w:val="18"/>
+          <w:szCs w:val="18"/>
+          <w:lang w:val="en-US"/>
+        </w:rPr>
+        <w:t xml:space="preserve">            "login": "ivanov",</w:t>
+      </w:r>
+    </w:p>
+    <w:p>
+      <w:pPr>
+        <w:shd w:val="clear" w:color="auto" w:fill="F2F2F2"/>
+        <w:rPr>
+          <w:lang w:val="en-US"/>
+        </w:rPr>
+      </w:pPr>
+      <w:r>
+        <w:rPr>
+          <w:rFonts w:ascii="Courier New" w:eastAsia="Courier New" w:hAnsi="Courier New" w:cs="Courier New"/>
+          <w:sz w:val="18"/>
+          <w:szCs w:val="18"/>
+          <w:lang w:val="en-US"/>
+        </w:rPr>
+        <w:lastRenderedPageBreak/>
+        <w:t xml:space="preserve">            "lastName": "</w:t>
+      </w:r>
+      <w:r>
+        <w:rPr>
+          <w:rFonts w:ascii="Courier New" w:eastAsia="Courier New" w:hAnsi="Courier New" w:cs="Courier New"/>
+          <w:sz w:val="18"/>
+          <w:szCs w:val="18"/>
+        </w:rPr>
+        <w:t>Иванов</w:t>
+      </w:r>
+      <w:r>
+        <w:rPr>
+          <w:rFonts w:ascii="Courier New" w:eastAsia="Courier New" w:hAnsi="Courier New" w:cs="Courier New"/>
+          <w:sz w:val="18"/>
+          <w:szCs w:val="18"/>
+          <w:lang w:val="en-US"/>
+        </w:rPr>
+        <w:t>", "firstName": "</w:t>
+      </w:r>
+      <w:r>
+        <w:rPr>
+          <w:rFonts w:ascii="Courier New" w:eastAsia="Courier New" w:hAnsi="Courier New" w:cs="Courier New"/>
+          <w:sz w:val="18"/>
+          <w:szCs w:val="18"/>
+        </w:rPr>
+        <w:t>Иван</w:t>
+      </w:r>
+      <w:r>
+        <w:rPr>
+          <w:rFonts w:ascii="Courier New" w:eastAsia="Courier New" w:hAnsi="Courier New" w:cs="Courier New"/>
+          <w:sz w:val="18"/>
+          <w:szCs w:val="18"/>
+          <w:lang w:val="en-US"/>
+        </w:rPr>
+        <w:t>",</w:t>
+      </w:r>
+    </w:p>
+    <w:p>
+      <w:pPr>
+        <w:shd w:val="clear" w:color="auto" w:fill="F2F2F2"/>
+        <w:rPr>
+          <w:lang w:val="en-US"/>
+        </w:rPr>
+      </w:pPr>
+      <w:r>
+        <w:rPr>
+          <w:rFonts w:ascii="Courier New" w:eastAsia="Courier New" w:hAnsi="Courier New" w:cs="Courier New"/>
+          <w:sz w:val="18"/>
+          <w:szCs w:val="18"/>
+          <w:lang w:val="en-US"/>
+        </w:rPr>
+        <w:t xml:space="preserve">            "middleName": "</w:t>
+      </w:r>
+      <w:r>
+        <w:rPr>
+          <w:rFonts w:ascii="Courier New" w:eastAsia="Courier New" w:hAnsi="Courier New" w:cs="Courier New"/>
+          <w:sz w:val="18"/>
+          <w:szCs w:val="18"/>
+        </w:rPr>
+        <w:t>Иванович</w:t>
+      </w:r>
+      <w:r>
+        <w:rPr>
+          <w:rFonts w:ascii="Courier New" w:eastAsia="Courier New" w:hAnsi="Courier New" w:cs="Courier New"/>
+          <w:sz w:val="18"/>
+          <w:szCs w:val="18"/>
+          <w:lang w:val="en-US"/>
+        </w:rPr>
+        <w:t>", "role": "WORKER" }</w:t>
+      </w:r>
+    </w:p>
+    <w:p>
+      <w:pPr>
+        <w:shd w:val="clear" w:color="auto" w:fill="F2F2F2"/>
+        <w:rPr>
+          <w:lang w:val="en-US"/>
+        </w:rPr>
+      </w:pPr>
+      <w:r>
+        <w:rPr>
+          <w:rFonts w:ascii="Courier New" w:eastAsia="Courier New" w:hAnsi="Courier New" w:cs="Courier New"/>
+          <w:sz w:val="18"/>
+          <w:szCs w:val="18"/>
+          <w:lang w:val="en-US"/>
+        </w:rPr>
+        <w:t>}</w:t>
+      </w:r>
+    </w:p>
+    <w:p>
+      <w:pPr>
+        <w:spacing w:after="120" w:line="300" w:lineRule="auto"/>
+        <w:rPr>
+          <w:sz w:val="28"/>
+          <w:szCs w:val="28"/>
+          <w:lang w:val="en-US"/>
+        </w:rPr>
+      </w:pPr>
+      <w:r>
+        <w:rPr>
+          <w:rFonts w:ascii="Times New Roman" w:eastAsia="Times New Roman" w:hAnsi="Times New Roman" w:cs="Times New Roman"/>
+          <w:sz w:val="28"/>
+          <w:szCs w:val="28"/>
+        </w:rPr>
+        <w:t>Ответ</w:t>
+      </w:r>
+      <w:r>
+        <w:rPr>
+          <w:rFonts w:ascii="Times New Roman" w:eastAsia="Times New Roman" w:hAnsi="Times New Roman" w:cs="Times New Roman"/>
+          <w:sz w:val="28"/>
+          <w:szCs w:val="28"/>
+          <w:lang w:val="en-US"/>
+        </w:rPr>
+        <w:t xml:space="preserve"> 401 Unauthorized (</w:t>
+      </w:r>
+      <w:r>
+        <w:rPr>
+          <w:rFonts w:ascii="Times New Roman" w:eastAsia="Times New Roman" w:hAnsi="Times New Roman" w:cs="Times New Roman"/>
+          <w:sz w:val="28"/>
+          <w:szCs w:val="28"/>
+        </w:rPr>
+        <w:t>неверный</w:t>
+      </w:r>
+      <w:r>
+        <w:rPr>
+          <w:rFonts w:ascii="Times New Roman" w:eastAsia="Times New Roman" w:hAnsi="Times New Roman" w:cs="Times New Roman"/>
+          <w:sz w:val="28"/>
+          <w:szCs w:val="28"/>
+          <w:lang w:val="en-US"/>
+        </w:rPr>
+        <w:t xml:space="preserve"> </w:t>
+      </w:r>
+      <w:r>
+        <w:rPr>
+          <w:rFonts w:ascii="Times New Roman" w:eastAsia="Times New Roman" w:hAnsi="Times New Roman" w:cs="Times New Roman"/>
+          <w:sz w:val="28"/>
+          <w:szCs w:val="28"/>
+        </w:rPr>
+        <w:t>пароль</w:t>
+      </w:r>
+      <w:r>
+        <w:rPr>
+          <w:rFonts w:ascii="Times New Roman" w:eastAsia="Times New Roman" w:hAnsi="Times New Roman" w:cs="Times New Roman"/>
+          <w:sz w:val="28"/>
+          <w:szCs w:val="28"/>
+          <w:lang w:val="en-US"/>
+        </w:rPr>
+        <w:t>):</w:t>
+      </w:r>
+    </w:p>
+    <w:p>
+      <w:pPr>
+        <w:shd w:val="clear" w:color="auto" w:fill="F2F2F2"/>
+        <w:rPr>
+          <w:lang w:val="en-US"/>
+        </w:rPr>
+      </w:pPr>
+      <w:r>
+        <w:rPr>
+          <w:rFonts w:ascii="Courier New" w:eastAsia="Courier New" w:hAnsi="Courier New" w:cs="Courier New"/>
+          <w:sz w:val="18"/>
+          <w:szCs w:val="18"/>
+          <w:lang w:val="en-US"/>
+        </w:rPr>
+        <w:t>{ "error": { "code": "INVALID_CREDENTIALS",</w:t>
+      </w:r>
+    </w:p>
+    <w:p>
+      <w:pPr>
+        <w:shd w:val="clear" w:color="auto" w:fill="F2F2F2"/>
+        <w:rPr>
+          <w:lang w:val="en-US"/>
+        </w:rPr>
+      </w:pPr>
+      <w:r>
+        <w:rPr>
+          <w:rFonts w:ascii="Courier New" w:eastAsia="Courier New" w:hAnsi="Courier New" w:cs="Courier New"/>
+          <w:sz w:val="18"/>
+          <w:szCs w:val="18"/>
+          <w:lang w:val="en-US"/>
+        </w:rPr>
+        <w:t xml:space="preserve">             "message": "</w:t>
+      </w:r>
+      <w:r>
+        <w:rPr>
+          <w:rFonts w:ascii="Courier New" w:eastAsia="Courier New" w:hAnsi="Courier New" w:cs="Courier New"/>
+          <w:sz w:val="18"/>
+          <w:szCs w:val="18"/>
+        </w:rPr>
+        <w:t>Неверный</w:t>
+      </w:r>
+      <w:r>
+        <w:rPr>
+          <w:rFonts w:ascii="Courier New" w:eastAsia="Courier New" w:hAnsi="Courier New" w:cs="Courier New"/>
+          <w:sz w:val="18"/>
+          <w:szCs w:val="18"/>
+          <w:lang w:val="en-US"/>
+        </w:rPr>
+        <w:t xml:space="preserve"> </w:t>
+      </w:r>
+      <w:r>
+        <w:rPr>
+          <w:rFonts w:ascii="Courier New" w:eastAsia="Courier New" w:hAnsi="Courier New" w:cs="Courier New"/>
+          <w:sz w:val="18"/>
+          <w:szCs w:val="18"/>
+        </w:rPr>
+        <w:t>логин</w:t>
+      </w:r>
+      <w:r>
+        <w:rPr>
+          <w:rFonts w:ascii="Courier New" w:eastAsia="Courier New" w:hAnsi="Courier New" w:cs="Courier New"/>
+          <w:sz w:val="18"/>
+          <w:szCs w:val="18"/>
+          <w:lang w:val="en-US"/>
+        </w:rPr>
+        <w:t xml:space="preserve"> </w:t>
+      </w:r>
+      <w:r>
+        <w:rPr>
+          <w:rFonts w:ascii="Courier New" w:eastAsia="Courier New" w:hAnsi="Courier New" w:cs="Courier New"/>
+          <w:sz w:val="18"/>
+          <w:szCs w:val="18"/>
+        </w:rPr>
+        <w:t>или</w:t>
+      </w:r>
+      <w:r>
+        <w:rPr>
+          <w:rFonts w:ascii="Courier New" w:eastAsia="Courier New" w:hAnsi="Courier New" w:cs="Courier New"/>
+          <w:sz w:val="18"/>
+          <w:szCs w:val="18"/>
+          <w:lang w:val="en-US"/>
+        </w:rPr>
+        <w:t xml:space="preserve"> </w:t>
+      </w:r>
+      <w:r>
+        <w:rPr>
+          <w:rFonts w:ascii="Courier New" w:eastAsia="Courier New" w:hAnsi="Courier New" w:cs="Courier New"/>
+          <w:sz w:val="18"/>
+          <w:szCs w:val="18"/>
+        </w:rPr>
+        <w:t>пароль</w:t>
+      </w:r>
+      <w:r>
+        <w:rPr>
+          <w:rFonts w:ascii="Courier New" w:eastAsia="Courier New" w:hAnsi="Courier New" w:cs="Courier New"/>
+          <w:sz w:val="18"/>
+          <w:szCs w:val="18"/>
+          <w:lang w:val="en-US"/>
+        </w:rPr>
+        <w:t>",</w:t>
+      </w:r>
+    </w:p>
+    <w:p>
+      <w:pPr>
+        <w:shd w:val="clear" w:color="auto" w:fill="F2F2F2"/>
+        <w:rPr>
+          <w:lang w:val="en-US"/>
+        </w:rPr>
+      </w:pPr>
+      <w:r>
+        <w:rPr>
+          <w:rFonts w:ascii="Courier New" w:eastAsia="Courier New" w:hAnsi="Courier New" w:cs="Courier New"/>
+          <w:sz w:val="18"/>
+          <w:szCs w:val="18"/>
+          <w:lang w:val="en-US"/>
+        </w:rPr>
+        <w:t xml:space="preserve">             "requestId": "req_01JB95" } }</w:t>
+      </w:r>
+    </w:p>
+    <w:p>
+      <w:pPr>
+        <w:spacing w:after="0" w:line="360" w:lineRule="auto"/>
+        <w:jc w:val="both"/>
+        <w:rPr>
+          <w:rFonts w:ascii="Times New Roman" w:hAnsi="Times New Roman" w:cs="Times New Roman"/>
+          <w:sz w:val="28"/>
+          <w:szCs w:val="28"/>
+        </w:rPr>
+      </w:pPr>
+      <w:r>
+        <w:rPr>
+          <w:rFonts w:ascii="Times New Roman" w:hAnsi="Times New Roman" w:cs="Times New Roman"/>
+          <w:sz w:val="28"/>
+          <w:szCs w:val="28"/>
+        </w:rPr>
+        <w:t>2) GET /defects — список с фильтрами и пагинацией</w:t>
+      </w:r>
+    </w:p>
+    <w:p>
+      <w:pPr>
+        <w:shd w:val="clear" w:color="auto" w:fill="F2F2F2"/>
+        <w:rPr>
+          <w:lang w:val="en-US"/>
+        </w:rPr>
+      </w:pPr>
+      <w:r>
+        <w:rPr>
+          <w:rFonts w:ascii="Courier New" w:eastAsia="Courier New" w:hAnsi="Courier New" w:cs="Courier New"/>
+          <w:sz w:val="18"/>
+          <w:szCs w:val="18"/>
+          <w:lang w:val="en-US"/>
+        </w:rPr>
+        <w:t>GET /api/v1/defects?sectionId=a1b2c3d4-0000-4000-8000-000000000001</w:t>
+      </w:r>
+    </w:p>
+    <w:p>
+      <w:pPr>
+        <w:shd w:val="clear" w:color="auto" w:fill="F2F2F2"/>
+        <w:rPr>
+          <w:lang w:val="en-US"/>
+        </w:rPr>
+      </w:pPr>
+      <w:r>
+        <w:rPr>
+          <w:rFonts w:ascii="Courier New" w:eastAsia="Courier New" w:hAnsi="Courier New" w:cs="Courier New"/>
+          <w:sz w:val="18"/>
+          <w:szCs w:val="18"/>
+          <w:lang w:val="en-US"/>
+        </w:rPr>
+        <w:t xml:space="preserve">    &amp;status=NEW,IN_PROGRESS&amp;severity=CRITICAL&amp;limit=20&amp;sort=-detectedAt</w:t>
+      </w:r>
+    </w:p>
+    <w:p>
+      <w:pPr>
+        <w:shd w:val="clear" w:color="auto" w:fill="F2F2F2"/>
+        <w:rPr>
+          <w:lang w:val="en-US"/>
+        </w:rPr>
+      </w:pPr>
+      <w:r>
+        <w:rPr>
+          <w:rFonts w:ascii="Courier New" w:eastAsia="Courier New" w:hAnsi="Courier New" w:cs="Courier New"/>
+          <w:sz w:val="18"/>
+          <w:szCs w:val="18"/>
+          <w:lang w:val="en-US"/>
+        </w:rPr>
+        <w:t>Authorization: Bearer &lt;accessToken&gt;</w:t>
+      </w:r>
+    </w:p>
+    <w:p>
+      <w:pPr>
+        <w:spacing w:after="120" w:line="300" w:lineRule="auto"/>
+        <w:rPr>
+          <w:sz w:val="28"/>
+          <w:szCs w:val="28"/>
+          <w:lang w:val="en-US"/>
+        </w:rPr>
+      </w:pPr>
+      <w:r>
+        <w:rPr>
+          <w:rFonts w:ascii="Times New Roman" w:eastAsia="Times New Roman" w:hAnsi="Times New Roman" w:cs="Times New Roman"/>
+          <w:sz w:val="28"/>
+          <w:szCs w:val="28"/>
+        </w:rPr>
+        <w:t>Ответ</w:t>
+      </w:r>
+      <w:r>
+        <w:rPr>
+          <w:rFonts w:ascii="Times New Roman" w:eastAsia="Times New Roman" w:hAnsi="Times New Roman" w:cs="Times New Roman"/>
+          <w:sz w:val="28"/>
+          <w:szCs w:val="28"/>
+          <w:lang w:val="en-US"/>
+        </w:rPr>
+        <w:t xml:space="preserve"> 200 OK:</w:t>
+      </w:r>
+    </w:p>
+    <w:p>
+      <w:pPr>
+        <w:shd w:val="clear" w:color="auto" w:fill="F2F2F2"/>
+        <w:rPr>
+          <w:lang w:val="en-US"/>
+        </w:rPr>
+      </w:pPr>
+      <w:r>
+        <w:rPr>
+          <w:rFonts w:ascii="Courier New" w:eastAsia="Courier New" w:hAnsi="Courier New" w:cs="Courier New"/>
+          <w:sz w:val="18"/>
+          <w:szCs w:val="18"/>
+          <w:lang w:val="en-US"/>
+        </w:rPr>
+        <w:t>{</w:t>
+      </w:r>
+    </w:p>
+    <w:p>
+      <w:pPr>
+        <w:shd w:val="clear" w:color="auto" w:fill="F2F2F2"/>
+        <w:rPr>
+          <w:lang w:val="en-US"/>
+        </w:rPr>
+      </w:pPr>
+      <w:r>
+        <w:rPr>
+          <w:rFonts w:ascii="Courier New" w:eastAsia="Courier New" w:hAnsi="Courier New" w:cs="Courier New"/>
+          <w:sz w:val="18"/>
+          <w:szCs w:val="18"/>
+          <w:lang w:val="en-US"/>
+        </w:rPr>
+        <w:t xml:space="preserve">  "items": [</w:t>
+      </w:r>
+    </w:p>
+    <w:p>
+      <w:pPr>
+        <w:shd w:val="clear" w:color="auto" w:fill="F2F2F2"/>
+        <w:rPr>
+          <w:lang w:val="en-US"/>
+        </w:rPr>
+      </w:pPr>
+      <w:r>
+        <w:rPr>
+          <w:rFonts w:ascii="Courier New" w:eastAsia="Courier New" w:hAnsi="Courier New" w:cs="Courier New"/>
+          <w:sz w:val="18"/>
+          <w:szCs w:val="18"/>
+          <w:lang w:val="en-US"/>
+        </w:rPr>
+        <w:t xml:space="preserve">    { "id": "7b1d2e3f-4a5b-4c6d-8e9f-0a1b2c3d4e5f",</w:t>
+      </w:r>
+    </w:p>
+    <w:p>
+      <w:pPr>
+        <w:shd w:val="clear" w:color="auto" w:fill="F2F2F2"/>
+        <w:rPr>
+          <w:lang w:val="en-US"/>
+        </w:rPr>
+      </w:pPr>
+      <w:r>
+        <w:rPr>
+          <w:rFonts w:ascii="Courier New" w:eastAsia="Courier New" w:hAnsi="Courier New" w:cs="Courier New"/>
+          <w:sz w:val="18"/>
+          <w:szCs w:val="18"/>
+          <w:lang w:val="en-US"/>
+        </w:rPr>
+        <w:t xml:space="preserve">      "userId": "3f1c2a9e-5b7d-4e21-9a10-7c6d5e4f3a21",</w:t>
+      </w:r>
+    </w:p>
+    <w:p>
+      <w:pPr>
+        <w:shd w:val="clear" w:color="auto" w:fill="F2F2F2"/>
+        <w:rPr>
+          <w:lang w:val="en-US"/>
+        </w:rPr>
+      </w:pPr>
+      <w:r>
+        <w:rPr>
+          <w:rFonts w:ascii="Courier New" w:eastAsia="Courier New" w:hAnsi="Courier New" w:cs="Courier New"/>
+          <w:sz w:val="18"/>
+          <w:szCs w:val="18"/>
+          <w:lang w:val="en-US"/>
+        </w:rPr>
+        <w:t xml:space="preserve">      "shiftId": "c0a80101-0000-4000-8000-0000000000b1",</w:t>
+      </w:r>
+    </w:p>
+    <w:p>
+      <w:pPr>
+        <w:shd w:val="clear" w:color="auto" w:fill="F2F2F2"/>
+        <w:rPr>
+          <w:lang w:val="en-US"/>
+        </w:rPr>
+      </w:pPr>
+      <w:r>
+        <w:rPr>
+          <w:rFonts w:ascii="Courier New" w:eastAsia="Courier New" w:hAnsi="Courier New" w:cs="Courier New"/>
+          <w:sz w:val="18"/>
+          <w:szCs w:val="18"/>
+          <w:lang w:val="en-US"/>
+        </w:rPr>
+        <w:t xml:space="preserve">      "sectionId": "a1b2c3d4-0000-4000-8000-000000000001",</w:t>
+      </w:r>
+    </w:p>
+    <w:p>
+      <w:pPr>
+        <w:shd w:val="clear" w:color="auto" w:fill="F2F2F2"/>
+        <w:rPr>
+          <w:lang w:val="en-US"/>
+        </w:rPr>
+      </w:pPr>
+      <w:r>
+        <w:rPr>
+          <w:rFonts w:ascii="Courier New" w:eastAsia="Courier New" w:hAnsi="Courier New" w:cs="Courier New"/>
+          <w:sz w:val="18"/>
+          <w:szCs w:val="18"/>
+          <w:lang w:val="en-US"/>
+        </w:rPr>
+        <w:t xml:space="preserve">      "trackId": "a1b2c3d4-0000-4000-8000-0000000000a1",</w:t>
+      </w:r>
+    </w:p>
+    <w:p>
+      <w:pPr>
+        <w:shd w:val="clear" w:color="auto" w:fill="F2F2F2"/>
+        <w:rPr>
+          <w:lang w:val="en-US"/>
+        </w:rPr>
+      </w:pPr>
+      <w:r>
+        <w:rPr>
+          <w:rFonts w:ascii="Courier New" w:eastAsia="Courier New" w:hAnsi="Courier New" w:cs="Courier New"/>
+          <w:sz w:val="18"/>
+          <w:szCs w:val="18"/>
+          <w:lang w:val="en-US"/>
+        </w:rPr>
+        <w:t xml:space="preserve">      "categoryId": 2, "typeId": 14,</w:t>
+      </w:r>
+    </w:p>
+    <w:p>
+      <w:pPr>
+        <w:shd w:val="clear" w:color="auto" w:fill="F2F2F2"/>
+        <w:rPr>
+          <w:lang w:val="en-US"/>
+        </w:rPr>
+      </w:pPr>
+      <w:r>
+        <w:rPr>
+          <w:rFonts w:ascii="Courier New" w:eastAsia="Courier New" w:hAnsi="Courier New" w:cs="Courier New"/>
+          <w:sz w:val="18"/>
+          <w:szCs w:val="18"/>
+          <w:lang w:val="en-US"/>
+        </w:rPr>
+        <w:t xml:space="preserve">      "picket": 1250,</w:t>
+      </w:r>
+    </w:p>
+    <w:p>
+      <w:pPr>
+        <w:shd w:val="clear" w:color="auto" w:fill="F2F2F2"/>
+        <w:rPr>
+          <w:lang w:val="en-US"/>
+        </w:rPr>
+      </w:pPr>
+      <w:r>
+        <w:rPr>
+          <w:rFonts w:ascii="Courier New" w:eastAsia="Courier New" w:hAnsi="Courier New" w:cs="Courier New"/>
+          <w:sz w:val="18"/>
+          <w:szCs w:val="18"/>
+          <w:lang w:val="en-US"/>
+        </w:rPr>
+        <w:t xml:space="preserve">      "severity": "CRITICAL", "status": "NEW",</w:t>
+      </w:r>
+    </w:p>
+    <w:p>
+      <w:pPr>
+        <w:shd w:val="clear" w:color="auto" w:fill="F2F2F2"/>
+      </w:pPr>
+      <w:r>
+        <w:rPr>
+          <w:rFonts w:ascii="Courier New" w:eastAsia="Courier New" w:hAnsi="Courier New" w:cs="Courier New"/>
+          <w:sz w:val="18"/>
+          <w:szCs w:val="18"/>
+          <w:lang w:val="en-US"/>
+        </w:rPr>
+        <w:t xml:space="preserve">      </w:t>
+      </w:r>
+      <w:r>
+        <w:rPr>
+          <w:rFonts w:ascii="Courier New" w:eastAsia="Courier New" w:hAnsi="Courier New" w:cs="Courier New"/>
+          <w:sz w:val="18"/>
+          <w:szCs w:val="18"/>
+        </w:rPr>
+        <w:t>"comment": "Отсутствует болт крепления подкладки",</w:t>
+      </w:r>
+    </w:p>
+    <w:p>
+      <w:pPr>
+        <w:shd w:val="clear" w:color="auto" w:fill="F2F2F2"/>
+        <w:rPr>
+          <w:lang w:val="en-US"/>
+        </w:rPr>
+      </w:pPr>
+      <w:r>
+        <w:rPr>
+          <w:rFonts w:ascii="Courier New" w:eastAsia="Courier New" w:hAnsi="Courier New" w:cs="Courier New"/>
+          <w:sz w:val="18"/>
+          <w:szCs w:val="18"/>
+        </w:rPr>
+        <w:t xml:space="preserve">      </w:t>
+      </w:r>
+      <w:r>
+        <w:rPr>
+          <w:rFonts w:ascii="Courier New" w:eastAsia="Courier New" w:hAnsi="Courier New" w:cs="Courier New"/>
+          <w:sz w:val="18"/>
+          <w:szCs w:val="18"/>
+          <w:lang w:val="en-US"/>
+        </w:rPr>
+        <w:t>"detectedAt": "2026-10-25T01:14:00Z",</w:t>
+      </w:r>
+    </w:p>
+    <w:p>
+      <w:pPr>
+        <w:shd w:val="clear" w:color="auto" w:fill="F2F2F2"/>
+        <w:rPr>
+          <w:lang w:val="en-US"/>
+        </w:rPr>
+      </w:pPr>
+      <w:r>
+        <w:rPr>
+          <w:rFonts w:ascii="Courier New" w:eastAsia="Courier New" w:hAnsi="Courier New" w:cs="Courier New"/>
+          <w:sz w:val="18"/>
+          <w:szCs w:val="18"/>
+          <w:lang w:val="en-US"/>
+        </w:rPr>
+        <w:t xml:space="preserve">      "photoUrl": null }</w:t>
+      </w:r>
+    </w:p>
+    <w:p>
+      <w:pPr>
+        <w:shd w:val="clear" w:color="auto" w:fill="F2F2F2"/>
+        <w:rPr>
+          <w:lang w:val="en-US"/>
+        </w:rPr>
+      </w:pPr>
+      <w:r>
+        <w:rPr>
+          <w:rFonts w:ascii="Courier New" w:eastAsia="Courier New" w:hAnsi="Courier New" w:cs="Courier New"/>
+          <w:sz w:val="18"/>
+          <w:szCs w:val="18"/>
+          <w:lang w:val="en-US"/>
+        </w:rPr>
+        <w:t xml:space="preserve">  ],</w:t>
+      </w:r>
+    </w:p>
+    <w:p>
+      <w:pPr>
+        <w:shd w:val="clear" w:color="auto" w:fill="F2F2F2"/>
+        <w:rPr>
+          <w:lang w:val="en-US"/>
+        </w:rPr>
+      </w:pPr>
+      <w:r>
+        <w:rPr>
+          <w:rFonts w:ascii="Courier New" w:eastAsia="Courier New" w:hAnsi="Courier New" w:cs="Courier New"/>
+          <w:sz w:val="18"/>
+          <w:szCs w:val="18"/>
+          <w:lang w:val="en-US"/>
+        </w:rPr>
+        <w:t xml:space="preserve">  "nextCursor": "eyJkIjoiMjAyNi0xMC0yNVQwMToxNDowMFoiLCJpIjoiN2IxZC4uLiJ9",</w:t>
+      </w:r>
+    </w:p>
+    <w:p>
+      <w:pPr>
+        <w:shd w:val="clear" w:color="auto" w:fill="F2F2F2"/>
+        <w:rPr>
+          <w:lang w:val="en-US"/>
+        </w:rPr>
+      </w:pPr>
+      <w:r>
+        <w:rPr>
+          <w:rFonts w:ascii="Courier New" w:eastAsia="Courier New" w:hAnsi="Courier New" w:cs="Courier New"/>
+          <w:sz w:val="18"/>
+          <w:szCs w:val="18"/>
+          <w:lang w:val="en-US"/>
+        </w:rPr>
+        <w:t xml:space="preserve">  "hasMore": true</w:t>
+      </w:r>
+    </w:p>
+    <w:p>
+      <w:pPr>
+        <w:shd w:val="clear" w:color="auto" w:fill="F2F2F2"/>
+        <w:rPr>
+          <w:lang w:val="en-US"/>
+        </w:rPr>
+      </w:pPr>
+      <w:r>
+        <w:rPr>
+          <w:rFonts w:ascii="Courier New" w:eastAsia="Courier New" w:hAnsi="Courier New" w:cs="Courier New"/>
+          <w:sz w:val="18"/>
+          <w:szCs w:val="18"/>
+          <w:lang w:val="en-US"/>
+        </w:rPr>
+        <w:t>}</w:t>
+      </w:r>
+    </w:p>
+    <w:p>
+      <w:pPr>
+        <w:spacing w:after="0" w:line="360" w:lineRule="auto"/>
+        <w:jc w:val="both"/>
+        <w:rPr>
+          <w:rFonts w:ascii="Times New Roman" w:hAnsi="Times New Roman" w:cs="Times New Roman"/>
+          <w:sz w:val="28"/>
+          <w:szCs w:val="28"/>
+        </w:rPr>
+      </w:pPr>
+      <w:r>
+        <w:rPr>
+          <w:rFonts w:ascii="Times New Roman" w:hAnsi="Times New Roman" w:cs="Times New Roman"/>
+          <w:sz w:val="28"/>
+          <w:szCs w:val="28"/>
+        </w:rPr>
+        <w:t>3) POST /defects — создание неисправности</w:t>
+      </w:r>
+    </w:p>
+    <w:p>
+      <w:pPr>
+        <w:shd w:val="clear" w:color="auto" w:fill="F2F2F2"/>
+        <w:rPr>
+          <w:lang w:val="en-US"/>
+        </w:rPr>
+      </w:pPr>
+      <w:r>
+        <w:rPr>
+          <w:rFonts w:ascii="Courier New" w:eastAsia="Courier New" w:hAnsi="Courier New" w:cs="Courier New"/>
+          <w:sz w:val="18"/>
+          <w:szCs w:val="18"/>
+          <w:lang w:val="en-US"/>
+        </w:rPr>
+        <w:t>POST /api/v1/defects</w:t>
+      </w:r>
+    </w:p>
+    <w:p>
+      <w:pPr>
+        <w:shd w:val="clear" w:color="auto" w:fill="F2F2F2"/>
+        <w:rPr>
+          <w:lang w:val="en-US"/>
+        </w:rPr>
+      </w:pPr>
+      <w:r>
+        <w:rPr>
+          <w:rFonts w:ascii="Courier New" w:eastAsia="Courier New" w:hAnsi="Courier New" w:cs="Courier New"/>
+          <w:sz w:val="18"/>
+          <w:szCs w:val="18"/>
+          <w:lang w:val="en-US"/>
+        </w:rPr>
+        <w:t>Authorization: Bearer &lt;accessToken&gt;</w:t>
+      </w:r>
+    </w:p>
+    <w:p>
+      <w:pPr>
+        <w:shd w:val="clear" w:color="auto" w:fill="F2F2F2"/>
+        <w:rPr>
+          <w:lang w:val="en-US"/>
+        </w:rPr>
+      </w:pPr>
+      <w:r>
+        <w:rPr>
+          <w:rFonts w:ascii="Courier New" w:eastAsia="Courier New" w:hAnsi="Courier New" w:cs="Courier New"/>
+          <w:sz w:val="18"/>
+          <w:szCs w:val="18"/>
+          <w:lang w:val="en-US"/>
+        </w:rPr>
+        <w:t>Content-Type: application/json</w:t>
+      </w:r>
+    </w:p>
+    <w:p>
+      <w:pPr>
+        <w:shd w:val="clear" w:color="auto" w:fill="F2F2F2"/>
+        <w:rPr>
+          <w:lang w:val="en-US"/>
+        </w:rPr>
+      </w:pPr>
+      <w:r>
+        <w:rPr>
+          <w:rFonts w:ascii="Courier New" w:eastAsia="Courier New" w:hAnsi="Courier New" w:cs="Courier New"/>
+          <w:sz w:val="18"/>
+          <w:szCs w:val="18"/>
+          <w:lang w:val="en-US"/>
+        </w:rPr>
+        <w:t xml:space="preserve"> </w:t>
+      </w:r>
+    </w:p>
+    <w:p>
+      <w:pPr>
+        <w:shd w:val="clear" w:color="auto" w:fill="F2F2F2"/>
+        <w:rPr>
+          <w:lang w:val="en-US"/>
+        </w:rPr>
+      </w:pPr>
+      <w:r>
+        <w:rPr>
+          <w:rFonts w:ascii="Courier New" w:eastAsia="Courier New" w:hAnsi="Courier New" w:cs="Courier New"/>
+          <w:sz w:val="18"/>
+          <w:szCs w:val="18"/>
+          <w:lang w:val="en-US"/>
+        </w:rPr>
+        <w:t>{</w:t>
+      </w:r>
+    </w:p>
+    <w:p>
+      <w:pPr>
+        <w:shd w:val="clear" w:color="auto" w:fill="F2F2F2"/>
+        <w:rPr>
+          <w:lang w:val="en-US"/>
+        </w:rPr>
+      </w:pPr>
+      <w:r>
+        <w:rPr>
+          <w:rFonts w:ascii="Courier New" w:eastAsia="Courier New" w:hAnsi="Courier New" w:cs="Courier New"/>
+          <w:sz w:val="18"/>
+          <w:szCs w:val="18"/>
+          <w:lang w:val="en-US"/>
+        </w:rPr>
+        <w:t xml:space="preserve">  "id": "7b1d2e3f-4a5b-4c6d-8e9f-0a1b2c3d4e5f",</w:t>
+      </w:r>
+    </w:p>
+    <w:p>
+      <w:pPr>
+        <w:shd w:val="clear" w:color="auto" w:fill="F2F2F2"/>
+        <w:rPr>
+          <w:lang w:val="en-US"/>
+        </w:rPr>
+      </w:pPr>
+      <w:r>
+        <w:rPr>
+          <w:rFonts w:ascii="Courier New" w:eastAsia="Courier New" w:hAnsi="Courier New" w:cs="Courier New"/>
+          <w:sz w:val="18"/>
+          <w:szCs w:val="18"/>
+          <w:lang w:val="en-US"/>
+        </w:rPr>
+        <w:t xml:space="preserve">  "shiftId": "c0a80101-0000-4000-8000-0000000000b1",</w:t>
+      </w:r>
+    </w:p>
+    <w:p>
+      <w:pPr>
+        <w:shd w:val="clear" w:color="auto" w:fill="F2F2F2"/>
+        <w:rPr>
+          <w:lang w:val="en-US"/>
+        </w:rPr>
+      </w:pPr>
+      <w:r>
+        <w:rPr>
+          <w:rFonts w:ascii="Courier New" w:eastAsia="Courier New" w:hAnsi="Courier New" w:cs="Courier New"/>
+          <w:sz w:val="18"/>
+          <w:szCs w:val="18"/>
+          <w:lang w:val="en-US"/>
+        </w:rPr>
+        <w:lastRenderedPageBreak/>
+        <w:t xml:space="preserve">  "sectionId": "a1b2c3d4-0000-4000-8000-000000000001",</w:t>
+      </w:r>
+    </w:p>
+    <w:p>
+      <w:pPr>
+        <w:shd w:val="clear" w:color="auto" w:fill="F2F2F2"/>
+        <w:rPr>
+          <w:lang w:val="en-US"/>
+        </w:rPr>
+      </w:pPr>
+      <w:r>
+        <w:rPr>
+          <w:rFonts w:ascii="Courier New" w:eastAsia="Courier New" w:hAnsi="Courier New" w:cs="Courier New"/>
+          <w:sz w:val="18"/>
+          <w:szCs w:val="18"/>
+          <w:lang w:val="en-US"/>
+        </w:rPr>
+        <w:t xml:space="preserve">  "trackId": "a1b2c3d4-0000-4000-8000-0000000000a1",</w:t>
+      </w:r>
+    </w:p>
+    <w:p>
+      <w:pPr>
+        <w:shd w:val="clear" w:color="auto" w:fill="F2F2F2"/>
+        <w:rPr>
+          <w:lang w:val="en-US"/>
+        </w:rPr>
+      </w:pPr>
+      <w:r>
+        <w:rPr>
+          <w:rFonts w:ascii="Courier New" w:eastAsia="Courier New" w:hAnsi="Courier New" w:cs="Courier New"/>
+          <w:sz w:val="18"/>
+          <w:szCs w:val="18"/>
+          <w:lang w:val="en-US"/>
+        </w:rPr>
+        <w:t xml:space="preserve">  "categoryId": 2, "typeId": 14,</w:t>
+      </w:r>
+    </w:p>
+    <w:p>
+      <w:pPr>
+        <w:shd w:val="clear" w:color="auto" w:fill="F2F2F2"/>
+        <w:rPr>
+          <w:lang w:val="en-US"/>
+        </w:rPr>
+      </w:pPr>
+      <w:r>
+        <w:rPr>
+          <w:rFonts w:ascii="Courier New" w:eastAsia="Courier New" w:hAnsi="Courier New" w:cs="Courier New"/>
+          <w:sz w:val="18"/>
+          <w:szCs w:val="18"/>
+          <w:lang w:val="en-US"/>
+        </w:rPr>
+        <w:t xml:space="preserve">  "picket": 1250,</w:t>
+      </w:r>
+    </w:p>
+    <w:p>
+      <w:pPr>
+        <w:shd w:val="clear" w:color="auto" w:fill="F2F2F2"/>
+        <w:rPr>
+          <w:lang w:val="en-US"/>
+        </w:rPr>
+      </w:pPr>
+      <w:r>
+        <w:rPr>
+          <w:rFonts w:ascii="Courier New" w:eastAsia="Courier New" w:hAnsi="Courier New" w:cs="Courier New"/>
+          <w:sz w:val="18"/>
+          <w:szCs w:val="18"/>
+          <w:lang w:val="en-US"/>
+        </w:rPr>
+        <w:t xml:space="preserve">  "severity": "CRITICAL",</w:t>
+      </w:r>
+    </w:p>
+    <w:p>
+      <w:pPr>
+        <w:shd w:val="clear" w:color="auto" w:fill="F2F2F2"/>
+        <w:rPr>
+          <w:lang w:val="en-US"/>
+        </w:rPr>
+      </w:pPr>
+      <w:r>
+        <w:rPr>
+          <w:rFonts w:ascii="Courier New" w:eastAsia="Courier New" w:hAnsi="Courier New" w:cs="Courier New"/>
+          <w:sz w:val="18"/>
+          <w:szCs w:val="18"/>
+          <w:lang w:val="en-US"/>
+        </w:rPr>
+        <w:t xml:space="preserve">  "comment": "</w:t>
+      </w:r>
+      <w:r>
+        <w:rPr>
+          <w:rFonts w:ascii="Courier New" w:eastAsia="Courier New" w:hAnsi="Courier New" w:cs="Courier New"/>
+          <w:sz w:val="18"/>
+          <w:szCs w:val="18"/>
+        </w:rPr>
+        <w:t>Отсутствует</w:t>
+      </w:r>
+      <w:r>
+        <w:rPr>
+          <w:rFonts w:ascii="Courier New" w:eastAsia="Courier New" w:hAnsi="Courier New" w:cs="Courier New"/>
+          <w:sz w:val="18"/>
+          <w:szCs w:val="18"/>
+          <w:lang w:val="en-US"/>
+        </w:rPr>
+        <w:t xml:space="preserve"> </w:t>
+      </w:r>
+      <w:r>
+        <w:rPr>
+          <w:rFonts w:ascii="Courier New" w:eastAsia="Courier New" w:hAnsi="Courier New" w:cs="Courier New"/>
+          <w:sz w:val="18"/>
+          <w:szCs w:val="18"/>
+        </w:rPr>
+        <w:t>болт</w:t>
+      </w:r>
+      <w:r>
+        <w:rPr>
+          <w:rFonts w:ascii="Courier New" w:eastAsia="Courier New" w:hAnsi="Courier New" w:cs="Courier New"/>
+          <w:sz w:val="18"/>
+          <w:szCs w:val="18"/>
+          <w:lang w:val="en-US"/>
+        </w:rPr>
+        <w:t xml:space="preserve"> </w:t>
+      </w:r>
+      <w:r>
+        <w:rPr>
+          <w:rFonts w:ascii="Courier New" w:eastAsia="Courier New" w:hAnsi="Courier New" w:cs="Courier New"/>
+          <w:sz w:val="18"/>
+          <w:szCs w:val="18"/>
+        </w:rPr>
+        <w:t>крепления</w:t>
+      </w:r>
+      <w:r>
+        <w:rPr>
+          <w:rFonts w:ascii="Courier New" w:eastAsia="Courier New" w:hAnsi="Courier New" w:cs="Courier New"/>
+          <w:sz w:val="18"/>
+          <w:szCs w:val="18"/>
+          <w:lang w:val="en-US"/>
+        </w:rPr>
+        <w:t xml:space="preserve"> </w:t>
+      </w:r>
+      <w:r>
+        <w:rPr>
+          <w:rFonts w:ascii="Courier New" w:eastAsia="Courier New" w:hAnsi="Courier New" w:cs="Courier New"/>
+          <w:sz w:val="18"/>
+          <w:szCs w:val="18"/>
+        </w:rPr>
+        <w:t>подкладки</w:t>
+      </w:r>
+      <w:r>
+        <w:rPr>
+          <w:rFonts w:ascii="Courier New" w:eastAsia="Courier New" w:hAnsi="Courier New" w:cs="Courier New"/>
+          <w:sz w:val="18"/>
+          <w:szCs w:val="18"/>
+          <w:lang w:val="en-US"/>
+        </w:rPr>
+        <w:t>",</w:t>
+      </w:r>
+    </w:p>
+    <w:p>
+      <w:pPr>
+        <w:shd w:val="clear" w:color="auto" w:fill="F2F2F2"/>
+      </w:pPr>
+      <w:r>
+        <w:rPr>
+          <w:rFonts w:ascii="Courier New" w:eastAsia="Courier New" w:hAnsi="Courier New" w:cs="Courier New"/>
+          <w:sz w:val="18"/>
+          <w:szCs w:val="18"/>
+          <w:lang w:val="en-US"/>
+        </w:rPr>
+        <w:t xml:space="preserve">  </w:t>
+      </w:r>
+      <w:r>
+        <w:rPr>
+          <w:rFonts w:ascii="Courier New" w:eastAsia="Courier New" w:hAnsi="Courier New" w:cs="Courier New"/>
+          <w:sz w:val="18"/>
+          <w:szCs w:val="18"/>
+        </w:rPr>
+        <w:t>"detectedAt": "2026-10-25T01:14:00Z"</w:t>
+      </w:r>
+    </w:p>
+    <w:p>
+      <w:pPr>
+        <w:shd w:val="clear" w:color="auto" w:fill="F2F2F2"/>
+      </w:pPr>
+      <w:r>
+        <w:rPr>
+          <w:rFonts w:ascii="Courier New" w:eastAsia="Courier New" w:hAnsi="Courier New" w:cs="Courier New"/>
+          <w:sz w:val="18"/>
+          <w:szCs w:val="18"/>
+        </w:rPr>
+        <w:t>}</w:t>
+      </w:r>
+    </w:p>
+    <w:p>
+      <w:pPr>
+        <w:spacing w:after="0" w:line="360" w:lineRule="auto"/>
+        <w:ind w:firstLine="709"/>
+        <w:jc w:val="both"/>
+        <w:rPr>
+          <w:sz w:val="28"/>
+          <w:szCs w:val="28"/>
+          <w:lang w:val="en-US"/>
+        </w:rPr>
+      </w:pPr>
+      <w:r>
+        <w:rPr>
+          <w:rFonts w:ascii="Times New Roman" w:eastAsia="Times New Roman" w:hAnsi="Times New Roman" w:cs="Times New Roman"/>
+          <w:sz w:val="28"/>
+          <w:szCs w:val="28"/>
+        </w:rPr>
+        <w:t>Ответ 201 Created возвращает объект неисправности со статусом NEW и заголовком Location. Если запрос с тем же id повторён, сервер возвращает 200 OK и ту же запись. Ответ</w:t>
+      </w:r>
+      <w:r>
+        <w:rPr>
+          <w:rFonts w:ascii="Times New Roman" w:eastAsia="Times New Roman" w:hAnsi="Times New Roman" w:cs="Times New Roman"/>
+          <w:sz w:val="28"/>
+          <w:szCs w:val="28"/>
+          <w:lang w:val="en-US"/>
+        </w:rPr>
+        <w:t xml:space="preserve"> 422 Unprocessable Entity (</w:t>
+      </w:r>
+      <w:r>
+        <w:rPr>
+          <w:rFonts w:ascii="Times New Roman" w:eastAsia="Times New Roman" w:hAnsi="Times New Roman" w:cs="Times New Roman"/>
+          <w:sz w:val="28"/>
+          <w:szCs w:val="28"/>
+        </w:rPr>
+        <w:t>пикет</w:t>
+      </w:r>
+      <w:r>
+        <w:rPr>
+          <w:rFonts w:ascii="Times New Roman" w:eastAsia="Times New Roman" w:hAnsi="Times New Roman" w:cs="Times New Roman"/>
+          <w:sz w:val="28"/>
+          <w:szCs w:val="28"/>
+          <w:lang w:val="en-US"/>
+        </w:rPr>
+        <w:t xml:space="preserve"> </w:t>
+      </w:r>
+      <w:r>
+        <w:rPr>
+          <w:rFonts w:ascii="Times New Roman" w:eastAsia="Times New Roman" w:hAnsi="Times New Roman" w:cs="Times New Roman"/>
+          <w:sz w:val="28"/>
+          <w:szCs w:val="28"/>
+        </w:rPr>
+        <w:t>вне</w:t>
+      </w:r>
+      <w:r>
+        <w:rPr>
+          <w:rFonts w:ascii="Times New Roman" w:eastAsia="Times New Roman" w:hAnsi="Times New Roman" w:cs="Times New Roman"/>
+          <w:sz w:val="28"/>
+          <w:szCs w:val="28"/>
+          <w:lang w:val="en-US"/>
+        </w:rPr>
+        <w:t xml:space="preserve"> </w:t>
+      </w:r>
+      <w:r>
+        <w:rPr>
+          <w:rFonts w:ascii="Times New Roman" w:eastAsia="Times New Roman" w:hAnsi="Times New Roman" w:cs="Times New Roman"/>
+          <w:sz w:val="28"/>
+          <w:szCs w:val="28"/>
+        </w:rPr>
+        <w:t>границ</w:t>
+      </w:r>
+      <w:r>
+        <w:rPr>
+          <w:rFonts w:ascii="Times New Roman" w:eastAsia="Times New Roman" w:hAnsi="Times New Roman" w:cs="Times New Roman"/>
+          <w:sz w:val="28"/>
+          <w:szCs w:val="28"/>
+          <w:lang w:val="en-US"/>
+        </w:rPr>
+        <w:t xml:space="preserve"> </w:t>
+      </w:r>
+      <w:r>
+        <w:rPr>
+          <w:rFonts w:ascii="Times New Roman" w:eastAsia="Times New Roman" w:hAnsi="Times New Roman" w:cs="Times New Roman"/>
+          <w:sz w:val="28"/>
+          <w:szCs w:val="28"/>
+        </w:rPr>
+        <w:t>участка</w:t>
+      </w:r>
+      <w:r>
+        <w:rPr>
+          <w:rFonts w:ascii="Times New Roman" w:eastAsia="Times New Roman" w:hAnsi="Times New Roman" w:cs="Times New Roman"/>
+          <w:sz w:val="28"/>
+          <w:szCs w:val="28"/>
+          <w:lang w:val="en-US"/>
+        </w:rPr>
+        <w:t>):</w:t>
+      </w:r>
+    </w:p>
+    <w:p>
+      <w:pPr>
+        <w:shd w:val="clear" w:color="auto" w:fill="F2F2F2"/>
+        <w:rPr>
+          <w:lang w:val="en-US"/>
+        </w:rPr>
+      </w:pPr>
+      <w:r>
+        <w:rPr>
+          <w:rFonts w:ascii="Courier New" w:eastAsia="Courier New" w:hAnsi="Courier New" w:cs="Courier New"/>
+          <w:sz w:val="18"/>
+          <w:szCs w:val="18"/>
+          <w:lang w:val="en-US"/>
+        </w:rPr>
+        <w:t>{ "error": { "code": "PICKET_OUT_OF_RANGE",</w:t>
+      </w:r>
+    </w:p>
+    <w:p>
+      <w:pPr>
+        <w:shd w:val="clear" w:color="auto" w:fill="F2F2F2"/>
+      </w:pPr>
+      <w:r>
+        <w:rPr>
+          <w:rFonts w:ascii="Courier New" w:eastAsia="Courier New" w:hAnsi="Courier New" w:cs="Courier New"/>
+          <w:sz w:val="18"/>
+          <w:szCs w:val="18"/>
+          <w:lang w:val="en-US"/>
+        </w:rPr>
+        <w:t xml:space="preserve">             </w:t>
+      </w:r>
+      <w:r>
+        <w:rPr>
+          <w:rFonts w:ascii="Courier New" w:eastAsia="Courier New" w:hAnsi="Courier New" w:cs="Courier New"/>
+          <w:sz w:val="18"/>
+          <w:szCs w:val="18"/>
+        </w:rPr>
+        <w:t>"message": "Пикет вне границ участка",</w:t>
+      </w:r>
+    </w:p>
+    <w:p>
+      <w:pPr>
+        <w:shd w:val="clear" w:color="auto" w:fill="F2F2F2"/>
+        <w:rPr>
+          <w:lang w:val="en-US"/>
+        </w:rPr>
+      </w:pPr>
+      <w:r>
+        <w:rPr>
+          <w:rFonts w:ascii="Courier New" w:eastAsia="Courier New" w:hAnsi="Courier New" w:cs="Courier New"/>
+          <w:sz w:val="18"/>
+          <w:szCs w:val="18"/>
+        </w:rPr>
+        <w:t xml:space="preserve">             </w:t>
+      </w:r>
+      <w:r>
+        <w:rPr>
+          <w:rFonts w:ascii="Courier New" w:eastAsia="Courier New" w:hAnsi="Courier New" w:cs="Courier New"/>
+          <w:sz w:val="18"/>
+          <w:szCs w:val="18"/>
+          <w:lang w:val="en-US"/>
+        </w:rPr>
+        <w:t>"requestId": "req_01JB94",</w:t>
+      </w:r>
+    </w:p>
+    <w:p>
+      <w:pPr>
+        <w:shd w:val="clear" w:color="auto" w:fill="F2F2F2"/>
+        <w:rPr>
+          <w:lang w:val="en-US"/>
+        </w:rPr>
+      </w:pPr>
+      <w:r>
+        <w:rPr>
+          <w:rFonts w:ascii="Courier New" w:eastAsia="Courier New" w:hAnsi="Courier New" w:cs="Courier New"/>
+          <w:sz w:val="18"/>
+          <w:szCs w:val="18"/>
+          <w:lang w:val="en-US"/>
+        </w:rPr>
+        <w:t xml:space="preserve">             "details": [ { "field": "picket",</w:t>
+      </w:r>
+    </w:p>
+    <w:p>
+      <w:pPr>
+        <w:shd w:val="clear" w:color="auto" w:fill="F2F2F2"/>
+        <w:rPr>
+          <w:lang w:val="en-US"/>
+        </w:rPr>
+      </w:pPr>
+      <w:r>
+        <w:rPr>
+          <w:rFonts w:ascii="Courier New" w:eastAsia="Courier New" w:hAnsi="Courier New" w:cs="Courier New"/>
+          <w:sz w:val="18"/>
+          <w:szCs w:val="18"/>
+          <w:lang w:val="en-US"/>
+        </w:rPr>
+        <w:t xml:space="preserve">                            "message": "</w:t>
+      </w:r>
+      <w:r>
+        <w:rPr>
+          <w:rFonts w:ascii="Courier New" w:eastAsia="Courier New" w:hAnsi="Courier New" w:cs="Courier New"/>
+          <w:sz w:val="18"/>
+          <w:szCs w:val="18"/>
+        </w:rPr>
+        <w:t>Допустимый</w:t>
+      </w:r>
+      <w:r>
+        <w:rPr>
+          <w:rFonts w:ascii="Courier New" w:eastAsia="Courier New" w:hAnsi="Courier New" w:cs="Courier New"/>
+          <w:sz w:val="18"/>
+          <w:szCs w:val="18"/>
+          <w:lang w:val="en-US"/>
+        </w:rPr>
+        <w:t xml:space="preserve"> </w:t>
+      </w:r>
+      <w:r>
+        <w:rPr>
+          <w:rFonts w:ascii="Courier New" w:eastAsia="Courier New" w:hAnsi="Courier New" w:cs="Courier New"/>
+          <w:sz w:val="18"/>
+          <w:szCs w:val="18"/>
+        </w:rPr>
+        <w:t>диапазон</w:t>
+      </w:r>
+      <w:r>
+        <w:rPr>
+          <w:rFonts w:ascii="Courier New" w:eastAsia="Courier New" w:hAnsi="Courier New" w:cs="Courier New"/>
+          <w:sz w:val="18"/>
+          <w:szCs w:val="18"/>
+          <w:lang w:val="en-US"/>
+        </w:rPr>
+        <w:t xml:space="preserve"> 0–2400 </w:t>
+      </w:r>
+      <w:r>
+        <w:rPr>
+          <w:rFonts w:ascii="Courier New" w:eastAsia="Courier New" w:hAnsi="Courier New" w:cs="Courier New"/>
+          <w:sz w:val="18"/>
+          <w:szCs w:val="18"/>
+        </w:rPr>
+        <w:t>м</w:t>
+      </w:r>
+      <w:r>
+        <w:rPr>
+          <w:rFonts w:ascii="Courier New" w:eastAsia="Courier New" w:hAnsi="Courier New" w:cs="Courier New"/>
+          <w:sz w:val="18"/>
+          <w:szCs w:val="18"/>
+          <w:lang w:val="en-US"/>
+        </w:rPr>
+        <w:t>" } ] } }</w:t>
+      </w:r>
+    </w:p>
+    <w:p>
+      <w:pPr>
+        <w:spacing w:after="0" w:line="360" w:lineRule="auto"/>
+        <w:jc w:val="both"/>
+        <w:rPr>
+          <w:rFonts w:ascii="Times New Roman" w:hAnsi="Times New Roman" w:cs="Times New Roman"/>
+          <w:sz w:val="28"/>
+          <w:szCs w:val="28"/>
+          <w:lang w:val="en-US"/>
+        </w:rPr>
+      </w:pPr>
+      <w:r>
+        <w:rPr>
+          <w:rFonts w:ascii="Times New Roman" w:hAnsi="Times New Roman" w:cs="Times New Roman"/>
+          <w:sz w:val="28"/>
+          <w:szCs w:val="28"/>
+          <w:lang w:val="en-US"/>
+        </w:rPr>
+        <w:t xml:space="preserve">4) POST /defects/{id}/status — </w:t>
+      </w:r>
+      <w:r>
+        <w:rPr>
+          <w:rFonts w:ascii="Times New Roman" w:hAnsi="Times New Roman" w:cs="Times New Roman"/>
+          <w:sz w:val="28"/>
+          <w:szCs w:val="28"/>
+        </w:rPr>
+        <w:t>смена</w:t>
+      </w:r>
+      <w:r>
+        <w:rPr>
+          <w:rFonts w:ascii="Times New Roman" w:hAnsi="Times New Roman" w:cs="Times New Roman"/>
+          <w:sz w:val="28"/>
+          <w:szCs w:val="28"/>
+          <w:lang w:val="en-US"/>
+        </w:rPr>
+        <w:t xml:space="preserve"> </w:t>
+      </w:r>
+      <w:r>
+        <w:rPr>
+          <w:rFonts w:ascii="Times New Roman" w:hAnsi="Times New Roman" w:cs="Times New Roman"/>
+          <w:sz w:val="28"/>
+          <w:szCs w:val="28"/>
+        </w:rPr>
+        <w:t>статуса</w:t>
+      </w:r>
+    </w:p>
+    <w:p>
+      <w:pPr>
+        <w:shd w:val="clear" w:color="auto" w:fill="F2F2F2"/>
+        <w:rPr>
+          <w:lang w:val="en-US"/>
+        </w:rPr>
+      </w:pPr>
+      <w:r>
+        <w:rPr>
+          <w:rFonts w:ascii="Courier New" w:eastAsia="Courier New" w:hAnsi="Courier New" w:cs="Courier New"/>
+          <w:sz w:val="18"/>
+          <w:szCs w:val="18"/>
+          <w:lang w:val="en-US"/>
+        </w:rPr>
+        <w:t>POST /api/v1/defects/7b1d2e3f-4a5b-4c6d-8e9f-0a1b2c3d4e5f/status</w:t>
+      </w:r>
+    </w:p>
+    <w:p>
+      <w:pPr>
+        <w:shd w:val="clear" w:color="auto" w:fill="F2F2F2"/>
+        <w:rPr>
+          <w:lang w:val="en-US"/>
+        </w:rPr>
+      </w:pPr>
+      <w:r>
+        <w:rPr>
+          <w:rFonts w:ascii="Courier New" w:eastAsia="Courier New" w:hAnsi="Courier New" w:cs="Courier New"/>
+          <w:sz w:val="18"/>
+          <w:szCs w:val="18"/>
+          <w:lang w:val="en-US"/>
+        </w:rPr>
+        <w:t>Authorization: Bearer &lt;accessToken&gt;</w:t>
+      </w:r>
+    </w:p>
+    <w:p>
+      <w:pPr>
+        <w:shd w:val="clear" w:color="auto" w:fill="F2F2F2"/>
+        <w:rPr>
+          <w:lang w:val="en-US"/>
+        </w:rPr>
+      </w:pPr>
+      <w:r>
+        <w:rPr>
+          <w:rFonts w:ascii="Courier New" w:eastAsia="Courier New" w:hAnsi="Courier New" w:cs="Courier New"/>
+          <w:sz w:val="18"/>
+          <w:szCs w:val="18"/>
+          <w:lang w:val="en-US"/>
+        </w:rPr>
+        <w:t>Content-Type: application/json</w:t>
+      </w:r>
+    </w:p>
+    <w:p>
+      <w:pPr>
+        <w:shd w:val="clear" w:color="auto" w:fill="F2F2F2"/>
+        <w:rPr>
+          <w:lang w:val="en-US"/>
+        </w:rPr>
+      </w:pPr>
+      <w:r>
+        <w:rPr>
+          <w:rFonts w:ascii="Courier New" w:eastAsia="Courier New" w:hAnsi="Courier New" w:cs="Courier New"/>
+          <w:sz w:val="18"/>
+          <w:szCs w:val="18"/>
+          <w:lang w:val="en-US"/>
+        </w:rPr>
+        <w:t xml:space="preserve"> </w:t>
+      </w:r>
+    </w:p>
+    <w:p>
+      <w:pPr>
+        <w:shd w:val="clear" w:color="auto" w:fill="F2F2F2"/>
+        <w:rPr>
+          <w:lang w:val="en-US"/>
+        </w:rPr>
+      </w:pPr>
+      <w:r>
+        <w:rPr>
+          <w:rFonts w:ascii="Courier New" w:eastAsia="Courier New" w:hAnsi="Courier New" w:cs="Courier New"/>
+          <w:sz w:val="18"/>
+          <w:szCs w:val="18"/>
+          <w:lang w:val="en-US"/>
+        </w:rPr>
+        <w:t>{ "id": "5c9e6679-7425-40de-944b-e07fc1f90ae7",</w:t>
+      </w:r>
+    </w:p>
+    <w:p>
+      <w:pPr>
+        <w:shd w:val="clear" w:color="auto" w:fill="F2F2F2"/>
+      </w:pPr>
+      <w:r>
+        <w:rPr>
+          <w:rFonts w:ascii="Courier New" w:eastAsia="Courier New" w:hAnsi="Courier New" w:cs="Courier New"/>
+          <w:sz w:val="18"/>
+          <w:szCs w:val="18"/>
+          <w:lang w:val="en-US"/>
+        </w:rPr>
+        <w:t xml:space="preserve">  </w:t>
+      </w:r>
+      <w:r>
+        <w:rPr>
+          <w:rFonts w:ascii="Courier New" w:eastAsia="Courier New" w:hAnsi="Courier New" w:cs="Courier New"/>
+          <w:sz w:val="18"/>
+          <w:szCs w:val="18"/>
+        </w:rPr>
+        <w:t>"toStatus": "FIXED",</w:t>
+      </w:r>
+    </w:p>
+    <w:p>
+      <w:pPr>
+        <w:shd w:val="clear" w:color="auto" w:fill="F2F2F2"/>
+      </w:pPr>
+      <w:r>
+        <w:rPr>
+          <w:rFonts w:ascii="Courier New" w:eastAsia="Courier New" w:hAnsi="Courier New" w:cs="Courier New"/>
+          <w:sz w:val="18"/>
+          <w:szCs w:val="18"/>
+        </w:rPr>
+        <w:t xml:space="preserve">  "comment": "Болт установлен, момент затяжки проверен" }</w:t>
+      </w:r>
+    </w:p>
+    <w:p>
+      <w:pPr>
+        <w:spacing w:after="0" w:line="360" w:lineRule="auto"/>
+        <w:ind w:firstLine="709"/>
+        <w:jc w:val="both"/>
+        <w:rPr>
+          <w:sz w:val="28"/>
+          <w:szCs w:val="28"/>
+        </w:rPr>
+      </w:pPr>
+      <w:r>
+        <w:rPr>
+          <w:rFonts w:ascii="Times New Roman" w:eastAsia="Times New Roman" w:hAnsi="Times New Roman" w:cs="Times New Roman"/>
+          <w:sz w:val="28"/>
+          <w:szCs w:val="28"/>
+        </w:rPr>
+        <w:t>Допустимые</w:t>
+      </w:r>
+      <w:r>
+        <w:rPr>
+          <w:rFonts w:ascii="Times New Roman" w:eastAsia="Times New Roman" w:hAnsi="Times New Roman" w:cs="Times New Roman"/>
+          <w:sz w:val="28"/>
+          <w:szCs w:val="28"/>
+          <w:lang w:val="en-US"/>
+        </w:rPr>
+        <w:t xml:space="preserve"> </w:t>
+      </w:r>
+      <w:r>
+        <w:rPr>
+          <w:rFonts w:ascii="Times New Roman" w:eastAsia="Times New Roman" w:hAnsi="Times New Roman" w:cs="Times New Roman"/>
+          <w:sz w:val="28"/>
+          <w:szCs w:val="28"/>
+        </w:rPr>
+        <w:t>переходы</w:t>
+      </w:r>
+      <w:r>
+        <w:rPr>
+          <w:rFonts w:ascii="Times New Roman" w:eastAsia="Times New Roman" w:hAnsi="Times New Roman" w:cs="Times New Roman"/>
+          <w:sz w:val="28"/>
+          <w:szCs w:val="28"/>
+          <w:lang w:val="en-US"/>
+        </w:rPr>
+        <w:t xml:space="preserve">: NEW → IN_PROGRESS, IN_PROGRESS → FIXED, FIXED → VERIFIED, </w:t>
+      </w:r>
+      <w:r>
+        <w:rPr>
+          <w:rFonts w:ascii="Times New Roman" w:eastAsia="Times New Roman" w:hAnsi="Times New Roman" w:cs="Times New Roman"/>
+          <w:sz w:val="28"/>
+          <w:szCs w:val="28"/>
+        </w:rPr>
+        <w:t>возврат</w:t>
+      </w:r>
+      <w:r>
+        <w:rPr>
+          <w:rFonts w:ascii="Times New Roman" w:eastAsia="Times New Roman" w:hAnsi="Times New Roman" w:cs="Times New Roman"/>
+          <w:sz w:val="28"/>
+          <w:szCs w:val="28"/>
+          <w:lang w:val="en-US"/>
+        </w:rPr>
+        <w:t xml:space="preserve"> FIXED → IN_PROGRESS. </w:t>
+      </w:r>
+      <w:r>
+        <w:rPr>
+          <w:rFonts w:ascii="Times New Roman" w:eastAsia="Times New Roman" w:hAnsi="Times New Roman" w:cs="Times New Roman"/>
+          <w:sz w:val="28"/>
+          <w:szCs w:val="28"/>
+        </w:rPr>
+        <w:t>Ответ 200 OK: карточка со status = FIXED и журналом в массиве history:</w:t>
+      </w:r>
+    </w:p>
+    <w:p>
+      <w:pPr>
+        <w:shd w:val="clear" w:color="auto" w:fill="F2F2F2"/>
+        <w:rPr>
+          <w:lang w:val="en-US"/>
+        </w:rPr>
+      </w:pPr>
+      <w:r>
+        <w:rPr>
+          <w:rFonts w:ascii="Courier New" w:eastAsia="Courier New" w:hAnsi="Courier New" w:cs="Courier New"/>
+          <w:sz w:val="18"/>
+          <w:szCs w:val="18"/>
+          <w:lang w:val="en-US"/>
+        </w:rPr>
+        <w:t>{ "id": "7b1d2e3f-...", "status": "FIXED",</w:t>
+      </w:r>
+    </w:p>
+    <w:p>
+      <w:pPr>
+        <w:shd w:val="clear" w:color="auto" w:fill="F2F2F2"/>
+        <w:rPr>
+          <w:lang w:val="en-US"/>
+        </w:rPr>
+      </w:pPr>
+      <w:r>
+        <w:rPr>
+          <w:rFonts w:ascii="Courier New" w:eastAsia="Courier New" w:hAnsi="Courier New" w:cs="Courier New"/>
+          <w:sz w:val="18"/>
+          <w:szCs w:val="18"/>
+          <w:lang w:val="en-US"/>
+        </w:rPr>
+        <w:t xml:space="preserve">  "history": [</w:t>
+      </w:r>
+    </w:p>
+    <w:p>
+      <w:pPr>
+        <w:shd w:val="clear" w:color="auto" w:fill="F2F2F2"/>
+        <w:rPr>
+          <w:lang w:val="en-US"/>
+        </w:rPr>
+      </w:pPr>
+      <w:r>
+        <w:rPr>
+          <w:rFonts w:ascii="Courier New" w:eastAsia="Courier New" w:hAnsi="Courier New" w:cs="Courier New"/>
+          <w:sz w:val="18"/>
+          <w:szCs w:val="18"/>
+          <w:lang w:val="en-US"/>
+        </w:rPr>
+        <w:t xml:space="preserve">    { "id": "...", "userId": "3f1c2a9e-...", "status": "IN_PROGRESS",</w:t>
+      </w:r>
+    </w:p>
+    <w:p>
+      <w:pPr>
+        <w:shd w:val="clear" w:color="auto" w:fill="F2F2F2"/>
+        <w:rPr>
+          <w:lang w:val="en-US"/>
+        </w:rPr>
+      </w:pPr>
+      <w:r>
+        <w:rPr>
+          <w:rFonts w:ascii="Courier New" w:eastAsia="Courier New" w:hAnsi="Courier New" w:cs="Courier New"/>
+          <w:sz w:val="18"/>
+          <w:szCs w:val="18"/>
+          <w:lang w:val="en-US"/>
+        </w:rPr>
+        <w:t xml:space="preserve">      "changedAt": "2026-10-25T02:00:00Z", "comment": "" },</w:t>
+      </w:r>
+    </w:p>
+    <w:p>
+      <w:pPr>
+        <w:shd w:val="clear" w:color="auto" w:fill="F2F2F2"/>
+        <w:rPr>
+          <w:lang w:val="en-US"/>
+        </w:rPr>
+      </w:pPr>
+      <w:r>
+        <w:rPr>
+          <w:rFonts w:ascii="Courier New" w:eastAsia="Courier New" w:hAnsi="Courier New" w:cs="Courier New"/>
+          <w:sz w:val="18"/>
+          <w:szCs w:val="18"/>
+          <w:lang w:val="en-US"/>
+        </w:rPr>
+        <w:t xml:space="preserve">    { "id": "5c9e6679-...", "userId": "3f1c2a9e-...", "status": "FIXED",</w:t>
+      </w:r>
+    </w:p>
+    <w:p>
+      <w:pPr>
+        <w:shd w:val="clear" w:color="auto" w:fill="F2F2F2"/>
+      </w:pPr>
+      <w:r>
+        <w:rPr>
+          <w:rFonts w:ascii="Courier New" w:eastAsia="Courier New" w:hAnsi="Courier New" w:cs="Courier New"/>
+          <w:sz w:val="18"/>
+          <w:szCs w:val="18"/>
+          <w:lang w:val="en-US"/>
+        </w:rPr>
+        <w:t xml:space="preserve">      </w:t>
+      </w:r>
+      <w:r>
+        <w:rPr>
+          <w:rFonts w:ascii="Courier New" w:eastAsia="Courier New" w:hAnsi="Courier New" w:cs="Courier New"/>
+          <w:sz w:val="18"/>
+          <w:szCs w:val="18"/>
+        </w:rPr>
+        <w:t>"changedAt": "2026-10-25T03:40:00Z",</w:t>
+      </w:r>
+    </w:p>
+    <w:p>
+      <w:pPr>
+        <w:shd w:val="clear" w:color="auto" w:fill="F2F2F2"/>
+      </w:pPr>
+      <w:r>
+        <w:rPr>
+          <w:rFonts w:ascii="Courier New" w:eastAsia="Courier New" w:hAnsi="Courier New" w:cs="Courier New"/>
+          <w:sz w:val="18"/>
+          <w:szCs w:val="18"/>
+        </w:rPr>
+        <w:t xml:space="preserve">      "comment": "Болт установлен, момент затяжки проверен" } ] }</w:t>
+      </w:r>
+    </w:p>
+    <w:p>
+      <w:pPr>
+        <w:spacing w:after="120" w:line="300" w:lineRule="auto"/>
+        <w:jc w:val="both"/>
+        <w:rPr>
+          <w:sz w:val="28"/>
+          <w:szCs w:val="28"/>
+        </w:rPr>
+      </w:pPr>
+      <w:r>
+        <w:rPr>
+          <w:rFonts w:ascii="Times New Roman" w:eastAsia="Times New Roman" w:hAnsi="Times New Roman" w:cs="Times New Roman"/>
+          <w:sz w:val="28"/>
+          <w:szCs w:val="28"/>
+        </w:rPr>
+        <w:t>Ответ 409 Conflict при недопустимом переходе (например, NEW → VERIFIED):</w:t>
+      </w:r>
+    </w:p>
+    <w:p>
+      <w:pPr>
+        <w:shd w:val="clear" w:color="auto" w:fill="F2F2F2"/>
+        <w:rPr>
+          <w:lang w:val="en-US"/>
+        </w:rPr>
+      </w:pPr>
+      <w:r>
+        <w:rPr>
+          <w:rFonts w:ascii="Courier New" w:eastAsia="Courier New" w:hAnsi="Courier New" w:cs="Courier New"/>
+          <w:sz w:val="18"/>
+          <w:szCs w:val="18"/>
+          <w:lang w:val="en-US"/>
+        </w:rPr>
+        <w:lastRenderedPageBreak/>
+        <w:t>{ "error": { "code": "INVALID_STATUS_TRANSITION",</w:t>
+      </w:r>
+    </w:p>
+    <w:p>
+      <w:pPr>
+        <w:shd w:val="clear" w:color="auto" w:fill="F2F2F2"/>
+      </w:pPr>
+      <w:r>
+        <w:rPr>
+          <w:rFonts w:ascii="Courier New" w:eastAsia="Courier New" w:hAnsi="Courier New" w:cs="Courier New"/>
+          <w:sz w:val="18"/>
+          <w:szCs w:val="18"/>
+          <w:lang w:val="en-US"/>
+        </w:rPr>
+        <w:t xml:space="preserve">             </w:t>
+      </w:r>
+      <w:r>
+        <w:rPr>
+          <w:rFonts w:ascii="Courier New" w:eastAsia="Courier New" w:hAnsi="Courier New" w:cs="Courier New"/>
+          <w:sz w:val="18"/>
+          <w:szCs w:val="18"/>
+        </w:rPr>
+        <w:t>"message": "Нельзя перейти из NEW сразу в VERIFIED",</w:t>
+      </w:r>
+    </w:p>
+    <w:p>
+      <w:pPr>
+        <w:shd w:val="clear" w:color="auto" w:fill="F2F2F2"/>
+        <w:rPr>
+          <w:lang w:val="en-US"/>
+        </w:rPr>
+      </w:pPr>
+      <w:r>
+        <w:rPr>
+          <w:rFonts w:ascii="Courier New" w:eastAsia="Courier New" w:hAnsi="Courier New" w:cs="Courier New"/>
+          <w:sz w:val="18"/>
+          <w:szCs w:val="18"/>
+        </w:rPr>
+        <w:t xml:space="preserve">             </w:t>
+      </w:r>
+      <w:r>
+        <w:rPr>
+          <w:rFonts w:ascii="Courier New" w:eastAsia="Courier New" w:hAnsi="Courier New" w:cs="Courier New"/>
+          <w:sz w:val="18"/>
+          <w:szCs w:val="18"/>
+          <w:lang w:val="en-US"/>
+        </w:rPr>
+        <w:t>"requestId": "req_01JB91" } }</w:t>
+      </w:r>
+    </w:p>
+    <w:p>
+      <w:pPr>
+        <w:spacing w:after="0" w:line="360" w:lineRule="auto"/>
+        <w:jc w:val="both"/>
+        <w:rPr>
+          <w:rFonts w:ascii="Times New Roman" w:hAnsi="Times New Roman" w:cs="Times New Roman"/>
+          <w:sz w:val="28"/>
+          <w:szCs w:val="28"/>
+          <w:lang w:val="en-US"/>
+        </w:rPr>
+      </w:pPr>
+      <w:r>
+        <w:rPr>
+          <w:rFonts w:ascii="Times New Roman" w:hAnsi="Times New Roman" w:cs="Times New Roman"/>
+          <w:sz w:val="28"/>
+          <w:szCs w:val="28"/>
+          <w:lang w:val="en-US"/>
+        </w:rPr>
+        <w:t xml:space="preserve">5) POST /defects/{id}/photo — </w:t>
+      </w:r>
+      <w:r>
+        <w:rPr>
+          <w:rFonts w:ascii="Times New Roman" w:hAnsi="Times New Roman" w:cs="Times New Roman"/>
+          <w:sz w:val="28"/>
+          <w:szCs w:val="28"/>
+        </w:rPr>
+        <w:t>загрузка</w:t>
+      </w:r>
+      <w:r>
+        <w:rPr>
+          <w:rFonts w:ascii="Times New Roman" w:hAnsi="Times New Roman" w:cs="Times New Roman"/>
+          <w:sz w:val="28"/>
+          <w:szCs w:val="28"/>
+          <w:lang w:val="en-US"/>
+        </w:rPr>
+        <w:t xml:space="preserve"> </w:t>
+      </w:r>
+      <w:r>
+        <w:rPr>
+          <w:rFonts w:ascii="Times New Roman" w:hAnsi="Times New Roman" w:cs="Times New Roman"/>
+          <w:sz w:val="28"/>
+          <w:szCs w:val="28"/>
+        </w:rPr>
+        <w:t>фото</w:t>
+      </w:r>
+    </w:p>
+    <w:p>
+      <w:pPr>
+        <w:shd w:val="clear" w:color="auto" w:fill="F2F2F2"/>
+        <w:rPr>
+          <w:lang w:val="en-US"/>
+        </w:rPr>
+      </w:pPr>
+      <w:r>
+        <w:rPr>
+          <w:rFonts w:ascii="Courier New" w:eastAsia="Courier New" w:hAnsi="Courier New" w:cs="Courier New"/>
+          <w:sz w:val="18"/>
+          <w:szCs w:val="18"/>
+          <w:lang w:val="en-US"/>
+        </w:rPr>
+        <w:t>POST /api/v1/defects/7b1d2e3f-4a5b-4c6d-8e9f-0a1b2c3d4e5f/photo</w:t>
+      </w:r>
+    </w:p>
+    <w:p>
+      <w:pPr>
+        <w:shd w:val="clear" w:color="auto" w:fill="F2F2F2"/>
+        <w:rPr>
+          <w:lang w:val="en-US"/>
+        </w:rPr>
+      </w:pPr>
+      <w:r>
+        <w:rPr>
+          <w:rFonts w:ascii="Courier New" w:eastAsia="Courier New" w:hAnsi="Courier New" w:cs="Courier New"/>
+          <w:sz w:val="18"/>
+          <w:szCs w:val="18"/>
+          <w:lang w:val="en-US"/>
+        </w:rPr>
+        <w:t>Authorization: Bearer &lt;accessToken&gt;</w:t>
+      </w:r>
+    </w:p>
+    <w:p>
+      <w:pPr>
+        <w:shd w:val="clear" w:color="auto" w:fill="F2F2F2"/>
+        <w:rPr>
+          <w:lang w:val="en-US"/>
+        </w:rPr>
+      </w:pPr>
+      <w:r>
+        <w:rPr>
+          <w:rFonts w:ascii="Courier New" w:eastAsia="Courier New" w:hAnsi="Courier New" w:cs="Courier New"/>
+          <w:sz w:val="18"/>
+          <w:szCs w:val="18"/>
+          <w:lang w:val="en-US"/>
+        </w:rPr>
+        <w:t>Content-Type: multipart/form-data; boundary=----metro</w:t>
+      </w:r>
+    </w:p>
+    <w:p>
+      <w:pPr>
+        <w:shd w:val="clear" w:color="auto" w:fill="F2F2F2"/>
+        <w:rPr>
+          <w:lang w:val="en-US"/>
+        </w:rPr>
+      </w:pPr>
+      <w:r>
+        <w:rPr>
+          <w:rFonts w:ascii="Courier New" w:eastAsia="Courier New" w:hAnsi="Courier New" w:cs="Courier New"/>
+          <w:sz w:val="18"/>
+          <w:szCs w:val="18"/>
+          <w:lang w:val="en-US"/>
+        </w:rPr>
+        <w:t xml:space="preserve"> </w:t>
+      </w:r>
+    </w:p>
+    <w:p>
+      <w:pPr>
+        <w:shd w:val="clear" w:color="auto" w:fill="F2F2F2"/>
+        <w:rPr>
+          <w:lang w:val="en-US"/>
+        </w:rPr>
+      </w:pPr>
+      <w:r>
+        <w:rPr>
+          <w:rFonts w:ascii="Courier New" w:eastAsia="Courier New" w:hAnsi="Courier New" w:cs="Courier New"/>
+          <w:sz w:val="18"/>
+          <w:szCs w:val="18"/>
+          <w:lang w:val="en-US"/>
+        </w:rPr>
+        <w:t>------metro</w:t>
+      </w:r>
+    </w:p>
+    <w:p>
+      <w:pPr>
+        <w:shd w:val="clear" w:color="auto" w:fill="F2F2F2"/>
+        <w:rPr>
+          <w:lang w:val="en-US"/>
+        </w:rPr>
+      </w:pPr>
+      <w:r>
+        <w:rPr>
+          <w:rFonts w:ascii="Courier New" w:eastAsia="Courier New" w:hAnsi="Courier New" w:cs="Courier New"/>
+          <w:sz w:val="18"/>
+          <w:szCs w:val="18"/>
+          <w:lang w:val="en-US"/>
+        </w:rPr>
+        <w:t>Content-Disposition: form-data; name="file"; filename="photo.jpg"</w:t>
+      </w:r>
+    </w:p>
+    <w:p>
+      <w:pPr>
+        <w:shd w:val="clear" w:color="auto" w:fill="F2F2F2"/>
+        <w:rPr>
+          <w:lang w:val="en-US"/>
+        </w:rPr>
+      </w:pPr>
+      <w:r>
+        <w:rPr>
+          <w:rFonts w:ascii="Courier New" w:eastAsia="Courier New" w:hAnsi="Courier New" w:cs="Courier New"/>
+          <w:sz w:val="18"/>
+          <w:szCs w:val="18"/>
+          <w:lang w:val="en-US"/>
+        </w:rPr>
+        <w:t>Content-Type: image/jpeg</w:t>
+      </w:r>
+    </w:p>
+    <w:p>
+      <w:pPr>
+        <w:shd w:val="clear" w:color="auto" w:fill="F2F2F2"/>
+        <w:rPr>
+          <w:lang w:val="en-US"/>
+        </w:rPr>
+      </w:pPr>
+      <w:r>
+        <w:rPr>
+          <w:rFonts w:ascii="Courier New" w:eastAsia="Courier New" w:hAnsi="Courier New" w:cs="Courier New"/>
+          <w:sz w:val="18"/>
+          <w:szCs w:val="18"/>
+          <w:lang w:val="en-US"/>
+        </w:rPr>
+        <w:t xml:space="preserve"> </w:t>
+      </w:r>
+    </w:p>
+    <w:p>
+      <w:pPr>
+        <w:shd w:val="clear" w:color="auto" w:fill="F2F2F2"/>
+        <w:rPr>
+          <w:lang w:val="en-US"/>
+        </w:rPr>
+      </w:pPr>
+      <w:r>
+        <w:rPr>
+          <w:rFonts w:ascii="Courier New" w:eastAsia="Courier New" w:hAnsi="Courier New" w:cs="Courier New"/>
+          <w:sz w:val="18"/>
+          <w:szCs w:val="18"/>
+          <w:lang w:val="en-US"/>
+        </w:rPr>
+        <w:t>&lt;binary&gt;</w:t>
+      </w:r>
+    </w:p>
+    <w:p>
+      <w:pPr>
+        <w:shd w:val="clear" w:color="auto" w:fill="F2F2F2"/>
+      </w:pPr>
+      <w:r>
+        <w:rPr>
+          <w:rFonts w:ascii="Courier New" w:eastAsia="Courier New" w:hAnsi="Courier New" w:cs="Courier New"/>
+          <w:sz w:val="18"/>
+          <w:szCs w:val="18"/>
+        </w:rPr>
+        <w:t>------metro--</w:t>
+      </w:r>
+    </w:p>
+    <w:p>
+      <w:pPr>
+        <w:spacing w:after="120" w:line="300" w:lineRule="auto"/>
+        <w:jc w:val="both"/>
+        <w:rPr>
+          <w:sz w:val="28"/>
+          <w:szCs w:val="28"/>
+        </w:rPr>
+      </w:pPr>
+      <w:r>
+        <w:rPr>
+          <w:rFonts w:ascii="Times New Roman" w:eastAsia="Times New Roman" w:hAnsi="Times New Roman" w:cs="Times New Roman"/>
+          <w:sz w:val="28"/>
+          <w:szCs w:val="28"/>
+        </w:rPr>
+        <w:t>Ответ 200 OK: обновлённая запись, в которой заполнено поле photoUrl:</w:t>
+      </w:r>
+    </w:p>
+    <w:p>
+      <w:pPr>
+        <w:shd w:val="clear" w:color="auto" w:fill="F2F2F2"/>
+        <w:rPr>
+          <w:lang w:val="en-US"/>
+        </w:rPr>
+      </w:pPr>
+      <w:r>
+        <w:rPr>
+          <w:rFonts w:ascii="Courier New" w:eastAsia="Courier New" w:hAnsi="Courier New" w:cs="Courier New"/>
+          <w:sz w:val="18"/>
+          <w:szCs w:val="18"/>
+          <w:lang w:val="en-US"/>
+        </w:rPr>
+        <w:t>{ "id": "7b1d2e3f-4a5b-4c6d-8e9f-0a1b2c3d4e5f",</w:t>
+      </w:r>
+    </w:p>
+    <w:p>
+      <w:pPr>
+        <w:shd w:val="clear" w:color="auto" w:fill="F2F2F2"/>
+        <w:rPr>
+          <w:lang w:val="en-US"/>
+        </w:rPr>
+      </w:pPr>
+      <w:r>
+        <w:rPr>
+          <w:rFonts w:ascii="Courier New" w:eastAsia="Courier New" w:hAnsi="Courier New" w:cs="Courier New"/>
+          <w:sz w:val="18"/>
+          <w:szCs w:val="18"/>
+          <w:lang w:val="en-US"/>
+        </w:rPr>
+        <w:t xml:space="preserve">  "status": "NEW",</w:t>
+      </w:r>
+    </w:p>
+    <w:p>
+      <w:pPr>
+        <w:shd w:val="clear" w:color="auto" w:fill="F2F2F2"/>
+        <w:rPr>
+          <w:lang w:val="en-US"/>
+        </w:rPr>
+      </w:pPr>
+      <w:r>
+        <w:rPr>
+          <w:rFonts w:ascii="Courier New" w:eastAsia="Courier New" w:hAnsi="Courier New" w:cs="Courier New"/>
+          <w:sz w:val="18"/>
+          <w:szCs w:val="18"/>
+          <w:lang w:val="en-US"/>
+        </w:rPr>
+        <w:t xml:space="preserve">  "photoUrl": "https://files.metro-inspect.example.com/photos/7b1d2e3f.jpg",</w:t>
+      </w:r>
+    </w:p>
+    <w:p>
+      <w:pPr>
+        <w:shd w:val="clear" w:color="auto" w:fill="F2F2F2"/>
+      </w:pPr>
+      <w:r>
+        <w:rPr>
+          <w:rFonts w:ascii="Courier New" w:eastAsia="Courier New" w:hAnsi="Courier New" w:cs="Courier New"/>
+          <w:sz w:val="18"/>
+          <w:szCs w:val="18"/>
+          <w:lang w:val="en-US"/>
+        </w:rPr>
+        <w:t xml:space="preserve">  </w:t>
+      </w:r>
+      <w:r>
+        <w:rPr>
+          <w:rFonts w:ascii="Courier New" w:eastAsia="Courier New" w:hAnsi="Courier New" w:cs="Courier New"/>
+          <w:sz w:val="18"/>
+          <w:szCs w:val="18"/>
+        </w:rPr>
+        <w:t>... }</w:t>
+      </w:r>
+    </w:p>
+    <w:p>
+      <w:pPr>
+        <w:spacing w:after="120" w:line="300" w:lineRule="auto"/>
+        <w:jc w:val="both"/>
+        <w:rPr>
+          <w:sz w:val="28"/>
+          <w:szCs w:val="28"/>
+        </w:rPr>
+      </w:pPr>
+      <w:r>
+        <w:rPr>
+          <w:rFonts w:ascii="Times New Roman" w:eastAsia="Times New Roman" w:hAnsi="Times New Roman" w:cs="Times New Roman"/>
+          <w:sz w:val="28"/>
+          <w:szCs w:val="28"/>
+        </w:rPr>
+        <w:t>Повторная загрузка заменяет предыдущее фото, поэтому запрос безопасно повторять после обрыва связи.</w:t>
+      </w:r>
+    </w:p>
+    <w:p>
+      <w:pPr>
+        <w:rPr>
+          <w:rFonts w:ascii="Times New Roman" w:hAnsi="Times New Roman" w:cs="Times New Roman"/>
+          <w:sz w:val="28"/>
+          <w:szCs w:val="28"/>
+        </w:rPr>
+      </w:pPr>
+      <w:r>
+        <w:rPr>
+          <w:rFonts w:ascii="Times New Roman" w:hAnsi="Times New Roman" w:cs="Times New Roman"/>
+          <w:sz w:val="28"/>
+          <w:szCs w:val="28"/>
+        </w:rPr>
+        <w:t>6) GET /sections — справочник участков</w:t>
+      </w:r>
+    </w:p>
+    <w:p>
+      <w:pPr>
+        <w:shd w:val="clear" w:color="auto" w:fill="F2F2F2"/>
+        <w:rPr>
+          <w:lang w:val="en-US"/>
+        </w:rPr>
+      </w:pPr>
+      <w:r>
+        <w:rPr>
+          <w:rFonts w:ascii="Courier New" w:eastAsia="Courier New" w:hAnsi="Courier New" w:cs="Courier New"/>
+          <w:sz w:val="18"/>
+          <w:szCs w:val="18"/>
+          <w:lang w:val="en-US"/>
+        </w:rPr>
+        <w:t>GET /api/v1/sections</w:t>
+      </w:r>
+    </w:p>
+    <w:p>
+      <w:pPr>
+        <w:shd w:val="clear" w:color="auto" w:fill="F2F2F2"/>
+        <w:rPr>
+          <w:lang w:val="en-US"/>
+        </w:rPr>
+      </w:pPr>
+      <w:r>
+        <w:rPr>
+          <w:rFonts w:ascii="Courier New" w:eastAsia="Courier New" w:hAnsi="Courier New" w:cs="Courier New"/>
+          <w:sz w:val="18"/>
+          <w:szCs w:val="18"/>
+          <w:lang w:val="en-US"/>
+        </w:rPr>
+        <w:t>Authorization: Bearer &lt;accessToken&gt;</w:t>
+      </w:r>
+    </w:p>
+    <w:p>
+      <w:pPr>
+        <w:spacing w:after="0" w:line="360" w:lineRule="auto"/>
+        <w:jc w:val="both"/>
+        <w:rPr>
+          <w:sz w:val="28"/>
+          <w:szCs w:val="28"/>
+          <w:lang w:val="en-US"/>
+        </w:rPr>
+      </w:pPr>
+      <w:r>
+        <w:rPr>
+          <w:rFonts w:ascii="Times New Roman" w:eastAsia="Times New Roman" w:hAnsi="Times New Roman" w:cs="Times New Roman"/>
+          <w:sz w:val="28"/>
+          <w:szCs w:val="28"/>
+        </w:rPr>
+        <w:t>Ответ</w:t>
+      </w:r>
+      <w:r>
+        <w:rPr>
+          <w:rFonts w:ascii="Times New Roman" w:eastAsia="Times New Roman" w:hAnsi="Times New Roman" w:cs="Times New Roman"/>
+          <w:sz w:val="28"/>
+          <w:szCs w:val="28"/>
+          <w:lang w:val="en-US"/>
+        </w:rPr>
+        <w:t xml:space="preserve"> 200 OK:</w:t>
+      </w:r>
+    </w:p>
+    <w:p>
+      <w:pPr>
+        <w:shd w:val="clear" w:color="auto" w:fill="F2F2F2"/>
+        <w:rPr>
+          <w:lang w:val="en-US"/>
+        </w:rPr>
+      </w:pPr>
+      <w:r>
+        <w:rPr>
+          <w:rFonts w:ascii="Courier New" w:eastAsia="Courier New" w:hAnsi="Courier New" w:cs="Courier New"/>
+          <w:sz w:val="18"/>
+          <w:szCs w:val="18"/>
+          <w:lang w:val="en-US"/>
+        </w:rPr>
+        <w:t>{ "items": [</w:t>
+      </w:r>
+    </w:p>
+    <w:p>
+      <w:pPr>
+        <w:shd w:val="clear" w:color="auto" w:fill="F2F2F2"/>
+        <w:rPr>
+          <w:lang w:val="en-US"/>
+        </w:rPr>
+      </w:pPr>
+      <w:r>
+        <w:rPr>
+          <w:rFonts w:ascii="Courier New" w:eastAsia="Courier New" w:hAnsi="Courier New" w:cs="Courier New"/>
+          <w:sz w:val="18"/>
+          <w:szCs w:val="18"/>
+          <w:lang w:val="en-US"/>
+        </w:rPr>
+        <w:t xml:space="preserve">  { "id": "a1b2c3d4-0000-4000-8000-000000000001",</w:t>
+      </w:r>
+    </w:p>
+    <w:p>
+      <w:pPr>
+        <w:shd w:val="clear" w:color="auto" w:fill="F2F2F2"/>
+        <w:rPr>
+          <w:lang w:val="en-US"/>
+        </w:rPr>
+      </w:pPr>
+      <w:r>
+        <w:rPr>
+          <w:rFonts w:ascii="Courier New" w:eastAsia="Courier New" w:hAnsi="Courier New" w:cs="Courier New"/>
+          <w:sz w:val="18"/>
+          <w:szCs w:val="18"/>
+          <w:lang w:val="en-US"/>
+        </w:rPr>
+        <w:t xml:space="preserve">    "name": "</w:t>
+      </w:r>
+      <w:r>
+        <w:rPr>
+          <w:rFonts w:ascii="Courier New" w:eastAsia="Courier New" w:hAnsi="Courier New" w:cs="Courier New"/>
+          <w:sz w:val="18"/>
+          <w:szCs w:val="18"/>
+        </w:rPr>
+        <w:t>Перегон</w:t>
+      </w:r>
+      <w:r>
+        <w:rPr>
+          <w:rFonts w:ascii="Courier New" w:eastAsia="Courier New" w:hAnsi="Courier New" w:cs="Courier New"/>
+          <w:sz w:val="18"/>
+          <w:szCs w:val="18"/>
+          <w:lang w:val="en-US"/>
+        </w:rPr>
+        <w:t xml:space="preserve"> </w:t>
+      </w:r>
+      <w:r>
+        <w:rPr>
+          <w:rFonts w:ascii="Courier New" w:eastAsia="Courier New" w:hAnsi="Courier New" w:cs="Courier New"/>
+          <w:sz w:val="18"/>
+          <w:szCs w:val="18"/>
+        </w:rPr>
+        <w:t>А</w:t>
+      </w:r>
+      <w:r>
+        <w:rPr>
+          <w:rFonts w:ascii="Courier New" w:eastAsia="Courier New" w:hAnsi="Courier New" w:cs="Courier New"/>
+          <w:sz w:val="18"/>
+          <w:szCs w:val="18"/>
+          <w:lang w:val="en-US"/>
+        </w:rPr>
+        <w:t xml:space="preserve"> — </w:t>
+      </w:r>
+      <w:r>
+        <w:rPr>
+          <w:rFonts w:ascii="Courier New" w:eastAsia="Courier New" w:hAnsi="Courier New" w:cs="Courier New"/>
+          <w:sz w:val="18"/>
+          <w:szCs w:val="18"/>
+        </w:rPr>
+        <w:t>Б</w:t>
+      </w:r>
+      <w:r>
+        <w:rPr>
+          <w:rFonts w:ascii="Courier New" w:eastAsia="Courier New" w:hAnsi="Courier New" w:cs="Courier New"/>
+          <w:sz w:val="18"/>
+          <w:szCs w:val="18"/>
+          <w:lang w:val="en-US"/>
+        </w:rPr>
+        <w:t>",</w:t>
+      </w:r>
+    </w:p>
+    <w:p>
+      <w:pPr>
+        <w:shd w:val="clear" w:color="auto" w:fill="F2F2F2"/>
+        <w:rPr>
+          <w:lang w:val="en-US"/>
+        </w:rPr>
+      </w:pPr>
+      <w:r>
+        <w:rPr>
+          <w:rFonts w:ascii="Courier New" w:eastAsia="Courier New" w:hAnsi="Courier New" w:cs="Courier New"/>
+          <w:sz w:val="18"/>
+          <w:szCs w:val="18"/>
+          <w:lang w:val="en-US"/>
+        </w:rPr>
+        <w:t xml:space="preserve">    "start": 0, "end": 2400,</w:t>
+      </w:r>
+    </w:p>
+    <w:p>
+      <w:pPr>
+        <w:shd w:val="clear" w:color="auto" w:fill="F2F2F2"/>
+        <w:rPr>
+          <w:lang w:val="en-US"/>
+        </w:rPr>
+      </w:pPr>
+      <w:r>
+        <w:rPr>
+          <w:rFonts w:ascii="Courier New" w:eastAsia="Courier New" w:hAnsi="Courier New" w:cs="Courier New"/>
+          <w:sz w:val="18"/>
+          <w:szCs w:val="18"/>
+          <w:lang w:val="en-US"/>
+        </w:rPr>
+        <w:t xml:space="preserve">    "tracks": [ { "id": "a1b2c3d4-0000-4000-8000-0000000000a1",</w:t>
+      </w:r>
+    </w:p>
+    <w:p>
+      <w:pPr>
+        <w:shd w:val="clear" w:color="auto" w:fill="F2F2F2"/>
+        <w:rPr>
+          <w:lang w:val="en-US"/>
+        </w:rPr>
+      </w:pPr>
+      <w:r>
+        <w:rPr>
+          <w:rFonts w:ascii="Courier New" w:eastAsia="Courier New" w:hAnsi="Courier New" w:cs="Courier New"/>
+          <w:sz w:val="18"/>
+          <w:szCs w:val="18"/>
+          <w:lang w:val="en-US"/>
+        </w:rPr>
+        <w:t xml:space="preserve">                  "name": "</w:t>
+      </w:r>
+      <w:r>
+        <w:rPr>
+          <w:rFonts w:ascii="Courier New" w:eastAsia="Courier New" w:hAnsi="Courier New" w:cs="Courier New"/>
+          <w:sz w:val="18"/>
+          <w:szCs w:val="18"/>
+        </w:rPr>
+        <w:t>Главный</w:t>
+      </w:r>
+      <w:r>
+        <w:rPr>
+          <w:rFonts w:ascii="Courier New" w:eastAsia="Courier New" w:hAnsi="Courier New" w:cs="Courier New"/>
+          <w:sz w:val="18"/>
+          <w:szCs w:val="18"/>
+          <w:lang w:val="en-US"/>
+        </w:rPr>
+        <w:t xml:space="preserve"> </w:t>
+      </w:r>
+      <w:r>
+        <w:rPr>
+          <w:rFonts w:ascii="Courier New" w:eastAsia="Courier New" w:hAnsi="Courier New" w:cs="Courier New"/>
+          <w:sz w:val="18"/>
+          <w:szCs w:val="18"/>
+        </w:rPr>
+        <w:t>путь</w:t>
+      </w:r>
+      <w:r>
+        <w:rPr>
+          <w:rFonts w:ascii="Courier New" w:eastAsia="Courier New" w:hAnsi="Courier New" w:cs="Courier New"/>
+          <w:sz w:val="18"/>
+          <w:szCs w:val="18"/>
+          <w:lang w:val="en-US"/>
+        </w:rPr>
+        <w:t xml:space="preserve"> 1" },</w:t>
+      </w:r>
+    </w:p>
+    <w:p>
+      <w:pPr>
+        <w:shd w:val="clear" w:color="auto" w:fill="F2F2F2"/>
+        <w:rPr>
+          <w:lang w:val="en-US"/>
+        </w:rPr>
+      </w:pPr>
+      <w:r>
+        <w:rPr>
+          <w:rFonts w:ascii="Courier New" w:eastAsia="Courier New" w:hAnsi="Courier New" w:cs="Courier New"/>
+          <w:sz w:val="18"/>
+          <w:szCs w:val="18"/>
+          <w:lang w:val="en-US"/>
+        </w:rPr>
+        <w:t xml:space="preserve">                { "id": "a1b2c3d4-0000-4000-8000-0000000000a2",</w:t>
+      </w:r>
+    </w:p>
+    <w:p>
+      <w:pPr>
+        <w:shd w:val="clear" w:color="auto" w:fill="F2F2F2"/>
+        <w:rPr>
+          <w:lang w:val="en-US"/>
+        </w:rPr>
+      </w:pPr>
+      <w:r>
+        <w:rPr>
+          <w:rFonts w:ascii="Courier New" w:eastAsia="Courier New" w:hAnsi="Courier New" w:cs="Courier New"/>
+          <w:sz w:val="18"/>
+          <w:szCs w:val="18"/>
+          <w:lang w:val="en-US"/>
+        </w:rPr>
+        <w:t xml:space="preserve">                  "name": "</w:t>
+      </w:r>
+      <w:r>
+        <w:rPr>
+          <w:rFonts w:ascii="Courier New" w:eastAsia="Courier New" w:hAnsi="Courier New" w:cs="Courier New"/>
+          <w:sz w:val="18"/>
+          <w:szCs w:val="18"/>
+        </w:rPr>
+        <w:t>Главный</w:t>
+      </w:r>
+      <w:r>
+        <w:rPr>
+          <w:rFonts w:ascii="Courier New" w:eastAsia="Courier New" w:hAnsi="Courier New" w:cs="Courier New"/>
+          <w:sz w:val="18"/>
+          <w:szCs w:val="18"/>
+          <w:lang w:val="en-US"/>
+        </w:rPr>
+        <w:t xml:space="preserve"> </w:t>
+      </w:r>
+      <w:r>
+        <w:rPr>
+          <w:rFonts w:ascii="Courier New" w:eastAsia="Courier New" w:hAnsi="Courier New" w:cs="Courier New"/>
+          <w:sz w:val="18"/>
+          <w:szCs w:val="18"/>
+        </w:rPr>
+        <w:t>путь</w:t>
+      </w:r>
+      <w:r>
+        <w:rPr>
+          <w:rFonts w:ascii="Courier New" w:eastAsia="Courier New" w:hAnsi="Courier New" w:cs="Courier New"/>
+          <w:sz w:val="18"/>
+          <w:szCs w:val="18"/>
+          <w:lang w:val="en-US"/>
+        </w:rPr>
+        <w:t xml:space="preserve"> 2" } ] } ] }</w:t>
+      </w:r>
+    </w:p>
+    <w:p>
+      <w:pPr>
+        <w:tabs>
+          <w:tab w:val="left" w:pos="3180"/>
+        </w:tabs>
+        <w:rPr>
+          <w:rFonts w:ascii="Times New Roman" w:hAnsi="Times New Roman" w:cs="Times New Roman"/>
+          <w:sz w:val="28"/>
+          <w:szCs w:val="28"/>
+        </w:rPr>
+      </w:pPr>
+    </w:p>
+    <w:p>
+      <w:pPr>
+        <w:tabs>
+          <w:tab w:val="left" w:pos="3180"/>
+        </w:tabs>
+        <w:rPr>
+          <w:rFonts w:ascii="Times New Roman" w:hAnsi="Times New Roman" w:cs="Times New Roman"/>
+          <w:sz w:val="28"/>
+          <w:szCs w:val="28"/>
+        </w:rPr>
+      </w:pPr>
+      <w:r>
+        <w:rPr>
+          <w:rFonts w:ascii="Times New Roman" w:hAnsi="Times New Roman" w:cs="Times New Roman"/>
+          <w:sz w:val="28"/>
+          <w:szCs w:val="28"/>
+        </w:rPr>
+        <w:t xml:space="preserve">2. </w:t>
+      </w:r>
+      <w:r>
+        <w:rPr>
+          <w:rFonts w:ascii="Times New Roman" w:hAnsi="Times New Roman" w:cs="Times New Roman"/>
+          <w:sz w:val="28"/>
+          <w:szCs w:val="28"/>
+        </w:rPr>
+        <w:t>Коды ошибок:</w:t>
+      </w:r>
+    </w:p>
+    <w:p>
+      <w:pPr>
+        <w:spacing w:after="120" w:line="300" w:lineRule="auto"/>
+        <w:ind w:firstLine="708"/>
+      </w:pPr>
+      <w:r>
+        <w:rPr>
+          <w:rFonts w:ascii="Times New Roman" w:eastAsia="Times New Roman" w:hAnsi="Times New Roman" w:cs="Times New Roman"/>
+          <w:sz w:val="26"/>
+          <w:szCs w:val="26"/>
+        </w:rPr>
+        <w:lastRenderedPageBreak/>
+        <w:t>Все</w:t>
+      </w:r>
+      <w:r>
+        <w:rPr>
+          <w:rFonts w:ascii="Times New Roman" w:eastAsia="Times New Roman" w:hAnsi="Times New Roman" w:cs="Times New Roman"/>
+          <w:sz w:val="26"/>
+          <w:szCs w:val="26"/>
+        </w:rPr>
+        <w:t xml:space="preserve"> </w:t>
+      </w:r>
+      <w:r>
+        <w:rPr>
+          <w:rFonts w:ascii="Times New Roman" w:eastAsia="Times New Roman" w:hAnsi="Times New Roman" w:cs="Times New Roman"/>
+          <w:sz w:val="26"/>
+          <w:szCs w:val="26"/>
+        </w:rPr>
+        <w:t>ошибки</w:t>
+      </w:r>
+      <w:r>
+        <w:rPr>
+          <w:rFonts w:ascii="Times New Roman" w:eastAsia="Times New Roman" w:hAnsi="Times New Roman" w:cs="Times New Roman"/>
+          <w:sz w:val="26"/>
+          <w:szCs w:val="26"/>
+        </w:rPr>
+        <w:t xml:space="preserve"> </w:t>
+      </w:r>
+      <w:r>
+        <w:rPr>
+          <w:rFonts w:ascii="Times New Roman" w:eastAsia="Times New Roman" w:hAnsi="Times New Roman" w:cs="Times New Roman"/>
+          <w:sz w:val="26"/>
+          <w:szCs w:val="26"/>
+        </w:rPr>
+        <w:t>возвращаются</w:t>
+      </w:r>
+      <w:r>
+        <w:rPr>
+          <w:rFonts w:ascii="Times New Roman" w:eastAsia="Times New Roman" w:hAnsi="Times New Roman" w:cs="Times New Roman"/>
+          <w:sz w:val="26"/>
+          <w:szCs w:val="26"/>
+        </w:rPr>
+        <w:t xml:space="preserve"> </w:t>
+      </w:r>
+      <w:r>
+        <w:rPr>
+          <w:rFonts w:ascii="Times New Roman" w:eastAsia="Times New Roman" w:hAnsi="Times New Roman" w:cs="Times New Roman"/>
+          <w:sz w:val="26"/>
+          <w:szCs w:val="26"/>
+        </w:rPr>
+        <w:t>в</w:t>
+      </w:r>
+      <w:r>
+        <w:rPr>
+          <w:rFonts w:ascii="Times New Roman" w:eastAsia="Times New Roman" w:hAnsi="Times New Roman" w:cs="Times New Roman"/>
+          <w:sz w:val="26"/>
+          <w:szCs w:val="26"/>
+        </w:rPr>
+        <w:t xml:space="preserve"> </w:t>
+      </w:r>
+      <w:r>
+        <w:rPr>
+          <w:rFonts w:ascii="Times New Roman" w:eastAsia="Times New Roman" w:hAnsi="Times New Roman" w:cs="Times New Roman"/>
+          <w:sz w:val="26"/>
+          <w:szCs w:val="26"/>
+        </w:rPr>
+        <w:t>едином</w:t>
+      </w:r>
+      <w:r>
+        <w:rPr>
+          <w:rFonts w:ascii="Times New Roman" w:eastAsia="Times New Roman" w:hAnsi="Times New Roman" w:cs="Times New Roman"/>
+          <w:sz w:val="26"/>
+          <w:szCs w:val="26"/>
+        </w:rPr>
+        <w:t xml:space="preserve"> </w:t>
+      </w:r>
+      <w:r>
+        <w:rPr>
+          <w:rFonts w:ascii="Times New Roman" w:eastAsia="Times New Roman" w:hAnsi="Times New Roman" w:cs="Times New Roman"/>
+          <w:sz w:val="26"/>
+          <w:szCs w:val="26"/>
+        </w:rPr>
+        <w:t>формате</w:t>
+      </w:r>
+      <w:r>
+        <w:rPr>
+          <w:rFonts w:ascii="Times New Roman" w:eastAsia="Times New Roman" w:hAnsi="Times New Roman" w:cs="Times New Roman"/>
+          <w:sz w:val="26"/>
+          <w:szCs w:val="26"/>
+        </w:rPr>
+        <w:t>: { "</w:t>
+      </w:r>
+      <w:r>
+        <w:rPr>
+          <w:rFonts w:ascii="Times New Roman" w:eastAsia="Times New Roman" w:hAnsi="Times New Roman" w:cs="Times New Roman"/>
+          <w:sz w:val="26"/>
+          <w:szCs w:val="26"/>
+          <w:lang w:val="en-US"/>
+        </w:rPr>
+        <w:t>error</w:t>
+      </w:r>
+      <w:r>
+        <w:rPr>
+          <w:rFonts w:ascii="Times New Roman" w:eastAsia="Times New Roman" w:hAnsi="Times New Roman" w:cs="Times New Roman"/>
+          <w:sz w:val="26"/>
+          <w:szCs w:val="26"/>
+        </w:rPr>
+        <w:t>": { "</w:t>
+      </w:r>
+      <w:r>
+        <w:rPr>
+          <w:rFonts w:ascii="Times New Roman" w:eastAsia="Times New Roman" w:hAnsi="Times New Roman" w:cs="Times New Roman"/>
+          <w:sz w:val="26"/>
+          <w:szCs w:val="26"/>
+          <w:lang w:val="en-US"/>
+        </w:rPr>
+        <w:t>code</w:t>
+      </w:r>
+      <w:r>
+        <w:rPr>
+          <w:rFonts w:ascii="Times New Roman" w:eastAsia="Times New Roman" w:hAnsi="Times New Roman" w:cs="Times New Roman"/>
+          <w:sz w:val="26"/>
+          <w:szCs w:val="26"/>
+        </w:rPr>
+        <w:t>", "</w:t>
+      </w:r>
+      <w:r>
+        <w:rPr>
+          <w:rFonts w:ascii="Times New Roman" w:eastAsia="Times New Roman" w:hAnsi="Times New Roman" w:cs="Times New Roman"/>
+          <w:sz w:val="26"/>
+          <w:szCs w:val="26"/>
+          <w:lang w:val="en-US"/>
+        </w:rPr>
+        <w:t>message</w:t>
+      </w:r>
+      <w:r>
+        <w:rPr>
+          <w:rFonts w:ascii="Times New Roman" w:eastAsia="Times New Roman" w:hAnsi="Times New Roman" w:cs="Times New Roman"/>
+          <w:sz w:val="26"/>
+          <w:szCs w:val="26"/>
+        </w:rPr>
+        <w:t>", "</w:t>
+      </w:r>
+      <w:r>
+        <w:rPr>
+          <w:rFonts w:ascii="Times New Roman" w:eastAsia="Times New Roman" w:hAnsi="Times New Roman" w:cs="Times New Roman"/>
+          <w:sz w:val="26"/>
+          <w:szCs w:val="26"/>
+          <w:lang w:val="en-US"/>
+        </w:rPr>
+        <w:t>requestId</w:t>
+      </w:r>
+      <w:r>
+        <w:rPr>
+          <w:rFonts w:ascii="Times New Roman" w:eastAsia="Times New Roman" w:hAnsi="Times New Roman" w:cs="Times New Roman"/>
+          <w:sz w:val="26"/>
+          <w:szCs w:val="26"/>
+        </w:rPr>
+        <w:t>", "</w:t>
+      </w:r>
+      <w:r>
+        <w:rPr>
+          <w:rFonts w:ascii="Times New Roman" w:eastAsia="Times New Roman" w:hAnsi="Times New Roman" w:cs="Times New Roman"/>
+          <w:sz w:val="26"/>
+          <w:szCs w:val="26"/>
+          <w:lang w:val="en-US"/>
+        </w:rPr>
+        <w:t>details</w:t>
+      </w:r>
+      <w:r>
+        <w:rPr>
+          <w:rFonts w:ascii="Times New Roman" w:eastAsia="Times New Roman" w:hAnsi="Times New Roman" w:cs="Times New Roman"/>
+          <w:sz w:val="26"/>
+          <w:szCs w:val="26"/>
+        </w:rPr>
+        <w:t xml:space="preserve">" } }. </w:t>
+      </w:r>
+      <w:r>
+        <w:rPr>
+          <w:rFonts w:ascii="Times New Roman" w:eastAsia="Times New Roman" w:hAnsi="Times New Roman" w:cs="Times New Roman"/>
+          <w:sz w:val="26"/>
+          <w:szCs w:val="26"/>
+        </w:rPr>
+        <w:t>Поле code — стабильный машинный код для приложения, message — текст для пользователя.</w:t>
+      </w:r>
+    </w:p>
+    <w:tbl>
+      <w:tblPr>
+        <w:tblW w:w="9355" w:type="dxa"/>
+        <w:tblBorders>
+          <w:top w:val="single" w:sz="4" w:space="0" w:color="auto"/>
+          <w:left w:val="single" w:sz="4" w:space="0" w:color="auto"/>
+          <w:bottom w:val="single" w:sz="4" w:space="0" w:color="auto"/>
+          <w:right w:val="single" w:sz="4" w:space="0" w:color="auto"/>
+          <w:insideH w:val="single" w:sz="4" w:space="0" w:color="auto"/>
+          <w:insideV w:val="single" w:sz="4" w:space="0" w:color="auto"/>
+        </w:tblBorders>
+        <w:tblCellMar>
+          <w:left w:w="10" w:type="dxa"/>
+          <w:right w:w="10" w:type="dxa"/>
+        </w:tblCellMar>
+        <w:tblLook w:val="0000" w:firstRow="0" w:lastRow="0" w:firstColumn="0" w:lastColumn="0" w:noHBand="0" w:noVBand="0"/>
+      </w:tblPr>
+      <w:tblGrid>
+        <w:gridCol w:w="800"/>
+        <w:gridCol w:w="3787"/>
+        <w:gridCol w:w="2279"/>
+        <w:gridCol w:w="2489"/>
+      </w:tblGrid>
+      <w:tr>
+        <w:tblPrEx>
+          <w:tblCellMar>
+            <w:top w:w="0" w:type="dxa"/>
+            <w:bottom w:w="0" w:type="dxa"/>
+          </w:tblCellMar>
+        </w:tblPrEx>
+        <w:trPr>
+          <w:tblHeader/>
+        </w:trPr>
+        <w:tc>
+          <w:tcPr>
+            <w:tcW w:w="700" w:type="dxa"/>
+            <w:tcBorders>
+              <w:top w:val="single" w:sz="4" w:space="0" w:color="808080"/>
+              <w:left w:val="single" w:sz="4" w:space="0" w:color="808080"/>
+              <w:bottom w:val="single" w:sz="4" w:space="0" w:color="808080"/>
+              <w:right w:val="single" w:sz="4" w:space="0" w:color="808080"/>
+            </w:tcBorders>
+            <w:shd w:val="clear" w:color="auto" w:fill="FFFFFF" w:themeFill="background1"/>
+            <w:tcMar>
+              <w:top w:w="60" w:type="dxa"/>
+              <w:left w:w="100" w:type="dxa"/>
+              <w:bottom w:w="60" w:type="dxa"/>
+              <w:right w:w="100" w:type="dxa"/>
+            </w:tcMar>
+          </w:tcPr>
+          <w:p>
+            <w:pPr>
+              <w:spacing w:after="0" w:line="240" w:lineRule="auto"/>
+              <w:jc w:val="center"/>
+              <w:rPr>
+                <w:rFonts w:ascii="Times New Roman" w:hAnsi="Times New Roman" w:cs="Times New Roman"/>
+                <w:sz w:val="24"/>
+                <w:szCs w:val="24"/>
+              </w:rPr>
+            </w:pPr>
+            <w:r>
+              <w:rPr>
+                <w:rFonts w:ascii="Times New Roman" w:hAnsi="Times New Roman" w:cs="Times New Roman"/>
+                <w:sz w:val="24"/>
+                <w:szCs w:val="24"/>
+              </w:rPr>
+              <w:t>HTTP</w:t>
+            </w:r>
+          </w:p>
+        </w:tc>
+        <w:tc>
+          <w:tcPr>
+            <w:tcW w:w="2700" w:type="dxa"/>
+            <w:tcBorders>
+              <w:top w:val="single" w:sz="4" w:space="0" w:color="808080"/>
+              <w:left w:val="single" w:sz="4" w:space="0" w:color="808080"/>
+              <w:bottom w:val="single" w:sz="4" w:space="0" w:color="808080"/>
+              <w:right w:val="single" w:sz="4" w:space="0" w:color="808080"/>
+            </w:tcBorders>
+            <w:shd w:val="clear" w:color="auto" w:fill="FFFFFF" w:themeFill="background1"/>
+            <w:tcMar>
+              <w:top w:w="60" w:type="dxa"/>
+              <w:left w:w="100" w:type="dxa"/>
+              <w:bottom w:w="60" w:type="dxa"/>
+              <w:right w:w="100" w:type="dxa"/>
+            </w:tcMar>
+          </w:tcPr>
+          <w:p>
+            <w:pPr>
+              <w:spacing w:after="0" w:line="240" w:lineRule="auto"/>
+              <w:jc w:val="center"/>
+              <w:rPr>
+                <w:rFonts w:ascii="Times New Roman" w:hAnsi="Times New Roman" w:cs="Times New Roman"/>
+                <w:sz w:val="24"/>
+                <w:szCs w:val="24"/>
+              </w:rPr>
+            </w:pPr>
+            <w:r>
+              <w:rPr>
+                <w:rFonts w:ascii="Times New Roman" w:hAnsi="Times New Roman" w:cs="Times New Roman"/>
+                <w:sz w:val="24"/>
+                <w:szCs w:val="24"/>
+              </w:rPr>
+              <w:t>code</w:t>
+            </w:r>
+          </w:p>
+        </w:tc>
+        <w:tc>
+          <w:tcPr>
+            <w:tcW w:w="2900" w:type="dxa"/>
+            <w:tcBorders>
+              <w:top w:val="single" w:sz="4" w:space="0" w:color="808080"/>
+              <w:left w:val="single" w:sz="4" w:space="0" w:color="808080"/>
+              <w:bottom w:val="single" w:sz="4" w:space="0" w:color="808080"/>
+              <w:right w:val="single" w:sz="4" w:space="0" w:color="808080"/>
+            </w:tcBorders>
+            <w:shd w:val="clear" w:color="auto" w:fill="FFFFFF" w:themeFill="background1"/>
+            <w:tcMar>
+              <w:top w:w="60" w:type="dxa"/>
+              <w:left w:w="100" w:type="dxa"/>
+              <w:bottom w:w="60" w:type="dxa"/>
+              <w:right w:w="100" w:type="dxa"/>
+            </w:tcMar>
+          </w:tcPr>
+          <w:p>
+            <w:pPr>
+              <w:spacing w:after="0" w:line="240" w:lineRule="auto"/>
+              <w:jc w:val="center"/>
+              <w:rPr>
+                <w:rFonts w:ascii="Times New Roman" w:hAnsi="Times New Roman" w:cs="Times New Roman"/>
+                <w:sz w:val="24"/>
+                <w:szCs w:val="24"/>
+              </w:rPr>
+            </w:pPr>
+            <w:r>
+              <w:rPr>
+                <w:rFonts w:ascii="Times New Roman" w:hAnsi="Times New Roman" w:cs="Times New Roman"/>
+                <w:sz w:val="24"/>
+                <w:szCs w:val="24"/>
+              </w:rPr>
+              <w:t>Когда возникает</w:t>
+            </w:r>
+          </w:p>
+        </w:tc>
+        <w:tc>
+          <w:tcPr>
+            <w:tcW w:w="3055" w:type="dxa"/>
+            <w:tcBorders>
+              <w:top w:val="single" w:sz="4" w:space="0" w:color="808080"/>
+              <w:left w:val="single" w:sz="4" w:space="0" w:color="808080"/>
+              <w:bottom w:val="single" w:sz="4" w:space="0" w:color="808080"/>
+              <w:right w:val="single" w:sz="4" w:space="0" w:color="808080"/>
+            </w:tcBorders>
+            <w:shd w:val="clear" w:color="auto" w:fill="FFFFFF" w:themeFill="background1"/>
+            <w:tcMar>
+              <w:top w:w="60" w:type="dxa"/>
+              <w:left w:w="100" w:type="dxa"/>
+              <w:bottom w:w="60" w:type="dxa"/>
+              <w:right w:w="100" w:type="dxa"/>
+            </w:tcMar>
+          </w:tcPr>
+          <w:p>
+            <w:pPr>
+              <w:spacing w:after="0" w:line="240" w:lineRule="auto"/>
+              <w:jc w:val="center"/>
+              <w:rPr>
+                <w:rFonts w:ascii="Times New Roman" w:hAnsi="Times New Roman" w:cs="Times New Roman"/>
+                <w:sz w:val="24"/>
+                <w:szCs w:val="24"/>
+              </w:rPr>
+            </w:pPr>
+            <w:r>
+              <w:rPr>
+                <w:rFonts w:ascii="Times New Roman" w:hAnsi="Times New Roman" w:cs="Times New Roman"/>
+                <w:sz w:val="24"/>
+                <w:szCs w:val="24"/>
+              </w:rPr>
+              <w:t>Поведение приложения</w:t>
+            </w:r>
+          </w:p>
+        </w:tc>
+      </w:tr>
+      <w:tr>
+        <w:tblPrEx>
+          <w:tblCellMar>
+            <w:top w:w="0" w:type="dxa"/>
+            <w:bottom w:w="0" w:type="dxa"/>
+          </w:tblCellMar>
+        </w:tblPrEx>
+        <w:tc>
+          <w:tcPr>
+            <w:tcW w:w="700" w:type="dxa"/>
+            <w:tcBorders>
+              <w:top w:val="single" w:sz="4" w:space="0" w:color="808080"/>
+              <w:left w:val="single" w:sz="4" w:space="0" w:color="808080"/>
+              <w:bottom w:val="single" w:sz="4" w:space="0" w:color="808080"/>
+              <w:right w:val="single" w:sz="4" w:space="0" w:color="808080"/>
+            </w:tcBorders>
+            <w:tcMar>
+              <w:top w:w="60" w:type="dxa"/>
+              <w:left w:w="100" w:type="dxa"/>
+              <w:bottom w:w="60" w:type="dxa"/>
+              <w:right w:w="100" w:type="dxa"/>
+            </w:tcMar>
+          </w:tcPr>
+          <w:p>
+            <w:pPr>
+              <w:spacing w:after="0" w:line="240" w:lineRule="auto"/>
+              <w:rPr>
+                <w:rFonts w:ascii="Times New Roman" w:hAnsi="Times New Roman" w:cs="Times New Roman"/>
+                <w:sz w:val="24"/>
+                <w:szCs w:val="24"/>
+              </w:rPr>
+            </w:pPr>
+            <w:r>
+              <w:rPr>
+                <w:rFonts w:ascii="Times New Roman" w:hAnsi="Times New Roman" w:cs="Times New Roman"/>
+                <w:sz w:val="24"/>
+                <w:szCs w:val="24"/>
+              </w:rPr>
+              <w:t>400</w:t>
+            </w:r>
+          </w:p>
+        </w:tc>
+        <w:tc>
+          <w:tcPr>
+            <w:tcW w:w="2700" w:type="dxa"/>
+            <w:tcBorders>
+              <w:top w:val="single" w:sz="4" w:space="0" w:color="808080"/>
+              <w:left w:val="single" w:sz="4" w:space="0" w:color="808080"/>
+              <w:bottom w:val="single" w:sz="4" w:space="0" w:color="808080"/>
+              <w:right w:val="single" w:sz="4" w:space="0" w:color="808080"/>
+            </w:tcBorders>
+            <w:tcMar>
+              <w:top w:w="60" w:type="dxa"/>
+              <w:left w:w="100" w:type="dxa"/>
+              <w:bottom w:w="60" w:type="dxa"/>
+              <w:right w:w="100" w:type="dxa"/>
+            </w:tcMar>
+          </w:tcPr>
+          <w:p>
+            <w:pPr>
+              <w:spacing w:after="0" w:line="240" w:lineRule="auto"/>
+              <w:rPr>
+                <w:rFonts w:ascii="Times New Roman" w:hAnsi="Times New Roman" w:cs="Times New Roman"/>
+                <w:sz w:val="24"/>
+                <w:szCs w:val="24"/>
+              </w:rPr>
+            </w:pPr>
+            <w:r>
+              <w:rPr>
+                <w:rFonts w:ascii="Times New Roman" w:hAnsi="Times New Roman" w:cs="Times New Roman"/>
+                <w:sz w:val="24"/>
+                <w:szCs w:val="24"/>
+              </w:rPr>
+              <w:t>VALIDATION_ERROR</w:t>
+            </w:r>
+          </w:p>
+        </w:tc>
+        <w:tc>
+          <w:tcPr>
+            <w:tcW w:w="2900" w:type="dxa"/>
+            <w:tcBorders>
+              <w:top w:val="single" w:sz="4" w:space="0" w:color="808080"/>
+              <w:left w:val="single" w:sz="4" w:space="0" w:color="808080"/>
+              <w:bottom w:val="single" w:sz="4" w:space="0" w:color="808080"/>
+              <w:right w:val="single" w:sz="4" w:space="0" w:color="808080"/>
+            </w:tcBorders>
+            <w:tcMar>
+              <w:top w:w="60" w:type="dxa"/>
+              <w:left w:w="100" w:type="dxa"/>
+              <w:bottom w:w="60" w:type="dxa"/>
+              <w:right w:w="100" w:type="dxa"/>
+            </w:tcMar>
+          </w:tcPr>
+          <w:p>
+            <w:pPr>
+              <w:spacing w:after="0" w:line="240" w:lineRule="auto"/>
+              <w:rPr>
+                <w:rFonts w:ascii="Times New Roman" w:hAnsi="Times New Roman" w:cs="Times New Roman"/>
+                <w:sz w:val="24"/>
+                <w:szCs w:val="24"/>
+              </w:rPr>
+            </w:pPr>
+            <w:r>
+              <w:rPr>
+                <w:rFonts w:ascii="Times New Roman" w:hAnsi="Times New Roman" w:cs="Times New Roman"/>
+                <w:sz w:val="24"/>
+                <w:szCs w:val="24"/>
+              </w:rPr>
+              <w:t>Неверный формат или отсутствует поле</w:t>
+            </w:r>
+          </w:p>
+        </w:tc>
+        <w:tc>
+          <w:tcPr>
+            <w:tcW w:w="3055" w:type="dxa"/>
+            <w:tcBorders>
+              <w:top w:val="single" w:sz="4" w:space="0" w:color="808080"/>
+              <w:left w:val="single" w:sz="4" w:space="0" w:color="808080"/>
+              <w:bottom w:val="single" w:sz="4" w:space="0" w:color="808080"/>
+              <w:right w:val="single" w:sz="4" w:space="0" w:color="808080"/>
+            </w:tcBorders>
+            <w:tcMar>
+              <w:top w:w="60" w:type="dxa"/>
+              <w:left w:w="100" w:type="dxa"/>
+              <w:bottom w:w="60" w:type="dxa"/>
+              <w:right w:w="100" w:type="dxa"/>
+            </w:tcMar>
+          </w:tcPr>
+          <w:p>
+            <w:pPr>
+              <w:spacing w:after="0" w:line="240" w:lineRule="auto"/>
+              <w:rPr>
+                <w:rFonts w:ascii="Times New Roman" w:hAnsi="Times New Roman" w:cs="Times New Roman"/>
+                <w:sz w:val="24"/>
+                <w:szCs w:val="24"/>
+              </w:rPr>
+            </w:pPr>
+            <w:r>
+              <w:rPr>
+                <w:rFonts w:ascii="Times New Roman" w:hAnsi="Times New Roman" w:cs="Times New Roman"/>
+                <w:sz w:val="24"/>
+                <w:szCs w:val="24"/>
+              </w:rPr>
+              <w:t>Текст у поля из details, запись не сохраняется</w:t>
+            </w:r>
+          </w:p>
+        </w:tc>
+      </w:tr>
+      <w:tr>
+        <w:tblPrEx>
+          <w:tblCellMar>
+            <w:top w:w="0" w:type="dxa"/>
+            <w:bottom w:w="0" w:type="dxa"/>
+          </w:tblCellMar>
+        </w:tblPrEx>
+        <w:tc>
+          <w:tcPr>
+            <w:tcW w:w="700" w:type="dxa"/>
+            <w:tcBorders>
+              <w:top w:val="single" w:sz="4" w:space="0" w:color="808080"/>
+              <w:left w:val="single" w:sz="4" w:space="0" w:color="808080"/>
+              <w:bottom w:val="single" w:sz="4" w:space="0" w:color="808080"/>
+              <w:right w:val="single" w:sz="4" w:space="0" w:color="808080"/>
+            </w:tcBorders>
+            <w:tcMar>
+              <w:top w:w="60" w:type="dxa"/>
+              <w:left w:w="100" w:type="dxa"/>
+              <w:bottom w:w="60" w:type="dxa"/>
+              <w:right w:w="100" w:type="dxa"/>
+            </w:tcMar>
+          </w:tcPr>
+          <w:p>
+            <w:pPr>
+              <w:spacing w:after="0" w:line="240" w:lineRule="auto"/>
+              <w:rPr>
+                <w:rFonts w:ascii="Times New Roman" w:hAnsi="Times New Roman" w:cs="Times New Roman"/>
+                <w:sz w:val="24"/>
+                <w:szCs w:val="24"/>
+              </w:rPr>
+            </w:pPr>
+            <w:r>
+              <w:rPr>
+                <w:rFonts w:ascii="Times New Roman" w:hAnsi="Times New Roman" w:cs="Times New Roman"/>
+                <w:sz w:val="24"/>
+                <w:szCs w:val="24"/>
+              </w:rPr>
+              <w:t>401</w:t>
+            </w:r>
+          </w:p>
+        </w:tc>
+        <w:tc>
+          <w:tcPr>
+            <w:tcW w:w="2700" w:type="dxa"/>
+            <w:tcBorders>
+              <w:top w:val="single" w:sz="4" w:space="0" w:color="808080"/>
+              <w:left w:val="single" w:sz="4" w:space="0" w:color="808080"/>
+              <w:bottom w:val="single" w:sz="4" w:space="0" w:color="808080"/>
+              <w:right w:val="single" w:sz="4" w:space="0" w:color="808080"/>
+            </w:tcBorders>
+            <w:tcMar>
+              <w:top w:w="60" w:type="dxa"/>
+              <w:left w:w="100" w:type="dxa"/>
+              <w:bottom w:w="60" w:type="dxa"/>
+              <w:right w:w="100" w:type="dxa"/>
+            </w:tcMar>
+          </w:tcPr>
+          <w:p>
+            <w:pPr>
+              <w:spacing w:after="0" w:line="240" w:lineRule="auto"/>
+              <w:rPr>
+                <w:rFonts w:ascii="Times New Roman" w:hAnsi="Times New Roman" w:cs="Times New Roman"/>
+                <w:sz w:val="24"/>
+                <w:szCs w:val="24"/>
+              </w:rPr>
+            </w:pPr>
+            <w:r>
+              <w:rPr>
+                <w:rFonts w:ascii="Times New Roman" w:hAnsi="Times New Roman" w:cs="Times New Roman"/>
+                <w:sz w:val="24"/>
+                <w:szCs w:val="24"/>
+              </w:rPr>
+              <w:t>INVALID_CREDENTIALS</w:t>
+            </w:r>
+          </w:p>
+        </w:tc>
+        <w:tc>
+          <w:tcPr>
+            <w:tcW w:w="2900" w:type="dxa"/>
+            <w:tcBorders>
+              <w:top w:val="single" w:sz="4" w:space="0" w:color="808080"/>
+              <w:left w:val="single" w:sz="4" w:space="0" w:color="808080"/>
+              <w:bottom w:val="single" w:sz="4" w:space="0" w:color="808080"/>
+              <w:right w:val="single" w:sz="4" w:space="0" w:color="808080"/>
+            </w:tcBorders>
+            <w:tcMar>
+              <w:top w:w="60" w:type="dxa"/>
+              <w:left w:w="100" w:type="dxa"/>
+              <w:bottom w:w="60" w:type="dxa"/>
+              <w:right w:w="100" w:type="dxa"/>
+            </w:tcMar>
+          </w:tcPr>
+          <w:p>
+            <w:pPr>
+              <w:spacing w:after="0" w:line="240" w:lineRule="auto"/>
+              <w:rPr>
+                <w:rFonts w:ascii="Times New Roman" w:hAnsi="Times New Roman" w:cs="Times New Roman"/>
+                <w:sz w:val="24"/>
+                <w:szCs w:val="24"/>
+              </w:rPr>
+            </w:pPr>
+            <w:r>
+              <w:rPr>
+                <w:rFonts w:ascii="Times New Roman" w:hAnsi="Times New Roman" w:cs="Times New Roman"/>
+                <w:sz w:val="24"/>
+                <w:szCs w:val="24"/>
+              </w:rPr>
+              <w:t>Неверный логин или пароль</w:t>
+            </w:r>
+          </w:p>
+        </w:tc>
+        <w:tc>
+          <w:tcPr>
+            <w:tcW w:w="3055" w:type="dxa"/>
+            <w:tcBorders>
+              <w:top w:val="single" w:sz="4" w:space="0" w:color="808080"/>
+              <w:left w:val="single" w:sz="4" w:space="0" w:color="808080"/>
+              <w:bottom w:val="single" w:sz="4" w:space="0" w:color="808080"/>
+              <w:right w:val="single" w:sz="4" w:space="0" w:color="808080"/>
+            </w:tcBorders>
+            <w:tcMar>
+              <w:top w:w="60" w:type="dxa"/>
+              <w:left w:w="100" w:type="dxa"/>
+              <w:bottom w:w="60" w:type="dxa"/>
+              <w:right w:w="100" w:type="dxa"/>
+            </w:tcMar>
+          </w:tcPr>
+          <w:p>
+            <w:pPr>
+              <w:spacing w:after="0" w:line="240" w:lineRule="auto"/>
+              <w:rPr>
+                <w:rFonts w:ascii="Times New Roman" w:hAnsi="Times New Roman" w:cs="Times New Roman"/>
+                <w:sz w:val="24"/>
+                <w:szCs w:val="24"/>
+              </w:rPr>
+            </w:pPr>
+            <w:r>
+              <w:rPr>
+                <w:rFonts w:ascii="Times New Roman" w:hAnsi="Times New Roman" w:cs="Times New Roman"/>
+                <w:sz w:val="24"/>
+                <w:szCs w:val="24"/>
+              </w:rPr>
+              <w:t>Сообщение на экране входа</w:t>
+            </w:r>
+          </w:p>
+        </w:tc>
+      </w:tr>
+      <w:tr>
+        <w:tblPrEx>
+          <w:tblCellMar>
+            <w:top w:w="0" w:type="dxa"/>
+            <w:bottom w:w="0" w:type="dxa"/>
+          </w:tblCellMar>
+        </w:tblPrEx>
+        <w:tc>
+          <w:tcPr>
+            <w:tcW w:w="700" w:type="dxa"/>
+            <w:tcBorders>
+              <w:top w:val="single" w:sz="4" w:space="0" w:color="808080"/>
+              <w:left w:val="single" w:sz="4" w:space="0" w:color="808080"/>
+              <w:bottom w:val="single" w:sz="4" w:space="0" w:color="808080"/>
+              <w:right w:val="single" w:sz="4" w:space="0" w:color="808080"/>
+            </w:tcBorders>
+            <w:tcMar>
+              <w:top w:w="60" w:type="dxa"/>
+              <w:left w:w="100" w:type="dxa"/>
+              <w:bottom w:w="60" w:type="dxa"/>
+              <w:right w:w="100" w:type="dxa"/>
+            </w:tcMar>
+          </w:tcPr>
+          <w:p>
+            <w:pPr>
+              <w:spacing w:after="0" w:line="240" w:lineRule="auto"/>
+              <w:rPr>
+                <w:rFonts w:ascii="Times New Roman" w:hAnsi="Times New Roman" w:cs="Times New Roman"/>
+                <w:sz w:val="24"/>
+                <w:szCs w:val="24"/>
+              </w:rPr>
+            </w:pPr>
+            <w:r>
+              <w:rPr>
+                <w:rFonts w:ascii="Times New Roman" w:hAnsi="Times New Roman" w:cs="Times New Roman"/>
+                <w:sz w:val="24"/>
+                <w:szCs w:val="24"/>
+              </w:rPr>
+              <w:t>401</w:t>
+            </w:r>
+          </w:p>
+        </w:tc>
+        <w:tc>
+          <w:tcPr>
+            <w:tcW w:w="2700" w:type="dxa"/>
+            <w:tcBorders>
+              <w:top w:val="single" w:sz="4" w:space="0" w:color="808080"/>
+              <w:left w:val="single" w:sz="4" w:space="0" w:color="808080"/>
+              <w:bottom w:val="single" w:sz="4" w:space="0" w:color="808080"/>
+              <w:right w:val="single" w:sz="4" w:space="0" w:color="808080"/>
+            </w:tcBorders>
+            <w:tcMar>
+              <w:top w:w="60" w:type="dxa"/>
+              <w:left w:w="100" w:type="dxa"/>
+              <w:bottom w:w="60" w:type="dxa"/>
+              <w:right w:w="100" w:type="dxa"/>
+            </w:tcMar>
+          </w:tcPr>
+          <w:p>
+            <w:pPr>
+              <w:spacing w:after="0" w:line="240" w:lineRule="auto"/>
+              <w:rPr>
+                <w:rFonts w:ascii="Times New Roman" w:hAnsi="Times New Roman" w:cs="Times New Roman"/>
+                <w:sz w:val="24"/>
+                <w:szCs w:val="24"/>
+              </w:rPr>
+            </w:pPr>
+            <w:r>
+              <w:rPr>
+                <w:rFonts w:ascii="Times New Roman" w:hAnsi="Times New Roman" w:cs="Times New Roman"/>
+                <w:sz w:val="24"/>
+                <w:szCs w:val="24"/>
+              </w:rPr>
+              <w:t>TOKEN_EXPIRED</w:t>
+            </w:r>
+          </w:p>
+        </w:tc>
+        <w:tc>
+          <w:tcPr>
+            <w:tcW w:w="2900" w:type="dxa"/>
+            <w:tcBorders>
+              <w:top w:val="single" w:sz="4" w:space="0" w:color="808080"/>
+              <w:left w:val="single" w:sz="4" w:space="0" w:color="808080"/>
+              <w:bottom w:val="single" w:sz="4" w:space="0" w:color="808080"/>
+              <w:right w:val="single" w:sz="4" w:space="0" w:color="808080"/>
+            </w:tcBorders>
+            <w:tcMar>
+              <w:top w:w="60" w:type="dxa"/>
+              <w:left w:w="100" w:type="dxa"/>
+              <w:bottom w:w="60" w:type="dxa"/>
+              <w:right w:w="100" w:type="dxa"/>
+            </w:tcMar>
+          </w:tcPr>
+          <w:p>
+            <w:pPr>
+              <w:spacing w:after="0" w:line="240" w:lineRule="auto"/>
+              <w:rPr>
+                <w:rFonts w:ascii="Times New Roman" w:hAnsi="Times New Roman" w:cs="Times New Roman"/>
+                <w:sz w:val="24"/>
+                <w:szCs w:val="24"/>
+              </w:rPr>
+            </w:pPr>
+            <w:r>
+              <w:rPr>
+                <w:rFonts w:ascii="Times New Roman" w:hAnsi="Times New Roman" w:cs="Times New Roman"/>
+                <w:sz w:val="24"/>
+                <w:szCs w:val="24"/>
+              </w:rPr>
+              <w:t>Access-токен истёк</w:t>
+            </w:r>
+          </w:p>
+        </w:tc>
+        <w:tc>
+          <w:tcPr>
+            <w:tcW w:w="3055" w:type="dxa"/>
+            <w:tcBorders>
+              <w:top w:val="single" w:sz="4" w:space="0" w:color="808080"/>
+              <w:left w:val="single" w:sz="4" w:space="0" w:color="808080"/>
+              <w:bottom w:val="single" w:sz="4" w:space="0" w:color="808080"/>
+              <w:right w:val="single" w:sz="4" w:space="0" w:color="808080"/>
+            </w:tcBorders>
+            <w:tcMar>
+              <w:top w:w="60" w:type="dxa"/>
+              <w:left w:w="100" w:type="dxa"/>
+              <w:bottom w:w="60" w:type="dxa"/>
+              <w:right w:w="100" w:type="dxa"/>
+            </w:tcMar>
+          </w:tcPr>
+          <w:p>
+            <w:pPr>
+              <w:spacing w:after="0" w:line="240" w:lineRule="auto"/>
+              <w:rPr>
+                <w:rFonts w:ascii="Times New Roman" w:hAnsi="Times New Roman" w:cs="Times New Roman"/>
+                <w:sz w:val="24"/>
+                <w:szCs w:val="24"/>
+              </w:rPr>
+            </w:pPr>
+            <w:r>
+              <w:rPr>
+                <w:rFonts w:ascii="Times New Roman" w:hAnsi="Times New Roman" w:cs="Times New Roman"/>
+                <w:sz w:val="24"/>
+                <w:szCs w:val="24"/>
+              </w:rPr>
+              <w:t>Один раз обновить токен и повторить запрос</w:t>
+            </w:r>
+          </w:p>
+        </w:tc>
+      </w:tr>
+      <w:tr>
+        <w:tblPrEx>
+          <w:tblCellMar>
+            <w:top w:w="0" w:type="dxa"/>
+            <w:bottom w:w="0" w:type="dxa"/>
+          </w:tblCellMar>
+        </w:tblPrEx>
+        <w:tc>
+          <w:tcPr>
+            <w:tcW w:w="700" w:type="dxa"/>
+            <w:tcBorders>
+              <w:top w:val="single" w:sz="4" w:space="0" w:color="808080"/>
+              <w:left w:val="single" w:sz="4" w:space="0" w:color="808080"/>
+              <w:bottom w:val="single" w:sz="4" w:space="0" w:color="808080"/>
+              <w:right w:val="single" w:sz="4" w:space="0" w:color="808080"/>
+            </w:tcBorders>
+            <w:tcMar>
+              <w:top w:w="60" w:type="dxa"/>
+              <w:left w:w="100" w:type="dxa"/>
+              <w:bottom w:w="60" w:type="dxa"/>
+              <w:right w:w="100" w:type="dxa"/>
+            </w:tcMar>
+          </w:tcPr>
+          <w:p>
+            <w:pPr>
+              <w:spacing w:after="0" w:line="240" w:lineRule="auto"/>
+              <w:rPr>
+                <w:rFonts w:ascii="Times New Roman" w:hAnsi="Times New Roman" w:cs="Times New Roman"/>
+                <w:sz w:val="24"/>
+                <w:szCs w:val="24"/>
+              </w:rPr>
+            </w:pPr>
+            <w:r>
+              <w:rPr>
+                <w:rFonts w:ascii="Times New Roman" w:hAnsi="Times New Roman" w:cs="Times New Roman"/>
+                <w:sz w:val="24"/>
+                <w:szCs w:val="24"/>
+              </w:rPr>
+              <w:t>401</w:t>
+            </w:r>
+          </w:p>
+        </w:tc>
+        <w:tc>
+          <w:tcPr>
+            <w:tcW w:w="2700" w:type="dxa"/>
+            <w:tcBorders>
+              <w:top w:val="single" w:sz="4" w:space="0" w:color="808080"/>
+              <w:left w:val="single" w:sz="4" w:space="0" w:color="808080"/>
+              <w:bottom w:val="single" w:sz="4" w:space="0" w:color="808080"/>
+              <w:right w:val="single" w:sz="4" w:space="0" w:color="808080"/>
+            </w:tcBorders>
+            <w:tcMar>
+              <w:top w:w="60" w:type="dxa"/>
+              <w:left w:w="100" w:type="dxa"/>
+              <w:bottom w:w="60" w:type="dxa"/>
+              <w:right w:w="100" w:type="dxa"/>
+            </w:tcMar>
+          </w:tcPr>
+          <w:p>
+            <w:pPr>
+              <w:spacing w:after="0" w:line="240" w:lineRule="auto"/>
+              <w:rPr>
+                <w:rFonts w:ascii="Times New Roman" w:hAnsi="Times New Roman" w:cs="Times New Roman"/>
+                <w:sz w:val="24"/>
+                <w:szCs w:val="24"/>
+              </w:rPr>
+            </w:pPr>
+            <w:r>
+              <w:rPr>
+                <w:rFonts w:ascii="Times New Roman" w:hAnsi="Times New Roman" w:cs="Times New Roman"/>
+                <w:sz w:val="24"/>
+                <w:szCs w:val="24"/>
+              </w:rPr>
+              <w:t>INVALID_TOKEN</w:t>
+            </w:r>
+          </w:p>
+        </w:tc>
+        <w:tc>
+          <w:tcPr>
+            <w:tcW w:w="2900" w:type="dxa"/>
+            <w:tcBorders>
+              <w:top w:val="single" w:sz="4" w:space="0" w:color="808080"/>
+              <w:left w:val="single" w:sz="4" w:space="0" w:color="808080"/>
+              <w:bottom w:val="single" w:sz="4" w:space="0" w:color="808080"/>
+              <w:right w:val="single" w:sz="4" w:space="0" w:color="808080"/>
+            </w:tcBorders>
+            <w:tcMar>
+              <w:top w:w="60" w:type="dxa"/>
+              <w:left w:w="100" w:type="dxa"/>
+              <w:bottom w:w="60" w:type="dxa"/>
+              <w:right w:w="100" w:type="dxa"/>
+            </w:tcMar>
+          </w:tcPr>
+          <w:p>
+            <w:pPr>
+              <w:spacing w:after="0" w:line="240" w:lineRule="auto"/>
+              <w:rPr>
+                <w:rFonts w:ascii="Times New Roman" w:hAnsi="Times New Roman" w:cs="Times New Roman"/>
+                <w:sz w:val="24"/>
+                <w:szCs w:val="24"/>
+              </w:rPr>
+            </w:pPr>
+            <w:r>
+              <w:rPr>
+                <w:rFonts w:ascii="Times New Roman" w:hAnsi="Times New Roman" w:cs="Times New Roman"/>
+                <w:sz w:val="24"/>
+                <w:szCs w:val="24"/>
+              </w:rPr>
+              <w:t>Токен подделан или refresh уже использован</w:t>
+            </w:r>
+          </w:p>
+        </w:tc>
+        <w:tc>
+          <w:tcPr>
+            <w:tcW w:w="3055" w:type="dxa"/>
+            <w:tcBorders>
+              <w:top w:val="single" w:sz="4" w:space="0" w:color="808080"/>
+              <w:left w:val="single" w:sz="4" w:space="0" w:color="808080"/>
+              <w:bottom w:val="single" w:sz="4" w:space="0" w:color="808080"/>
+              <w:right w:val="single" w:sz="4" w:space="0" w:color="808080"/>
+            </w:tcBorders>
+            <w:tcMar>
+              <w:top w:w="60" w:type="dxa"/>
+              <w:left w:w="100" w:type="dxa"/>
+              <w:bottom w:w="60" w:type="dxa"/>
+              <w:right w:w="100" w:type="dxa"/>
+            </w:tcMar>
+          </w:tcPr>
+          <w:p>
+            <w:pPr>
+              <w:spacing w:after="0" w:line="240" w:lineRule="auto"/>
+              <w:rPr>
+                <w:rFonts w:ascii="Times New Roman" w:hAnsi="Times New Roman" w:cs="Times New Roman"/>
+                <w:sz w:val="24"/>
+                <w:szCs w:val="24"/>
+              </w:rPr>
+            </w:pPr>
+            <w:r>
+              <w:rPr>
+                <w:rFonts w:ascii="Times New Roman" w:hAnsi="Times New Roman" w:cs="Times New Roman"/>
+                <w:sz w:val="24"/>
+                <w:szCs w:val="24"/>
+              </w:rPr>
+              <w:t>Выход, экран входа: «Сессия истекла, войдите снова»</w:t>
+            </w:r>
+          </w:p>
+        </w:tc>
+      </w:tr>
+      <w:tr>
+        <w:tblPrEx>
+          <w:tblCellMar>
+            <w:top w:w="0" w:type="dxa"/>
+            <w:bottom w:w="0" w:type="dxa"/>
+          </w:tblCellMar>
+        </w:tblPrEx>
+        <w:tc>
+          <w:tcPr>
+            <w:tcW w:w="700" w:type="dxa"/>
+            <w:tcBorders>
+              <w:top w:val="single" w:sz="4" w:space="0" w:color="808080"/>
+              <w:left w:val="single" w:sz="4" w:space="0" w:color="808080"/>
+              <w:bottom w:val="single" w:sz="4" w:space="0" w:color="808080"/>
+              <w:right w:val="single" w:sz="4" w:space="0" w:color="808080"/>
+            </w:tcBorders>
+            <w:tcMar>
+              <w:top w:w="60" w:type="dxa"/>
+              <w:left w:w="100" w:type="dxa"/>
+              <w:bottom w:w="60" w:type="dxa"/>
+              <w:right w:w="100" w:type="dxa"/>
+            </w:tcMar>
+          </w:tcPr>
+          <w:p>
+            <w:pPr>
+              <w:spacing w:after="0" w:line="240" w:lineRule="auto"/>
+              <w:rPr>
+                <w:rFonts w:ascii="Times New Roman" w:hAnsi="Times New Roman" w:cs="Times New Roman"/>
+                <w:sz w:val="24"/>
+                <w:szCs w:val="24"/>
+              </w:rPr>
+            </w:pPr>
+            <w:r>
+              <w:rPr>
+                <w:rFonts w:ascii="Times New Roman" w:hAnsi="Times New Roman" w:cs="Times New Roman"/>
+                <w:sz w:val="24"/>
+                <w:szCs w:val="24"/>
+              </w:rPr>
+              <w:t>403</w:t>
+            </w:r>
+          </w:p>
+        </w:tc>
+        <w:tc>
+          <w:tcPr>
+            <w:tcW w:w="2700" w:type="dxa"/>
+            <w:tcBorders>
+              <w:top w:val="single" w:sz="4" w:space="0" w:color="808080"/>
+              <w:left w:val="single" w:sz="4" w:space="0" w:color="808080"/>
+              <w:bottom w:val="single" w:sz="4" w:space="0" w:color="808080"/>
+              <w:right w:val="single" w:sz="4" w:space="0" w:color="808080"/>
+            </w:tcBorders>
+            <w:tcMar>
+              <w:top w:w="60" w:type="dxa"/>
+              <w:left w:w="100" w:type="dxa"/>
+              <w:bottom w:w="60" w:type="dxa"/>
+              <w:right w:w="100" w:type="dxa"/>
+            </w:tcMar>
+          </w:tcPr>
+          <w:p>
+            <w:pPr>
+              <w:spacing w:after="0" w:line="240" w:lineRule="auto"/>
+              <w:rPr>
+                <w:rFonts w:ascii="Times New Roman" w:hAnsi="Times New Roman" w:cs="Times New Roman"/>
+                <w:sz w:val="24"/>
+                <w:szCs w:val="24"/>
+              </w:rPr>
+            </w:pPr>
+            <w:r>
+              <w:rPr>
+                <w:rFonts w:ascii="Times New Roman" w:hAnsi="Times New Roman" w:cs="Times New Roman"/>
+                <w:sz w:val="24"/>
+                <w:szCs w:val="24"/>
+              </w:rPr>
+              <w:t>FORBIDDEN</w:t>
+            </w:r>
+          </w:p>
+        </w:tc>
+        <w:tc>
+          <w:tcPr>
+            <w:tcW w:w="2900" w:type="dxa"/>
+            <w:tcBorders>
+              <w:top w:val="single" w:sz="4" w:space="0" w:color="808080"/>
+              <w:left w:val="single" w:sz="4" w:space="0" w:color="808080"/>
+              <w:bottom w:val="single" w:sz="4" w:space="0" w:color="808080"/>
+              <w:right w:val="single" w:sz="4" w:space="0" w:color="808080"/>
+            </w:tcBorders>
+            <w:tcMar>
+              <w:top w:w="60" w:type="dxa"/>
+              <w:left w:w="100" w:type="dxa"/>
+              <w:bottom w:w="60" w:type="dxa"/>
+              <w:right w:w="100" w:type="dxa"/>
+            </w:tcMar>
+          </w:tcPr>
+          <w:p>
+            <w:pPr>
+              <w:spacing w:after="0" w:line="240" w:lineRule="auto"/>
+              <w:rPr>
+                <w:rFonts w:ascii="Times New Roman" w:hAnsi="Times New Roman" w:cs="Times New Roman"/>
+                <w:sz w:val="24"/>
+                <w:szCs w:val="24"/>
+              </w:rPr>
+            </w:pPr>
+            <w:r>
+              <w:rPr>
+                <w:rFonts w:ascii="Times New Roman" w:hAnsi="Times New Roman" w:cs="Times New Roman"/>
+                <w:sz w:val="24"/>
+                <w:szCs w:val="24"/>
+              </w:rPr>
+              <w:t>Роль не разрешает действие</w:t>
+            </w:r>
+          </w:p>
+        </w:tc>
+        <w:tc>
+          <w:tcPr>
+            <w:tcW w:w="3055" w:type="dxa"/>
+            <w:tcBorders>
+              <w:top w:val="single" w:sz="4" w:space="0" w:color="808080"/>
+              <w:left w:val="single" w:sz="4" w:space="0" w:color="808080"/>
+              <w:bottom w:val="single" w:sz="4" w:space="0" w:color="808080"/>
+              <w:right w:val="single" w:sz="4" w:space="0" w:color="808080"/>
+            </w:tcBorders>
+            <w:tcMar>
+              <w:top w:w="60" w:type="dxa"/>
+              <w:left w:w="100" w:type="dxa"/>
+              <w:bottom w:w="60" w:type="dxa"/>
+              <w:right w:w="100" w:type="dxa"/>
+            </w:tcMar>
+          </w:tcPr>
+          <w:p>
+            <w:pPr>
+              <w:spacing w:after="0" w:line="240" w:lineRule="auto"/>
+              <w:rPr>
+                <w:rFonts w:ascii="Times New Roman" w:hAnsi="Times New Roman" w:cs="Times New Roman"/>
+                <w:sz w:val="24"/>
+                <w:szCs w:val="24"/>
+              </w:rPr>
+            </w:pPr>
+            <w:r>
+              <w:rPr>
+                <w:rFonts w:ascii="Times New Roman" w:hAnsi="Times New Roman" w:cs="Times New Roman"/>
+                <w:sz w:val="24"/>
+                <w:szCs w:val="24"/>
+              </w:rPr>
+              <w:t>Показать «Недостаточно прав»</w:t>
+            </w:r>
+          </w:p>
+        </w:tc>
+      </w:tr>
+      <w:tr>
+        <w:tblPrEx>
+          <w:tblCellMar>
+            <w:top w:w="0" w:type="dxa"/>
+            <w:bottom w:w="0" w:type="dxa"/>
+          </w:tblCellMar>
+        </w:tblPrEx>
+        <w:tc>
+          <w:tcPr>
+            <w:tcW w:w="700" w:type="dxa"/>
+            <w:tcBorders>
+              <w:top w:val="single" w:sz="4" w:space="0" w:color="808080"/>
+              <w:left w:val="single" w:sz="4" w:space="0" w:color="808080"/>
+              <w:bottom w:val="single" w:sz="4" w:space="0" w:color="808080"/>
+              <w:right w:val="single" w:sz="4" w:space="0" w:color="808080"/>
+            </w:tcBorders>
+            <w:tcMar>
+              <w:top w:w="60" w:type="dxa"/>
+              <w:left w:w="100" w:type="dxa"/>
+              <w:bottom w:w="60" w:type="dxa"/>
+              <w:right w:w="100" w:type="dxa"/>
+            </w:tcMar>
+          </w:tcPr>
+          <w:p>
+            <w:pPr>
+              <w:spacing w:after="0" w:line="240" w:lineRule="auto"/>
+              <w:rPr>
+                <w:rFonts w:ascii="Times New Roman" w:hAnsi="Times New Roman" w:cs="Times New Roman"/>
+                <w:sz w:val="24"/>
+                <w:szCs w:val="24"/>
+              </w:rPr>
+            </w:pPr>
+            <w:r>
+              <w:rPr>
+                <w:rFonts w:ascii="Times New Roman" w:hAnsi="Times New Roman" w:cs="Times New Roman"/>
+                <w:sz w:val="24"/>
+                <w:szCs w:val="24"/>
+              </w:rPr>
+              <w:t>404</w:t>
+            </w:r>
+          </w:p>
+        </w:tc>
+        <w:tc>
+          <w:tcPr>
+            <w:tcW w:w="2700" w:type="dxa"/>
+            <w:tcBorders>
+              <w:top w:val="single" w:sz="4" w:space="0" w:color="808080"/>
+              <w:left w:val="single" w:sz="4" w:space="0" w:color="808080"/>
+              <w:bottom w:val="single" w:sz="4" w:space="0" w:color="808080"/>
+              <w:right w:val="single" w:sz="4" w:space="0" w:color="808080"/>
+            </w:tcBorders>
+            <w:tcMar>
+              <w:top w:w="60" w:type="dxa"/>
+              <w:left w:w="100" w:type="dxa"/>
+              <w:bottom w:w="60" w:type="dxa"/>
+              <w:right w:w="100" w:type="dxa"/>
+            </w:tcMar>
+          </w:tcPr>
+          <w:p>
+            <w:pPr>
+              <w:spacing w:after="0" w:line="240" w:lineRule="auto"/>
+              <w:rPr>
+                <w:rFonts w:ascii="Times New Roman" w:hAnsi="Times New Roman" w:cs="Times New Roman"/>
+                <w:sz w:val="24"/>
+                <w:szCs w:val="24"/>
+              </w:rPr>
+            </w:pPr>
+            <w:r>
+              <w:rPr>
+                <w:rFonts w:ascii="Times New Roman" w:hAnsi="Times New Roman" w:cs="Times New Roman"/>
+                <w:sz w:val="24"/>
+                <w:szCs w:val="24"/>
+              </w:rPr>
+              <w:t>NOT_FOUND</w:t>
+            </w:r>
+          </w:p>
+        </w:tc>
+        <w:tc>
+          <w:tcPr>
+            <w:tcW w:w="2900" w:type="dxa"/>
+            <w:tcBorders>
+              <w:top w:val="single" w:sz="4" w:space="0" w:color="808080"/>
+              <w:left w:val="single" w:sz="4" w:space="0" w:color="808080"/>
+              <w:bottom w:val="single" w:sz="4" w:space="0" w:color="808080"/>
+              <w:right w:val="single" w:sz="4" w:space="0" w:color="808080"/>
+            </w:tcBorders>
+            <w:tcMar>
+              <w:top w:w="60" w:type="dxa"/>
+              <w:left w:w="100" w:type="dxa"/>
+              <w:bottom w:w="60" w:type="dxa"/>
+              <w:right w:w="100" w:type="dxa"/>
+            </w:tcMar>
+          </w:tcPr>
+          <w:p>
+            <w:pPr>
+              <w:spacing w:after="0" w:line="240" w:lineRule="auto"/>
+              <w:rPr>
+                <w:rFonts w:ascii="Times New Roman" w:hAnsi="Times New Roman" w:cs="Times New Roman"/>
+                <w:sz w:val="24"/>
+                <w:szCs w:val="24"/>
+              </w:rPr>
+            </w:pPr>
+            <w:r>
+              <w:rPr>
+                <w:rFonts w:ascii="Times New Roman" w:hAnsi="Times New Roman" w:cs="Times New Roman"/>
+                <w:sz w:val="24"/>
+                <w:szCs w:val="24"/>
+              </w:rPr>
+              <w:t>Ресурс не существует</w:t>
+            </w:r>
+          </w:p>
+        </w:tc>
+        <w:tc>
+          <w:tcPr>
+            <w:tcW w:w="3055" w:type="dxa"/>
+            <w:tcBorders>
+              <w:top w:val="single" w:sz="4" w:space="0" w:color="808080"/>
+              <w:left w:val="single" w:sz="4" w:space="0" w:color="808080"/>
+              <w:bottom w:val="single" w:sz="4" w:space="0" w:color="808080"/>
+              <w:right w:val="single" w:sz="4" w:space="0" w:color="808080"/>
+            </w:tcBorders>
+            <w:tcMar>
+              <w:top w:w="60" w:type="dxa"/>
+              <w:left w:w="100" w:type="dxa"/>
+              <w:bottom w:w="60" w:type="dxa"/>
+              <w:right w:w="100" w:type="dxa"/>
+            </w:tcMar>
+          </w:tcPr>
+          <w:p>
+            <w:pPr>
+              <w:spacing w:after="0" w:line="240" w:lineRule="auto"/>
+              <w:rPr>
+                <w:rFonts w:ascii="Times New Roman" w:hAnsi="Times New Roman" w:cs="Times New Roman"/>
+                <w:sz w:val="24"/>
+                <w:szCs w:val="24"/>
+              </w:rPr>
+            </w:pPr>
+            <w:r>
+              <w:rPr>
+                <w:rFonts w:ascii="Times New Roman" w:hAnsi="Times New Roman" w:cs="Times New Roman"/>
+                <w:sz w:val="24"/>
+                <w:szCs w:val="24"/>
+              </w:rPr>
+              <w:t>Показать сообщение, обновить список</w:t>
+            </w:r>
+          </w:p>
+        </w:tc>
+      </w:tr>
+      <w:tr>
+        <w:tblPrEx>
+          <w:tblCellMar>
+            <w:top w:w="0" w:type="dxa"/>
+            <w:bottom w:w="0" w:type="dxa"/>
+          </w:tblCellMar>
+        </w:tblPrEx>
+        <w:tc>
+          <w:tcPr>
+            <w:tcW w:w="700" w:type="dxa"/>
+            <w:tcBorders>
+              <w:top w:val="single" w:sz="4" w:space="0" w:color="808080"/>
+              <w:left w:val="single" w:sz="4" w:space="0" w:color="808080"/>
+              <w:bottom w:val="single" w:sz="4" w:space="0" w:color="808080"/>
+              <w:right w:val="single" w:sz="4" w:space="0" w:color="808080"/>
+            </w:tcBorders>
+            <w:tcMar>
+              <w:top w:w="60" w:type="dxa"/>
+              <w:left w:w="100" w:type="dxa"/>
+              <w:bottom w:w="60" w:type="dxa"/>
+              <w:right w:w="100" w:type="dxa"/>
+            </w:tcMar>
+          </w:tcPr>
+          <w:p>
+            <w:pPr>
+              <w:spacing w:after="0" w:line="240" w:lineRule="auto"/>
+              <w:rPr>
+                <w:rFonts w:ascii="Times New Roman" w:hAnsi="Times New Roman" w:cs="Times New Roman"/>
+                <w:sz w:val="24"/>
+                <w:szCs w:val="24"/>
+              </w:rPr>
+            </w:pPr>
+            <w:r>
+              <w:rPr>
+                <w:rFonts w:ascii="Times New Roman" w:hAnsi="Times New Roman" w:cs="Times New Roman"/>
+                <w:sz w:val="24"/>
+                <w:szCs w:val="24"/>
+              </w:rPr>
+              <w:t>409</w:t>
+            </w:r>
+          </w:p>
+        </w:tc>
+        <w:tc>
+          <w:tcPr>
+            <w:tcW w:w="2700" w:type="dxa"/>
+            <w:tcBorders>
+              <w:top w:val="single" w:sz="4" w:space="0" w:color="808080"/>
+              <w:left w:val="single" w:sz="4" w:space="0" w:color="808080"/>
+              <w:bottom w:val="single" w:sz="4" w:space="0" w:color="808080"/>
+              <w:right w:val="single" w:sz="4" w:space="0" w:color="808080"/>
+            </w:tcBorders>
+            <w:tcMar>
+              <w:top w:w="60" w:type="dxa"/>
+              <w:left w:w="100" w:type="dxa"/>
+              <w:bottom w:w="60" w:type="dxa"/>
+              <w:right w:w="100" w:type="dxa"/>
+            </w:tcMar>
+          </w:tcPr>
+          <w:p>
+            <w:pPr>
+              <w:spacing w:after="0" w:line="240" w:lineRule="auto"/>
+              <w:rPr>
+                <w:rFonts w:ascii="Times New Roman" w:hAnsi="Times New Roman" w:cs="Times New Roman"/>
+                <w:sz w:val="24"/>
+                <w:szCs w:val="24"/>
+              </w:rPr>
+            </w:pPr>
+            <w:r>
+              <w:rPr>
+                <w:rFonts w:ascii="Times New Roman" w:hAnsi="Times New Roman" w:cs="Times New Roman"/>
+                <w:sz w:val="24"/>
+                <w:szCs w:val="24"/>
+              </w:rPr>
+              <w:t>DEFECT_ID_CONFLICT</w:t>
+            </w:r>
+          </w:p>
+        </w:tc>
+        <w:tc>
+          <w:tcPr>
+            <w:tcW w:w="2900" w:type="dxa"/>
+            <w:tcBorders>
+              <w:top w:val="single" w:sz="4" w:space="0" w:color="808080"/>
+              <w:left w:val="single" w:sz="4" w:space="0" w:color="808080"/>
+              <w:bottom w:val="single" w:sz="4" w:space="0" w:color="808080"/>
+              <w:right w:val="single" w:sz="4" w:space="0" w:color="808080"/>
+            </w:tcBorders>
+            <w:tcMar>
+              <w:top w:w="60" w:type="dxa"/>
+              <w:left w:w="100" w:type="dxa"/>
+              <w:bottom w:w="60" w:type="dxa"/>
+              <w:right w:w="100" w:type="dxa"/>
+            </w:tcMar>
+          </w:tcPr>
+          <w:p>
+            <w:pPr>
+              <w:spacing w:after="0" w:line="240" w:lineRule="auto"/>
+              <w:rPr>
+                <w:rFonts w:ascii="Times New Roman" w:hAnsi="Times New Roman" w:cs="Times New Roman"/>
+                <w:sz w:val="24"/>
+                <w:szCs w:val="24"/>
+              </w:rPr>
+            </w:pPr>
+            <w:r>
+              <w:rPr>
+                <w:rFonts w:ascii="Times New Roman" w:hAnsi="Times New Roman" w:cs="Times New Roman"/>
+                <w:sz w:val="24"/>
+                <w:szCs w:val="24"/>
+              </w:rPr>
+              <w:t>Код неисправности занят записью другого пользователя</w:t>
+            </w:r>
+          </w:p>
+        </w:tc>
+        <w:tc>
+          <w:tcPr>
+            <w:tcW w:w="3055" w:type="dxa"/>
+            <w:tcBorders>
+              <w:top w:val="single" w:sz="4" w:space="0" w:color="808080"/>
+              <w:left w:val="single" w:sz="4" w:space="0" w:color="808080"/>
+              <w:bottom w:val="single" w:sz="4" w:space="0" w:color="808080"/>
+              <w:right w:val="single" w:sz="4" w:space="0" w:color="808080"/>
+            </w:tcBorders>
+            <w:tcMar>
+              <w:top w:w="60" w:type="dxa"/>
+              <w:left w:w="100" w:type="dxa"/>
+              <w:bottom w:w="60" w:type="dxa"/>
+              <w:right w:w="100" w:type="dxa"/>
+            </w:tcMar>
+          </w:tcPr>
+          <w:p>
+            <w:pPr>
+              <w:spacing w:after="0" w:line="240" w:lineRule="auto"/>
+              <w:rPr>
+                <w:rFonts w:ascii="Times New Roman" w:hAnsi="Times New Roman" w:cs="Times New Roman"/>
+                <w:sz w:val="24"/>
+                <w:szCs w:val="24"/>
+              </w:rPr>
+            </w:pPr>
+            <w:r>
+              <w:rPr>
+                <w:rFonts w:ascii="Times New Roman" w:hAnsi="Times New Roman" w:cs="Times New Roman"/>
+                <w:sz w:val="24"/>
+                <w:szCs w:val="24"/>
+              </w:rPr>
+              <w:t>Пометить запись как ошибочную</w:t>
+            </w:r>
+          </w:p>
+        </w:tc>
+      </w:tr>
+      <w:tr>
+        <w:tblPrEx>
+          <w:tblCellMar>
+            <w:top w:w="0" w:type="dxa"/>
+            <w:bottom w:w="0" w:type="dxa"/>
+          </w:tblCellMar>
+        </w:tblPrEx>
+        <w:tc>
+          <w:tcPr>
+            <w:tcW w:w="700" w:type="dxa"/>
+            <w:tcBorders>
+              <w:top w:val="single" w:sz="4" w:space="0" w:color="808080"/>
+              <w:left w:val="single" w:sz="4" w:space="0" w:color="808080"/>
+              <w:bottom w:val="single" w:sz="4" w:space="0" w:color="808080"/>
+              <w:right w:val="single" w:sz="4" w:space="0" w:color="808080"/>
+            </w:tcBorders>
+            <w:tcMar>
+              <w:top w:w="60" w:type="dxa"/>
+              <w:left w:w="100" w:type="dxa"/>
+              <w:bottom w:w="60" w:type="dxa"/>
+              <w:right w:w="100" w:type="dxa"/>
+            </w:tcMar>
+          </w:tcPr>
+          <w:p>
+            <w:pPr>
+              <w:spacing w:after="0" w:line="240" w:lineRule="auto"/>
+              <w:rPr>
+                <w:rFonts w:ascii="Times New Roman" w:hAnsi="Times New Roman" w:cs="Times New Roman"/>
+                <w:sz w:val="24"/>
+                <w:szCs w:val="24"/>
+              </w:rPr>
+            </w:pPr>
+            <w:r>
+              <w:rPr>
+                <w:rFonts w:ascii="Times New Roman" w:hAnsi="Times New Roman" w:cs="Times New Roman"/>
+                <w:sz w:val="24"/>
+                <w:szCs w:val="24"/>
+              </w:rPr>
+              <w:t>409</w:t>
+            </w:r>
+          </w:p>
+        </w:tc>
+        <w:tc>
+          <w:tcPr>
+            <w:tcW w:w="2700" w:type="dxa"/>
+            <w:tcBorders>
+              <w:top w:val="single" w:sz="4" w:space="0" w:color="808080"/>
+              <w:left w:val="single" w:sz="4" w:space="0" w:color="808080"/>
+              <w:bottom w:val="single" w:sz="4" w:space="0" w:color="808080"/>
+              <w:right w:val="single" w:sz="4" w:space="0" w:color="808080"/>
+            </w:tcBorders>
+            <w:tcMar>
+              <w:top w:w="60" w:type="dxa"/>
+              <w:left w:w="100" w:type="dxa"/>
+              <w:bottom w:w="60" w:type="dxa"/>
+              <w:right w:w="100" w:type="dxa"/>
+            </w:tcMar>
+          </w:tcPr>
+          <w:p>
+            <w:pPr>
+              <w:spacing w:after="0" w:line="240" w:lineRule="auto"/>
+              <w:rPr>
+                <w:rFonts w:ascii="Times New Roman" w:hAnsi="Times New Roman" w:cs="Times New Roman"/>
+                <w:sz w:val="24"/>
+                <w:szCs w:val="24"/>
+              </w:rPr>
+            </w:pPr>
+            <w:r>
+              <w:rPr>
+                <w:rFonts w:ascii="Times New Roman" w:hAnsi="Times New Roman" w:cs="Times New Roman"/>
+                <w:sz w:val="24"/>
+                <w:szCs w:val="24"/>
+              </w:rPr>
+              <w:t>INVALID_STATUS_TRANSITION</w:t>
+            </w:r>
+          </w:p>
+        </w:tc>
+        <w:tc>
+          <w:tcPr>
+            <w:tcW w:w="2900" w:type="dxa"/>
+            <w:tcBorders>
+              <w:top w:val="single" w:sz="4" w:space="0" w:color="808080"/>
+              <w:left w:val="single" w:sz="4" w:space="0" w:color="808080"/>
+              <w:bottom w:val="single" w:sz="4" w:space="0" w:color="808080"/>
+              <w:right w:val="single" w:sz="4" w:space="0" w:color="808080"/>
+            </w:tcBorders>
+            <w:tcMar>
+              <w:top w:w="60" w:type="dxa"/>
+              <w:left w:w="100" w:type="dxa"/>
+              <w:bottom w:w="60" w:type="dxa"/>
+              <w:right w:w="100" w:type="dxa"/>
+            </w:tcMar>
+          </w:tcPr>
+          <w:p>
+            <w:pPr>
+              <w:spacing w:after="0" w:line="240" w:lineRule="auto"/>
+              <w:rPr>
+                <w:rFonts w:ascii="Times New Roman" w:hAnsi="Times New Roman" w:cs="Times New Roman"/>
+                <w:sz w:val="24"/>
+                <w:szCs w:val="24"/>
+              </w:rPr>
+            </w:pPr>
+            <w:r>
+              <w:rPr>
+                <w:rFonts w:ascii="Times New Roman" w:hAnsi="Times New Roman" w:cs="Times New Roman"/>
+                <w:sz w:val="24"/>
+                <w:szCs w:val="24"/>
+              </w:rPr>
+              <w:t>Недопустимый переход статуса</w:t>
+            </w:r>
+          </w:p>
+        </w:tc>
+        <w:tc>
+          <w:tcPr>
+            <w:tcW w:w="3055" w:type="dxa"/>
+            <w:tcBorders>
+              <w:top w:val="single" w:sz="4" w:space="0" w:color="808080"/>
+              <w:left w:val="single" w:sz="4" w:space="0" w:color="808080"/>
+              <w:bottom w:val="single" w:sz="4" w:space="0" w:color="808080"/>
+              <w:right w:val="single" w:sz="4" w:space="0" w:color="808080"/>
+            </w:tcBorders>
+            <w:tcMar>
+              <w:top w:w="60" w:type="dxa"/>
+              <w:left w:w="100" w:type="dxa"/>
+              <w:bottom w:w="60" w:type="dxa"/>
+              <w:right w:w="100" w:type="dxa"/>
+            </w:tcMar>
+          </w:tcPr>
+          <w:p>
+            <w:pPr>
+              <w:spacing w:after="0" w:line="240" w:lineRule="auto"/>
+              <w:rPr>
+                <w:rFonts w:ascii="Times New Roman" w:hAnsi="Times New Roman" w:cs="Times New Roman"/>
+                <w:sz w:val="24"/>
+                <w:szCs w:val="24"/>
+              </w:rPr>
+            </w:pPr>
+            <w:r>
+              <w:rPr>
+                <w:rFonts w:ascii="Times New Roman" w:hAnsi="Times New Roman" w:cs="Times New Roman"/>
+                <w:sz w:val="24"/>
+                <w:szCs w:val="24"/>
+              </w:rPr>
+              <w:t>Показать сообщение, обновить карточку с сервера</w:t>
+            </w:r>
+          </w:p>
+        </w:tc>
+      </w:tr>
+      <w:tr>
+        <w:tblPrEx>
+          <w:tblCellMar>
+            <w:top w:w="0" w:type="dxa"/>
+            <w:bottom w:w="0" w:type="dxa"/>
+          </w:tblCellMar>
+        </w:tblPrEx>
+        <w:tc>
+          <w:tcPr>
+            <w:tcW w:w="700" w:type="dxa"/>
+            <w:tcBorders>
+              <w:top w:val="single" w:sz="4" w:space="0" w:color="808080"/>
+              <w:left w:val="single" w:sz="4" w:space="0" w:color="808080"/>
+              <w:bottom w:val="single" w:sz="4" w:space="0" w:color="808080"/>
+              <w:right w:val="single" w:sz="4" w:space="0" w:color="808080"/>
+            </w:tcBorders>
+            <w:tcMar>
+              <w:top w:w="60" w:type="dxa"/>
+              <w:left w:w="100" w:type="dxa"/>
+              <w:bottom w:w="60" w:type="dxa"/>
+              <w:right w:w="100" w:type="dxa"/>
+            </w:tcMar>
+          </w:tcPr>
+          <w:p>
+            <w:pPr>
+              <w:spacing w:after="0" w:line="240" w:lineRule="auto"/>
+              <w:rPr>
+                <w:rFonts w:ascii="Times New Roman" w:hAnsi="Times New Roman" w:cs="Times New Roman"/>
+                <w:sz w:val="24"/>
+                <w:szCs w:val="24"/>
+              </w:rPr>
+            </w:pPr>
+            <w:r>
+              <w:rPr>
+                <w:rFonts w:ascii="Times New Roman" w:hAnsi="Times New Roman" w:cs="Times New Roman"/>
+                <w:sz w:val="24"/>
+                <w:szCs w:val="24"/>
+              </w:rPr>
+              <w:t>413</w:t>
+            </w:r>
+          </w:p>
+        </w:tc>
+        <w:tc>
+          <w:tcPr>
+            <w:tcW w:w="2700" w:type="dxa"/>
+            <w:tcBorders>
+              <w:top w:val="single" w:sz="4" w:space="0" w:color="808080"/>
+              <w:left w:val="single" w:sz="4" w:space="0" w:color="808080"/>
+              <w:bottom w:val="single" w:sz="4" w:space="0" w:color="808080"/>
+              <w:right w:val="single" w:sz="4" w:space="0" w:color="808080"/>
+            </w:tcBorders>
+            <w:tcMar>
+              <w:top w:w="60" w:type="dxa"/>
+              <w:left w:w="100" w:type="dxa"/>
+              <w:bottom w:w="60" w:type="dxa"/>
+              <w:right w:w="100" w:type="dxa"/>
+            </w:tcMar>
+          </w:tcPr>
+          <w:p>
+            <w:pPr>
+              <w:spacing w:after="0" w:line="240" w:lineRule="auto"/>
+              <w:rPr>
+                <w:rFonts w:ascii="Times New Roman" w:hAnsi="Times New Roman" w:cs="Times New Roman"/>
+                <w:sz w:val="24"/>
+                <w:szCs w:val="24"/>
+              </w:rPr>
+            </w:pPr>
+            <w:r>
+              <w:rPr>
+                <w:rFonts w:ascii="Times New Roman" w:hAnsi="Times New Roman" w:cs="Times New Roman"/>
+                <w:sz w:val="24"/>
+                <w:szCs w:val="24"/>
+              </w:rPr>
+              <w:t>PAYLOAD_TOO_LARGE</w:t>
+            </w:r>
+          </w:p>
+        </w:tc>
+        <w:tc>
+          <w:tcPr>
+            <w:tcW w:w="2900" w:type="dxa"/>
+            <w:tcBorders>
+              <w:top w:val="single" w:sz="4" w:space="0" w:color="808080"/>
+              <w:left w:val="single" w:sz="4" w:space="0" w:color="808080"/>
+              <w:bottom w:val="single" w:sz="4" w:space="0" w:color="808080"/>
+              <w:right w:val="single" w:sz="4" w:space="0" w:color="808080"/>
+            </w:tcBorders>
+            <w:tcMar>
+              <w:top w:w="60" w:type="dxa"/>
+              <w:left w:w="100" w:type="dxa"/>
+              <w:bottom w:w="60" w:type="dxa"/>
+              <w:right w:w="100" w:type="dxa"/>
+            </w:tcMar>
+          </w:tcPr>
+          <w:p>
+            <w:pPr>
+              <w:spacing w:after="0" w:line="240" w:lineRule="auto"/>
+              <w:rPr>
+                <w:rFonts w:ascii="Times New Roman" w:hAnsi="Times New Roman" w:cs="Times New Roman"/>
+                <w:sz w:val="24"/>
+                <w:szCs w:val="24"/>
+              </w:rPr>
+            </w:pPr>
+            <w:r>
+              <w:rPr>
+                <w:rFonts w:ascii="Times New Roman" w:hAnsi="Times New Roman" w:cs="Times New Roman"/>
+                <w:sz w:val="24"/>
+                <w:szCs w:val="24"/>
+              </w:rPr>
+              <w:t>Фото больше 5 МБ</w:t>
+            </w:r>
+          </w:p>
+        </w:tc>
+        <w:tc>
+          <w:tcPr>
+            <w:tcW w:w="3055" w:type="dxa"/>
+            <w:tcBorders>
+              <w:top w:val="single" w:sz="4" w:space="0" w:color="808080"/>
+              <w:left w:val="single" w:sz="4" w:space="0" w:color="808080"/>
+              <w:bottom w:val="single" w:sz="4" w:space="0" w:color="808080"/>
+              <w:right w:val="single" w:sz="4" w:space="0" w:color="808080"/>
+            </w:tcBorders>
+            <w:tcMar>
+              <w:top w:w="60" w:type="dxa"/>
+              <w:left w:w="100" w:type="dxa"/>
+              <w:bottom w:w="60" w:type="dxa"/>
+              <w:right w:w="100" w:type="dxa"/>
+            </w:tcMar>
+          </w:tcPr>
+          <w:p>
+            <w:pPr>
+              <w:spacing w:after="0" w:line="240" w:lineRule="auto"/>
+              <w:rPr>
+                <w:rFonts w:ascii="Times New Roman" w:hAnsi="Times New Roman" w:cs="Times New Roman"/>
+                <w:sz w:val="24"/>
+                <w:szCs w:val="24"/>
+              </w:rPr>
+            </w:pPr>
+            <w:r>
+              <w:rPr>
+                <w:rFonts w:ascii="Times New Roman" w:hAnsi="Times New Roman" w:cs="Times New Roman"/>
+                <w:sz w:val="24"/>
+                <w:szCs w:val="24"/>
+              </w:rPr>
+              <w:t>Пересжать и отправить повторно</w:t>
+            </w:r>
+          </w:p>
+        </w:tc>
+      </w:tr>
+      <w:tr>
+        <w:tblPrEx>
+          <w:tblCellMar>
+            <w:top w:w="0" w:type="dxa"/>
+            <w:bottom w:w="0" w:type="dxa"/>
+          </w:tblCellMar>
+        </w:tblPrEx>
+        <w:tc>
+          <w:tcPr>
+            <w:tcW w:w="700" w:type="dxa"/>
+            <w:tcBorders>
+              <w:top w:val="single" w:sz="4" w:space="0" w:color="808080"/>
+              <w:left w:val="single" w:sz="4" w:space="0" w:color="808080"/>
+              <w:bottom w:val="single" w:sz="4" w:space="0" w:color="808080"/>
+              <w:right w:val="single" w:sz="4" w:space="0" w:color="808080"/>
+            </w:tcBorders>
+            <w:tcMar>
+              <w:top w:w="60" w:type="dxa"/>
+              <w:left w:w="100" w:type="dxa"/>
+              <w:bottom w:w="60" w:type="dxa"/>
+              <w:right w:w="100" w:type="dxa"/>
+            </w:tcMar>
+          </w:tcPr>
+          <w:p>
+            <w:pPr>
+              <w:spacing w:after="0" w:line="240" w:lineRule="auto"/>
+              <w:rPr>
+                <w:rFonts w:ascii="Times New Roman" w:hAnsi="Times New Roman" w:cs="Times New Roman"/>
+                <w:sz w:val="24"/>
+                <w:szCs w:val="24"/>
+              </w:rPr>
+            </w:pPr>
+            <w:r>
+              <w:rPr>
+                <w:rFonts w:ascii="Times New Roman" w:hAnsi="Times New Roman" w:cs="Times New Roman"/>
+                <w:sz w:val="24"/>
+                <w:szCs w:val="24"/>
+              </w:rPr>
+              <w:t>415</w:t>
+            </w:r>
+          </w:p>
+        </w:tc>
+        <w:tc>
+          <w:tcPr>
+            <w:tcW w:w="2700" w:type="dxa"/>
+            <w:tcBorders>
+              <w:top w:val="single" w:sz="4" w:space="0" w:color="808080"/>
+              <w:left w:val="single" w:sz="4" w:space="0" w:color="808080"/>
+              <w:bottom w:val="single" w:sz="4" w:space="0" w:color="808080"/>
+              <w:right w:val="single" w:sz="4" w:space="0" w:color="808080"/>
+            </w:tcBorders>
+            <w:tcMar>
+              <w:top w:w="60" w:type="dxa"/>
+              <w:left w:w="100" w:type="dxa"/>
+              <w:bottom w:w="60" w:type="dxa"/>
+              <w:right w:w="100" w:type="dxa"/>
+            </w:tcMar>
+          </w:tcPr>
+          <w:p>
+            <w:pPr>
+              <w:spacing w:after="0" w:line="240" w:lineRule="auto"/>
+              <w:rPr>
+                <w:rFonts w:ascii="Times New Roman" w:hAnsi="Times New Roman" w:cs="Times New Roman"/>
+                <w:sz w:val="24"/>
+                <w:szCs w:val="24"/>
+              </w:rPr>
+            </w:pPr>
+            <w:r>
+              <w:rPr>
+                <w:rFonts w:ascii="Times New Roman" w:hAnsi="Times New Roman" w:cs="Times New Roman"/>
+                <w:sz w:val="24"/>
+                <w:szCs w:val="24"/>
+              </w:rPr>
+              <w:t>UNSUPPORTED_MEDIA_TYPE</w:t>
+            </w:r>
+          </w:p>
+        </w:tc>
+        <w:tc>
+          <w:tcPr>
+            <w:tcW w:w="2900" w:type="dxa"/>
+            <w:tcBorders>
+              <w:top w:val="single" w:sz="4" w:space="0" w:color="808080"/>
+              <w:left w:val="single" w:sz="4" w:space="0" w:color="808080"/>
+              <w:bottom w:val="single" w:sz="4" w:space="0" w:color="808080"/>
+              <w:right w:val="single" w:sz="4" w:space="0" w:color="808080"/>
+            </w:tcBorders>
+            <w:tcMar>
+              <w:top w:w="60" w:type="dxa"/>
+              <w:left w:w="100" w:type="dxa"/>
+              <w:bottom w:w="60" w:type="dxa"/>
+              <w:right w:w="100" w:type="dxa"/>
+            </w:tcMar>
+          </w:tcPr>
+          <w:p>
+            <w:pPr>
+              <w:spacing w:after="0" w:line="240" w:lineRule="auto"/>
+              <w:rPr>
+                <w:rFonts w:ascii="Times New Roman" w:hAnsi="Times New Roman" w:cs="Times New Roman"/>
+                <w:sz w:val="24"/>
+                <w:szCs w:val="24"/>
+              </w:rPr>
+            </w:pPr>
+            <w:r>
+              <w:rPr>
+                <w:rFonts w:ascii="Times New Roman" w:hAnsi="Times New Roman" w:cs="Times New Roman"/>
+                <w:sz w:val="24"/>
+                <w:szCs w:val="24"/>
+              </w:rPr>
+              <w:t>Не JPEG/PNG</w:t>
+            </w:r>
+          </w:p>
+        </w:tc>
+        <w:tc>
+          <w:tcPr>
+            <w:tcW w:w="3055" w:type="dxa"/>
+            <w:tcBorders>
+              <w:top w:val="single" w:sz="4" w:space="0" w:color="808080"/>
+              <w:left w:val="single" w:sz="4" w:space="0" w:color="808080"/>
+              <w:bottom w:val="single" w:sz="4" w:space="0" w:color="808080"/>
+              <w:right w:val="single" w:sz="4" w:space="0" w:color="808080"/>
+            </w:tcBorders>
+            <w:tcMar>
+              <w:top w:w="60" w:type="dxa"/>
+              <w:left w:w="100" w:type="dxa"/>
+              <w:bottom w:w="60" w:type="dxa"/>
+              <w:right w:w="100" w:type="dxa"/>
+            </w:tcMar>
+          </w:tcPr>
+          <w:p>
+            <w:pPr>
+              <w:spacing w:after="0" w:line="240" w:lineRule="auto"/>
+              <w:rPr>
+                <w:rFonts w:ascii="Times New Roman" w:hAnsi="Times New Roman" w:cs="Times New Roman"/>
+                <w:sz w:val="24"/>
+                <w:szCs w:val="24"/>
+              </w:rPr>
+            </w:pPr>
+            <w:r>
+              <w:rPr>
+                <w:rFonts w:ascii="Times New Roman" w:hAnsi="Times New Roman" w:cs="Times New Roman"/>
+                <w:sz w:val="24"/>
+                <w:szCs w:val="24"/>
+              </w:rPr>
+              <w:t>Показать сообщение</w:t>
+            </w:r>
+          </w:p>
+        </w:tc>
+      </w:tr>
+      <w:tr>
+        <w:tblPrEx>
+          <w:tblCellMar>
+            <w:top w:w="0" w:type="dxa"/>
+            <w:bottom w:w="0" w:type="dxa"/>
+          </w:tblCellMar>
+        </w:tblPrEx>
+        <w:tc>
+          <w:tcPr>
+            <w:tcW w:w="700" w:type="dxa"/>
+            <w:tcBorders>
+              <w:top w:val="single" w:sz="4" w:space="0" w:color="808080"/>
+              <w:left w:val="single" w:sz="4" w:space="0" w:color="808080"/>
+              <w:bottom w:val="single" w:sz="4" w:space="0" w:color="808080"/>
+              <w:right w:val="single" w:sz="4" w:space="0" w:color="808080"/>
+            </w:tcBorders>
+            <w:tcMar>
+              <w:top w:w="60" w:type="dxa"/>
+              <w:left w:w="100" w:type="dxa"/>
+              <w:bottom w:w="60" w:type="dxa"/>
+              <w:right w:w="100" w:type="dxa"/>
+            </w:tcMar>
+          </w:tcPr>
+          <w:p>
+            <w:pPr>
+              <w:spacing w:after="0" w:line="240" w:lineRule="auto"/>
+              <w:rPr>
+                <w:rFonts w:ascii="Times New Roman" w:hAnsi="Times New Roman" w:cs="Times New Roman"/>
+                <w:sz w:val="24"/>
+                <w:szCs w:val="24"/>
+              </w:rPr>
+            </w:pPr>
+            <w:r>
+              <w:rPr>
+                <w:rFonts w:ascii="Times New Roman" w:hAnsi="Times New Roman" w:cs="Times New Roman"/>
+                <w:sz w:val="24"/>
+                <w:szCs w:val="24"/>
+              </w:rPr>
+              <w:t>422</w:t>
+            </w:r>
+          </w:p>
+        </w:tc>
+        <w:tc>
+          <w:tcPr>
+            <w:tcW w:w="2700" w:type="dxa"/>
+            <w:tcBorders>
+              <w:top w:val="single" w:sz="4" w:space="0" w:color="808080"/>
+              <w:left w:val="single" w:sz="4" w:space="0" w:color="808080"/>
+              <w:bottom w:val="single" w:sz="4" w:space="0" w:color="808080"/>
+              <w:right w:val="single" w:sz="4" w:space="0" w:color="808080"/>
+            </w:tcBorders>
+            <w:tcMar>
+              <w:top w:w="60" w:type="dxa"/>
+              <w:left w:w="100" w:type="dxa"/>
+              <w:bottom w:w="60" w:type="dxa"/>
+              <w:right w:w="100" w:type="dxa"/>
+            </w:tcMar>
+          </w:tcPr>
+          <w:p>
+            <w:pPr>
+              <w:spacing w:after="0" w:line="240" w:lineRule="auto"/>
+              <w:rPr>
+                <w:rFonts w:ascii="Times New Roman" w:hAnsi="Times New Roman" w:cs="Times New Roman"/>
+                <w:sz w:val="24"/>
+                <w:szCs w:val="24"/>
+              </w:rPr>
+            </w:pPr>
+            <w:r>
+              <w:rPr>
+                <w:rFonts w:ascii="Times New Roman" w:hAnsi="Times New Roman" w:cs="Times New Roman"/>
+                <w:sz w:val="24"/>
+                <w:szCs w:val="24"/>
+              </w:rPr>
+              <w:t>PICKET_OUT_OF_RANGE</w:t>
+            </w:r>
+          </w:p>
+        </w:tc>
+        <w:tc>
+          <w:tcPr>
+            <w:tcW w:w="2900" w:type="dxa"/>
+            <w:tcBorders>
+              <w:top w:val="single" w:sz="4" w:space="0" w:color="808080"/>
+              <w:left w:val="single" w:sz="4" w:space="0" w:color="808080"/>
+              <w:bottom w:val="single" w:sz="4" w:space="0" w:color="808080"/>
+              <w:right w:val="single" w:sz="4" w:space="0" w:color="808080"/>
+            </w:tcBorders>
+            <w:tcMar>
+              <w:top w:w="60" w:type="dxa"/>
+              <w:left w:w="100" w:type="dxa"/>
+              <w:bottom w:w="60" w:type="dxa"/>
+              <w:right w:w="100" w:type="dxa"/>
+            </w:tcMar>
+          </w:tcPr>
+          <w:p>
+            <w:pPr>
+              <w:spacing w:after="0" w:line="240" w:lineRule="auto"/>
+              <w:rPr>
+                <w:rFonts w:ascii="Times New Roman" w:hAnsi="Times New Roman" w:cs="Times New Roman"/>
+                <w:sz w:val="24"/>
+                <w:szCs w:val="24"/>
+              </w:rPr>
+            </w:pPr>
+            <w:r>
+              <w:rPr>
+                <w:rFonts w:ascii="Times New Roman" w:hAnsi="Times New Roman" w:cs="Times New Roman"/>
+                <w:sz w:val="24"/>
+                <w:szCs w:val="24"/>
+              </w:rPr>
+              <w:t>Пикет вне границ участка</w:t>
+            </w:r>
+          </w:p>
+        </w:tc>
+        <w:tc>
+          <w:tcPr>
+            <w:tcW w:w="3055" w:type="dxa"/>
+            <w:tcBorders>
+              <w:top w:val="single" w:sz="4" w:space="0" w:color="808080"/>
+              <w:left w:val="single" w:sz="4" w:space="0" w:color="808080"/>
+              <w:bottom w:val="single" w:sz="4" w:space="0" w:color="808080"/>
+              <w:right w:val="single" w:sz="4" w:space="0" w:color="808080"/>
+            </w:tcBorders>
+            <w:tcMar>
+              <w:top w:w="60" w:type="dxa"/>
+              <w:left w:w="100" w:type="dxa"/>
+              <w:bottom w:w="60" w:type="dxa"/>
+              <w:right w:w="100" w:type="dxa"/>
+            </w:tcMar>
+          </w:tcPr>
+          <w:p>
+            <w:pPr>
+              <w:spacing w:after="0" w:line="240" w:lineRule="auto"/>
+              <w:rPr>
+                <w:rFonts w:ascii="Times New Roman" w:hAnsi="Times New Roman" w:cs="Times New Roman"/>
+                <w:sz w:val="24"/>
+                <w:szCs w:val="24"/>
+              </w:rPr>
+            </w:pPr>
+            <w:r>
+              <w:rPr>
+                <w:rFonts w:ascii="Times New Roman" w:hAnsi="Times New Roman" w:cs="Times New Roman"/>
+                <w:sz w:val="24"/>
+                <w:szCs w:val="24"/>
+              </w:rPr>
+              <w:t>Ошибка у поля «Пикет»</w:t>
+            </w:r>
+          </w:p>
+        </w:tc>
+      </w:tr>
+      <w:tr>
+        <w:tblPrEx>
+          <w:tblCellMar>
+            <w:top w:w="0" w:type="dxa"/>
+            <w:bottom w:w="0" w:type="dxa"/>
+          </w:tblCellMar>
+        </w:tblPrEx>
+        <w:tc>
+          <w:tcPr>
+            <w:tcW w:w="700" w:type="dxa"/>
+            <w:tcBorders>
+              <w:top w:val="single" w:sz="4" w:space="0" w:color="808080"/>
+              <w:left w:val="single" w:sz="4" w:space="0" w:color="808080"/>
+              <w:bottom w:val="single" w:sz="4" w:space="0" w:color="808080"/>
+              <w:right w:val="single" w:sz="4" w:space="0" w:color="808080"/>
+            </w:tcBorders>
+            <w:tcMar>
+              <w:top w:w="60" w:type="dxa"/>
+              <w:left w:w="100" w:type="dxa"/>
+              <w:bottom w:w="60" w:type="dxa"/>
+              <w:right w:w="100" w:type="dxa"/>
+            </w:tcMar>
+          </w:tcPr>
+          <w:p>
+            <w:pPr>
+              <w:spacing w:after="0" w:line="240" w:lineRule="auto"/>
+              <w:rPr>
+                <w:rFonts w:ascii="Times New Roman" w:hAnsi="Times New Roman" w:cs="Times New Roman"/>
+                <w:sz w:val="24"/>
+                <w:szCs w:val="24"/>
+              </w:rPr>
+            </w:pPr>
+            <w:r>
+              <w:rPr>
+                <w:rFonts w:ascii="Times New Roman" w:hAnsi="Times New Roman" w:cs="Times New Roman"/>
+                <w:sz w:val="24"/>
+                <w:szCs w:val="24"/>
+              </w:rPr>
+              <w:t>426</w:t>
+            </w:r>
+          </w:p>
+        </w:tc>
+        <w:tc>
+          <w:tcPr>
+            <w:tcW w:w="2700" w:type="dxa"/>
+            <w:tcBorders>
+              <w:top w:val="single" w:sz="4" w:space="0" w:color="808080"/>
+              <w:left w:val="single" w:sz="4" w:space="0" w:color="808080"/>
+              <w:bottom w:val="single" w:sz="4" w:space="0" w:color="808080"/>
+              <w:right w:val="single" w:sz="4" w:space="0" w:color="808080"/>
+            </w:tcBorders>
+            <w:tcMar>
+              <w:top w:w="60" w:type="dxa"/>
+              <w:left w:w="100" w:type="dxa"/>
+              <w:bottom w:w="60" w:type="dxa"/>
+              <w:right w:w="100" w:type="dxa"/>
+            </w:tcMar>
+          </w:tcPr>
+          <w:p>
+            <w:pPr>
+              <w:spacing w:after="0" w:line="240" w:lineRule="auto"/>
+              <w:rPr>
+                <w:rFonts w:ascii="Times New Roman" w:hAnsi="Times New Roman" w:cs="Times New Roman"/>
+                <w:sz w:val="24"/>
+                <w:szCs w:val="24"/>
+              </w:rPr>
+            </w:pPr>
+            <w:r>
+              <w:rPr>
+                <w:rFonts w:ascii="Times New Roman" w:hAnsi="Times New Roman" w:cs="Times New Roman"/>
+                <w:sz w:val="24"/>
+                <w:szCs w:val="24"/>
+              </w:rPr>
+              <w:t>CLIENT_OUTDATED</w:t>
+            </w:r>
+          </w:p>
+        </w:tc>
+        <w:tc>
+          <w:tcPr>
+            <w:tcW w:w="2900" w:type="dxa"/>
+            <w:tcBorders>
+              <w:top w:val="single" w:sz="4" w:space="0" w:color="808080"/>
+              <w:left w:val="single" w:sz="4" w:space="0" w:color="808080"/>
+              <w:bottom w:val="single" w:sz="4" w:space="0" w:color="808080"/>
+              <w:right w:val="single" w:sz="4" w:space="0" w:color="808080"/>
+            </w:tcBorders>
+            <w:tcMar>
+              <w:top w:w="60" w:type="dxa"/>
+              <w:left w:w="100" w:type="dxa"/>
+              <w:bottom w:w="60" w:type="dxa"/>
+              <w:right w:w="100" w:type="dxa"/>
+            </w:tcMar>
+          </w:tcPr>
+          <w:p>
+            <w:pPr>
+              <w:spacing w:after="0" w:line="240" w:lineRule="auto"/>
+              <w:rPr>
+                <w:rFonts w:ascii="Times New Roman" w:hAnsi="Times New Roman" w:cs="Times New Roman"/>
+                <w:sz w:val="24"/>
+                <w:szCs w:val="24"/>
+              </w:rPr>
+            </w:pPr>
+            <w:r>
+              <w:rPr>
+                <w:rFonts w:ascii="Times New Roman" w:hAnsi="Times New Roman" w:cs="Times New Roman"/>
+                <w:sz w:val="24"/>
+                <w:szCs w:val="24"/>
+              </w:rPr>
+              <w:t>Версия приложения не поддерживается</w:t>
+            </w:r>
+          </w:p>
+        </w:tc>
+        <w:tc>
+          <w:tcPr>
+            <w:tcW w:w="3055" w:type="dxa"/>
+            <w:tcBorders>
+              <w:top w:val="single" w:sz="4" w:space="0" w:color="808080"/>
+              <w:left w:val="single" w:sz="4" w:space="0" w:color="808080"/>
+              <w:bottom w:val="single" w:sz="4" w:space="0" w:color="808080"/>
+              <w:right w:val="single" w:sz="4" w:space="0" w:color="808080"/>
+            </w:tcBorders>
+            <w:tcMar>
+              <w:top w:w="60" w:type="dxa"/>
+              <w:left w:w="100" w:type="dxa"/>
+              <w:bottom w:w="60" w:type="dxa"/>
+              <w:right w:w="100" w:type="dxa"/>
+            </w:tcMar>
+          </w:tcPr>
+          <w:p>
+            <w:pPr>
+              <w:spacing w:after="0" w:line="240" w:lineRule="auto"/>
+              <w:rPr>
+                <w:rFonts w:ascii="Times New Roman" w:hAnsi="Times New Roman" w:cs="Times New Roman"/>
+                <w:sz w:val="24"/>
+                <w:szCs w:val="24"/>
+              </w:rPr>
+            </w:pPr>
+            <w:r>
+              <w:rPr>
+                <w:rFonts w:ascii="Times New Roman" w:hAnsi="Times New Roman" w:cs="Times New Roman"/>
+                <w:sz w:val="24"/>
+                <w:szCs w:val="24"/>
+              </w:rPr>
+              <w:t>Предложить обновить приложение</w:t>
+            </w:r>
+          </w:p>
+        </w:tc>
+      </w:tr>
+      <w:tr>
+        <w:tblPrEx>
+          <w:tblCellMar>
+            <w:top w:w="0" w:type="dxa"/>
+            <w:bottom w:w="0" w:type="dxa"/>
+          </w:tblCellMar>
+        </w:tblPrEx>
+        <w:tc>
+          <w:tcPr>
+            <w:tcW w:w="700" w:type="dxa"/>
+            <w:tcBorders>
+              <w:top w:val="single" w:sz="4" w:space="0" w:color="808080"/>
+              <w:left w:val="single" w:sz="4" w:space="0" w:color="808080"/>
+              <w:bottom w:val="single" w:sz="4" w:space="0" w:color="808080"/>
+              <w:right w:val="single" w:sz="4" w:space="0" w:color="808080"/>
+            </w:tcBorders>
+            <w:tcMar>
+              <w:top w:w="60" w:type="dxa"/>
+              <w:left w:w="100" w:type="dxa"/>
+              <w:bottom w:w="60" w:type="dxa"/>
+              <w:right w:w="100" w:type="dxa"/>
+            </w:tcMar>
+          </w:tcPr>
+          <w:p>
+            <w:pPr>
+              <w:spacing w:after="0" w:line="240" w:lineRule="auto"/>
+              <w:rPr>
+                <w:rFonts w:ascii="Times New Roman" w:hAnsi="Times New Roman" w:cs="Times New Roman"/>
+                <w:sz w:val="24"/>
+                <w:szCs w:val="24"/>
+              </w:rPr>
+            </w:pPr>
+            <w:r>
+              <w:rPr>
+                <w:rFonts w:ascii="Times New Roman" w:hAnsi="Times New Roman" w:cs="Times New Roman"/>
+                <w:sz w:val="24"/>
+                <w:szCs w:val="24"/>
+              </w:rPr>
+              <w:t>429</w:t>
+            </w:r>
+          </w:p>
+        </w:tc>
+        <w:tc>
+          <w:tcPr>
+            <w:tcW w:w="2700" w:type="dxa"/>
+            <w:tcBorders>
+              <w:top w:val="single" w:sz="4" w:space="0" w:color="808080"/>
+              <w:left w:val="single" w:sz="4" w:space="0" w:color="808080"/>
+              <w:bottom w:val="single" w:sz="4" w:space="0" w:color="808080"/>
+              <w:right w:val="single" w:sz="4" w:space="0" w:color="808080"/>
+            </w:tcBorders>
+            <w:tcMar>
+              <w:top w:w="60" w:type="dxa"/>
+              <w:left w:w="100" w:type="dxa"/>
+              <w:bottom w:w="60" w:type="dxa"/>
+              <w:right w:w="100" w:type="dxa"/>
+            </w:tcMar>
+          </w:tcPr>
+          <w:p>
+            <w:pPr>
+              <w:spacing w:after="0" w:line="240" w:lineRule="auto"/>
+              <w:rPr>
+                <w:rFonts w:ascii="Times New Roman" w:hAnsi="Times New Roman" w:cs="Times New Roman"/>
+                <w:sz w:val="24"/>
+                <w:szCs w:val="24"/>
+              </w:rPr>
+            </w:pPr>
+            <w:r>
+              <w:rPr>
+                <w:rFonts w:ascii="Times New Roman" w:hAnsi="Times New Roman" w:cs="Times New Roman"/>
+                <w:sz w:val="24"/>
+                <w:szCs w:val="24"/>
+              </w:rPr>
+              <w:t>TOO_MANY_REQUESTS</w:t>
+            </w:r>
+          </w:p>
+        </w:tc>
+        <w:tc>
+          <w:tcPr>
+            <w:tcW w:w="2900" w:type="dxa"/>
+            <w:tcBorders>
+              <w:top w:val="single" w:sz="4" w:space="0" w:color="808080"/>
+              <w:left w:val="single" w:sz="4" w:space="0" w:color="808080"/>
+              <w:bottom w:val="single" w:sz="4" w:space="0" w:color="808080"/>
+              <w:right w:val="single" w:sz="4" w:space="0" w:color="808080"/>
+            </w:tcBorders>
+            <w:tcMar>
+              <w:top w:w="60" w:type="dxa"/>
+              <w:left w:w="100" w:type="dxa"/>
+              <w:bottom w:w="60" w:type="dxa"/>
+              <w:right w:w="100" w:type="dxa"/>
+            </w:tcMar>
+          </w:tcPr>
+          <w:p>
+            <w:pPr>
+              <w:spacing w:after="0" w:line="240" w:lineRule="auto"/>
+              <w:rPr>
+                <w:rFonts w:ascii="Times New Roman" w:hAnsi="Times New Roman" w:cs="Times New Roman"/>
+                <w:sz w:val="24"/>
+                <w:szCs w:val="24"/>
+              </w:rPr>
+            </w:pPr>
+            <w:r>
+              <w:rPr>
+                <w:rFonts w:ascii="Times New Roman" w:hAnsi="Times New Roman" w:cs="Times New Roman"/>
+                <w:sz w:val="24"/>
+                <w:szCs w:val="24"/>
+              </w:rPr>
+              <w:t>Превышен лимит запросов или попыток входа</w:t>
+            </w:r>
+          </w:p>
+        </w:tc>
+        <w:tc>
+          <w:tcPr>
+            <w:tcW w:w="3055" w:type="dxa"/>
+            <w:tcBorders>
+              <w:top w:val="single" w:sz="4" w:space="0" w:color="808080"/>
+              <w:left w:val="single" w:sz="4" w:space="0" w:color="808080"/>
+              <w:bottom w:val="single" w:sz="4" w:space="0" w:color="808080"/>
+              <w:right w:val="single" w:sz="4" w:space="0" w:color="808080"/>
+            </w:tcBorders>
+            <w:tcMar>
+              <w:top w:w="60" w:type="dxa"/>
+              <w:left w:w="100" w:type="dxa"/>
+              <w:bottom w:w="60" w:type="dxa"/>
+              <w:right w:w="100" w:type="dxa"/>
+            </w:tcMar>
+          </w:tcPr>
+          <w:p>
+            <w:pPr>
+              <w:spacing w:after="0" w:line="240" w:lineRule="auto"/>
+              <w:rPr>
+                <w:rFonts w:ascii="Times New Roman" w:hAnsi="Times New Roman" w:cs="Times New Roman"/>
+                <w:sz w:val="24"/>
+                <w:szCs w:val="24"/>
+              </w:rPr>
+            </w:pPr>
+            <w:r>
+              <w:rPr>
+                <w:rFonts w:ascii="Times New Roman" w:hAnsi="Times New Roman" w:cs="Times New Roman"/>
+                <w:sz w:val="24"/>
+                <w:szCs w:val="24"/>
+              </w:rPr>
+              <w:t>Подождать Retry-After секунд</w:t>
+            </w:r>
+          </w:p>
+        </w:tc>
+      </w:tr>
+      <w:tr>
+        <w:tblPrEx>
+          <w:tblCellMar>
+            <w:top w:w="0" w:type="dxa"/>
+            <w:bottom w:w="0" w:type="dxa"/>
+          </w:tblCellMar>
+        </w:tblPrEx>
+        <w:tc>
+          <w:tcPr>
+            <w:tcW w:w="700" w:type="dxa"/>
+            <w:tcBorders>
+              <w:top w:val="single" w:sz="4" w:space="0" w:color="808080"/>
+              <w:left w:val="single" w:sz="4" w:space="0" w:color="808080"/>
+              <w:bottom w:val="single" w:sz="4" w:space="0" w:color="808080"/>
+              <w:right w:val="single" w:sz="4" w:space="0" w:color="808080"/>
+            </w:tcBorders>
+            <w:tcMar>
+              <w:top w:w="60" w:type="dxa"/>
+              <w:left w:w="100" w:type="dxa"/>
+              <w:bottom w:w="60" w:type="dxa"/>
+              <w:right w:w="100" w:type="dxa"/>
+            </w:tcMar>
+          </w:tcPr>
+          <w:p>
+            <w:pPr>
+              <w:spacing w:after="0" w:line="240" w:lineRule="auto"/>
+              <w:rPr>
+                <w:rFonts w:ascii="Times New Roman" w:hAnsi="Times New Roman" w:cs="Times New Roman"/>
+                <w:sz w:val="24"/>
+                <w:szCs w:val="24"/>
+              </w:rPr>
+            </w:pPr>
+            <w:r>
+              <w:rPr>
+                <w:rFonts w:ascii="Times New Roman" w:hAnsi="Times New Roman" w:cs="Times New Roman"/>
+                <w:sz w:val="24"/>
+                <w:szCs w:val="24"/>
+              </w:rPr>
+              <w:t>500</w:t>
+            </w:r>
+          </w:p>
+        </w:tc>
+        <w:tc>
+          <w:tcPr>
+            <w:tcW w:w="2700" w:type="dxa"/>
+            <w:tcBorders>
+              <w:top w:val="single" w:sz="4" w:space="0" w:color="808080"/>
+              <w:left w:val="single" w:sz="4" w:space="0" w:color="808080"/>
+              <w:bottom w:val="single" w:sz="4" w:space="0" w:color="808080"/>
+              <w:right w:val="single" w:sz="4" w:space="0" w:color="808080"/>
+            </w:tcBorders>
+            <w:tcMar>
+              <w:top w:w="60" w:type="dxa"/>
+              <w:left w:w="100" w:type="dxa"/>
+              <w:bottom w:w="60" w:type="dxa"/>
+              <w:right w:w="100" w:type="dxa"/>
+            </w:tcMar>
+          </w:tcPr>
+          <w:p>
+            <w:pPr>
+              <w:spacing w:after="0" w:line="240" w:lineRule="auto"/>
+              <w:rPr>
+                <w:rFonts w:ascii="Times New Roman" w:hAnsi="Times New Roman" w:cs="Times New Roman"/>
+                <w:sz w:val="24"/>
+                <w:szCs w:val="24"/>
+              </w:rPr>
+            </w:pPr>
+            <w:r>
+              <w:rPr>
+                <w:rFonts w:ascii="Times New Roman" w:hAnsi="Times New Roman" w:cs="Times New Roman"/>
+                <w:sz w:val="24"/>
+                <w:szCs w:val="24"/>
+              </w:rPr>
+              <w:t>INTERNAL_ERROR</w:t>
+            </w:r>
+          </w:p>
+        </w:tc>
+        <w:tc>
+          <w:tcPr>
+            <w:tcW w:w="2900" w:type="dxa"/>
+            <w:tcBorders>
+              <w:top w:val="single" w:sz="4" w:space="0" w:color="808080"/>
+              <w:left w:val="single" w:sz="4" w:space="0" w:color="808080"/>
+              <w:bottom w:val="single" w:sz="4" w:space="0" w:color="808080"/>
+              <w:right w:val="single" w:sz="4" w:space="0" w:color="808080"/>
+            </w:tcBorders>
+            <w:tcMar>
+              <w:top w:w="60" w:type="dxa"/>
+              <w:left w:w="100" w:type="dxa"/>
+              <w:bottom w:w="60" w:type="dxa"/>
+              <w:right w:w="100" w:type="dxa"/>
+            </w:tcMar>
+          </w:tcPr>
+          <w:p>
+            <w:pPr>
+              <w:spacing w:after="0" w:line="240" w:lineRule="auto"/>
+              <w:rPr>
+                <w:rFonts w:ascii="Times New Roman" w:hAnsi="Times New Roman" w:cs="Times New Roman"/>
+                <w:sz w:val="24"/>
+                <w:szCs w:val="24"/>
+              </w:rPr>
+            </w:pPr>
+            <w:r>
+              <w:rPr>
+                <w:rFonts w:ascii="Times New Roman" w:hAnsi="Times New Roman" w:cs="Times New Roman"/>
+                <w:sz w:val="24"/>
+                <w:szCs w:val="24"/>
+              </w:rPr>
+              <w:t>Внутренняя ошибка сервера</w:t>
+            </w:r>
+          </w:p>
+        </w:tc>
+        <w:tc>
+          <w:tcPr>
+            <w:tcW w:w="3055" w:type="dxa"/>
+            <w:tcBorders>
+              <w:top w:val="single" w:sz="4" w:space="0" w:color="808080"/>
+              <w:left w:val="single" w:sz="4" w:space="0" w:color="808080"/>
+              <w:bottom w:val="single" w:sz="4" w:space="0" w:color="808080"/>
+              <w:right w:val="single" w:sz="4" w:space="0" w:color="808080"/>
+            </w:tcBorders>
+            <w:tcMar>
+              <w:top w:w="60" w:type="dxa"/>
+              <w:left w:w="100" w:type="dxa"/>
+              <w:bottom w:w="60" w:type="dxa"/>
+              <w:right w:w="100" w:type="dxa"/>
+            </w:tcMar>
+          </w:tcPr>
+          <w:p>
+            <w:pPr>
+              <w:spacing w:after="0" w:line="240" w:lineRule="auto"/>
+              <w:rPr>
+                <w:rFonts w:ascii="Times New Roman" w:hAnsi="Times New Roman" w:cs="Times New Roman"/>
+                <w:sz w:val="24"/>
+                <w:szCs w:val="24"/>
+              </w:rPr>
+            </w:pPr>
+            <w:r>
+              <w:rPr>
+                <w:rFonts w:ascii="Times New Roman" w:hAnsi="Times New Roman" w:cs="Times New Roman"/>
+                <w:sz w:val="24"/>
+                <w:szCs w:val="24"/>
+              </w:rPr>
+              <w:t>«На сервере произошла ошибка», кнопка «Повторить»</w:t>
+            </w:r>
+          </w:p>
+        </w:tc>
+      </w:tr>
+      <w:tr>
+        <w:tblPrEx>
+          <w:tblCellMar>
+            <w:top w:w="0" w:type="dxa"/>
+            <w:bottom w:w="0" w:type="dxa"/>
+          </w:tblCellMar>
+        </w:tblPrEx>
+        <w:tc>
+          <w:tcPr>
+            <w:tcW w:w="700" w:type="dxa"/>
+            <w:tcBorders>
+              <w:top w:val="single" w:sz="4" w:space="0" w:color="808080"/>
+              <w:left w:val="single" w:sz="4" w:space="0" w:color="808080"/>
+              <w:bottom w:val="single" w:sz="4" w:space="0" w:color="808080"/>
+              <w:right w:val="single" w:sz="4" w:space="0" w:color="808080"/>
+            </w:tcBorders>
+            <w:tcMar>
+              <w:top w:w="60" w:type="dxa"/>
+              <w:left w:w="100" w:type="dxa"/>
+              <w:bottom w:w="60" w:type="dxa"/>
+              <w:right w:w="100" w:type="dxa"/>
+            </w:tcMar>
+          </w:tcPr>
+          <w:p>
+            <w:pPr>
+              <w:spacing w:after="0" w:line="240" w:lineRule="auto"/>
+              <w:rPr>
+                <w:rFonts w:ascii="Times New Roman" w:hAnsi="Times New Roman" w:cs="Times New Roman"/>
+                <w:sz w:val="24"/>
+                <w:szCs w:val="24"/>
+              </w:rPr>
+            </w:pPr>
+            <w:r>
+              <w:rPr>
+                <w:rFonts w:ascii="Times New Roman" w:hAnsi="Times New Roman" w:cs="Times New Roman"/>
+                <w:sz w:val="24"/>
+                <w:szCs w:val="24"/>
+              </w:rPr>
+              <w:t>503</w:t>
+            </w:r>
+          </w:p>
+        </w:tc>
+        <w:tc>
+          <w:tcPr>
+            <w:tcW w:w="2700" w:type="dxa"/>
+            <w:tcBorders>
+              <w:top w:val="single" w:sz="4" w:space="0" w:color="808080"/>
+              <w:left w:val="single" w:sz="4" w:space="0" w:color="808080"/>
+              <w:bottom w:val="single" w:sz="4" w:space="0" w:color="808080"/>
+              <w:right w:val="single" w:sz="4" w:space="0" w:color="808080"/>
+            </w:tcBorders>
+            <w:tcMar>
+              <w:top w:w="60" w:type="dxa"/>
+              <w:left w:w="100" w:type="dxa"/>
+              <w:bottom w:w="60" w:type="dxa"/>
+              <w:right w:w="100" w:type="dxa"/>
+            </w:tcMar>
+          </w:tcPr>
+          <w:p>
+            <w:pPr>
+              <w:spacing w:after="0" w:line="240" w:lineRule="auto"/>
+              <w:rPr>
+                <w:rFonts w:ascii="Times New Roman" w:hAnsi="Times New Roman" w:cs="Times New Roman"/>
+                <w:sz w:val="24"/>
+                <w:szCs w:val="24"/>
+              </w:rPr>
+            </w:pPr>
+            <w:r>
+              <w:rPr>
+                <w:rFonts w:ascii="Times New Roman" w:hAnsi="Times New Roman" w:cs="Times New Roman"/>
+                <w:sz w:val="24"/>
+                <w:szCs w:val="24"/>
+              </w:rPr>
+              <w:t>SERVICE_UNAVAILABLE</w:t>
+            </w:r>
+          </w:p>
+        </w:tc>
+        <w:tc>
+          <w:tcPr>
+            <w:tcW w:w="2900" w:type="dxa"/>
+            <w:tcBorders>
+              <w:top w:val="single" w:sz="4" w:space="0" w:color="808080"/>
+              <w:left w:val="single" w:sz="4" w:space="0" w:color="808080"/>
+              <w:bottom w:val="single" w:sz="4" w:space="0" w:color="808080"/>
+              <w:right w:val="single" w:sz="4" w:space="0" w:color="808080"/>
+            </w:tcBorders>
+            <w:tcMar>
+              <w:top w:w="60" w:type="dxa"/>
+              <w:left w:w="100" w:type="dxa"/>
+              <w:bottom w:w="60" w:type="dxa"/>
+              <w:right w:w="100" w:type="dxa"/>
+            </w:tcMar>
+          </w:tcPr>
+          <w:p>
+            <w:pPr>
+              <w:spacing w:after="0" w:line="240" w:lineRule="auto"/>
+              <w:rPr>
+                <w:rFonts w:ascii="Times New Roman" w:hAnsi="Times New Roman" w:cs="Times New Roman"/>
+                <w:sz w:val="24"/>
+                <w:szCs w:val="24"/>
+              </w:rPr>
+            </w:pPr>
+            <w:r>
+              <w:rPr>
+                <w:rFonts w:ascii="Times New Roman" w:hAnsi="Times New Roman" w:cs="Times New Roman"/>
+                <w:sz w:val="24"/>
+                <w:szCs w:val="24"/>
+              </w:rPr>
+              <w:t>Сервер перегружен или на обслуживании</w:t>
+            </w:r>
+          </w:p>
+        </w:tc>
+        <w:tc>
+          <w:tcPr>
+            <w:tcW w:w="3055" w:type="dxa"/>
+            <w:tcBorders>
+              <w:top w:val="single" w:sz="4" w:space="0" w:color="808080"/>
+              <w:left w:val="single" w:sz="4" w:space="0" w:color="808080"/>
+              <w:bottom w:val="single" w:sz="4" w:space="0" w:color="808080"/>
+              <w:right w:val="single" w:sz="4" w:space="0" w:color="808080"/>
+            </w:tcBorders>
+            <w:tcMar>
+              <w:top w:w="60" w:type="dxa"/>
+              <w:left w:w="100" w:type="dxa"/>
+              <w:bottom w:w="60" w:type="dxa"/>
+              <w:right w:w="100" w:type="dxa"/>
+            </w:tcMar>
+          </w:tcPr>
+          <w:p>
+            <w:pPr>
+              <w:spacing w:after="0" w:line="240" w:lineRule="auto"/>
+              <w:rPr>
+                <w:rFonts w:ascii="Times New Roman" w:hAnsi="Times New Roman" w:cs="Times New Roman"/>
+                <w:sz w:val="24"/>
+                <w:szCs w:val="24"/>
+              </w:rPr>
+            </w:pPr>
+            <w:r>
+              <w:rPr>
+                <w:rFonts w:ascii="Times New Roman" w:hAnsi="Times New Roman" w:cs="Times New Roman"/>
+                <w:sz w:val="24"/>
+                <w:szCs w:val="24"/>
+              </w:rPr>
+              <w:t xml:space="preserve">Повтор с экспоненциальной </w:t>
+            </w:r>
+            <w:r>
+              <w:rPr>
+                <w:rFonts w:ascii="Times New Roman" w:hAnsi="Times New Roman" w:cs="Times New Roman"/>
+                <w:sz w:val="24"/>
+                <w:szCs w:val="24"/>
+              </w:rPr>
+              <w:lastRenderedPageBreak/>
+              <w:t>задержкой (WorkManager)</w:t>
+            </w:r>
+          </w:p>
+        </w:tc>
+      </w:tr>
+    </w:tbl>
+    <w:p>
+      <w:pPr>
+        <w:tabs>
+          <w:tab w:val="left" w:pos="3180"/>
+        </w:tabs>
+        <w:rPr>
+          <w:rFonts w:ascii="Times New Roman" w:hAnsi="Times New Roman" w:cs="Times New Roman"/>
+          <w:sz w:val="28"/>
+          <w:szCs w:val="28"/>
+        </w:rPr>
+      </w:pPr>
+    </w:p>
+    <w:p>
+      <w:pPr>
+        <w:tabs>
+          <w:tab w:val="left" w:pos="3180"/>
+        </w:tabs>
+        <w:spacing w:after="0" w:line="360" w:lineRule="auto"/>
+        <w:ind w:firstLine="709"/>
+        <w:jc w:val="both"/>
+        <w:rPr>
+          <w:rFonts w:ascii="Times New Roman" w:hAnsi="Times New Roman" w:cs="Times New Roman"/>
+          <w:sz w:val="28"/>
+          <w:szCs w:val="28"/>
+          <w:u w:val="double"/>
+        </w:rPr>
+      </w:pPr>
+      <w:r>
+        <w:rPr>
+          <w:rFonts w:ascii="Times New Roman" w:hAnsi="Times New Roman" w:cs="Times New Roman"/>
+          <w:sz w:val="28"/>
+          <w:szCs w:val="28"/>
+          <w:u w:val="double"/>
+        </w:rPr>
+        <w:t xml:space="preserve">3. </w:t>
+      </w:r>
+      <w:r>
+        <w:rPr>
+          <w:rFonts w:ascii="Times New Roman" w:hAnsi="Times New Roman" w:cs="Times New Roman"/>
+          <w:sz w:val="28"/>
+          <w:szCs w:val="28"/>
+          <w:u w:val="double"/>
+        </w:rPr>
+        <w:t xml:space="preserve">Версионирование </w:t>
+      </w:r>
+      <w:r>
+        <w:rPr>
+          <w:rFonts w:ascii="Times New Roman" w:hAnsi="Times New Roman" w:cs="Times New Roman"/>
+          <w:sz w:val="28"/>
+          <w:szCs w:val="28"/>
+          <w:u w:val="double"/>
+          <w:lang w:val="en-US"/>
+        </w:rPr>
+        <w:t>API:</w:t>
+      </w:r>
+    </w:p>
+    <w:p>
+      <w:pPr>
+        <w:pStyle w:val="a3"/>
+        <w:numPr>
+          <w:ilvl w:val="0"/>
+          <w:numId w:val="2"/>
+        </w:numPr>
+        <w:spacing w:after="60" w:line="300" w:lineRule="auto"/>
+        <w:contextualSpacing w:val="0"/>
+      </w:pPr>
+      <w:r>
+        <w:rPr>
+          <w:rFonts w:ascii="Times New Roman" w:eastAsia="Times New Roman" w:hAnsi="Times New Roman" w:cs="Times New Roman"/>
+          <w:sz w:val="26"/>
+          <w:szCs w:val="26"/>
+        </w:rPr>
+        <w:t>Версия указывается в пути: /api/v1, /api/v2. Мажорная версия меняется только при ломающих изменениях (удаление или переименование полей, смена типов, изменение смысла кодов).</w:t>
+      </w:r>
+    </w:p>
+    <w:p>
+      <w:pPr>
+        <w:pStyle w:val="a3"/>
+        <w:numPr>
+          <w:ilvl w:val="0"/>
+          <w:numId w:val="2"/>
+        </w:numPr>
+        <w:spacing w:after="60" w:line="300" w:lineRule="auto"/>
+        <w:contextualSpacing w:val="0"/>
+      </w:pPr>
+      <w:r>
+        <w:rPr>
+          <w:rFonts w:ascii="Times New Roman" w:eastAsia="Times New Roman" w:hAnsi="Times New Roman" w:cs="Times New Roman"/>
+          <w:sz w:val="26"/>
+          <w:szCs w:val="26"/>
+        </w:rPr>
+        <w:t>Не ломают совместимость и версию не меняют: новые необязательные поля ответа, новые эндпоинты, новые необязательные параметры запроса. Клиент игнорирует неизвестные поля (в kotlinx.serialization ignoreUnknownKeys = true).</w:t>
+      </w:r>
+    </w:p>
+    <w:p>
+      <w:pPr>
+        <w:pStyle w:val="a3"/>
+        <w:numPr>
+          <w:ilvl w:val="0"/>
+          <w:numId w:val="2"/>
+        </w:numPr>
+        <w:spacing w:after="60" w:line="300" w:lineRule="auto"/>
+        <w:contextualSpacing w:val="0"/>
+      </w:pPr>
+      <w:r>
+        <w:rPr>
+          <w:rFonts w:ascii="Times New Roman" w:eastAsia="Times New Roman" w:hAnsi="Times New Roman" w:cs="Times New Roman"/>
+          <w:sz w:val="26"/>
+          <w:szCs w:val="26"/>
+        </w:rPr>
+        <w:t>Старая версия поддерживается не менее 6 месяцев после выхода новой. Для устаревающих версий сервер добавляет заголовки Deprecation: true и Sunset: &lt;дата отключения&gt;.</w:t>
+      </w:r>
+    </w:p>
+    <w:p>
+      <w:pPr>
+        <w:pStyle w:val="a3"/>
+        <w:numPr>
+          <w:ilvl w:val="0"/>
+          <w:numId w:val="2"/>
+        </w:numPr>
+        <w:spacing w:after="60" w:line="300" w:lineRule="auto"/>
+        <w:contextualSpacing w:val="0"/>
+      </w:pPr>
+      <w:r>
+        <w:rPr>
+          <w:rFonts w:ascii="Times New Roman" w:eastAsia="Times New Roman" w:hAnsi="Times New Roman" w:cs="Times New Roman"/>
+          <w:sz w:val="26"/>
+          <w:szCs w:val="26"/>
+        </w:rPr>
+        <w:t>Приложение передаёт заголовок X-App-Version. Если версия слишком старая, сервер отвечает 426 Upgrade Required с кодом CLIENT_OUTDATED.</w:t>
+      </w:r>
+    </w:p>
+    <w:p>
+      <w:pPr>
+        <w:pStyle w:val="a3"/>
+        <w:numPr>
+          <w:ilvl w:val="0"/>
+          <w:numId w:val="2"/>
+        </w:numPr>
+        <w:spacing w:after="60" w:line="300" w:lineRule="auto"/>
+        <w:contextualSpacing w:val="0"/>
+      </w:pPr>
+      <w:r>
+        <w:rPr>
+          <w:rFonts w:ascii="Times New Roman" w:eastAsia="Times New Roman" w:hAnsi="Times New Roman" w:cs="Times New Roman"/>
+          <w:sz w:val="26"/>
+          <w:szCs w:val="26"/>
+        </w:rPr>
+        <w:t>Адрес и версия API задаются через конфигурацию сборки (BuildConfig), в код не зашиваются.</w:t>
+      </w:r>
+    </w:p>
+    <w:p>
+      <w:pPr>
+        <w:tabs>
+          <w:tab w:val="left" w:pos="3180"/>
+        </w:tabs>
+        <w:spacing w:after="0" w:line="360" w:lineRule="auto"/>
+        <w:ind w:firstLine="709"/>
+        <w:rPr>
+          <w:rFonts w:ascii="Times New Roman" w:hAnsi="Times New Roman" w:cs="Times New Roman"/>
+          <w:sz w:val="28"/>
+          <w:szCs w:val="28"/>
+          <w:u w:val="double"/>
+        </w:rPr>
+      </w:pPr>
+    </w:p>
+    <w:p>
+      <w:pPr>
+        <w:tabs>
+          <w:tab w:val="left" w:pos="3180"/>
+        </w:tabs>
+        <w:spacing w:after="0" w:line="360" w:lineRule="auto"/>
+        <w:ind w:firstLine="709"/>
+        <w:rPr>
+          <w:rFonts w:ascii="Times New Roman" w:hAnsi="Times New Roman" w:cs="Times New Roman"/>
+          <w:sz w:val="28"/>
+          <w:szCs w:val="28"/>
+          <w:u w:val="double"/>
+        </w:rPr>
+      </w:pPr>
+      <w:r>
+        <w:rPr>
+          <w:rFonts w:ascii="Times New Roman" w:hAnsi="Times New Roman" w:cs="Times New Roman"/>
+          <w:sz w:val="28"/>
+          <w:szCs w:val="28"/>
+          <w:u w:val="double"/>
+        </w:rPr>
+        <w:t xml:space="preserve">4. </w:t>
+      </w:r>
+      <w:r>
+        <w:rPr>
+          <w:rFonts w:ascii="Times New Roman" w:hAnsi="Times New Roman" w:cs="Times New Roman"/>
+          <w:sz w:val="28"/>
+          <w:szCs w:val="28"/>
+          <w:u w:val="double"/>
+        </w:rPr>
+        <w:t xml:space="preserve">Пагинация: </w:t>
+      </w:r>
+    </w:p>
+    <w:p>
+      <w:pPr>
+        <w:spacing w:after="0" w:line="360" w:lineRule="auto"/>
+        <w:ind w:firstLine="709"/>
+      </w:pPr>
+      <w:r>
+        <w:rPr>
+          <w:rFonts w:ascii="Times New Roman" w:eastAsia="Times New Roman" w:hAnsi="Times New Roman" w:cs="Times New Roman"/>
+          <w:sz w:val="26"/>
+          <w:szCs w:val="26"/>
+        </w:rPr>
+        <w:t>Для GET /defects выбрана курсорная пагинация (keyset), а не offset: данные в списке меняются во время загрузки (другие бригады добавляют записи), и при offset возможны пропуски и дубли. Курсор — непрозрачная строка (Base64 от пары «дата/время обнаружения» и «код неисправности» последней записи).</w:t>
+      </w:r>
+    </w:p>
+    <w:tbl>
+      <w:tblPr>
+        <w:tblW w:w="9355" w:type="dxa"/>
+        <w:tblBorders>
+          <w:top w:val="single" w:sz="4" w:space="0" w:color="auto"/>
+          <w:left w:val="single" w:sz="4" w:space="0" w:color="auto"/>
+          <w:bottom w:val="single" w:sz="4" w:space="0" w:color="auto"/>
+          <w:right w:val="single" w:sz="4" w:space="0" w:color="auto"/>
+          <w:insideH w:val="single" w:sz="4" w:space="0" w:color="auto"/>
+          <w:insideV w:val="single" w:sz="4" w:space="0" w:color="auto"/>
+        </w:tblBorders>
+        <w:tblCellMar>
+          <w:left w:w="10" w:type="dxa"/>
+          <w:right w:w="10" w:type="dxa"/>
+        </w:tblCellMar>
+        <w:tblLook w:val="0000" w:firstRow="0" w:lastRow="0" w:firstColumn="0" w:lastColumn="0" w:noHBand="0" w:noVBand="0"/>
+      </w:tblPr>
+      <w:tblGrid>
+        <w:gridCol w:w="2000"/>
+        <w:gridCol w:w="2200"/>
+        <w:gridCol w:w="5155"/>
+      </w:tblGrid>
+      <w:tr>
+        <w:tblPrEx>
+          <w:tblCellMar>
+            <w:top w:w="0" w:type="dxa"/>
+            <w:bottom w:w="0" w:type="dxa"/>
+          </w:tblCellMar>
+        </w:tblPrEx>
+        <w:trPr>
+          <w:tblHeader/>
+        </w:trPr>
+        <w:tc>
+          <w:tcPr>
+            <w:tcW w:w="2000" w:type="dxa"/>
+            <w:tcBorders>
+              <w:top w:val="single" w:sz="4" w:space="0" w:color="808080"/>
+              <w:left w:val="single" w:sz="4" w:space="0" w:color="808080"/>
+              <w:bottom w:val="single" w:sz="4" w:space="0" w:color="808080"/>
+              <w:right w:val="single" w:sz="4" w:space="0" w:color="808080"/>
+            </w:tcBorders>
+            <w:shd w:val="clear" w:color="auto" w:fill="D9E2F3"/>
+            <w:tcMar>
+              <w:top w:w="60" w:type="dxa"/>
+              <w:left w:w="100" w:type="dxa"/>
+              <w:bottom w:w="60" w:type="dxa"/>
+              <w:right w:w="100" w:type="dxa"/>
+            </w:tcMar>
+          </w:tcPr>
+          <w:p>
+            <w:r>
+              <w:rPr>
+                <w:rFonts w:ascii="Times New Roman" w:eastAsia="Times New Roman" w:hAnsi="Times New Roman" w:cs="Times New Roman"/>
+                <w:b/>
+                <w:bCs/>
+              </w:rPr>
+              <w:t>Параметр</w:t>
+            </w:r>
+          </w:p>
+        </w:tc>
+        <w:tc>
+          <w:tcPr>
+            <w:tcW w:w="2200" w:type="dxa"/>
+            <w:tcBorders>
+              <w:top w:val="single" w:sz="4" w:space="0" w:color="808080"/>
+              <w:left w:val="single" w:sz="4" w:space="0" w:color="808080"/>
+              <w:bottom w:val="single" w:sz="4" w:space="0" w:color="808080"/>
+              <w:right w:val="single" w:sz="4" w:space="0" w:color="808080"/>
+            </w:tcBorders>
+            <w:shd w:val="clear" w:color="auto" w:fill="D9E2F3"/>
+            <w:tcMar>
+              <w:top w:w="60" w:type="dxa"/>
+              <w:left w:w="100" w:type="dxa"/>
+              <w:bottom w:w="60" w:type="dxa"/>
+              <w:right w:w="100" w:type="dxa"/>
+            </w:tcMar>
+          </w:tcPr>
+          <w:p>
+            <w:r>
+              <w:rPr>
+                <w:rFonts w:ascii="Times New Roman" w:eastAsia="Times New Roman" w:hAnsi="Times New Roman" w:cs="Times New Roman"/>
+                <w:b/>
+                <w:bCs/>
+              </w:rPr>
+              <w:t>По умолчанию</w:t>
+            </w:r>
+          </w:p>
+        </w:tc>
+        <w:tc>
+          <w:tcPr>
+            <w:tcW w:w="5155" w:type="dxa"/>
+            <w:tcBorders>
+              <w:top w:val="single" w:sz="4" w:space="0" w:color="808080"/>
+              <w:left w:val="single" w:sz="4" w:space="0" w:color="808080"/>
+              <w:bottom w:val="single" w:sz="4" w:space="0" w:color="808080"/>
+              <w:right w:val="single" w:sz="4" w:space="0" w:color="808080"/>
+            </w:tcBorders>
+            <w:shd w:val="clear" w:color="auto" w:fill="D9E2F3"/>
+            <w:tcMar>
+              <w:top w:w="60" w:type="dxa"/>
+              <w:left w:w="100" w:type="dxa"/>
+              <w:bottom w:w="60" w:type="dxa"/>
+              <w:right w:w="100" w:type="dxa"/>
+            </w:tcMar>
+          </w:tcPr>
+          <w:p>
+            <w:r>
+              <w:rPr>
+                <w:rFonts w:ascii="Times New Roman" w:eastAsia="Times New Roman" w:hAnsi="Times New Roman" w:cs="Times New Roman"/>
+                <w:b/>
+                <w:bCs/>
+              </w:rPr>
+              <w:t>Описание</w:t>
+            </w:r>
+          </w:p>
+        </w:tc>
+      </w:tr>
+      <w:tr>
+        <w:tblPrEx>
+          <w:tblCellMar>
+            <w:top w:w="0" w:type="dxa"/>
+            <w:bottom w:w="0" w:type="dxa"/>
+          </w:tblCellMar>
+        </w:tblPrEx>
+        <w:tc>
+          <w:tcPr>
+            <w:tcW w:w="2000" w:type="dxa"/>
+            <w:tcBorders>
+              <w:top w:val="single" w:sz="4" w:space="0" w:color="808080"/>
+              <w:left w:val="single" w:sz="4" w:space="0" w:color="808080"/>
+              <w:bottom w:val="single" w:sz="4" w:space="0" w:color="808080"/>
+              <w:right w:val="single" w:sz="4" w:space="0" w:color="808080"/>
+            </w:tcBorders>
+            <w:tcMar>
+              <w:top w:w="60" w:type="dxa"/>
+              <w:left w:w="100" w:type="dxa"/>
+              <w:bottom w:w="60" w:type="dxa"/>
+              <w:right w:w="100" w:type="dxa"/>
+            </w:tcMar>
+          </w:tcPr>
+          <w:p>
+            <w:r>
+              <w:rPr>
+                <w:rFonts w:ascii="Times New Roman" w:eastAsia="Times New Roman" w:hAnsi="Times New Roman" w:cs="Times New Roman"/>
+              </w:rPr>
+              <w:t>limit</w:t>
+            </w:r>
+          </w:p>
+        </w:tc>
+        <w:tc>
+          <w:tcPr>
+            <w:tcW w:w="2200" w:type="dxa"/>
+            <w:tcBorders>
+              <w:top w:val="single" w:sz="4" w:space="0" w:color="808080"/>
+              <w:left w:val="single" w:sz="4" w:space="0" w:color="808080"/>
+              <w:bottom w:val="single" w:sz="4" w:space="0" w:color="808080"/>
+              <w:right w:val="single" w:sz="4" w:space="0" w:color="808080"/>
+            </w:tcBorders>
+            <w:tcMar>
+              <w:top w:w="60" w:type="dxa"/>
+              <w:left w:w="100" w:type="dxa"/>
+              <w:bottom w:w="60" w:type="dxa"/>
+              <w:right w:w="100" w:type="dxa"/>
+            </w:tcMar>
+          </w:tcPr>
+          <w:p>
+            <w:r>
+              <w:rPr>
+                <w:rFonts w:ascii="Times New Roman" w:eastAsia="Times New Roman" w:hAnsi="Times New Roman" w:cs="Times New Roman"/>
+              </w:rPr>
+              <w:t>20 (максимум 100)</w:t>
+            </w:r>
+          </w:p>
+        </w:tc>
+        <w:tc>
+          <w:tcPr>
+            <w:tcW w:w="5155" w:type="dxa"/>
+            <w:tcBorders>
+              <w:top w:val="single" w:sz="4" w:space="0" w:color="808080"/>
+              <w:left w:val="single" w:sz="4" w:space="0" w:color="808080"/>
+              <w:bottom w:val="single" w:sz="4" w:space="0" w:color="808080"/>
+              <w:right w:val="single" w:sz="4" w:space="0" w:color="808080"/>
+            </w:tcBorders>
+            <w:tcMar>
+              <w:top w:w="60" w:type="dxa"/>
+              <w:left w:w="100" w:type="dxa"/>
+              <w:bottom w:w="60" w:type="dxa"/>
+              <w:right w:w="100" w:type="dxa"/>
+            </w:tcMar>
+          </w:tcPr>
+          <w:p>
+            <w:r>
+              <w:rPr>
+                <w:rFonts w:ascii="Times New Roman" w:eastAsia="Times New Roman" w:hAnsi="Times New Roman" w:cs="Times New Roman"/>
+              </w:rPr>
+              <w:t>Размер страницы</w:t>
+            </w:r>
+          </w:p>
+        </w:tc>
+      </w:tr>
+      <w:tr>
+        <w:tblPrEx>
+          <w:tblCellMar>
+            <w:top w:w="0" w:type="dxa"/>
+            <w:bottom w:w="0" w:type="dxa"/>
+          </w:tblCellMar>
+        </w:tblPrEx>
+        <w:tc>
+          <w:tcPr>
+            <w:tcW w:w="2000" w:type="dxa"/>
+            <w:tcBorders>
+              <w:top w:val="single" w:sz="4" w:space="0" w:color="808080"/>
+              <w:left w:val="single" w:sz="4" w:space="0" w:color="808080"/>
+              <w:bottom w:val="single" w:sz="4" w:space="0" w:color="808080"/>
+              <w:right w:val="single" w:sz="4" w:space="0" w:color="808080"/>
+            </w:tcBorders>
+            <w:tcMar>
+              <w:top w:w="60" w:type="dxa"/>
+              <w:left w:w="100" w:type="dxa"/>
+              <w:bottom w:w="60" w:type="dxa"/>
+              <w:right w:w="100" w:type="dxa"/>
+            </w:tcMar>
+          </w:tcPr>
+          <w:p>
+            <w:r>
+              <w:rPr>
+                <w:rFonts w:ascii="Times New Roman" w:eastAsia="Times New Roman" w:hAnsi="Times New Roman" w:cs="Times New Roman"/>
+              </w:rPr>
+              <w:t>cursor</w:t>
+            </w:r>
+          </w:p>
+        </w:tc>
+        <w:tc>
+          <w:tcPr>
+            <w:tcW w:w="2200" w:type="dxa"/>
+            <w:tcBorders>
+              <w:top w:val="single" w:sz="4" w:space="0" w:color="808080"/>
+              <w:left w:val="single" w:sz="4" w:space="0" w:color="808080"/>
+              <w:bottom w:val="single" w:sz="4" w:space="0" w:color="808080"/>
+              <w:right w:val="single" w:sz="4" w:space="0" w:color="808080"/>
+            </w:tcBorders>
+            <w:tcMar>
+              <w:top w:w="60" w:type="dxa"/>
+              <w:left w:w="100" w:type="dxa"/>
+              <w:bottom w:w="60" w:type="dxa"/>
+              <w:right w:w="100" w:type="dxa"/>
+            </w:tcMar>
+          </w:tcPr>
+          <w:p>
+            <w:r>
+              <w:rPr>
+                <w:rFonts w:ascii="Times New Roman" w:eastAsia="Times New Roman" w:hAnsi="Times New Roman" w:cs="Times New Roman"/>
+              </w:rPr>
+              <w:t>—</w:t>
+            </w:r>
+          </w:p>
+        </w:tc>
+        <w:tc>
+          <w:tcPr>
+            <w:tcW w:w="5155" w:type="dxa"/>
+            <w:tcBorders>
+              <w:top w:val="single" w:sz="4" w:space="0" w:color="808080"/>
+              <w:left w:val="single" w:sz="4" w:space="0" w:color="808080"/>
+              <w:bottom w:val="single" w:sz="4" w:space="0" w:color="808080"/>
+              <w:right w:val="single" w:sz="4" w:space="0" w:color="808080"/>
+            </w:tcBorders>
+            <w:tcMar>
+              <w:top w:w="60" w:type="dxa"/>
+              <w:left w:w="100" w:type="dxa"/>
+              <w:bottom w:w="60" w:type="dxa"/>
+              <w:right w:w="100" w:type="dxa"/>
+            </w:tcMar>
+          </w:tcPr>
+          <w:p>
+            <w:r>
+              <w:rPr>
+                <w:rFonts w:ascii="Times New Roman" w:eastAsia="Times New Roman" w:hAnsi="Times New Roman" w:cs="Times New Roman"/>
+              </w:rPr>
+              <w:t>Значение nextCursor из предыдущего ответа</w:t>
+            </w:r>
+          </w:p>
+        </w:tc>
+      </w:tr>
+      <w:tr>
+        <w:tblPrEx>
+          <w:tblCellMar>
+            <w:top w:w="0" w:type="dxa"/>
+            <w:bottom w:w="0" w:type="dxa"/>
+          </w:tblCellMar>
+        </w:tblPrEx>
+        <w:tc>
+          <w:tcPr>
+            <w:tcW w:w="2000" w:type="dxa"/>
+            <w:tcBorders>
+              <w:top w:val="single" w:sz="4" w:space="0" w:color="808080"/>
+              <w:left w:val="single" w:sz="4" w:space="0" w:color="808080"/>
+              <w:bottom w:val="single" w:sz="4" w:space="0" w:color="808080"/>
+              <w:right w:val="single" w:sz="4" w:space="0" w:color="808080"/>
+            </w:tcBorders>
+            <w:tcMar>
+              <w:top w:w="60" w:type="dxa"/>
+              <w:left w:w="100" w:type="dxa"/>
+              <w:bottom w:w="60" w:type="dxa"/>
+              <w:right w:w="100" w:type="dxa"/>
+            </w:tcMar>
+          </w:tcPr>
+          <w:p>
+            <w:r>
+              <w:rPr>
+                <w:rFonts w:ascii="Times New Roman" w:eastAsia="Times New Roman" w:hAnsi="Times New Roman" w:cs="Times New Roman"/>
+              </w:rPr>
+              <w:t>sort</w:t>
+            </w:r>
+          </w:p>
+        </w:tc>
+        <w:tc>
+          <w:tcPr>
+            <w:tcW w:w="2200" w:type="dxa"/>
+            <w:tcBorders>
+              <w:top w:val="single" w:sz="4" w:space="0" w:color="808080"/>
+              <w:left w:val="single" w:sz="4" w:space="0" w:color="808080"/>
+              <w:bottom w:val="single" w:sz="4" w:space="0" w:color="808080"/>
+              <w:right w:val="single" w:sz="4" w:space="0" w:color="808080"/>
+            </w:tcBorders>
+            <w:tcMar>
+              <w:top w:w="60" w:type="dxa"/>
+              <w:left w:w="100" w:type="dxa"/>
+              <w:bottom w:w="60" w:type="dxa"/>
+              <w:right w:w="100" w:type="dxa"/>
+            </w:tcMar>
+          </w:tcPr>
+          <w:p>
+            <w:r>
+              <w:rPr>
+                <w:rFonts w:ascii="Times New Roman" w:eastAsia="Times New Roman" w:hAnsi="Times New Roman" w:cs="Times New Roman"/>
+              </w:rPr>
+              <w:t>-detectedAt</w:t>
+            </w:r>
+          </w:p>
+        </w:tc>
+        <w:tc>
+          <w:tcPr>
+            <w:tcW w:w="5155" w:type="dxa"/>
+            <w:tcBorders>
+              <w:top w:val="single" w:sz="4" w:space="0" w:color="808080"/>
+              <w:left w:val="single" w:sz="4" w:space="0" w:color="808080"/>
+              <w:bottom w:val="single" w:sz="4" w:space="0" w:color="808080"/>
+              <w:right w:val="single" w:sz="4" w:space="0" w:color="808080"/>
+            </w:tcBorders>
+            <w:tcMar>
+              <w:top w:w="60" w:type="dxa"/>
+              <w:left w:w="100" w:type="dxa"/>
+              <w:bottom w:w="60" w:type="dxa"/>
+              <w:right w:w="100" w:type="dxa"/>
+            </w:tcMar>
+          </w:tcPr>
+          <w:p>
+            <w:r>
+              <w:rPr>
+                <w:rFonts w:ascii="Times New Roman" w:eastAsia="Times New Roman" w:hAnsi="Times New Roman" w:cs="Times New Roman"/>
+              </w:rPr>
+              <w:t>detectedAt или picket; знак «минус» — по убыванию</w:t>
+            </w:r>
+          </w:p>
+        </w:tc>
+      </w:tr>
+    </w:tbl>
+    <w:p>
+      <w:pPr>
+        <w:spacing w:after="120"/>
+      </w:pPr>
+    </w:p>
+    <w:p>
+      <w:pPr>
+        <w:spacing w:after="0" w:line="360" w:lineRule="auto"/>
+        <w:ind w:firstLine="709"/>
+        <w:rPr>
+          <w:rFonts w:ascii="Times New Roman" w:eastAsia="Times New Roman" w:hAnsi="Times New Roman" w:cs="Times New Roman"/>
+          <w:sz w:val="26"/>
+          <w:szCs w:val="26"/>
+        </w:rPr>
+      </w:pPr>
+      <w:r>
+        <w:rPr>
+          <w:rFonts w:ascii="Times New Roman" w:eastAsia="Times New Roman" w:hAnsi="Times New Roman" w:cs="Times New Roman"/>
+          <w:sz w:val="26"/>
+          <w:szCs w:val="26"/>
+        </w:rPr>
+        <w:t>Ответ содержит items, nextCursor (null на последней странице) и hasMore. Клиент запрашивает страницы, пока hasMore = true.</w:t>
+      </w:r>
+    </w:p>
+    <w:p>
+      <w:pPr>
+        <w:spacing w:after="0" w:line="360" w:lineRule="auto"/>
+        <w:ind w:firstLine="709"/>
+      </w:pPr>
+    </w:p>
+    <w:p>
+      <w:pPr>
+        <w:tabs>
+          <w:tab w:val="left" w:pos="3180"/>
+        </w:tabs>
+        <w:spacing w:after="0" w:line="360" w:lineRule="auto"/>
+        <w:ind w:firstLine="709"/>
+        <w:rPr>
+          <w:rFonts w:ascii="Times New Roman" w:hAnsi="Times New Roman" w:cs="Times New Roman"/>
+          <w:sz w:val="28"/>
+          <w:szCs w:val="28"/>
+          <w:u w:val="double"/>
+        </w:rPr>
+      </w:pPr>
+      <w:r>
+        <w:rPr>
+          <w:rFonts w:ascii="Times New Roman" w:hAnsi="Times New Roman" w:cs="Times New Roman"/>
+          <w:sz w:val="28"/>
+          <w:szCs w:val="28"/>
+          <w:u w:val="double"/>
+        </w:rPr>
+        <w:lastRenderedPageBreak/>
+        <w:t xml:space="preserve">6. </w:t>
+      </w:r>
+      <w:r>
+        <w:rPr>
+          <w:rFonts w:ascii="Times New Roman" w:hAnsi="Times New Roman" w:cs="Times New Roman"/>
+          <w:sz w:val="28"/>
+          <w:szCs w:val="28"/>
+          <w:u w:val="double"/>
+        </w:rPr>
+        <w:t>Синхронизация с локальной бд:</w:t>
+      </w:r>
+    </w:p>
+    <w:p>
+      <w:pPr>
+        <w:spacing w:after="0" w:line="360" w:lineRule="auto"/>
+        <w:ind w:firstLine="709"/>
+        <w:rPr>
+          <w:rFonts w:ascii="Times New Roman" w:eastAsia="Times New Roman" w:hAnsi="Times New Roman" w:cs="Times New Roman"/>
+          <w:sz w:val="26"/>
+          <w:szCs w:val="26"/>
+        </w:rPr>
+      </w:pPr>
+      <w:r>
+        <w:rPr>
+          <w:rFonts w:ascii="Times New Roman" w:eastAsia="Times New Roman" w:hAnsi="Times New Roman" w:cs="Times New Roman"/>
+          <w:sz w:val="26"/>
+          <w:szCs w:val="26"/>
+        </w:rPr>
+        <w:t>Приложение хранит данные в Room и показывает их при отсутствии сети. При появлении связи оно сначала отправляет очередь созданных на устройстве записей (неисправности, смены статуса, фото), затем постранично загружает список по текущему участку и обновляет Room. Так как сущность «Неисправность» не хранит дату последнего изменения, неисправности загружаются заново целиком; для сокращения трафика список можно ограничить фильтром detectedFrom.</w:t>
+      </w:r>
+    </w:p>
+    <w:p>
+      <w:pPr>
+        <w:spacing w:after="0" w:line="360" w:lineRule="auto"/>
+        <w:ind w:firstLine="709"/>
+        <w:rPr>
+          <w:rFonts w:ascii="Times New Roman" w:eastAsia="Times New Roman" w:hAnsi="Times New Roman" w:cs="Times New Roman"/>
+          <w:sz w:val="26"/>
+          <w:szCs w:val="26"/>
+        </w:rPr>
+      </w:pPr>
+      <w:r>
+        <w:rPr>
+          <w:rFonts w:ascii="Times New Roman" w:eastAsia="Times New Roman" w:hAnsi="Times New Roman" w:cs="Times New Roman"/>
+          <w:sz w:val="26"/>
+          <w:szCs w:val="26"/>
+        </w:rPr>
+        <w:t xml:space="preserve">7. </w:t>
+      </w:r>
+      <w:bookmarkStart w:id="0" w:name="_GoBack"/>
       <w:bookmarkEnd w:id="0"/>
+      <w:r>
+        <w:rPr>
+          <w:rFonts w:ascii="Times New Roman" w:eastAsia="Times New Roman" w:hAnsi="Times New Roman" w:cs="Times New Roman"/>
+          <w:sz w:val="26"/>
+          <w:szCs w:val="26"/>
+        </w:rPr>
+        <w:t>Конфликты:</w:t>
+      </w:r>
+    </w:p>
+    <w:p>
+      <w:pPr>
+        <w:spacing w:after="0" w:line="360" w:lineRule="auto"/>
+        <w:ind w:firstLine="709"/>
+        <w:rPr>
+          <w:rFonts w:ascii="Times New Roman" w:eastAsia="Times New Roman" w:hAnsi="Times New Roman" w:cs="Times New Roman"/>
+          <w:sz w:val="26"/>
+          <w:szCs w:val="26"/>
+          <w:lang w:eastAsia="ru-RU"/>
+        </w:rPr>
+      </w:pPr>
+      <w:r>
+        <w:rPr>
+          <w:rFonts w:ascii="Times New Roman" w:eastAsia="Times New Roman" w:hAnsi="Times New Roman" w:cs="Times New Roman"/>
+          <w:sz w:val="26"/>
+          <w:szCs w:val="26"/>
+          <w:lang w:eastAsia="ru-RU"/>
+        </w:rPr>
+        <w:t>При одновременном изменении одной неисправности действует правило «побеждает последнее изменение». Смены статуса не теряются, потому что каждая записывается отдельной строкой в «История статуса». Недопустимые переходы сервер отклоняет с кодом 409.</w:t>
+      </w:r>
+    </w:p>
+    <w:p>
+      <w:pPr>
+        <w:spacing w:after="0" w:line="360" w:lineRule="auto"/>
+        <w:ind w:firstLine="709"/>
+      </w:pPr>
+    </w:p>
+    <w:p>
+      <w:pPr>
+        <w:tabs>
+          <w:tab w:val="left" w:pos="3180"/>
+        </w:tabs>
+        <w:rPr>
+          <w:rFonts w:ascii="Times New Roman" w:hAnsi="Times New Roman" w:cs="Times New Roman"/>
+          <w:sz w:val="28"/>
+          <w:szCs w:val="28"/>
+          <w:u w:val="double"/>
+        </w:rPr>
+      </w:pPr>
     </w:p>
     <w:sectPr>
       <w:pgSz w:w="11906" w:h="16838"/>
@@ -7533,8 +15761,68 @@
       </w:rPr>
     </w:lvl>
   </w:abstractNum>
+  <w:abstractNum w:abstractNumId="1" w15:restartNumberingAfterBreak="0">
+    <w:nsid w:val="56443256"/>
+    <w:multiLevelType w:val="hybridMultilevel"/>
+    <w:tmpl w:val="AD508BA0"/>
+    <w:lvl w:ilvl="0" w:tplc="FE6635CA">
+      <w:start w:val="1"/>
+      <w:numFmt w:val="bullet"/>
+      <w:lvlText w:val="–"/>
+      <w:lvlJc w:val="left"/>
+      <w:pPr>
+        <w:ind w:left="720" w:hanging="360"/>
+      </w:pPr>
+    </w:lvl>
+    <w:lvl w:ilvl="1" w:tplc="F386143C">
+      <w:numFmt w:val="decimal"/>
+      <w:lvlText w:val=""/>
+      <w:lvlJc w:val="left"/>
+    </w:lvl>
+    <w:lvl w:ilvl="2" w:tplc="A16AECA6">
+      <w:numFmt w:val="decimal"/>
+      <w:lvlText w:val=""/>
+      <w:lvlJc w:val="left"/>
+    </w:lvl>
+    <w:lvl w:ilvl="3" w:tplc="5606A42C">
+      <w:numFmt w:val="decimal"/>
+      <w:lvlText w:val=""/>
+      <w:lvlJc w:val="left"/>
+    </w:lvl>
+    <w:lvl w:ilvl="4" w:tplc="A3E4DE68">
+      <w:numFmt w:val="decimal"/>
+      <w:lvlText w:val=""/>
+      <w:lvlJc w:val="left"/>
+    </w:lvl>
+    <w:lvl w:ilvl="5" w:tplc="FF54CDC2">
+      <w:numFmt w:val="decimal"/>
+      <w:lvlText w:val=""/>
+      <w:lvlJc w:val="left"/>
+    </w:lvl>
+    <w:lvl w:ilvl="6" w:tplc="0C6A82E2">
+      <w:numFmt w:val="decimal"/>
+      <w:lvlText w:val=""/>
+      <w:lvlJc w:val="left"/>
+    </w:lvl>
+    <w:lvl w:ilvl="7" w:tplc="999450FE">
+      <w:numFmt w:val="decimal"/>
+      <w:lvlText w:val=""/>
+      <w:lvlJc w:val="left"/>
+    </w:lvl>
+    <w:lvl w:ilvl="8" w:tplc="A15E1B9E">
+      <w:numFmt w:val="decimal"/>
+      <w:lvlText w:val=""/>
+      <w:lvlJc w:val="left"/>
+    </w:lvl>
+  </w:abstractNum>
   <w:num w:numId="1">
     <w:abstractNumId w:val="0"/>
+  </w:num>
+  <w:num w:numId="2">
+    <w:abstractNumId w:val="1"/>
+    <w:lvlOverride w:ilvl="0">
+      <w:startOverride w:val="1"/>
+    </w:lvlOverride>
   </w:num>
 </w:numbering>
 </file>
@@ -7559,7 +15847,7 @@
   <w:latentStyles w:defLockedState="0" w:defUIPriority="99" w:defSemiHidden="0" w:defUnhideWhenUsed="0" w:defQFormat="0" w:count="371">
     <w:lsdException w:name="Normal" w:uiPriority="0" w:qFormat="1"/>
     <w:lsdException w:name="heading 1" w:uiPriority="9" w:qFormat="1"/>
-    <w:lsdException w:name="heading 2" w:semiHidden="1" w:uiPriority="9" w:unhideWhenUsed="1" w:qFormat="1"/>
+    <w:lsdException w:name="heading 2" w:semiHidden="1" w:uiPriority="0" w:unhideWhenUsed="1" w:qFormat="1"/>
     <w:lsdException w:name="heading 3" w:semiHidden="1" w:uiPriority="9" w:unhideWhenUsed="1" w:qFormat="1"/>
     <w:lsdException w:name="heading 4" w:semiHidden="1" w:uiPriority="9" w:unhideWhenUsed="1" w:qFormat="1"/>
     <w:lsdException w:name="heading 5" w:semiHidden="1" w:uiPriority="9" w:unhideWhenUsed="1" w:qFormat="1"/>
@@ -7736,7 +16024,7 @@
     <w:lsdException w:name="Medium Shading 2 Accent 1" w:uiPriority="64"/>
     <w:lsdException w:name="Medium List 1 Accent 1" w:uiPriority="65"/>
     <w:lsdException w:name="Revision" w:semiHidden="1"/>
-    <w:lsdException w:name="List Paragraph" w:uiPriority="34" w:qFormat="1"/>
+    <w:lsdException w:name="List Paragraph" w:uiPriority="0" w:qFormat="1"/>
     <w:lsdException w:name="Quote" w:uiPriority="29" w:qFormat="1"/>
     <w:lsdException w:name="Intense Quote" w:uiPriority="30" w:qFormat="1"/>
     <w:lsdException w:name="Medium List 2 Accent 1" w:uiPriority="66"/>
@@ -7933,6 +16221,24 @@
     <w:name w:val="Normal"/>
     <w:qFormat/>
   </w:style>
+  <w:style w:type="paragraph" w:styleId="2">
+    <w:name w:val="heading 2"/>
+    <w:link w:val="20"/>
+    <w:qFormat/>
+    <w:rsid w:val="00526E18"/>
+    <w:pPr>
+      <w:spacing w:before="240" w:after="120" w:line="240" w:lineRule="auto"/>
+      <w:outlineLvl w:val="1"/>
+    </w:pPr>
+    <w:rPr>
+      <w:rFonts w:ascii="Times New Roman" w:eastAsia="Times New Roman" w:hAnsi="Times New Roman" w:cs="Times New Roman"/>
+      <w:b/>
+      <w:bCs/>
+      <w:sz w:val="28"/>
+      <w:szCs w:val="28"/>
+      <w:lang w:eastAsia="ru-RU"/>
+    </w:rPr>
+  </w:style>
   <w:style w:type="character" w:default="1" w:styleId="a0">
     <w:name w:val="Default Paragraph Font"/>
     <w:uiPriority w:val="1"/>
@@ -7963,7 +16269,6 @@
   <w:style w:type="paragraph" w:styleId="a3">
     <w:name w:val="List Paragraph"/>
     <w:basedOn w:val="a"/>
-    <w:uiPriority w:val="34"/>
     <w:qFormat/>
     <w:rsid w:val="009B2EC5"/>
     <w:pPr>
@@ -8055,6 +16360,20 @@
     <w:link w:val="a8"/>
     <w:uiPriority w:val="99"/>
     <w:rsid w:val="00906790"/>
+  </w:style>
+  <w:style w:type="character" w:customStyle="1" w:styleId="20">
+    <w:name w:val="Заголовок 2 Знак"/>
+    <w:basedOn w:val="a0"/>
+    <w:link w:val="2"/>
+    <w:rsid w:val="00526E18"/>
+    <w:rPr>
+      <w:rFonts w:ascii="Times New Roman" w:eastAsia="Times New Roman" w:hAnsi="Times New Roman" w:cs="Times New Roman"/>
+      <w:b/>
+      <w:bCs/>
+      <w:sz w:val="28"/>
+      <w:szCs w:val="28"/>
+      <w:lang w:eastAsia="ru-RU"/>
+    </w:rPr>
   </w:style>
 </w:styles>
 </file>
